--- a/sem-4/v2/lab-2/lab-2.docx
+++ b/sem-4/v2/lab-2/lab-2.docx
@@ -479,7 +479,6 @@
           <w:color w:val="000000"/>
           <w:sz w:val="26"/>
           <w:szCs w:val="26"/>
-          <w:lang w:val="en-US"/>
         </w:rPr>
       </w:pPr>
       <w:r>
@@ -495,7 +494,6 @@
           <w:color w:val="000000"/>
           <w:sz w:val="26"/>
           <w:szCs w:val="26"/>
-          <w:lang w:val="en-US"/>
         </w:rPr>
         <w:br w:type="page"/>
       </w:r>
@@ -516,11 +514,17 @@
       </w:r>
     </w:p>
     <w:p>
+      <w:pPr>
+        <w:rPr>
+          <w:rFonts w:ascii="Times New Roman" w:hAnsi="Times New Roman" w:cs="Times New Roman"/>
+        </w:rPr>
+      </w:pPr>
       <w:r>
         <w:rPr>
           <w:rFonts w:ascii="Times New Roman" w:hAnsi="Times New Roman" w:cs="Times New Roman"/>
           <w:b/>
           <w:bCs/>
+          <w:noProof/>
           <w:sz w:val="28"/>
           <w:szCs w:val="28"/>
           <w:lang w:val="en-US"/>
@@ -569,14 +573,14 @@
         <w:tblLook w:val="04A0" w:firstRow="1" w:lastRow="0" w:firstColumn="1" w:lastColumn="0" w:noHBand="0" w:noVBand="1"/>
       </w:tblPr>
       <w:tblGrid>
-        <w:gridCol w:w="2241"/>
-        <w:gridCol w:w="1865"/>
-        <w:gridCol w:w="900"/>
-        <w:gridCol w:w="940"/>
-        <w:gridCol w:w="915"/>
-        <w:gridCol w:w="1029"/>
-        <w:gridCol w:w="1493"/>
-        <w:gridCol w:w="1493"/>
+        <w:gridCol w:w="2240"/>
+        <w:gridCol w:w="1850"/>
+        <w:gridCol w:w="897"/>
+        <w:gridCol w:w="936"/>
+        <w:gridCol w:w="901"/>
+        <w:gridCol w:w="1018"/>
+        <w:gridCol w:w="1517"/>
+        <w:gridCol w:w="1517"/>
       </w:tblGrid>
       <w:tr>
         <w:tc>
@@ -585,7 +589,15 @@
             <w:vMerge w:val="restart"/>
           </w:tcPr>
           <w:p>
-            <w:r>
+            <w:pPr>
+              <w:rPr>
+                <w:rFonts w:ascii="Times New Roman" w:hAnsi="Times New Roman" w:cs="Times New Roman"/>
+              </w:rPr>
+            </w:pPr>
+            <w:r>
+              <w:rPr>
+                <w:rFonts w:ascii="Times New Roman" w:hAnsi="Times New Roman" w:cs="Times New Roman"/>
+              </w:rPr>
               <w:t>Тип выпрямителя</w:t>
             </w:r>
           </w:p>
@@ -596,7 +608,15 @@
             <w:vMerge w:val="restart"/>
           </w:tcPr>
           <w:p>
-            <w:r>
+            <w:pPr>
+              <w:rPr>
+                <w:rFonts w:ascii="Times New Roman" w:hAnsi="Times New Roman" w:cs="Times New Roman"/>
+              </w:rPr>
+            </w:pPr>
+            <w:r>
+              <w:rPr>
+                <w:rFonts w:ascii="Times New Roman" w:hAnsi="Times New Roman" w:cs="Times New Roman"/>
+              </w:rPr>
               <w:t>Установлено</w:t>
             </w:r>
           </w:p>
@@ -609,8 +629,14 @@
           <w:p>
             <w:pPr>
               <w:jc w:val="center"/>
-            </w:pPr>
-            <w:r>
+              <w:rPr>
+                <w:rFonts w:ascii="Times New Roman" w:hAnsi="Times New Roman" w:cs="Times New Roman"/>
+              </w:rPr>
+            </w:pPr>
+            <w:r>
+              <w:rPr>
+                <w:rFonts w:ascii="Times New Roman" w:hAnsi="Times New Roman" w:cs="Times New Roman"/>
+              </w:rPr>
               <w:t>Измерено</w:t>
             </w:r>
           </w:p>
@@ -623,8 +649,14 @@
           <w:p>
             <w:pPr>
               <w:jc w:val="center"/>
-            </w:pPr>
-            <w:r>
+              <w:rPr>
+                <w:rFonts w:ascii="Times New Roman" w:hAnsi="Times New Roman" w:cs="Times New Roman"/>
+              </w:rPr>
+            </w:pPr>
+            <w:r>
+              <w:rPr>
+                <w:rFonts w:ascii="Times New Roman" w:hAnsi="Times New Roman" w:cs="Times New Roman"/>
+              </w:rPr>
               <w:t>Посчитано</w:t>
             </w:r>
           </w:p>
@@ -636,28 +668,47 @@
             <w:tcW w:w="2241" w:type="dxa"/>
             <w:vMerge/>
           </w:tcPr>
-          <w:p/>
+          <w:p>
+            <w:pPr>
+              <w:rPr>
+                <w:rFonts w:ascii="Times New Roman" w:hAnsi="Times New Roman" w:cs="Times New Roman"/>
+              </w:rPr>
+            </w:pPr>
+          </w:p>
         </w:tc>
         <w:tc>
           <w:tcPr>
             <w:tcW w:w="1865" w:type="dxa"/>
             <w:vMerge/>
           </w:tcPr>
-          <w:p/>
+          <w:p>
+            <w:pPr>
+              <w:rPr>
+                <w:rFonts w:ascii="Times New Roman" w:hAnsi="Times New Roman" w:cs="Times New Roman"/>
+              </w:rPr>
+            </w:pPr>
+          </w:p>
         </w:tc>
         <w:tc>
           <w:tcPr>
             <w:tcW w:w="900" w:type="dxa"/>
           </w:tcPr>
           <w:p>
-            <w:r>
-              <w:rPr>
+            <w:pPr>
+              <w:rPr>
+                <w:rFonts w:ascii="Times New Roman" w:hAnsi="Times New Roman" w:cs="Times New Roman"/>
+              </w:rPr>
+            </w:pPr>
+            <w:r>
+              <w:rPr>
+                <w:rFonts w:ascii="Times New Roman" w:hAnsi="Times New Roman" w:cs="Times New Roman"/>
                 <w:lang w:val="en-US"/>
               </w:rPr>
               <w:t>U</w:t>
             </w:r>
             <w:r>
               <w:rPr>
+                <w:rFonts w:ascii="Times New Roman" w:hAnsi="Times New Roman" w:cs="Times New Roman"/>
                 <w:vertAlign w:val="subscript"/>
                 <w:lang w:val="en-US"/>
               </w:rPr>
@@ -665,11 +716,15 @@
             </w:r>
             <w:r>
               <w:rPr>
+                <w:rFonts w:ascii="Times New Roman" w:hAnsi="Times New Roman" w:cs="Times New Roman"/>
                 <w:lang w:val="en-US"/>
               </w:rPr>
               <w:t xml:space="preserve">, </w:t>
             </w:r>
             <w:r>
+              <w:rPr>
+                <w:rFonts w:ascii="Times New Roman" w:hAnsi="Times New Roman" w:cs="Times New Roman"/>
+              </w:rPr>
               <w:t>В</w:t>
             </w:r>
           </w:p>
@@ -679,28 +734,42 @@
             <w:tcW w:w="940" w:type="dxa"/>
           </w:tcPr>
           <w:p>
-            <w:r>
-              <w:rPr>
+            <w:pPr>
+              <w:rPr>
+                <w:rFonts w:ascii="Times New Roman" w:hAnsi="Times New Roman" w:cs="Times New Roman"/>
+              </w:rPr>
+            </w:pPr>
+            <w:r>
+              <w:rPr>
+                <w:rFonts w:ascii="Times New Roman" w:hAnsi="Times New Roman" w:cs="Times New Roman"/>
                 <w:lang w:val="en-US"/>
               </w:rPr>
               <w:t>U</w:t>
             </w:r>
             <w:r>
               <w:rPr>
+                <w:rFonts w:ascii="Times New Roman" w:hAnsi="Times New Roman" w:cs="Times New Roman"/>
                 <w:vertAlign w:val="subscript"/>
               </w:rPr>
               <w:t>ср</w:t>
             </w:r>
             <w:r>
+              <w:rPr>
+                <w:rFonts w:ascii="Times New Roman" w:hAnsi="Times New Roman" w:cs="Times New Roman"/>
+              </w:rPr>
               <w:t>,</w:t>
             </w:r>
             <w:r>
               <w:rPr>
+                <w:rFonts w:ascii="Times New Roman" w:hAnsi="Times New Roman" w:cs="Times New Roman"/>
                 <w:vertAlign w:val="subscript"/>
               </w:rPr>
               <w:t xml:space="preserve"> </w:t>
             </w:r>
             <w:r>
+              <w:rPr>
+                <w:rFonts w:ascii="Times New Roman" w:hAnsi="Times New Roman" w:cs="Times New Roman"/>
+              </w:rPr>
               <w:t>В</w:t>
             </w:r>
           </w:p>
@@ -710,19 +779,29 @@
             <w:tcW w:w="915" w:type="dxa"/>
           </w:tcPr>
           <w:p>
-            <w:r>
-              <w:rPr>
+            <w:pPr>
+              <w:rPr>
+                <w:rFonts w:ascii="Times New Roman" w:hAnsi="Times New Roman" w:cs="Times New Roman"/>
+              </w:rPr>
+            </w:pPr>
+            <w:r>
+              <w:rPr>
+                <w:rFonts w:ascii="Times New Roman" w:hAnsi="Times New Roman" w:cs="Times New Roman"/>
                 <w:lang w:val="en-US"/>
               </w:rPr>
               <w:t>I</w:t>
             </w:r>
             <w:r>
               <w:rPr>
+                <w:rFonts w:ascii="Times New Roman" w:hAnsi="Times New Roman" w:cs="Times New Roman"/>
                 <w:vertAlign w:val="subscript"/>
               </w:rPr>
               <w:t>ср</w:t>
             </w:r>
             <w:r>
+              <w:rPr>
+                <w:rFonts w:ascii="Times New Roman" w:hAnsi="Times New Roman" w:cs="Times New Roman"/>
+              </w:rPr>
               <w:t>, мА</w:t>
             </w:r>
           </w:p>
@@ -732,30 +811,41 @@
             <w:tcW w:w="1029" w:type="dxa"/>
           </w:tcPr>
           <w:p>
+            <w:pPr>
+              <w:rPr>
+                <w:rFonts w:ascii="Times New Roman" w:hAnsi="Times New Roman" w:cs="Times New Roman"/>
+              </w:rPr>
+            </w:pPr>
             <w:proofErr w:type="spellStart"/>
             <w:proofErr w:type="gramStart"/>
             <w:r>
               <w:rPr>
+                <w:rFonts w:ascii="Times New Roman" w:hAnsi="Times New Roman" w:cs="Times New Roman"/>
                 <w:lang w:val="en-US"/>
               </w:rPr>
               <w:t>U</w:t>
             </w:r>
             <w:r>
               <w:rPr>
+                <w:rFonts w:ascii="Times New Roman" w:hAnsi="Times New Roman" w:cs="Times New Roman"/>
                 <w:vertAlign w:val="subscript"/>
                 <w:lang w:val="en-US"/>
               </w:rPr>
-              <w:t>mr,or</w:t>
+              <w:t>m,or</w:t>
             </w:r>
             <w:proofErr w:type="spellEnd"/>
             <w:proofErr w:type="gramEnd"/>
             <w:r>
               <w:rPr>
+                <w:rFonts w:ascii="Times New Roman" w:hAnsi="Times New Roman" w:cs="Times New Roman"/>
                 <w:lang w:val="en-US"/>
               </w:rPr>
               <w:t xml:space="preserve">, </w:t>
             </w:r>
             <w:r>
+              <w:rPr>
+                <w:rFonts w:ascii="Times New Roman" w:hAnsi="Times New Roman" w:cs="Times New Roman"/>
+              </w:rPr>
               <w:t>В</w:t>
             </w:r>
           </w:p>
@@ -765,7 +855,15 @@
             <w:tcW w:w="1493" w:type="dxa"/>
           </w:tcPr>
           <w:p>
-            <w:r>
+            <w:pPr>
+              <w:rPr>
+                <w:rFonts w:ascii="Times New Roman" w:hAnsi="Times New Roman" w:cs="Times New Roman"/>
+              </w:rPr>
+            </w:pPr>
+            <w:r>
+              <w:rPr>
+                <w:rFonts w:ascii="Times New Roman" w:hAnsi="Times New Roman" w:cs="Times New Roman"/>
+              </w:rPr>
               <w:t>Коэффициент пульсации</w:t>
             </w:r>
           </w:p>
@@ -775,7 +873,15 @@
             <w:tcW w:w="1493" w:type="dxa"/>
           </w:tcPr>
           <w:p>
-            <w:r>
+            <w:pPr>
+              <w:rPr>
+                <w:rFonts w:ascii="Times New Roman" w:hAnsi="Times New Roman" w:cs="Times New Roman"/>
+              </w:rPr>
+            </w:pPr>
+            <w:r>
+              <w:rPr>
+                <w:rFonts w:ascii="Times New Roman" w:hAnsi="Times New Roman" w:cs="Times New Roman"/>
+              </w:rPr>
               <w:t>Коэффициент сглаживания</w:t>
             </w:r>
           </w:p>
@@ -787,7 +893,15 @@
             <w:tcW w:w="2241" w:type="dxa"/>
           </w:tcPr>
           <w:p>
-            <w:r>
+            <w:pPr>
+              <w:rPr>
+                <w:rFonts w:ascii="Times New Roman" w:hAnsi="Times New Roman" w:cs="Times New Roman"/>
+              </w:rPr>
+            </w:pPr>
+            <w:r>
+              <w:rPr>
+                <w:rFonts w:ascii="Times New Roman" w:hAnsi="Times New Roman" w:cs="Times New Roman"/>
+              </w:rPr>
               <w:t>Однополупериодный – без фильтра</w:t>
             </w:r>
           </w:p>
@@ -797,11 +911,20 @@
             <w:tcW w:w="1865" w:type="dxa"/>
           </w:tcPr>
           <w:p>
-            <w:r>
+            <w:pPr>
+              <w:rPr>
+                <w:rFonts w:ascii="Times New Roman" w:hAnsi="Times New Roman" w:cs="Times New Roman"/>
+              </w:rPr>
+            </w:pPr>
+            <w:r>
+              <w:rPr>
+                <w:rFonts w:ascii="Times New Roman" w:hAnsi="Times New Roman" w:cs="Times New Roman"/>
+              </w:rPr>
               <w:t xml:space="preserve">Ключ </w:t>
             </w:r>
             <w:r>
               <w:rPr>
+                <w:rFonts w:ascii="Times New Roman" w:hAnsi="Times New Roman" w:cs="Times New Roman"/>
                 <w:b/>
                 <w:bCs/>
                 <w:lang w:val="en-US"/>
@@ -809,13 +932,14 @@
               <w:t>W</w:t>
             </w:r>
             <w:r>
-              <w:t xml:space="preserve"> </w:t>
-            </w:r>
-            <w:r>
-              <w:t xml:space="preserve">замкнут; ключи </w:t>
-            </w:r>
-            <w:r>
-              <w:rPr>
+              <w:rPr>
+                <w:rFonts w:ascii="Times New Roman" w:hAnsi="Times New Roman" w:cs="Times New Roman"/>
+              </w:rPr>
+              <w:t xml:space="preserve"> замкнут; ключи </w:t>
+            </w:r>
+            <w:r>
+              <w:rPr>
+                <w:rFonts w:ascii="Times New Roman" w:hAnsi="Times New Roman" w:cs="Times New Roman"/>
                 <w:b/>
                 <w:bCs/>
                 <w:lang w:val="en-US"/>
@@ -823,10 +947,14 @@
               <w:t>Q</w:t>
             </w:r>
             <w:r>
+              <w:rPr>
+                <w:rFonts w:ascii="Times New Roman" w:hAnsi="Times New Roman" w:cs="Times New Roman"/>
+              </w:rPr>
               <w:t xml:space="preserve">, </w:t>
             </w:r>
             <w:r>
               <w:rPr>
+                <w:rFonts w:ascii="Times New Roman" w:hAnsi="Times New Roman" w:cs="Times New Roman"/>
                 <w:b/>
                 <w:bCs/>
                 <w:lang w:val="en-US"/>
@@ -834,13 +962,14 @@
               <w:t>A</w:t>
             </w:r>
             <w:r>
-              <w:t xml:space="preserve"> </w:t>
-            </w:r>
-            <w:r>
-              <w:t xml:space="preserve">и </w:t>
-            </w:r>
-            <w:r>
-              <w:rPr>
+              <w:rPr>
+                <w:rFonts w:ascii="Times New Roman" w:hAnsi="Times New Roman" w:cs="Times New Roman"/>
+              </w:rPr>
+              <w:t xml:space="preserve"> и </w:t>
+            </w:r>
+            <w:r>
+              <w:rPr>
+                <w:rFonts w:ascii="Times New Roman" w:hAnsi="Times New Roman" w:cs="Times New Roman"/>
                 <w:b/>
                 <w:bCs/>
               </w:rPr>
@@ -848,12 +977,16 @@
             </w:r>
             <w:r>
               <w:rPr>
+                <w:rFonts w:ascii="Times New Roman" w:hAnsi="Times New Roman" w:cs="Times New Roman"/>
                 <w:b/>
                 <w:bCs/>
               </w:rPr>
               <w:t xml:space="preserve"> </w:t>
             </w:r>
             <w:r>
+              <w:rPr>
+                <w:rFonts w:ascii="Times New Roman" w:hAnsi="Times New Roman" w:cs="Times New Roman"/>
+              </w:rPr>
               <w:t>разомкнуты</w:t>
             </w:r>
           </w:p>
@@ -862,25 +995,81 @@
           <w:tcPr>
             <w:tcW w:w="900" w:type="dxa"/>
           </w:tcPr>
-          <w:p/>
+          <w:p>
+            <w:pPr>
+              <w:rPr>
+                <w:rFonts w:ascii="Times New Roman" w:hAnsi="Times New Roman" w:cs="Times New Roman"/>
+                <w:lang w:val="en-US"/>
+              </w:rPr>
+            </w:pPr>
+            <w:r>
+              <w:rPr>
+                <w:rFonts w:ascii="Times New Roman" w:hAnsi="Times New Roman" w:cs="Times New Roman"/>
+                <w:lang w:val="en-US"/>
+              </w:rPr>
+              <w:t>12.45</w:t>
+            </w:r>
+          </w:p>
         </w:tc>
         <w:tc>
           <w:tcPr>
             <w:tcW w:w="940" w:type="dxa"/>
           </w:tcPr>
-          <w:p/>
+          <w:p>
+            <w:pPr>
+              <w:rPr>
+                <w:rFonts w:ascii="Times New Roman" w:hAnsi="Times New Roman" w:cs="Times New Roman"/>
+                <w:lang w:val="en-US"/>
+              </w:rPr>
+            </w:pPr>
+            <w:r>
+              <w:rPr>
+                <w:rFonts w:ascii="Times New Roman" w:hAnsi="Times New Roman" w:cs="Times New Roman"/>
+                <w:lang w:val="en-US"/>
+              </w:rPr>
+              <w:t>3.755</w:t>
+            </w:r>
+          </w:p>
         </w:tc>
         <w:tc>
           <w:tcPr>
             <w:tcW w:w="915" w:type="dxa"/>
           </w:tcPr>
-          <w:p/>
+          <w:p>
+            <w:pPr>
+              <w:rPr>
+                <w:rFonts w:ascii="Times New Roman" w:hAnsi="Times New Roman" w:cs="Times New Roman"/>
+                <w:lang w:val="en-US"/>
+              </w:rPr>
+            </w:pPr>
+            <w:r>
+              <w:rPr>
+                <w:rFonts w:ascii="Times New Roman" w:hAnsi="Times New Roman" w:cs="Times New Roman"/>
+                <w:lang w:val="en-US"/>
+              </w:rPr>
+              <w:t>12</w:t>
+            </w:r>
+          </w:p>
         </w:tc>
         <w:tc>
           <w:tcPr>
             <w:tcW w:w="1029" w:type="dxa"/>
           </w:tcPr>
-          <w:p/>
+          <w:p>
+            <w:pPr>
+              <w:rPr>
+                <w:rFonts w:ascii="Times New Roman" w:hAnsi="Times New Roman" w:cs="Times New Roman"/>
+                <w:lang w:val="en-US"/>
+              </w:rPr>
+            </w:pPr>
+            <w:r>
+              <w:rPr>
+                <w:rFonts w:ascii="Times New Roman" w:hAnsi="Times New Roman" w:cs="Times New Roman"/>
+                <w:lang w:val="en-US"/>
+              </w:rPr>
+              <w:t>5.929</w:t>
+            </w:r>
+          </w:p>
         </w:tc>
         <w:tc>
           <w:tcPr>
@@ -889,17 +1078,20 @@
           <w:p>
             <w:pPr>
               <w:rPr>
-                <w:lang w:val="en-US"/>
-              </w:rPr>
-            </w:pPr>
-            <w:r>
-              <w:rPr>
+                <w:rFonts w:ascii="Times New Roman" w:hAnsi="Times New Roman" w:cs="Times New Roman"/>
+                <w:lang w:val="en-US"/>
+              </w:rPr>
+            </w:pPr>
+            <w:r>
+              <w:rPr>
+                <w:rFonts w:ascii="Times New Roman" w:hAnsi="Times New Roman" w:cs="Times New Roman"/>
                 <w:lang w:val="en-US"/>
               </w:rPr>
               <w:t>q</w:t>
             </w:r>
             <w:r>
               <w:rPr>
+                <w:rFonts w:ascii="Times New Roman" w:hAnsi="Times New Roman" w:cs="Times New Roman"/>
                 <w:vertAlign w:val="subscript"/>
                 <w:lang w:val="en-US"/>
               </w:rPr>
@@ -907,10 +1099,51 @@
             </w:r>
             <w:r>
               <w:rPr>
+                <w:rFonts w:ascii="Times New Roman" w:hAnsi="Times New Roman" w:cs="Times New Roman"/>
                 <w:lang w:val="en-US"/>
               </w:rPr>
               <w:t>=</w:t>
             </w:r>
+            <w:proofErr w:type="spellStart"/>
+            <w:proofErr w:type="gramStart"/>
+            <w:r>
+              <w:rPr>
+                <w:rFonts w:ascii="Times New Roman" w:hAnsi="Times New Roman" w:cs="Times New Roman"/>
+                <w:lang w:val="en-US"/>
+              </w:rPr>
+              <w:t>U</w:t>
+            </w:r>
+            <w:r>
+              <w:rPr>
+                <w:rFonts w:ascii="Times New Roman" w:hAnsi="Times New Roman" w:cs="Times New Roman"/>
+                <w:vertAlign w:val="subscript"/>
+                <w:lang w:val="en-US"/>
+              </w:rPr>
+              <w:t>m,or</w:t>
+            </w:r>
+            <w:proofErr w:type="spellEnd"/>
+            <w:proofErr w:type="gramEnd"/>
+            <w:r>
+              <w:rPr>
+                <w:rFonts w:ascii="Times New Roman" w:hAnsi="Times New Roman" w:cs="Times New Roman"/>
+                <w:lang w:val="en-US"/>
+              </w:rPr>
+              <w:t>/U</w:t>
+            </w:r>
+            <w:r>
+              <w:rPr>
+                <w:rFonts w:ascii="Times New Roman" w:hAnsi="Times New Roman" w:cs="Times New Roman"/>
+                <w:vertAlign w:val="subscript"/>
+              </w:rPr>
+              <w:t>ср</w:t>
+            </w:r>
+            <w:r>
+              <w:rPr>
+                <w:rFonts w:ascii="Times New Roman" w:hAnsi="Times New Roman" w:cs="Times New Roman"/>
+                <w:lang w:val="en-US"/>
+              </w:rPr>
+              <w:t>= 1,569</w:t>
+            </w:r>
           </w:p>
         </w:tc>
         <w:tc>
@@ -918,7 +1151,15 @@
             <w:tcW w:w="1493" w:type="dxa"/>
           </w:tcPr>
           <w:p>
-            <w:r>
+            <w:pPr>
+              <w:rPr>
+                <w:rFonts w:ascii="Times New Roman" w:hAnsi="Times New Roman" w:cs="Times New Roman"/>
+              </w:rPr>
+            </w:pPr>
+            <w:r>
+              <w:rPr>
+                <w:rFonts w:ascii="Times New Roman" w:hAnsi="Times New Roman" w:cs="Times New Roman"/>
+              </w:rPr>
               <w:t>Нет</w:t>
             </w:r>
           </w:p>
@@ -930,19 +1171,28 @@
             <w:tcW w:w="2241" w:type="dxa"/>
           </w:tcPr>
           <w:p>
-            <w:r>
-              <w:t>–</w:t>
-            </w:r>
-            <w:r>
-              <w:t xml:space="preserve"> с </w:t>
-            </w:r>
-            <w:r>
-              <w:rPr>
+            <w:pPr>
+              <w:rPr>
+                <w:rFonts w:ascii="Times New Roman" w:hAnsi="Times New Roman" w:cs="Times New Roman"/>
+              </w:rPr>
+            </w:pPr>
+            <w:r>
+              <w:rPr>
+                <w:rFonts w:ascii="Times New Roman" w:hAnsi="Times New Roman" w:cs="Times New Roman"/>
+              </w:rPr>
+              <w:t xml:space="preserve">– с </w:t>
+            </w:r>
+            <w:r>
+              <w:rPr>
+                <w:rFonts w:ascii="Times New Roman" w:hAnsi="Times New Roman" w:cs="Times New Roman"/>
                 <w:lang w:val="en-US"/>
               </w:rPr>
               <w:t>C-</w:t>
             </w:r>
             <w:r>
+              <w:rPr>
+                <w:rFonts w:ascii="Times New Roman" w:hAnsi="Times New Roman" w:cs="Times New Roman"/>
+              </w:rPr>
               <w:t>фильтром</w:t>
             </w:r>
           </w:p>
@@ -952,21 +1202,34 @@
             <w:tcW w:w="1865" w:type="dxa"/>
           </w:tcPr>
           <w:p>
-            <w:r>
+            <w:pPr>
+              <w:rPr>
+                <w:rFonts w:ascii="Times New Roman" w:hAnsi="Times New Roman" w:cs="Times New Roman"/>
+              </w:rPr>
+            </w:pPr>
+            <w:r>
+              <w:rPr>
+                <w:rFonts w:ascii="Times New Roman" w:hAnsi="Times New Roman" w:cs="Times New Roman"/>
+              </w:rPr>
               <w:t xml:space="preserve">Ключи </w:t>
             </w:r>
             <w:r>
               <w:rPr>
+                <w:rFonts w:ascii="Times New Roman" w:hAnsi="Times New Roman" w:cs="Times New Roman"/>
                 <w:b/>
                 <w:bCs/>
               </w:rPr>
               <w:t>W</w:t>
             </w:r>
             <w:r>
+              <w:rPr>
+                <w:rFonts w:ascii="Times New Roman" w:hAnsi="Times New Roman" w:cs="Times New Roman"/>
+              </w:rPr>
               <w:t xml:space="preserve"> и </w:t>
             </w:r>
             <w:r>
               <w:rPr>
+                <w:rFonts w:ascii="Times New Roman" w:hAnsi="Times New Roman" w:cs="Times New Roman"/>
                 <w:b/>
                 <w:bCs/>
                 <w:lang w:val="en-US"/>
@@ -974,13 +1237,14 @@
               <w:t>A</w:t>
             </w:r>
             <w:r>
-              <w:t xml:space="preserve"> </w:t>
-            </w:r>
-            <w:r>
-              <w:t xml:space="preserve">замкнуты; ключи </w:t>
-            </w:r>
-            <w:r>
-              <w:rPr>
+              <w:rPr>
+                <w:rFonts w:ascii="Times New Roman" w:hAnsi="Times New Roman" w:cs="Times New Roman"/>
+              </w:rPr>
+              <w:t xml:space="preserve"> замкнуты; ключи </w:t>
+            </w:r>
+            <w:r>
+              <w:rPr>
+                <w:rFonts w:ascii="Times New Roman" w:hAnsi="Times New Roman" w:cs="Times New Roman"/>
                 <w:b/>
                 <w:bCs/>
                 <w:lang w:val="en-US"/>
@@ -988,13 +1252,14 @@
               <w:t>Q</w:t>
             </w:r>
             <w:r>
-              <w:t xml:space="preserve"> </w:t>
-            </w:r>
-            <w:r>
-              <w:t xml:space="preserve">и </w:t>
-            </w:r>
-            <w:r>
-              <w:rPr>
+              <w:rPr>
+                <w:rFonts w:ascii="Times New Roman" w:hAnsi="Times New Roman" w:cs="Times New Roman"/>
+              </w:rPr>
+              <w:t xml:space="preserve"> и </w:t>
+            </w:r>
+            <w:r>
+              <w:rPr>
+                <w:rFonts w:ascii="Times New Roman" w:hAnsi="Times New Roman" w:cs="Times New Roman"/>
                 <w:b/>
                 <w:bCs/>
                 <w:lang w:val="en-US"/>
@@ -1002,36 +1267,132 @@
               <w:t>B</w:t>
             </w:r>
             <w:r>
+              <w:rPr>
+                <w:rFonts w:ascii="Times New Roman" w:hAnsi="Times New Roman" w:cs="Times New Roman"/>
+              </w:rPr>
+              <w:t xml:space="preserve"> разомкнуты</w:t>
+            </w:r>
+          </w:p>
+        </w:tc>
+        <w:tc>
+          <w:tcPr>
+            <w:tcW w:w="900" w:type="dxa"/>
+          </w:tcPr>
+          <w:p>
+            <w:pPr>
+              <w:rPr>
+                <w:rFonts w:ascii="Times New Roman" w:hAnsi="Times New Roman" w:cs="Times New Roman"/>
+                <w:lang w:val="en-US"/>
+              </w:rPr>
+            </w:pPr>
+            <w:r>
+              <w:rPr>
+                <w:rFonts w:ascii="Times New Roman" w:hAnsi="Times New Roman" w:cs="Times New Roman"/>
+                <w:lang w:val="en-US"/>
+              </w:rPr>
+              <w:t>11.499</w:t>
+            </w:r>
+          </w:p>
+        </w:tc>
+        <w:tc>
+          <w:tcPr>
+            <w:tcW w:w="940" w:type="dxa"/>
+          </w:tcPr>
+          <w:p>
+            <w:pPr>
+              <w:rPr>
+                <w:rFonts w:ascii="Times New Roman" w:hAnsi="Times New Roman" w:cs="Times New Roman"/>
+                <w:lang w:val="en-US"/>
+              </w:rPr>
+            </w:pPr>
+            <w:r>
+              <w:rPr>
+                <w:rFonts w:ascii="Times New Roman" w:hAnsi="Times New Roman" w:cs="Times New Roman"/>
+                <w:lang w:val="en-US"/>
+              </w:rPr>
+              <w:t>10.21</w:t>
+            </w:r>
+          </w:p>
+        </w:tc>
+        <w:tc>
+          <w:tcPr>
+            <w:tcW w:w="915" w:type="dxa"/>
+          </w:tcPr>
+          <w:p>
+            <w:pPr>
+              <w:rPr>
+                <w:rFonts w:ascii="Times New Roman" w:hAnsi="Times New Roman" w:cs="Times New Roman"/>
+              </w:rPr>
+            </w:pPr>
+            <w:r>
+              <w:rPr>
+                <w:rFonts w:ascii="Times New Roman" w:hAnsi="Times New Roman" w:cs="Times New Roman"/>
+              </w:rPr>
+              <w:t>32</w:t>
+            </w:r>
+          </w:p>
+        </w:tc>
+        <w:tc>
+          <w:tcPr>
+            <w:tcW w:w="1029" w:type="dxa"/>
+          </w:tcPr>
+          <w:p>
+            <w:pPr>
+              <w:rPr>
+                <w:rFonts w:ascii="Times New Roman" w:hAnsi="Times New Roman" w:cs="Times New Roman"/>
+                <w:lang w:val="en-US"/>
+              </w:rPr>
+            </w:pPr>
+            <w:r>
+              <w:rPr>
+                <w:rFonts w:ascii="Times New Roman" w:hAnsi="Times New Roman" w:cs="Times New Roman"/>
+                <w:lang w:val="en-US"/>
+              </w:rPr>
+              <w:t>0.959</w:t>
+            </w:r>
+          </w:p>
+        </w:tc>
+        <w:tc>
+          <w:tcPr>
+            <w:tcW w:w="1493" w:type="dxa"/>
+          </w:tcPr>
+          <w:p>
+            <w:pPr>
+              <w:rPr>
+                <w:rFonts w:ascii="Times New Roman" w:hAnsi="Times New Roman" w:cs="Times New Roman"/>
+                <w:lang w:val="en-US"/>
+              </w:rPr>
+            </w:pPr>
+            <w:r>
+              <w:rPr>
+                <w:rFonts w:ascii="Times New Roman" w:hAnsi="Times New Roman" w:cs="Times New Roman"/>
+                <w:lang w:val="en-US"/>
+              </w:rPr>
+              <w:t>q</w:t>
+            </w:r>
+            <w:r>
+              <w:rPr>
+                <w:rFonts w:ascii="Times New Roman" w:hAnsi="Times New Roman" w:cs="Times New Roman"/>
+                <w:vertAlign w:val="subscript"/>
+                <w:lang w:val="en-US"/>
+              </w:rPr>
+              <w:t>n1</w:t>
+            </w:r>
+            <w:r>
+              <w:rPr>
+                <w:rFonts w:ascii="Times New Roman" w:hAnsi="Times New Roman" w:cs="Times New Roman"/>
+                <w:lang w:val="en-US"/>
+              </w:rPr>
               <w:t xml:space="preserve"> </w:t>
             </w:r>
             <w:r>
-              <w:t>разомкнуты</w:t>
-            </w:r>
-          </w:p>
-        </w:tc>
-        <w:tc>
-          <w:tcPr>
-            <w:tcW w:w="900" w:type="dxa"/>
-          </w:tcPr>
-          <w:p/>
-        </w:tc>
-        <w:tc>
-          <w:tcPr>
-            <w:tcW w:w="940" w:type="dxa"/>
-          </w:tcPr>
-          <w:p/>
-        </w:tc>
-        <w:tc>
-          <w:tcPr>
-            <w:tcW w:w="915" w:type="dxa"/>
-          </w:tcPr>
-          <w:p/>
-        </w:tc>
-        <w:tc>
-          <w:tcPr>
-            <w:tcW w:w="1029" w:type="dxa"/>
-          </w:tcPr>
-          <w:p/>
+              <w:rPr>
+                <w:rFonts w:ascii="Times New Roman" w:hAnsi="Times New Roman" w:cs="Times New Roman"/>
+                <w:lang w:val="en-US"/>
+              </w:rPr>
+              <w:t>= 0.094</w:t>
+            </w:r>
+          </w:p>
         </w:tc>
         <w:tc>
           <w:tcPr>
@@ -1040,94 +1401,73 @@
           <w:p>
             <w:pPr>
               <w:rPr>
+                <w:rFonts w:ascii="Times New Roman" w:hAnsi="Times New Roman" w:cs="Times New Roman"/>
+                <w:lang w:val="en-US"/>
+              </w:rPr>
+            </w:pPr>
+            <w:r>
+              <w:rPr>
+                <w:rFonts w:ascii="Times New Roman" w:hAnsi="Times New Roman" w:cs="Times New Roman"/>
+                <w:lang w:val="en-US"/>
+              </w:rPr>
+              <w:t>k</w:t>
+            </w:r>
+            <w:r>
+              <w:rPr>
+                <w:rFonts w:ascii="Times New Roman" w:hAnsi="Times New Roman" w:cs="Times New Roman"/>
                 <w:vertAlign w:val="subscript"/>
-                <w:lang w:val="en-US"/>
-              </w:rPr>
-            </w:pPr>
-            <w:r>
-              <w:rPr>
+              </w:rPr>
+              <w:t xml:space="preserve">с1 </w:t>
+            </w:r>
+            <w:r>
+              <w:rPr>
+                <w:rFonts w:ascii="Times New Roman" w:hAnsi="Times New Roman" w:cs="Times New Roman"/>
+              </w:rPr>
+              <w:t xml:space="preserve">= </w:t>
+            </w:r>
+            <w:r>
+              <w:rPr>
+                <w:rFonts w:ascii="Times New Roman" w:hAnsi="Times New Roman" w:cs="Times New Roman"/>
                 <w:lang w:val="en-US"/>
               </w:rPr>
               <w:t>q</w:t>
             </w:r>
             <w:r>
               <w:rPr>
+                <w:rFonts w:ascii="Times New Roman" w:hAnsi="Times New Roman" w:cs="Times New Roman"/>
                 <w:vertAlign w:val="subscript"/>
                 <w:lang w:val="en-US"/>
               </w:rPr>
+              <w:t xml:space="preserve">n </w:t>
+            </w:r>
+            <w:r>
+              <w:rPr>
+                <w:rFonts w:ascii="Times New Roman" w:hAnsi="Times New Roman" w:cs="Times New Roman"/>
+                <w:lang w:val="en-US"/>
+              </w:rPr>
+              <w:t>/ q</w:t>
+            </w:r>
+            <w:r>
+              <w:rPr>
+                <w:rFonts w:ascii="Times New Roman" w:hAnsi="Times New Roman" w:cs="Times New Roman"/>
+                <w:vertAlign w:val="subscript"/>
+                <w:lang w:val="en-US"/>
+              </w:rPr>
               <w:t>n1</w:t>
             </w:r>
             <w:r>
               <w:rPr>
+                <w:rFonts w:ascii="Times New Roman" w:hAnsi="Times New Roman" w:cs="Times New Roman"/>
                 <w:lang w:val="en-US"/>
               </w:rPr>
               <w:t xml:space="preserve"> =</w:t>
             </w:r>
             <w:r>
               <w:rPr>
-                <w:vertAlign w:val="subscript"/>
-                <w:lang w:val="en-US"/>
-              </w:rPr>
-              <w:t xml:space="preserve"> </w:t>
-            </w:r>
-          </w:p>
-        </w:tc>
-        <w:tc>
-          <w:tcPr>
-            <w:tcW w:w="1493" w:type="dxa"/>
-          </w:tcPr>
-          <w:p>
-            <w:pPr>
-              <w:rPr>
-                <w:lang w:val="en-US"/>
-              </w:rPr>
-            </w:pPr>
-            <w:r>
-              <w:rPr>
-                <w:lang w:val="en-US"/>
-              </w:rPr>
-              <w:t>k</w:t>
-            </w:r>
-            <w:r>
-              <w:rPr>
-                <w:vertAlign w:val="subscript"/>
-              </w:rPr>
-              <w:t xml:space="preserve">с1 </w:t>
-            </w:r>
-            <w:r>
-              <w:t xml:space="preserve">= </w:t>
-            </w:r>
-            <w:r>
-              <w:rPr>
-                <w:lang w:val="en-US"/>
-              </w:rPr>
-              <w:t>q</w:t>
-            </w:r>
-            <w:r>
-              <w:rPr>
-                <w:vertAlign w:val="subscript"/>
-                <w:lang w:val="en-US"/>
-              </w:rPr>
-              <w:t xml:space="preserve">n </w:t>
-            </w:r>
-            <w:r>
-              <w:rPr>
-                <w:lang w:val="en-US"/>
-              </w:rPr>
-              <w:t>/ q</w:t>
-            </w:r>
-            <w:r>
-              <w:rPr>
-                <w:vertAlign w:val="subscript"/>
-                <w:lang w:val="en-US"/>
-              </w:rPr>
-              <w:t>n1</w:t>
-            </w:r>
-            <w:r>
-              <w:rPr>
-                <w:lang w:val="en-US"/>
-              </w:rPr>
-              <w:t xml:space="preserve"> =</w:t>
+                <w:rFonts w:ascii="Times New Roman" w:hAnsi="Times New Roman" w:cs="Times New Roman"/>
+                <w:lang w:val="en-US"/>
+              </w:rPr>
+              <w:t xml:space="preserve"> 16.691</w:t>
             </w:r>
           </w:p>
         </w:tc>
@@ -1138,19 +1478,28 @@
             <w:tcW w:w="2241" w:type="dxa"/>
           </w:tcPr>
           <w:p>
-            <w:r>
-              <w:t>–</w:t>
-            </w:r>
-            <w:r>
-              <w:t xml:space="preserve"> с </w:t>
-            </w:r>
-            <w:r>
-              <w:rPr>
+            <w:pPr>
+              <w:rPr>
+                <w:rFonts w:ascii="Times New Roman" w:hAnsi="Times New Roman" w:cs="Times New Roman"/>
+              </w:rPr>
+            </w:pPr>
+            <w:r>
+              <w:rPr>
+                <w:rFonts w:ascii="Times New Roman" w:hAnsi="Times New Roman" w:cs="Times New Roman"/>
+              </w:rPr>
+              <w:t xml:space="preserve">– с </w:t>
+            </w:r>
+            <w:r>
+              <w:rPr>
+                <w:rFonts w:ascii="Times New Roman" w:hAnsi="Times New Roman" w:cs="Times New Roman"/>
                 <w:lang w:val="en-US"/>
               </w:rPr>
               <w:t>CLC-</w:t>
             </w:r>
             <w:r>
+              <w:rPr>
+                <w:rFonts w:ascii="Times New Roman" w:hAnsi="Times New Roman" w:cs="Times New Roman"/>
+              </w:rPr>
               <w:t>фильтром</w:t>
             </w:r>
           </w:p>
@@ -1160,11 +1509,20 @@
             <w:tcW w:w="1865" w:type="dxa"/>
           </w:tcPr>
           <w:p>
-            <w:r>
+            <w:pPr>
+              <w:rPr>
+                <w:rFonts w:ascii="Times New Roman" w:hAnsi="Times New Roman" w:cs="Times New Roman"/>
+              </w:rPr>
+            </w:pPr>
+            <w:r>
+              <w:rPr>
+                <w:rFonts w:ascii="Times New Roman" w:hAnsi="Times New Roman" w:cs="Times New Roman"/>
+              </w:rPr>
               <w:t xml:space="preserve">Ключи </w:t>
             </w:r>
             <w:r>
               <w:rPr>
+                <w:rFonts w:ascii="Times New Roman" w:hAnsi="Times New Roman" w:cs="Times New Roman"/>
                 <w:b/>
                 <w:bCs/>
                 <w:lang w:val="en-US"/>
@@ -1172,23 +1530,28 @@
               <w:t>Q</w:t>
             </w:r>
             <w:r>
-              <w:t xml:space="preserve"> </w:t>
-            </w:r>
-            <w:r>
-              <w:t xml:space="preserve">и </w:t>
-            </w:r>
-            <w:r>
-              <w:rPr>
+              <w:rPr>
+                <w:rFonts w:ascii="Times New Roman" w:hAnsi="Times New Roman" w:cs="Times New Roman"/>
+              </w:rPr>
+              <w:t xml:space="preserve"> и </w:t>
+            </w:r>
+            <w:r>
+              <w:rPr>
+                <w:rFonts w:ascii="Times New Roman" w:hAnsi="Times New Roman" w:cs="Times New Roman"/>
                 <w:b/>
                 <w:bCs/>
               </w:rPr>
               <w:t>W</w:t>
             </w:r>
             <w:r>
+              <w:rPr>
+                <w:rFonts w:ascii="Times New Roman" w:hAnsi="Times New Roman" w:cs="Times New Roman"/>
+              </w:rPr>
               <w:t xml:space="preserve"> разомкнуты; ключи </w:t>
             </w:r>
             <w:r>
               <w:rPr>
+                <w:rFonts w:ascii="Times New Roman" w:hAnsi="Times New Roman" w:cs="Times New Roman"/>
                 <w:b/>
                 <w:bCs/>
                 <w:lang w:val="en-US"/>
@@ -1196,13 +1559,14 @@
               <w:t>A</w:t>
             </w:r>
             <w:r>
-              <w:t xml:space="preserve"> </w:t>
-            </w:r>
-            <w:r>
-              <w:t xml:space="preserve">и </w:t>
-            </w:r>
-            <w:r>
-              <w:rPr>
+              <w:rPr>
+                <w:rFonts w:ascii="Times New Roman" w:hAnsi="Times New Roman" w:cs="Times New Roman"/>
+              </w:rPr>
+              <w:t xml:space="preserve"> и </w:t>
+            </w:r>
+            <w:r>
+              <w:rPr>
+                <w:rFonts w:ascii="Times New Roman" w:hAnsi="Times New Roman" w:cs="Times New Roman"/>
                 <w:b/>
                 <w:bCs/>
                 <w:lang w:val="en-US"/>
@@ -1210,159 +1574,1827 @@
               <w:t>B</w:t>
             </w:r>
             <w:r>
+              <w:rPr>
+                <w:rFonts w:ascii="Times New Roman" w:hAnsi="Times New Roman" w:cs="Times New Roman"/>
+              </w:rPr>
+              <w:t xml:space="preserve"> замкнуты</w:t>
+            </w:r>
+          </w:p>
+        </w:tc>
+        <w:tc>
+          <w:tcPr>
+            <w:tcW w:w="900" w:type="dxa"/>
+          </w:tcPr>
+          <w:p>
+            <w:pPr>
+              <w:rPr>
+                <w:rFonts w:ascii="Times New Roman" w:hAnsi="Times New Roman" w:cs="Times New Roman"/>
+                <w:lang w:val="en-US"/>
+              </w:rPr>
+            </w:pPr>
+            <w:r>
+              <w:rPr>
+                <w:rFonts w:ascii="Times New Roman" w:hAnsi="Times New Roman" w:cs="Times New Roman"/>
+                <w:lang w:val="en-US"/>
+              </w:rPr>
+              <w:t>10.358</w:t>
+            </w:r>
+          </w:p>
+        </w:tc>
+        <w:tc>
+          <w:tcPr>
+            <w:tcW w:w="940" w:type="dxa"/>
+          </w:tcPr>
+          <w:p>
+            <w:pPr>
+              <w:rPr>
+                <w:rFonts w:ascii="Times New Roman" w:hAnsi="Times New Roman" w:cs="Times New Roman"/>
+                <w:lang w:val="en-US"/>
+              </w:rPr>
+            </w:pPr>
+            <w:r>
+              <w:rPr>
+                <w:rFonts w:ascii="Times New Roman" w:hAnsi="Times New Roman" w:cs="Times New Roman"/>
+                <w:lang w:val="en-US"/>
+              </w:rPr>
+              <w:t>10.244</w:t>
+            </w:r>
+          </w:p>
+        </w:tc>
+        <w:tc>
+          <w:tcPr>
+            <w:tcW w:w="915" w:type="dxa"/>
+          </w:tcPr>
+          <w:p>
+            <w:pPr>
+              <w:rPr>
+                <w:rFonts w:ascii="Times New Roman" w:hAnsi="Times New Roman" w:cs="Times New Roman"/>
+              </w:rPr>
+            </w:pPr>
+            <w:r>
+              <w:rPr>
+                <w:rFonts w:ascii="Times New Roman" w:hAnsi="Times New Roman" w:cs="Times New Roman"/>
+              </w:rPr>
+              <w:t>32</w:t>
+            </w:r>
+          </w:p>
+        </w:tc>
+        <w:tc>
+          <w:tcPr>
+            <w:tcW w:w="1029" w:type="dxa"/>
+          </w:tcPr>
+          <w:p>
+            <w:pPr>
+              <w:rPr>
+                <w:rFonts w:ascii="Times New Roman" w:hAnsi="Times New Roman" w:cs="Times New Roman"/>
+                <w:lang w:val="en-US"/>
+              </w:rPr>
+            </w:pPr>
+            <w:r>
+              <w:rPr>
+                <w:rFonts w:ascii="Times New Roman" w:hAnsi="Times New Roman" w:cs="Times New Roman"/>
+                <w:lang w:val="en-US"/>
+              </w:rPr>
+              <w:t>0.114</w:t>
+            </w:r>
+          </w:p>
+        </w:tc>
+        <w:tc>
+          <w:tcPr>
+            <w:tcW w:w="1493" w:type="dxa"/>
+          </w:tcPr>
+          <w:p>
+            <w:pPr>
+              <w:rPr>
+                <w:rFonts w:ascii="Times New Roman" w:hAnsi="Times New Roman" w:cs="Times New Roman"/>
+              </w:rPr>
+            </w:pPr>
+            <w:r>
+              <w:rPr>
+                <w:rFonts w:ascii="Times New Roman" w:hAnsi="Times New Roman" w:cs="Times New Roman"/>
+                <w:lang w:val="en-US"/>
+              </w:rPr>
+              <w:t>q</w:t>
+            </w:r>
+            <w:r>
+              <w:rPr>
+                <w:rFonts w:ascii="Times New Roman" w:hAnsi="Times New Roman" w:cs="Times New Roman"/>
+                <w:vertAlign w:val="subscript"/>
+                <w:lang w:val="en-US"/>
+              </w:rPr>
+              <w:t>n2</w:t>
+            </w:r>
+            <w:r>
+              <w:rPr>
+                <w:rFonts w:ascii="Times New Roman" w:hAnsi="Times New Roman" w:cs="Times New Roman"/>
+                <w:lang w:val="en-US"/>
+              </w:rPr>
               <w:t xml:space="preserve"> </w:t>
             </w:r>
             <w:r>
-              <w:t>замкнуты</w:t>
-            </w:r>
-          </w:p>
-        </w:tc>
-        <w:tc>
-          <w:tcPr>
-            <w:tcW w:w="900" w:type="dxa"/>
-          </w:tcPr>
-          <w:p/>
-        </w:tc>
-        <w:tc>
-          <w:tcPr>
-            <w:tcW w:w="940" w:type="dxa"/>
-          </w:tcPr>
-          <w:p/>
-        </w:tc>
-        <w:tc>
-          <w:tcPr>
-            <w:tcW w:w="915" w:type="dxa"/>
-          </w:tcPr>
-          <w:p/>
-        </w:tc>
-        <w:tc>
-          <w:tcPr>
-            <w:tcW w:w="1029" w:type="dxa"/>
-          </w:tcPr>
-          <w:p/>
+              <w:rPr>
+                <w:rFonts w:ascii="Times New Roman" w:hAnsi="Times New Roman" w:cs="Times New Roman"/>
+                <w:lang w:val="en-US"/>
+              </w:rPr>
+              <w:t>= 0.011</w:t>
+            </w:r>
+          </w:p>
         </w:tc>
         <w:tc>
           <w:tcPr>
             <w:tcW w:w="1493" w:type="dxa"/>
           </w:tcPr>
           <w:p>
-            <w:r>
-              <w:rPr>
-                <w:lang w:val="en-US"/>
-              </w:rPr>
-              <w:t>q</w:t>
-            </w:r>
-            <w:r>
-              <w:rPr>
+            <w:pPr>
+              <w:rPr>
+                <w:rFonts w:ascii="Times New Roman" w:hAnsi="Times New Roman" w:cs="Times New Roman"/>
+                <w:lang w:val="en-US"/>
+              </w:rPr>
+            </w:pPr>
+            <w:r>
+              <w:rPr>
+                <w:rFonts w:ascii="Times New Roman" w:hAnsi="Times New Roman" w:cs="Times New Roman"/>
+                <w:lang w:val="en-US"/>
+              </w:rPr>
+              <w:t>k</w:t>
+            </w:r>
+            <w:r>
+              <w:rPr>
+                <w:rFonts w:ascii="Times New Roman" w:hAnsi="Times New Roman" w:cs="Times New Roman"/>
                 <w:vertAlign w:val="subscript"/>
-                <w:lang w:val="en-US"/>
-              </w:rPr>
-              <w:t>n</w:t>
-            </w:r>
-            <w:r>
-              <w:rPr>
+              </w:rPr>
+              <w:t xml:space="preserve">с1 </w:t>
+            </w:r>
+            <w:r>
+              <w:rPr>
+                <w:rFonts w:ascii="Times New Roman" w:hAnsi="Times New Roman" w:cs="Times New Roman"/>
+              </w:rPr>
+              <w:t>=</w:t>
+            </w:r>
+            <w:r>
+              <w:rPr>
+                <w:rFonts w:ascii="Times New Roman" w:hAnsi="Times New Roman" w:cs="Times New Roman"/>
+                <w:lang w:val="en-US"/>
+              </w:rPr>
+              <w:t xml:space="preserve"> q</w:t>
+            </w:r>
+            <w:r>
+              <w:rPr>
+                <w:rFonts w:ascii="Times New Roman" w:hAnsi="Times New Roman" w:cs="Times New Roman"/>
                 <w:vertAlign w:val="subscript"/>
                 <w:lang w:val="en-US"/>
               </w:rPr>
-              <w:t>2</w:t>
-            </w:r>
-            <w:r>
-              <w:rPr>
+              <w:t xml:space="preserve">n1 </w:t>
+            </w:r>
+            <w:r>
+              <w:rPr>
+                <w:rFonts w:ascii="Times New Roman" w:hAnsi="Times New Roman" w:cs="Times New Roman"/>
+                <w:lang w:val="en-US"/>
+              </w:rPr>
+              <w:t>/ q</w:t>
+            </w:r>
+            <w:r>
+              <w:rPr>
+                <w:rFonts w:ascii="Times New Roman" w:hAnsi="Times New Roman" w:cs="Times New Roman"/>
+                <w:vertAlign w:val="subscript"/>
+                <w:lang w:val="en-US"/>
+              </w:rPr>
+              <w:t>n2</w:t>
+            </w:r>
+            <w:r>
+              <w:rPr>
+                <w:rFonts w:ascii="Times New Roman" w:hAnsi="Times New Roman" w:cs="Times New Roman"/>
                 <w:lang w:val="en-US"/>
               </w:rPr>
               <w:t xml:space="preserve"> =</w:t>
             </w:r>
-          </w:p>
-        </w:tc>
-        <w:tc>
-          <w:tcPr>
-            <w:tcW w:w="1493" w:type="dxa"/>
-          </w:tcPr>
-          <w:p>
-            <w:pPr>
-              <w:rPr>
-                <w:lang w:val="en-US"/>
-              </w:rPr>
-            </w:pPr>
-            <w:r>
-              <w:rPr>
-                <w:lang w:val="en-US"/>
-              </w:rPr>
-              <w:t>k</w:t>
-            </w:r>
-            <w:r>
-              <w:rPr>
-                <w:vertAlign w:val="subscript"/>
-              </w:rPr>
-              <w:t xml:space="preserve">с1 </w:t>
-            </w:r>
-            <w:r>
-              <w:t>=</w:t>
-            </w:r>
-            <w:r>
-              <w:rPr>
-                <w:lang w:val="en-US"/>
-              </w:rPr>
-              <w:t xml:space="preserve"> </w:t>
-            </w:r>
-            <w:r>
-              <w:rPr>
-                <w:lang w:val="en-US"/>
-              </w:rPr>
-              <w:t>q</w:t>
-            </w:r>
-            <w:r>
-              <w:rPr>
-                <w:vertAlign w:val="subscript"/>
-                <w:lang w:val="en-US"/>
-              </w:rPr>
-              <w:t>n</w:t>
-            </w:r>
-            <w:r>
-              <w:rPr>
-                <w:vertAlign w:val="subscript"/>
-                <w:lang w:val="en-US"/>
-              </w:rPr>
-              <w:t>1</w:t>
-            </w:r>
-            <w:r>
-              <w:rPr>
-                <w:vertAlign w:val="subscript"/>
-                <w:lang w:val="en-US"/>
-              </w:rPr>
-              <w:t xml:space="preserve"> </w:t>
-            </w:r>
-            <w:r>
-              <w:rPr>
-                <w:lang w:val="en-US"/>
-              </w:rPr>
-              <w:t>/ q</w:t>
-            </w:r>
-            <w:r>
-              <w:rPr>
-                <w:vertAlign w:val="subscript"/>
-                <w:lang w:val="en-US"/>
-              </w:rPr>
-              <w:t>n</w:t>
-            </w:r>
-            <w:r>
-              <w:rPr>
-                <w:vertAlign w:val="subscript"/>
-                <w:lang w:val="en-US"/>
-              </w:rPr>
-              <w:t>2</w:t>
-            </w:r>
-            <w:r>
-              <w:rPr>
-                <w:lang w:val="en-US"/>
-              </w:rPr>
-              <w:t xml:space="preserve"> =</w:t>
+            <w:r>
+              <w:rPr>
+                <w:rFonts w:ascii="Times New Roman" w:hAnsi="Times New Roman" w:cs="Times New Roman"/>
+                <w:lang w:val="en-US"/>
+              </w:rPr>
+              <w:t xml:space="preserve"> 8.545</w:t>
             </w:r>
           </w:p>
         </w:tc>
       </w:tr>
     </w:tbl>
-    <w:p/>
+    <w:p>
+      <w:pPr>
+        <w:rPr>
+          <w:rFonts w:ascii="Times New Roman" w:hAnsi="Times New Roman" w:cs="Times New Roman"/>
+        </w:rPr>
+      </w:pPr>
+      <w:r>
+        <w:rPr>
+          <w:rFonts w:ascii="Times New Roman" w:hAnsi="Times New Roman" w:cs="Times New Roman"/>
+        </w:rPr>
+        <w:t>Однополупериодный – без фильтра:</w:t>
+      </w:r>
+      <w:r>
+        <w:rPr>
+          <w:rFonts w:ascii="Times New Roman" w:hAnsi="Times New Roman" w:cs="Times New Roman"/>
+        </w:rPr>
+        <w:drawing>
+          <wp:inline distT="0" distB="0" distL="0" distR="0" wp14:anchorId="23225525" wp14:editId="09632682">
+            <wp:extent cx="5955864" cy="4508205"/>
+            <wp:effectExtent l="0" t="0" r="6985" b="6985"/>
+            <wp:docPr id="1885770211" name="Picture 1"/>
+            <wp:cNvGraphicFramePr>
+              <a:graphicFrameLocks xmlns:a="http://schemas.openxmlformats.org/drawingml/2006/main" noChangeAspect="1"/>
+            </wp:cNvGraphicFramePr>
+            <a:graphic xmlns:a="http://schemas.openxmlformats.org/drawingml/2006/main">
+              <a:graphicData uri="http://schemas.openxmlformats.org/drawingml/2006/picture">
+                <pic:pic xmlns:pic="http://schemas.openxmlformats.org/drawingml/2006/picture">
+                  <pic:nvPicPr>
+                    <pic:cNvPr id="1885770211" name=""/>
+                    <pic:cNvPicPr/>
+                  </pic:nvPicPr>
+                  <pic:blipFill>
+                    <a:blip r:embed="rId7"/>
+                    <a:stretch>
+                      <a:fillRect/>
+                    </a:stretch>
+                  </pic:blipFill>
+                  <pic:spPr>
+                    <a:xfrm>
+                      <a:off x="0" y="0"/>
+                      <a:ext cx="5965349" cy="4515385"/>
+                    </a:xfrm>
+                    <a:prstGeom prst="rect">
+                      <a:avLst/>
+                    </a:prstGeom>
+                  </pic:spPr>
+                </pic:pic>
+              </a:graphicData>
+            </a:graphic>
+          </wp:inline>
+        </w:drawing>
+      </w:r>
+    </w:p>
+    <w:p>
+      <w:pPr>
+        <w:rPr>
+          <w:rFonts w:ascii="Times New Roman" w:hAnsi="Times New Roman" w:cs="Times New Roman"/>
+        </w:rPr>
+      </w:pPr>
+      <w:r>
+        <w:rPr>
+          <w:rFonts w:ascii="Times New Roman" w:hAnsi="Times New Roman" w:cs="Times New Roman"/>
+        </w:rPr>
+        <w:lastRenderedPageBreak/>
+        <w:drawing>
+          <wp:inline distT="0" distB="0" distL="0" distR="0" wp14:anchorId="1859187B" wp14:editId="2D0CEF71">
+            <wp:extent cx="5744377" cy="2648320"/>
+            <wp:effectExtent l="0" t="0" r="0" b="0"/>
+            <wp:docPr id="1586111816" name="Picture 1"/>
+            <wp:cNvGraphicFramePr>
+              <a:graphicFrameLocks xmlns:a="http://schemas.openxmlformats.org/drawingml/2006/main" noChangeAspect="1"/>
+            </wp:cNvGraphicFramePr>
+            <a:graphic xmlns:a="http://schemas.openxmlformats.org/drawingml/2006/main">
+              <a:graphicData uri="http://schemas.openxmlformats.org/drawingml/2006/picture">
+                <pic:pic xmlns:pic="http://schemas.openxmlformats.org/drawingml/2006/picture">
+                  <pic:nvPicPr>
+                    <pic:cNvPr id="1586111816" name=""/>
+                    <pic:cNvPicPr/>
+                  </pic:nvPicPr>
+                  <pic:blipFill>
+                    <a:blip r:embed="rId8"/>
+                    <a:stretch>
+                      <a:fillRect/>
+                    </a:stretch>
+                  </pic:blipFill>
+                  <pic:spPr>
+                    <a:xfrm>
+                      <a:off x="0" y="0"/>
+                      <a:ext cx="5744377" cy="2648320"/>
+                    </a:xfrm>
+                    <a:prstGeom prst="rect">
+                      <a:avLst/>
+                    </a:prstGeom>
+                  </pic:spPr>
+                </pic:pic>
+              </a:graphicData>
+            </a:graphic>
+          </wp:inline>
+        </w:drawing>
+      </w:r>
+    </w:p>
+    <w:p>
+      <w:pPr>
+        <w:rPr>
+          <w:rFonts w:ascii="Times New Roman" w:hAnsi="Times New Roman" w:cs="Times New Roman"/>
+        </w:rPr>
+      </w:pPr>
+      <w:r>
+        <w:rPr>
+          <w:rFonts w:ascii="Times New Roman" w:hAnsi="Times New Roman" w:cs="Times New Roman"/>
+        </w:rPr>
+        <w:t>Однополупериодный</w:t>
+      </w:r>
+      <w:r>
+        <w:rPr>
+          <w:rFonts w:ascii="Times New Roman" w:hAnsi="Times New Roman" w:cs="Times New Roman"/>
+        </w:rPr>
+        <w:t xml:space="preserve"> </w:t>
+      </w:r>
+      <w:r>
+        <w:rPr>
+          <w:rFonts w:ascii="Times New Roman" w:hAnsi="Times New Roman" w:cs="Times New Roman"/>
+        </w:rPr>
+        <w:t xml:space="preserve">– с </w:t>
+      </w:r>
+      <w:r>
+        <w:rPr>
+          <w:rFonts w:ascii="Times New Roman" w:hAnsi="Times New Roman" w:cs="Times New Roman"/>
+          <w:lang w:val="en-US"/>
+        </w:rPr>
+        <w:t>C</w:t>
+      </w:r>
+      <w:r>
+        <w:rPr>
+          <w:rFonts w:ascii="Times New Roman" w:hAnsi="Times New Roman" w:cs="Times New Roman"/>
+        </w:rPr>
+        <w:t>-фильтром</w:t>
+      </w:r>
+      <w:r>
+        <w:rPr>
+          <w:rFonts w:ascii="Times New Roman" w:hAnsi="Times New Roman" w:cs="Times New Roman"/>
+        </w:rPr>
+        <w:t>:</w:t>
+      </w:r>
+      <w:r>
+        <w:rPr>
+          <w:rFonts w:ascii="Times New Roman" w:hAnsi="Times New Roman" w:cs="Times New Roman"/>
+        </w:rPr>
+        <w:drawing>
+          <wp:inline distT="0" distB="0" distL="0" distR="0" wp14:anchorId="728EDB4F" wp14:editId="2751C786">
+            <wp:extent cx="5837274" cy="4418440"/>
+            <wp:effectExtent l="0" t="0" r="0" b="1270"/>
+            <wp:docPr id="921867737" name="Picture 1"/>
+            <wp:cNvGraphicFramePr>
+              <a:graphicFrameLocks xmlns:a="http://schemas.openxmlformats.org/drawingml/2006/main" noChangeAspect="1"/>
+            </wp:cNvGraphicFramePr>
+            <a:graphic xmlns:a="http://schemas.openxmlformats.org/drawingml/2006/main">
+              <a:graphicData uri="http://schemas.openxmlformats.org/drawingml/2006/picture">
+                <pic:pic xmlns:pic="http://schemas.openxmlformats.org/drawingml/2006/picture">
+                  <pic:nvPicPr>
+                    <pic:cNvPr id="921867737" name=""/>
+                    <pic:cNvPicPr/>
+                  </pic:nvPicPr>
+                  <pic:blipFill>
+                    <a:blip r:embed="rId9"/>
+                    <a:stretch>
+                      <a:fillRect/>
+                    </a:stretch>
+                  </pic:blipFill>
+                  <pic:spPr>
+                    <a:xfrm>
+                      <a:off x="0" y="0"/>
+                      <a:ext cx="5845555" cy="4424708"/>
+                    </a:xfrm>
+                    <a:prstGeom prst="rect">
+                      <a:avLst/>
+                    </a:prstGeom>
+                  </pic:spPr>
+                </pic:pic>
+              </a:graphicData>
+            </a:graphic>
+          </wp:inline>
+        </w:drawing>
+      </w:r>
+      <w:r>
+        <w:rPr>
+          <w:rFonts w:ascii="Times New Roman" w:hAnsi="Times New Roman" w:cs="Times New Roman"/>
+        </w:rPr>
+        <w:drawing>
+          <wp:inline distT="0" distB="0" distL="0" distR="0" wp14:anchorId="6F4DA6EE" wp14:editId="1109E4BC">
+            <wp:extent cx="5725324" cy="2629267"/>
+            <wp:effectExtent l="0" t="0" r="8890" b="0"/>
+            <wp:docPr id="1280270255" name="Picture 1"/>
+            <wp:cNvGraphicFramePr>
+              <a:graphicFrameLocks xmlns:a="http://schemas.openxmlformats.org/drawingml/2006/main" noChangeAspect="1"/>
+            </wp:cNvGraphicFramePr>
+            <a:graphic xmlns:a="http://schemas.openxmlformats.org/drawingml/2006/main">
+              <a:graphicData uri="http://schemas.openxmlformats.org/drawingml/2006/picture">
+                <pic:pic xmlns:pic="http://schemas.openxmlformats.org/drawingml/2006/picture">
+                  <pic:nvPicPr>
+                    <pic:cNvPr id="1280270255" name=""/>
+                    <pic:cNvPicPr/>
+                  </pic:nvPicPr>
+                  <pic:blipFill>
+                    <a:blip r:embed="rId10"/>
+                    <a:stretch>
+                      <a:fillRect/>
+                    </a:stretch>
+                  </pic:blipFill>
+                  <pic:spPr>
+                    <a:xfrm>
+                      <a:off x="0" y="0"/>
+                      <a:ext cx="5725324" cy="2629267"/>
+                    </a:xfrm>
+                    <a:prstGeom prst="rect">
+                      <a:avLst/>
+                    </a:prstGeom>
+                  </pic:spPr>
+                </pic:pic>
+              </a:graphicData>
+            </a:graphic>
+          </wp:inline>
+        </w:drawing>
+      </w:r>
+    </w:p>
+    <w:p>
+      <w:pPr>
+        <w:rPr>
+          <w:rFonts w:ascii="Times New Roman" w:hAnsi="Times New Roman" w:cs="Times New Roman"/>
+        </w:rPr>
+      </w:pPr>
+      <w:r>
+        <w:rPr>
+          <w:rFonts w:ascii="Times New Roman" w:hAnsi="Times New Roman" w:cs="Times New Roman"/>
+        </w:rPr>
+        <w:lastRenderedPageBreak/>
+        <w:t>Однополупериодный</w:t>
+      </w:r>
+      <w:r>
+        <w:rPr>
+          <w:rFonts w:ascii="Times New Roman" w:hAnsi="Times New Roman" w:cs="Times New Roman"/>
+        </w:rPr>
+        <w:t xml:space="preserve"> </w:t>
+      </w:r>
+      <w:r>
+        <w:rPr>
+          <w:rFonts w:ascii="Times New Roman" w:hAnsi="Times New Roman" w:cs="Times New Roman"/>
+        </w:rPr>
+        <w:t xml:space="preserve">– с </w:t>
+      </w:r>
+      <w:r>
+        <w:rPr>
+          <w:rFonts w:ascii="Times New Roman" w:hAnsi="Times New Roman" w:cs="Times New Roman"/>
+          <w:lang w:val="en-US"/>
+        </w:rPr>
+        <w:t>CLC</w:t>
+      </w:r>
+      <w:r>
+        <w:rPr>
+          <w:rFonts w:ascii="Times New Roman" w:hAnsi="Times New Roman" w:cs="Times New Roman"/>
+        </w:rPr>
+        <w:t>-фильтром</w:t>
+      </w:r>
+      <w:r>
+        <w:rPr>
+          <w:rFonts w:ascii="Times New Roman" w:hAnsi="Times New Roman" w:cs="Times New Roman"/>
+        </w:rPr>
+        <w:t>:</w:t>
+      </w:r>
+      <w:r>
+        <w:rPr>
+          <w:noProof/>
+        </w:rPr>
+        <w:drawing>
+          <wp:inline distT="0" distB="0" distL="0" distR="0" wp14:anchorId="24170EEB" wp14:editId="6BDE1468">
+            <wp:extent cx="5890437" cy="4450024"/>
+            <wp:effectExtent l="0" t="0" r="0" b="8255"/>
+            <wp:docPr id="513768044" name="Picture 1"/>
+            <wp:cNvGraphicFramePr>
+              <a:graphicFrameLocks xmlns:a="http://schemas.openxmlformats.org/drawingml/2006/main" noChangeAspect="1"/>
+            </wp:cNvGraphicFramePr>
+            <a:graphic xmlns:a="http://schemas.openxmlformats.org/drawingml/2006/main">
+              <a:graphicData uri="http://schemas.openxmlformats.org/drawingml/2006/picture">
+                <pic:pic xmlns:pic="http://schemas.openxmlformats.org/drawingml/2006/picture">
+                  <pic:nvPicPr>
+                    <pic:cNvPr id="513768044" name=""/>
+                    <pic:cNvPicPr/>
+                  </pic:nvPicPr>
+                  <pic:blipFill>
+                    <a:blip r:embed="rId11"/>
+                    <a:stretch>
+                      <a:fillRect/>
+                    </a:stretch>
+                  </pic:blipFill>
+                  <pic:spPr>
+                    <a:xfrm>
+                      <a:off x="0" y="0"/>
+                      <a:ext cx="5902688" cy="4459279"/>
+                    </a:xfrm>
+                    <a:prstGeom prst="rect">
+                      <a:avLst/>
+                    </a:prstGeom>
+                  </pic:spPr>
+                </pic:pic>
+              </a:graphicData>
+            </a:graphic>
+          </wp:inline>
+        </w:drawing>
+      </w:r>
+      <w:r>
+        <w:rPr>
+          <w:rFonts w:ascii="Times New Roman" w:hAnsi="Times New Roman" w:cs="Times New Roman"/>
+        </w:rPr>
+        <w:drawing>
+          <wp:inline distT="0" distB="0" distL="0" distR="0" wp14:anchorId="26EE36B1" wp14:editId="1BB4DA1A">
+            <wp:extent cx="5753903" cy="2638793"/>
+            <wp:effectExtent l="0" t="0" r="0" b="9525"/>
+            <wp:docPr id="1647933032" name="Picture 1"/>
+            <wp:cNvGraphicFramePr>
+              <a:graphicFrameLocks xmlns:a="http://schemas.openxmlformats.org/drawingml/2006/main" noChangeAspect="1"/>
+            </wp:cNvGraphicFramePr>
+            <a:graphic xmlns:a="http://schemas.openxmlformats.org/drawingml/2006/main">
+              <a:graphicData uri="http://schemas.openxmlformats.org/drawingml/2006/picture">
+                <pic:pic xmlns:pic="http://schemas.openxmlformats.org/drawingml/2006/picture">
+                  <pic:nvPicPr>
+                    <pic:cNvPr id="1647933032" name=""/>
+                    <pic:cNvPicPr/>
+                  </pic:nvPicPr>
+                  <pic:blipFill>
+                    <a:blip r:embed="rId12"/>
+                    <a:stretch>
+                      <a:fillRect/>
+                    </a:stretch>
+                  </pic:blipFill>
+                  <pic:spPr>
+                    <a:xfrm>
+                      <a:off x="0" y="0"/>
+                      <a:ext cx="5753903" cy="2638793"/>
+                    </a:xfrm>
+                    <a:prstGeom prst="rect">
+                      <a:avLst/>
+                    </a:prstGeom>
+                  </pic:spPr>
+                </pic:pic>
+              </a:graphicData>
+            </a:graphic>
+          </wp:inline>
+        </w:drawing>
+      </w:r>
+    </w:p>
+    <w:tbl>
+      <w:tblPr>
+        <w:tblStyle w:val="TableGrid"/>
+        <w:tblW w:w="11181" w:type="dxa"/>
+        <w:tblLook w:val="04A0" w:firstRow="1" w:lastRow="0" w:firstColumn="1" w:lastColumn="0" w:noHBand="0" w:noVBand="1"/>
+      </w:tblPr>
+      <w:tblGrid>
+        <w:gridCol w:w="2229"/>
+        <w:gridCol w:w="1995"/>
+        <w:gridCol w:w="821"/>
+        <w:gridCol w:w="711"/>
+        <w:gridCol w:w="821"/>
+        <w:gridCol w:w="711"/>
+        <w:gridCol w:w="821"/>
+        <w:gridCol w:w="541"/>
+        <w:gridCol w:w="711"/>
+        <w:gridCol w:w="539"/>
+        <w:gridCol w:w="711"/>
+        <w:gridCol w:w="561"/>
+        <w:gridCol w:w="9"/>
+      </w:tblGrid>
+      <w:tr>
+        <w:trPr>
+          <w:trHeight w:val="376"/>
+        </w:trPr>
+        <w:tc>
+          <w:tcPr>
+            <w:tcW w:w="2262" w:type="dxa"/>
+            <w:vMerge w:val="restart"/>
+          </w:tcPr>
+          <w:p>
+            <w:pPr>
+              <w:rPr>
+                <w:rFonts w:ascii="Times New Roman" w:hAnsi="Times New Roman" w:cs="Times New Roman"/>
+              </w:rPr>
+            </w:pPr>
+            <w:r>
+              <w:rPr>
+                <w:rFonts w:ascii="Times New Roman" w:hAnsi="Times New Roman" w:cs="Times New Roman"/>
+              </w:rPr>
+              <w:t>Тип выпрямителя</w:t>
+            </w:r>
+          </w:p>
+        </w:tc>
+        <w:tc>
+          <w:tcPr>
+            <w:tcW w:w="2976" w:type="dxa"/>
+            <w:vMerge w:val="restart"/>
+          </w:tcPr>
+          <w:p>
+            <w:pPr>
+              <w:rPr>
+                <w:rFonts w:ascii="Times New Roman" w:hAnsi="Times New Roman" w:cs="Times New Roman"/>
+              </w:rPr>
+            </w:pPr>
+            <w:r>
+              <w:rPr>
+                <w:rFonts w:ascii="Times New Roman" w:hAnsi="Times New Roman" w:cs="Times New Roman"/>
+              </w:rPr>
+              <w:t>Установлено</w:t>
+            </w:r>
+          </w:p>
+        </w:tc>
+        <w:tc>
+          <w:tcPr>
+            <w:tcW w:w="5943" w:type="dxa"/>
+            <w:gridSpan w:val="11"/>
+          </w:tcPr>
+          <w:p>
+            <w:pPr>
+              <w:rPr>
+                <w:rFonts w:ascii="Times New Roman" w:hAnsi="Times New Roman" w:cs="Times New Roman"/>
+              </w:rPr>
+            </w:pPr>
+            <w:r>
+              <w:rPr>
+                <w:rFonts w:ascii="Times New Roman" w:hAnsi="Times New Roman" w:cs="Times New Roman"/>
+              </w:rPr>
+              <w:t>Измерено</w:t>
+            </w:r>
+          </w:p>
+        </w:tc>
+      </w:tr>
+      <w:tr>
+        <w:trPr>
+          <w:trHeight w:val="253"/>
+        </w:trPr>
+        <w:tc>
+          <w:tcPr>
+            <w:tcW w:w="2262" w:type="dxa"/>
+            <w:vMerge/>
+          </w:tcPr>
+          <w:p>
+            <w:pPr>
+              <w:rPr>
+                <w:rFonts w:ascii="Times New Roman" w:hAnsi="Times New Roman" w:cs="Times New Roman"/>
+              </w:rPr>
+            </w:pPr>
+          </w:p>
+        </w:tc>
+        <w:tc>
+          <w:tcPr>
+            <w:tcW w:w="2976" w:type="dxa"/>
+            <w:vMerge/>
+          </w:tcPr>
+          <w:p>
+            <w:pPr>
+              <w:rPr>
+                <w:rFonts w:ascii="Times New Roman" w:hAnsi="Times New Roman" w:cs="Times New Roman"/>
+              </w:rPr>
+            </w:pPr>
+          </w:p>
+        </w:tc>
+        <w:tc>
+          <w:tcPr>
+            <w:tcW w:w="1249" w:type="dxa"/>
+            <w:gridSpan w:val="2"/>
+          </w:tcPr>
+          <w:p>
+            <w:pPr>
+              <w:rPr>
+                <w:rFonts w:ascii="Times New Roman" w:hAnsi="Times New Roman" w:cs="Times New Roman"/>
+              </w:rPr>
+            </w:pPr>
+            <w:r>
+              <w:rPr>
+                <w:rFonts w:ascii="Times New Roman" w:hAnsi="Times New Roman" w:cs="Times New Roman"/>
+                <w:lang w:val="en-US"/>
+              </w:rPr>
+              <w:t>R</w:t>
+            </w:r>
+            <w:r>
+              <w:rPr>
+                <w:rFonts w:ascii="Times New Roman" w:hAnsi="Times New Roman" w:cs="Times New Roman"/>
+                <w:vertAlign w:val="subscript"/>
+                <w:lang w:val="en-US"/>
+              </w:rPr>
+              <w:t>2</w:t>
+            </w:r>
+            <w:r>
+              <w:rPr>
+                <w:rFonts w:ascii="Times New Roman" w:hAnsi="Times New Roman" w:cs="Times New Roman"/>
+                <w:lang w:val="en-US"/>
+              </w:rPr>
+              <w:t xml:space="preserve"> = 2 </w:t>
+            </w:r>
+            <w:r>
+              <w:rPr>
+                <w:rFonts w:ascii="Times New Roman" w:hAnsi="Times New Roman" w:cs="Times New Roman"/>
+              </w:rPr>
+              <w:t>кОм</w:t>
+            </w:r>
+          </w:p>
+        </w:tc>
+        <w:tc>
+          <w:tcPr>
+            <w:tcW w:w="1167" w:type="dxa"/>
+            <w:gridSpan w:val="2"/>
+          </w:tcPr>
+          <w:p>
+            <w:pPr>
+              <w:rPr>
+                <w:rFonts w:ascii="Times New Roman" w:hAnsi="Times New Roman" w:cs="Times New Roman"/>
+              </w:rPr>
+            </w:pPr>
+            <w:r>
+              <w:rPr>
+                <w:rFonts w:ascii="Times New Roman" w:hAnsi="Times New Roman" w:cs="Times New Roman"/>
+              </w:rPr>
+              <w:t>600 Ом</w:t>
+            </w:r>
+          </w:p>
+        </w:tc>
+        <w:tc>
+          <w:tcPr>
+            <w:tcW w:w="1167" w:type="dxa"/>
+            <w:gridSpan w:val="2"/>
+          </w:tcPr>
+          <w:p>
+            <w:pPr>
+              <w:rPr>
+                <w:rFonts w:ascii="Times New Roman" w:hAnsi="Times New Roman" w:cs="Times New Roman"/>
+              </w:rPr>
+            </w:pPr>
+            <w:r>
+              <w:rPr>
+                <w:rFonts w:ascii="Times New Roman" w:hAnsi="Times New Roman" w:cs="Times New Roman"/>
+              </w:rPr>
+              <w:t>320 Ом</w:t>
+            </w:r>
+          </w:p>
+        </w:tc>
+        <w:tc>
+          <w:tcPr>
+            <w:tcW w:w="1178" w:type="dxa"/>
+            <w:gridSpan w:val="2"/>
+          </w:tcPr>
+          <w:p>
+            <w:pPr>
+              <w:rPr>
+                <w:rFonts w:ascii="Times New Roman" w:hAnsi="Times New Roman" w:cs="Times New Roman"/>
+              </w:rPr>
+            </w:pPr>
+            <w:r>
+              <w:rPr>
+                <w:rFonts w:ascii="Times New Roman" w:hAnsi="Times New Roman" w:cs="Times New Roman"/>
+              </w:rPr>
+              <w:t>100 Ом</w:t>
+            </w:r>
+          </w:p>
+        </w:tc>
+        <w:tc>
+          <w:tcPr>
+            <w:tcW w:w="1182" w:type="dxa"/>
+            <w:gridSpan w:val="3"/>
+          </w:tcPr>
+          <w:p>
+            <w:pPr>
+              <w:rPr>
+                <w:rFonts w:ascii="Times New Roman" w:hAnsi="Times New Roman" w:cs="Times New Roman"/>
+              </w:rPr>
+            </w:pPr>
+            <w:r>
+              <w:rPr>
+                <w:rFonts w:ascii="Times New Roman" w:hAnsi="Times New Roman" w:cs="Times New Roman"/>
+              </w:rPr>
+              <w:t>50 Ом</w:t>
+            </w:r>
+          </w:p>
+        </w:tc>
+      </w:tr>
+      <w:tr>
+        <w:trPr>
+          <w:gridAfter w:val="1"/>
+          <w:wAfter w:w="15" w:type="dxa"/>
+          <w:trHeight w:val="584"/>
+        </w:trPr>
+        <w:tc>
+          <w:tcPr>
+            <w:tcW w:w="2262" w:type="dxa"/>
+            <w:vMerge/>
+          </w:tcPr>
+          <w:p>
+            <w:pPr>
+              <w:rPr>
+                <w:rFonts w:ascii="Times New Roman" w:hAnsi="Times New Roman" w:cs="Times New Roman"/>
+              </w:rPr>
+            </w:pPr>
+          </w:p>
+        </w:tc>
+        <w:tc>
+          <w:tcPr>
+            <w:tcW w:w="2976" w:type="dxa"/>
+            <w:vMerge/>
+          </w:tcPr>
+          <w:p>
+            <w:pPr>
+              <w:rPr>
+                <w:rFonts w:ascii="Times New Roman" w:hAnsi="Times New Roman" w:cs="Times New Roman"/>
+              </w:rPr>
+            </w:pPr>
+          </w:p>
+        </w:tc>
+        <w:tc>
+          <w:tcPr>
+            <w:tcW w:w="711" w:type="dxa"/>
+          </w:tcPr>
+          <w:p>
+            <w:pPr>
+              <w:rPr>
+                <w:rFonts w:ascii="Times New Roman" w:hAnsi="Times New Roman" w:cs="Times New Roman"/>
+              </w:rPr>
+            </w:pPr>
+            <w:r>
+              <w:rPr>
+                <w:rFonts w:ascii="Times New Roman" w:hAnsi="Times New Roman" w:cs="Times New Roman"/>
+                <w:lang w:val="en-US"/>
+              </w:rPr>
+              <w:t>U</w:t>
+            </w:r>
+            <w:r>
+              <w:rPr>
+                <w:rFonts w:ascii="Times New Roman" w:hAnsi="Times New Roman" w:cs="Times New Roman"/>
+                <w:vertAlign w:val="subscript"/>
+              </w:rPr>
+              <w:t>ср</w:t>
+            </w:r>
+            <w:r>
+              <w:rPr>
+                <w:rFonts w:ascii="Times New Roman" w:hAnsi="Times New Roman" w:cs="Times New Roman"/>
+              </w:rPr>
+              <w:t>,</w:t>
+            </w:r>
+            <w:r>
+              <w:rPr>
+                <w:rFonts w:ascii="Times New Roman" w:hAnsi="Times New Roman" w:cs="Times New Roman"/>
+                <w:vertAlign w:val="subscript"/>
+              </w:rPr>
+              <w:t xml:space="preserve"> </w:t>
+            </w:r>
+            <w:r>
+              <w:rPr>
+                <w:rFonts w:ascii="Times New Roman" w:hAnsi="Times New Roman" w:cs="Times New Roman"/>
+              </w:rPr>
+              <w:t>В</w:t>
+            </w:r>
+          </w:p>
+        </w:tc>
+        <w:tc>
+          <w:tcPr>
+            <w:tcW w:w="538" w:type="dxa"/>
+          </w:tcPr>
+          <w:p>
+            <w:pPr>
+              <w:rPr>
+                <w:rFonts w:ascii="Times New Roman" w:hAnsi="Times New Roman" w:cs="Times New Roman"/>
+              </w:rPr>
+            </w:pPr>
+            <w:r>
+              <w:rPr>
+                <w:rFonts w:ascii="Times New Roman" w:hAnsi="Times New Roman" w:cs="Times New Roman"/>
+                <w:lang w:val="en-US"/>
+              </w:rPr>
+              <w:t>I</w:t>
+            </w:r>
+            <w:r>
+              <w:rPr>
+                <w:rFonts w:ascii="Times New Roman" w:hAnsi="Times New Roman" w:cs="Times New Roman"/>
+                <w:vertAlign w:val="subscript"/>
+              </w:rPr>
+              <w:t>ср</w:t>
+            </w:r>
+            <w:r>
+              <w:rPr>
+                <w:rFonts w:ascii="Times New Roman" w:hAnsi="Times New Roman" w:cs="Times New Roman"/>
+              </w:rPr>
+              <w:t>, мА</w:t>
+            </w:r>
+          </w:p>
+        </w:tc>
+        <w:tc>
+          <w:tcPr>
+            <w:tcW w:w="584" w:type="dxa"/>
+          </w:tcPr>
+          <w:p>
+            <w:pPr>
+              <w:rPr>
+                <w:rFonts w:ascii="Times New Roman" w:hAnsi="Times New Roman" w:cs="Times New Roman"/>
+              </w:rPr>
+            </w:pPr>
+            <w:r>
+              <w:rPr>
+                <w:rFonts w:ascii="Times New Roman" w:hAnsi="Times New Roman" w:cs="Times New Roman"/>
+                <w:lang w:val="en-US"/>
+              </w:rPr>
+              <w:t>U</w:t>
+            </w:r>
+            <w:r>
+              <w:rPr>
+                <w:rFonts w:ascii="Times New Roman" w:hAnsi="Times New Roman" w:cs="Times New Roman"/>
+                <w:vertAlign w:val="subscript"/>
+              </w:rPr>
+              <w:t>ср</w:t>
+            </w:r>
+            <w:r>
+              <w:rPr>
+                <w:rFonts w:ascii="Times New Roman" w:hAnsi="Times New Roman" w:cs="Times New Roman"/>
+              </w:rPr>
+              <w:t>,</w:t>
+            </w:r>
+            <w:r>
+              <w:rPr>
+                <w:rFonts w:ascii="Times New Roman" w:hAnsi="Times New Roman" w:cs="Times New Roman"/>
+                <w:vertAlign w:val="subscript"/>
+              </w:rPr>
+              <w:t xml:space="preserve"> </w:t>
+            </w:r>
+            <w:r>
+              <w:rPr>
+                <w:rFonts w:ascii="Times New Roman" w:hAnsi="Times New Roman" w:cs="Times New Roman"/>
+              </w:rPr>
+              <w:t>В</w:t>
+            </w:r>
+          </w:p>
+        </w:tc>
+        <w:tc>
+          <w:tcPr>
+            <w:tcW w:w="583" w:type="dxa"/>
+          </w:tcPr>
+          <w:p>
+            <w:pPr>
+              <w:rPr>
+                <w:rFonts w:ascii="Times New Roman" w:hAnsi="Times New Roman" w:cs="Times New Roman"/>
+              </w:rPr>
+            </w:pPr>
+            <w:r>
+              <w:rPr>
+                <w:rFonts w:ascii="Times New Roman" w:hAnsi="Times New Roman" w:cs="Times New Roman"/>
+                <w:lang w:val="en-US"/>
+              </w:rPr>
+              <w:t>I</w:t>
+            </w:r>
+            <w:r>
+              <w:rPr>
+                <w:rFonts w:ascii="Times New Roman" w:hAnsi="Times New Roman" w:cs="Times New Roman"/>
+                <w:vertAlign w:val="subscript"/>
+              </w:rPr>
+              <w:t>ср</w:t>
+            </w:r>
+            <w:r>
+              <w:rPr>
+                <w:rFonts w:ascii="Times New Roman" w:hAnsi="Times New Roman" w:cs="Times New Roman"/>
+              </w:rPr>
+              <w:t>, мА</w:t>
+            </w:r>
+          </w:p>
+        </w:tc>
+        <w:tc>
+          <w:tcPr>
+            <w:tcW w:w="582" w:type="dxa"/>
+          </w:tcPr>
+          <w:p>
+            <w:pPr>
+              <w:rPr>
+                <w:rFonts w:ascii="Times New Roman" w:hAnsi="Times New Roman" w:cs="Times New Roman"/>
+              </w:rPr>
+            </w:pPr>
+            <w:r>
+              <w:rPr>
+                <w:rFonts w:ascii="Times New Roman" w:hAnsi="Times New Roman" w:cs="Times New Roman"/>
+                <w:lang w:val="en-US"/>
+              </w:rPr>
+              <w:t>U</w:t>
+            </w:r>
+            <w:r>
+              <w:rPr>
+                <w:rFonts w:ascii="Times New Roman" w:hAnsi="Times New Roman" w:cs="Times New Roman"/>
+                <w:vertAlign w:val="subscript"/>
+              </w:rPr>
+              <w:t>ср</w:t>
+            </w:r>
+            <w:r>
+              <w:rPr>
+                <w:rFonts w:ascii="Times New Roman" w:hAnsi="Times New Roman" w:cs="Times New Roman"/>
+              </w:rPr>
+              <w:t>,</w:t>
+            </w:r>
+            <w:r>
+              <w:rPr>
+                <w:rFonts w:ascii="Times New Roman" w:hAnsi="Times New Roman" w:cs="Times New Roman"/>
+                <w:vertAlign w:val="subscript"/>
+              </w:rPr>
+              <w:t xml:space="preserve"> </w:t>
+            </w:r>
+            <w:r>
+              <w:rPr>
+                <w:rFonts w:ascii="Times New Roman" w:hAnsi="Times New Roman" w:cs="Times New Roman"/>
+              </w:rPr>
+              <w:t>В</w:t>
+            </w:r>
+          </w:p>
+        </w:tc>
+        <w:tc>
+          <w:tcPr>
+            <w:tcW w:w="585" w:type="dxa"/>
+          </w:tcPr>
+          <w:p>
+            <w:pPr>
+              <w:rPr>
+                <w:rFonts w:ascii="Times New Roman" w:hAnsi="Times New Roman" w:cs="Times New Roman"/>
+              </w:rPr>
+            </w:pPr>
+            <w:r>
+              <w:rPr>
+                <w:rFonts w:ascii="Times New Roman" w:hAnsi="Times New Roman" w:cs="Times New Roman"/>
+                <w:lang w:val="en-US"/>
+              </w:rPr>
+              <w:t>I</w:t>
+            </w:r>
+            <w:r>
+              <w:rPr>
+                <w:rFonts w:ascii="Times New Roman" w:hAnsi="Times New Roman" w:cs="Times New Roman"/>
+                <w:vertAlign w:val="subscript"/>
+              </w:rPr>
+              <w:t>ср</w:t>
+            </w:r>
+            <w:r>
+              <w:rPr>
+                <w:rFonts w:ascii="Times New Roman" w:hAnsi="Times New Roman" w:cs="Times New Roman"/>
+              </w:rPr>
+              <w:t>, мА</w:t>
+            </w:r>
+          </w:p>
+        </w:tc>
+        <w:tc>
+          <w:tcPr>
+            <w:tcW w:w="597" w:type="dxa"/>
+          </w:tcPr>
+          <w:p>
+            <w:pPr>
+              <w:rPr>
+                <w:rFonts w:ascii="Times New Roman" w:hAnsi="Times New Roman" w:cs="Times New Roman"/>
+              </w:rPr>
+            </w:pPr>
+            <w:r>
+              <w:rPr>
+                <w:rFonts w:ascii="Times New Roman" w:hAnsi="Times New Roman" w:cs="Times New Roman"/>
+                <w:lang w:val="en-US"/>
+              </w:rPr>
+              <w:t>U</w:t>
+            </w:r>
+            <w:r>
+              <w:rPr>
+                <w:rFonts w:ascii="Times New Roman" w:hAnsi="Times New Roman" w:cs="Times New Roman"/>
+                <w:vertAlign w:val="subscript"/>
+              </w:rPr>
+              <w:t>ср</w:t>
+            </w:r>
+            <w:r>
+              <w:rPr>
+                <w:rFonts w:ascii="Times New Roman" w:hAnsi="Times New Roman" w:cs="Times New Roman"/>
+              </w:rPr>
+              <w:t>,</w:t>
+            </w:r>
+            <w:r>
+              <w:rPr>
+                <w:rFonts w:ascii="Times New Roman" w:hAnsi="Times New Roman" w:cs="Times New Roman"/>
+                <w:vertAlign w:val="subscript"/>
+              </w:rPr>
+              <w:t xml:space="preserve"> </w:t>
+            </w:r>
+            <w:r>
+              <w:rPr>
+                <w:rFonts w:ascii="Times New Roman" w:hAnsi="Times New Roman" w:cs="Times New Roman"/>
+              </w:rPr>
+              <w:t>В</w:t>
+            </w:r>
+          </w:p>
+        </w:tc>
+        <w:tc>
+          <w:tcPr>
+            <w:tcW w:w="581" w:type="dxa"/>
+          </w:tcPr>
+          <w:p>
+            <w:pPr>
+              <w:rPr>
+                <w:rFonts w:ascii="Times New Roman" w:hAnsi="Times New Roman" w:cs="Times New Roman"/>
+              </w:rPr>
+            </w:pPr>
+            <w:r>
+              <w:rPr>
+                <w:rFonts w:ascii="Times New Roman" w:hAnsi="Times New Roman" w:cs="Times New Roman"/>
+                <w:lang w:val="en-US"/>
+              </w:rPr>
+              <w:t>I</w:t>
+            </w:r>
+            <w:r>
+              <w:rPr>
+                <w:rFonts w:ascii="Times New Roman" w:hAnsi="Times New Roman" w:cs="Times New Roman"/>
+                <w:vertAlign w:val="subscript"/>
+              </w:rPr>
+              <w:t>ср</w:t>
+            </w:r>
+            <w:r>
+              <w:rPr>
+                <w:rFonts w:ascii="Times New Roman" w:hAnsi="Times New Roman" w:cs="Times New Roman"/>
+              </w:rPr>
+              <w:t>, мА</w:t>
+            </w:r>
+          </w:p>
+        </w:tc>
+        <w:tc>
+          <w:tcPr>
+            <w:tcW w:w="581" w:type="dxa"/>
+          </w:tcPr>
+          <w:p>
+            <w:pPr>
+              <w:rPr>
+                <w:rFonts w:ascii="Times New Roman" w:hAnsi="Times New Roman" w:cs="Times New Roman"/>
+              </w:rPr>
+            </w:pPr>
+            <w:r>
+              <w:rPr>
+                <w:rFonts w:ascii="Times New Roman" w:hAnsi="Times New Roman" w:cs="Times New Roman"/>
+                <w:lang w:val="en-US"/>
+              </w:rPr>
+              <w:t>U</w:t>
+            </w:r>
+            <w:r>
+              <w:rPr>
+                <w:rFonts w:ascii="Times New Roman" w:hAnsi="Times New Roman" w:cs="Times New Roman"/>
+                <w:vertAlign w:val="subscript"/>
+              </w:rPr>
+              <w:t>ср</w:t>
+            </w:r>
+            <w:r>
+              <w:rPr>
+                <w:rFonts w:ascii="Times New Roman" w:hAnsi="Times New Roman" w:cs="Times New Roman"/>
+              </w:rPr>
+              <w:t>,</w:t>
+            </w:r>
+            <w:r>
+              <w:rPr>
+                <w:rFonts w:ascii="Times New Roman" w:hAnsi="Times New Roman" w:cs="Times New Roman"/>
+                <w:vertAlign w:val="subscript"/>
+              </w:rPr>
+              <w:t xml:space="preserve"> </w:t>
+            </w:r>
+            <w:r>
+              <w:rPr>
+                <w:rFonts w:ascii="Times New Roman" w:hAnsi="Times New Roman" w:cs="Times New Roman"/>
+              </w:rPr>
+              <w:t>В</w:t>
+            </w:r>
+          </w:p>
+        </w:tc>
+        <w:tc>
+          <w:tcPr>
+            <w:tcW w:w="586" w:type="dxa"/>
+          </w:tcPr>
+          <w:p>
+            <w:pPr>
+              <w:rPr>
+                <w:rFonts w:ascii="Times New Roman" w:hAnsi="Times New Roman" w:cs="Times New Roman"/>
+              </w:rPr>
+            </w:pPr>
+            <w:r>
+              <w:rPr>
+                <w:rFonts w:ascii="Times New Roman" w:hAnsi="Times New Roman" w:cs="Times New Roman"/>
+                <w:lang w:val="en-US"/>
+              </w:rPr>
+              <w:t>I</w:t>
+            </w:r>
+            <w:r>
+              <w:rPr>
+                <w:rFonts w:ascii="Times New Roman" w:hAnsi="Times New Roman" w:cs="Times New Roman"/>
+                <w:vertAlign w:val="subscript"/>
+              </w:rPr>
+              <w:t>ср</w:t>
+            </w:r>
+            <w:r>
+              <w:rPr>
+                <w:rFonts w:ascii="Times New Roman" w:hAnsi="Times New Roman" w:cs="Times New Roman"/>
+              </w:rPr>
+              <w:t>, мА</w:t>
+            </w:r>
+          </w:p>
+        </w:tc>
+      </w:tr>
+      <w:tr>
+        <w:trPr>
+          <w:gridAfter w:val="1"/>
+          <w:wAfter w:w="15" w:type="dxa"/>
+          <w:trHeight w:val="741"/>
+        </w:trPr>
+        <w:tc>
+          <w:tcPr>
+            <w:tcW w:w="2262" w:type="dxa"/>
+          </w:tcPr>
+          <w:p>
+            <w:pPr>
+              <w:rPr>
+                <w:rFonts w:ascii="Times New Roman" w:hAnsi="Times New Roman" w:cs="Times New Roman"/>
+              </w:rPr>
+            </w:pPr>
+            <w:r>
+              <w:rPr>
+                <w:rFonts w:ascii="Times New Roman" w:hAnsi="Times New Roman" w:cs="Times New Roman"/>
+              </w:rPr>
+              <w:t>Однополупериодный – без фильтра</w:t>
+            </w:r>
+          </w:p>
+        </w:tc>
+        <w:tc>
+          <w:tcPr>
+            <w:tcW w:w="2976" w:type="dxa"/>
+          </w:tcPr>
+          <w:p>
+            <w:pPr>
+              <w:rPr>
+                <w:rFonts w:ascii="Times New Roman" w:hAnsi="Times New Roman" w:cs="Times New Roman"/>
+              </w:rPr>
+            </w:pPr>
+            <w:r>
+              <w:rPr>
+                <w:rFonts w:ascii="Times New Roman" w:hAnsi="Times New Roman" w:cs="Times New Roman"/>
+              </w:rPr>
+              <w:t xml:space="preserve">Ключ </w:t>
+            </w:r>
+            <w:r>
+              <w:rPr>
+                <w:rFonts w:ascii="Times New Roman" w:hAnsi="Times New Roman" w:cs="Times New Roman"/>
+                <w:b/>
+                <w:bCs/>
+                <w:lang w:val="en-US"/>
+              </w:rPr>
+              <w:t>W</w:t>
+            </w:r>
+            <w:r>
+              <w:rPr>
+                <w:rFonts w:ascii="Times New Roman" w:hAnsi="Times New Roman" w:cs="Times New Roman"/>
+              </w:rPr>
+              <w:t xml:space="preserve"> замкнут; ключи </w:t>
+            </w:r>
+            <w:r>
+              <w:rPr>
+                <w:rFonts w:ascii="Times New Roman" w:hAnsi="Times New Roman" w:cs="Times New Roman"/>
+                <w:b/>
+                <w:bCs/>
+                <w:lang w:val="en-US"/>
+              </w:rPr>
+              <w:t>Q</w:t>
+            </w:r>
+            <w:r>
+              <w:rPr>
+                <w:rFonts w:ascii="Times New Roman" w:hAnsi="Times New Roman" w:cs="Times New Roman"/>
+              </w:rPr>
+              <w:t xml:space="preserve">, </w:t>
+            </w:r>
+            <w:r>
+              <w:rPr>
+                <w:rFonts w:ascii="Times New Roman" w:hAnsi="Times New Roman" w:cs="Times New Roman"/>
+                <w:b/>
+                <w:bCs/>
+                <w:lang w:val="en-US"/>
+              </w:rPr>
+              <w:t>A</w:t>
+            </w:r>
+            <w:r>
+              <w:rPr>
+                <w:rFonts w:ascii="Times New Roman" w:hAnsi="Times New Roman" w:cs="Times New Roman"/>
+              </w:rPr>
+              <w:t xml:space="preserve"> и </w:t>
+            </w:r>
+            <w:r>
+              <w:rPr>
+                <w:rFonts w:ascii="Times New Roman" w:hAnsi="Times New Roman" w:cs="Times New Roman"/>
+                <w:b/>
+                <w:bCs/>
+              </w:rPr>
+              <w:t xml:space="preserve">B </w:t>
+            </w:r>
+            <w:r>
+              <w:rPr>
+                <w:rFonts w:ascii="Times New Roman" w:hAnsi="Times New Roman" w:cs="Times New Roman"/>
+              </w:rPr>
+              <w:t>разомкнуты</w:t>
+            </w:r>
+          </w:p>
+        </w:tc>
+        <w:tc>
+          <w:tcPr>
+            <w:tcW w:w="711" w:type="dxa"/>
+          </w:tcPr>
+          <w:p>
+            <w:pPr>
+              <w:rPr>
+                <w:rFonts w:ascii="Times New Roman" w:hAnsi="Times New Roman" w:cs="Times New Roman"/>
+              </w:rPr>
+            </w:pPr>
+            <w:r>
+              <w:rPr>
+                <w:rFonts w:ascii="Times New Roman" w:hAnsi="Times New Roman" w:cs="Times New Roman"/>
+              </w:rPr>
+              <w:t>3.878</w:t>
+            </w:r>
+          </w:p>
+        </w:tc>
+        <w:tc>
+          <w:tcPr>
+            <w:tcW w:w="538" w:type="dxa"/>
+          </w:tcPr>
+          <w:p>
+            <w:pPr>
+              <w:rPr>
+                <w:rFonts w:ascii="Times New Roman" w:hAnsi="Times New Roman" w:cs="Times New Roman"/>
+              </w:rPr>
+            </w:pPr>
+            <w:r>
+              <w:rPr>
+                <w:rFonts w:ascii="Times New Roman" w:hAnsi="Times New Roman" w:cs="Times New Roman"/>
+              </w:rPr>
+              <w:t>1.939</w:t>
+            </w:r>
+          </w:p>
+        </w:tc>
+        <w:tc>
+          <w:tcPr>
+            <w:tcW w:w="584" w:type="dxa"/>
+          </w:tcPr>
+          <w:p>
+            <w:pPr>
+              <w:rPr>
+                <w:rFonts w:ascii="Times New Roman" w:hAnsi="Times New Roman" w:cs="Times New Roman"/>
+                <w:lang w:val="en-US"/>
+              </w:rPr>
+            </w:pPr>
+            <w:r>
+              <w:rPr>
+                <w:rFonts w:ascii="Times New Roman" w:hAnsi="Times New Roman" w:cs="Times New Roman"/>
+                <w:lang w:val="en-US"/>
+              </w:rPr>
+              <w:t>3.814</w:t>
+            </w:r>
+          </w:p>
+        </w:tc>
+        <w:tc>
+          <w:tcPr>
+            <w:tcW w:w="583" w:type="dxa"/>
+          </w:tcPr>
+          <w:p>
+            <w:pPr>
+              <w:rPr>
+                <w:rFonts w:ascii="Times New Roman" w:hAnsi="Times New Roman" w:cs="Times New Roman"/>
+                <w:lang w:val="en-US"/>
+              </w:rPr>
+            </w:pPr>
+            <w:r>
+              <w:rPr>
+                <w:rFonts w:ascii="Times New Roman" w:hAnsi="Times New Roman" w:cs="Times New Roman"/>
+                <w:lang w:val="en-US"/>
+              </w:rPr>
+              <w:t>6.356</w:t>
+            </w:r>
+          </w:p>
+        </w:tc>
+        <w:tc>
+          <w:tcPr>
+            <w:tcW w:w="582" w:type="dxa"/>
+          </w:tcPr>
+          <w:p>
+            <w:pPr>
+              <w:rPr>
+                <w:rFonts w:ascii="Times New Roman" w:hAnsi="Times New Roman" w:cs="Times New Roman"/>
+                <w:lang w:val="en-US"/>
+              </w:rPr>
+            </w:pPr>
+            <w:r>
+              <w:rPr>
+                <w:rFonts w:ascii="Times New Roman" w:hAnsi="Times New Roman" w:cs="Times New Roman"/>
+                <w:lang w:val="en-US"/>
+              </w:rPr>
+              <w:t>3.755</w:t>
+            </w:r>
+          </w:p>
+        </w:tc>
+        <w:tc>
+          <w:tcPr>
+            <w:tcW w:w="585" w:type="dxa"/>
+          </w:tcPr>
+          <w:p>
+            <w:pPr>
+              <w:rPr>
+                <w:rFonts w:ascii="Times New Roman" w:hAnsi="Times New Roman" w:cs="Times New Roman"/>
+                <w:lang w:val="en-US"/>
+              </w:rPr>
+            </w:pPr>
+            <w:r>
+              <w:rPr>
+                <w:rFonts w:ascii="Times New Roman" w:hAnsi="Times New Roman" w:cs="Times New Roman"/>
+                <w:lang w:val="en-US"/>
+              </w:rPr>
+              <w:t>12</w:t>
+            </w:r>
+          </w:p>
+        </w:tc>
+        <w:tc>
+          <w:tcPr>
+            <w:tcW w:w="597" w:type="dxa"/>
+          </w:tcPr>
+          <w:p>
+            <w:pPr>
+              <w:rPr>
+                <w:rFonts w:ascii="Times New Roman" w:hAnsi="Times New Roman" w:cs="Times New Roman"/>
+                <w:lang w:val="en-US"/>
+              </w:rPr>
+            </w:pPr>
+            <w:r>
+              <w:rPr>
+                <w:rFonts w:ascii="Times New Roman" w:hAnsi="Times New Roman" w:cs="Times New Roman"/>
+                <w:lang w:val="en-US"/>
+              </w:rPr>
+              <w:t>3.539</w:t>
+            </w:r>
+          </w:p>
+        </w:tc>
+        <w:tc>
+          <w:tcPr>
+            <w:tcW w:w="581" w:type="dxa"/>
+          </w:tcPr>
+          <w:p>
+            <w:pPr>
+              <w:rPr>
+                <w:rFonts w:ascii="Times New Roman" w:hAnsi="Times New Roman" w:cs="Times New Roman"/>
+                <w:lang w:val="en-US"/>
+              </w:rPr>
+            </w:pPr>
+            <w:r>
+              <w:rPr>
+                <w:rFonts w:ascii="Times New Roman" w:hAnsi="Times New Roman" w:cs="Times New Roman"/>
+                <w:lang w:val="en-US"/>
+              </w:rPr>
+              <w:t>35</w:t>
+            </w:r>
+          </w:p>
+        </w:tc>
+        <w:tc>
+          <w:tcPr>
+            <w:tcW w:w="581" w:type="dxa"/>
+          </w:tcPr>
+          <w:p>
+            <w:pPr>
+              <w:rPr>
+                <w:rFonts w:ascii="Times New Roman" w:hAnsi="Times New Roman" w:cs="Times New Roman"/>
+                <w:lang w:val="en-US"/>
+              </w:rPr>
+            </w:pPr>
+            <w:r>
+              <w:rPr>
+                <w:rFonts w:ascii="Times New Roman" w:hAnsi="Times New Roman" w:cs="Times New Roman"/>
+                <w:lang w:val="en-US"/>
+              </w:rPr>
+              <w:t>3.282</w:t>
+            </w:r>
+          </w:p>
+        </w:tc>
+        <w:tc>
+          <w:tcPr>
+            <w:tcW w:w="586" w:type="dxa"/>
+          </w:tcPr>
+          <w:p>
+            <w:pPr>
+              <w:rPr>
+                <w:rFonts w:ascii="Times New Roman" w:hAnsi="Times New Roman" w:cs="Times New Roman"/>
+                <w:lang w:val="en-US"/>
+              </w:rPr>
+            </w:pPr>
+            <w:r>
+              <w:rPr>
+                <w:rFonts w:ascii="Times New Roman" w:hAnsi="Times New Roman" w:cs="Times New Roman"/>
+                <w:lang w:val="en-US"/>
+              </w:rPr>
+              <w:t>66</w:t>
+            </w:r>
+          </w:p>
+        </w:tc>
+      </w:tr>
+      <w:tr>
+        <w:trPr>
+          <w:gridAfter w:val="1"/>
+          <w:wAfter w:w="15" w:type="dxa"/>
+          <w:trHeight w:val="794"/>
+        </w:trPr>
+        <w:tc>
+          <w:tcPr>
+            <w:tcW w:w="2262" w:type="dxa"/>
+          </w:tcPr>
+          <w:p>
+            <w:pPr>
+              <w:rPr>
+                <w:rFonts w:ascii="Times New Roman" w:hAnsi="Times New Roman" w:cs="Times New Roman"/>
+              </w:rPr>
+            </w:pPr>
+            <w:r>
+              <w:rPr>
+                <w:rFonts w:ascii="Times New Roman" w:hAnsi="Times New Roman" w:cs="Times New Roman"/>
+              </w:rPr>
+              <w:t xml:space="preserve">– с </w:t>
+            </w:r>
+            <w:r>
+              <w:rPr>
+                <w:rFonts w:ascii="Times New Roman" w:hAnsi="Times New Roman" w:cs="Times New Roman"/>
+                <w:lang w:val="en-US"/>
+              </w:rPr>
+              <w:t>CLC-</w:t>
+            </w:r>
+            <w:r>
+              <w:rPr>
+                <w:rFonts w:ascii="Times New Roman" w:hAnsi="Times New Roman" w:cs="Times New Roman"/>
+              </w:rPr>
+              <w:t>фильтром</w:t>
+            </w:r>
+          </w:p>
+        </w:tc>
+        <w:tc>
+          <w:tcPr>
+            <w:tcW w:w="2976" w:type="dxa"/>
+          </w:tcPr>
+          <w:p>
+            <w:pPr>
+              <w:rPr>
+                <w:rFonts w:ascii="Times New Roman" w:hAnsi="Times New Roman" w:cs="Times New Roman"/>
+              </w:rPr>
+            </w:pPr>
+            <w:r>
+              <w:rPr>
+                <w:rFonts w:ascii="Times New Roman" w:hAnsi="Times New Roman" w:cs="Times New Roman"/>
+              </w:rPr>
+              <w:t xml:space="preserve">Ключи </w:t>
+            </w:r>
+            <w:r>
+              <w:rPr>
+                <w:rFonts w:ascii="Times New Roman" w:hAnsi="Times New Roman" w:cs="Times New Roman"/>
+                <w:b/>
+                <w:bCs/>
+                <w:lang w:val="en-US"/>
+              </w:rPr>
+              <w:t>Q</w:t>
+            </w:r>
+            <w:r>
+              <w:rPr>
+                <w:rFonts w:ascii="Times New Roman" w:hAnsi="Times New Roman" w:cs="Times New Roman"/>
+              </w:rPr>
+              <w:t xml:space="preserve"> и </w:t>
+            </w:r>
+            <w:r>
+              <w:rPr>
+                <w:rFonts w:ascii="Times New Roman" w:hAnsi="Times New Roman" w:cs="Times New Roman"/>
+                <w:b/>
+                <w:bCs/>
+              </w:rPr>
+              <w:t>W</w:t>
+            </w:r>
+            <w:r>
+              <w:rPr>
+                <w:rFonts w:ascii="Times New Roman" w:hAnsi="Times New Roman" w:cs="Times New Roman"/>
+              </w:rPr>
+              <w:t xml:space="preserve"> разомкнуты; ключи </w:t>
+            </w:r>
+            <w:r>
+              <w:rPr>
+                <w:rFonts w:ascii="Times New Roman" w:hAnsi="Times New Roman" w:cs="Times New Roman"/>
+                <w:b/>
+                <w:bCs/>
+                <w:lang w:val="en-US"/>
+              </w:rPr>
+              <w:t>A</w:t>
+            </w:r>
+            <w:r>
+              <w:rPr>
+                <w:rFonts w:ascii="Times New Roman" w:hAnsi="Times New Roman" w:cs="Times New Roman"/>
+              </w:rPr>
+              <w:t xml:space="preserve"> и </w:t>
+            </w:r>
+            <w:r>
+              <w:rPr>
+                <w:rFonts w:ascii="Times New Roman" w:hAnsi="Times New Roman" w:cs="Times New Roman"/>
+                <w:b/>
+                <w:bCs/>
+                <w:lang w:val="en-US"/>
+              </w:rPr>
+              <w:t>B</w:t>
+            </w:r>
+            <w:r>
+              <w:rPr>
+                <w:rFonts w:ascii="Times New Roman" w:hAnsi="Times New Roman" w:cs="Times New Roman"/>
+              </w:rPr>
+              <w:t xml:space="preserve"> замкнуты</w:t>
+            </w:r>
+          </w:p>
+        </w:tc>
+        <w:tc>
+          <w:tcPr>
+            <w:tcW w:w="711" w:type="dxa"/>
+          </w:tcPr>
+          <w:p>
+            <w:pPr>
+              <w:rPr>
+                <w:rFonts w:ascii="Times New Roman" w:hAnsi="Times New Roman" w:cs="Times New Roman"/>
+              </w:rPr>
+            </w:pPr>
+            <w:r>
+              <w:rPr>
+                <w:rFonts w:ascii="Times New Roman" w:hAnsi="Times New Roman" w:cs="Times New Roman"/>
+              </w:rPr>
+              <w:t>12.006</w:t>
+            </w:r>
+          </w:p>
+        </w:tc>
+        <w:tc>
+          <w:tcPr>
+            <w:tcW w:w="538" w:type="dxa"/>
+          </w:tcPr>
+          <w:p>
+            <w:pPr>
+              <w:rPr>
+                <w:rFonts w:ascii="Times New Roman" w:hAnsi="Times New Roman" w:cs="Times New Roman"/>
+              </w:rPr>
+            </w:pPr>
+            <w:r>
+              <w:rPr>
+                <w:rFonts w:ascii="Times New Roman" w:hAnsi="Times New Roman" w:cs="Times New Roman"/>
+              </w:rPr>
+              <w:t>6.002</w:t>
+            </w:r>
+          </w:p>
+        </w:tc>
+        <w:tc>
+          <w:tcPr>
+            <w:tcW w:w="584" w:type="dxa"/>
+          </w:tcPr>
+          <w:p>
+            <w:pPr>
+              <w:rPr>
+                <w:rFonts w:ascii="Times New Roman" w:hAnsi="Times New Roman" w:cs="Times New Roman"/>
+                <w:lang w:val="en-US"/>
+              </w:rPr>
+            </w:pPr>
+            <w:r>
+              <w:rPr>
+                <w:rFonts w:ascii="Times New Roman" w:hAnsi="Times New Roman" w:cs="Times New Roman"/>
+                <w:lang w:val="en-US"/>
+              </w:rPr>
+              <w:t>11.067</w:t>
+            </w:r>
+          </w:p>
+        </w:tc>
+        <w:tc>
+          <w:tcPr>
+            <w:tcW w:w="583" w:type="dxa"/>
+          </w:tcPr>
+          <w:p>
+            <w:pPr>
+              <w:rPr>
+                <w:rFonts w:ascii="Times New Roman" w:hAnsi="Times New Roman" w:cs="Times New Roman"/>
+                <w:lang w:val="en-US"/>
+              </w:rPr>
+            </w:pPr>
+            <w:r>
+              <w:rPr>
+                <w:rFonts w:ascii="Times New Roman" w:hAnsi="Times New Roman" w:cs="Times New Roman"/>
+                <w:lang w:val="en-US"/>
+              </w:rPr>
+              <w:t>18</w:t>
+            </w:r>
+          </w:p>
+        </w:tc>
+        <w:tc>
+          <w:tcPr>
+            <w:tcW w:w="582" w:type="dxa"/>
+          </w:tcPr>
+          <w:p>
+            <w:pPr>
+              <w:rPr>
+                <w:rFonts w:ascii="Times New Roman" w:hAnsi="Times New Roman" w:cs="Times New Roman"/>
+                <w:lang w:val="en-US"/>
+              </w:rPr>
+            </w:pPr>
+            <w:r>
+              <w:rPr>
+                <w:rFonts w:ascii="Times New Roman" w:hAnsi="Times New Roman" w:cs="Times New Roman"/>
+                <w:lang w:val="en-US"/>
+              </w:rPr>
+              <w:t>10.244</w:t>
+            </w:r>
+          </w:p>
+        </w:tc>
+        <w:tc>
+          <w:tcPr>
+            <w:tcW w:w="585" w:type="dxa"/>
+          </w:tcPr>
+          <w:p>
+            <w:pPr>
+              <w:rPr>
+                <w:rFonts w:ascii="Times New Roman" w:hAnsi="Times New Roman" w:cs="Times New Roman"/>
+                <w:lang w:val="en-US"/>
+              </w:rPr>
+            </w:pPr>
+            <w:r>
+              <w:rPr>
+                <w:rFonts w:ascii="Times New Roman" w:hAnsi="Times New Roman" w:cs="Times New Roman"/>
+                <w:lang w:val="en-US"/>
+              </w:rPr>
+              <w:t>32</w:t>
+            </w:r>
+          </w:p>
+        </w:tc>
+        <w:tc>
+          <w:tcPr>
+            <w:tcW w:w="597" w:type="dxa"/>
+          </w:tcPr>
+          <w:p>
+            <w:pPr>
+              <w:rPr>
+                <w:rFonts w:ascii="Times New Roman" w:hAnsi="Times New Roman" w:cs="Times New Roman"/>
+                <w:lang w:val="en-US"/>
+              </w:rPr>
+            </w:pPr>
+            <w:r>
+              <w:rPr>
+                <w:rFonts w:ascii="Times New Roman" w:hAnsi="Times New Roman" w:cs="Times New Roman"/>
+                <w:lang w:val="en-US"/>
+              </w:rPr>
+              <w:t>7.902</w:t>
+            </w:r>
+          </w:p>
+        </w:tc>
+        <w:tc>
+          <w:tcPr>
+            <w:tcW w:w="581" w:type="dxa"/>
+          </w:tcPr>
+          <w:p>
+            <w:pPr>
+              <w:rPr>
+                <w:rFonts w:ascii="Times New Roman" w:hAnsi="Times New Roman" w:cs="Times New Roman"/>
+                <w:lang w:val="en-US"/>
+              </w:rPr>
+            </w:pPr>
+            <w:r>
+              <w:rPr>
+                <w:rFonts w:ascii="Times New Roman" w:hAnsi="Times New Roman" w:cs="Times New Roman"/>
+                <w:lang w:val="en-US"/>
+              </w:rPr>
+              <w:t>79</w:t>
+            </w:r>
+          </w:p>
+        </w:tc>
+        <w:tc>
+          <w:tcPr>
+            <w:tcW w:w="581" w:type="dxa"/>
+          </w:tcPr>
+          <w:p>
+            <w:pPr>
+              <w:rPr>
+                <w:rFonts w:ascii="Times New Roman" w:hAnsi="Times New Roman" w:cs="Times New Roman"/>
+                <w:lang w:val="en-US"/>
+              </w:rPr>
+            </w:pPr>
+            <w:r>
+              <w:rPr>
+                <w:rFonts w:ascii="Times New Roman" w:hAnsi="Times New Roman" w:cs="Times New Roman"/>
+                <w:lang w:val="en-US"/>
+              </w:rPr>
+              <w:t>6.094</w:t>
+            </w:r>
+          </w:p>
+        </w:tc>
+        <w:tc>
+          <w:tcPr>
+            <w:tcW w:w="586" w:type="dxa"/>
+          </w:tcPr>
+          <w:p>
+            <w:pPr>
+              <w:rPr>
+                <w:rFonts w:ascii="Times New Roman" w:hAnsi="Times New Roman" w:cs="Times New Roman"/>
+                <w:lang w:val="en-US"/>
+              </w:rPr>
+            </w:pPr>
+            <w:r>
+              <w:rPr>
+                <w:rFonts w:ascii="Times New Roman" w:hAnsi="Times New Roman" w:cs="Times New Roman"/>
+                <w:lang w:val="en-US"/>
+              </w:rPr>
+              <w:t>122</w:t>
+            </w:r>
+          </w:p>
+        </w:tc>
+      </w:tr>
+    </w:tbl>
+    <w:p>
+      <w:pPr>
+        <w:rPr>
+          <w:rFonts w:ascii="Times New Roman" w:hAnsi="Times New Roman" w:cs="Times New Roman"/>
+        </w:rPr>
+      </w:pPr>
+    </w:p>
     <w:sectPr>
       <w:pgSz w:w="11906" w:h="16838"/>
       <w:pgMar w:top="510" w:right="510" w:bottom="510" w:left="510" w:header="708" w:footer="708" w:gutter="0"/>
@@ -1868,7 +3900,7 @@
   <w:style w:type="paragraph" w:default="1" w:styleId="Normal">
     <w:name w:val="Normal"/>
     <w:qFormat/>
-    <w:rsid w:val="00EB3831"/>
+    <w:rsid w:val="00CE1F83"/>
   </w:style>
   <w:style w:type="paragraph" w:styleId="Heading1">
     <w:name w:val="heading 1"/>

--- a/sem-4/v2/lab-2/lab-2.docx
+++ b/sem-4/v2/lab-2/lab-2.docx
@@ -502,12 +502,12 @@
       <w:pPr>
         <w:pStyle w:val="Heading1"/>
         <w:rPr>
-          <w:rFonts w:ascii="Times New Roman" w:hAnsi="Times New Roman" w:cs="Times New Roman"/>
+          <w:rFonts w:cs="Times New Roman"/>
         </w:rPr>
       </w:pPr>
       <w:r>
         <w:rPr>
-          <w:rFonts w:ascii="Times New Roman" w:hAnsi="Times New Roman" w:cs="Times New Roman"/>
+          <w:rFonts w:cs="Times New Roman"/>
         </w:rPr>
         <w:lastRenderedPageBreak/>
         <w:t>Задание 1</w:t>
@@ -816,7 +816,6 @@
                 <w:rFonts w:ascii="Times New Roman" w:hAnsi="Times New Roman" w:cs="Times New Roman"/>
               </w:rPr>
             </w:pPr>
-            <w:proofErr w:type="spellStart"/>
             <w:proofErr w:type="gramStart"/>
             <w:r>
               <w:rPr>
@@ -833,7 +832,6 @@
               </w:rPr>
               <w:t>m,or</w:t>
             </w:r>
-            <w:proofErr w:type="spellEnd"/>
             <w:proofErr w:type="gramEnd"/>
             <w:r>
               <w:rPr>
@@ -1104,7 +1102,6 @@
               </w:rPr>
               <w:t>=</w:t>
             </w:r>
-            <w:proofErr w:type="spellStart"/>
             <w:proofErr w:type="gramStart"/>
             <w:r>
               <w:rPr>
@@ -1121,7 +1118,6 @@
               </w:rPr>
               <w:t>m,or</w:t>
             </w:r>
-            <w:proofErr w:type="spellEnd"/>
             <w:proofErr w:type="gramEnd"/>
             <w:r>
               <w:rPr>
@@ -2050,6 +2046,7 @@
       </w:r>
       <w:r>
         <w:rPr>
+          <w:rFonts w:ascii="Times New Roman" w:hAnsi="Times New Roman" w:cs="Times New Roman"/>
           <w:noProof/>
         </w:rPr>
         <w:drawing>
@@ -2156,7 +2153,7 @@
         </w:trPr>
         <w:tc>
           <w:tcPr>
-            <w:tcW w:w="2262" w:type="dxa"/>
+            <w:tcW w:w="2229" w:type="dxa"/>
             <w:vMerge w:val="restart"/>
           </w:tcPr>
           <w:p>
@@ -2175,7 +2172,7 @@
         </w:tc>
         <w:tc>
           <w:tcPr>
-            <w:tcW w:w="2976" w:type="dxa"/>
+            <w:tcW w:w="1995" w:type="dxa"/>
             <w:vMerge w:val="restart"/>
           </w:tcPr>
           <w:p>
@@ -2194,7 +2191,7 @@
         </w:tc>
         <w:tc>
           <w:tcPr>
-            <w:tcW w:w="5943" w:type="dxa"/>
+            <w:tcW w:w="6957" w:type="dxa"/>
             <w:gridSpan w:val="11"/>
           </w:tcPr>
           <w:p>
@@ -2218,7 +2215,7 @@
         </w:trPr>
         <w:tc>
           <w:tcPr>
-            <w:tcW w:w="2262" w:type="dxa"/>
+            <w:tcW w:w="2229" w:type="dxa"/>
             <w:vMerge/>
           </w:tcPr>
           <w:p>
@@ -2231,7 +2228,7 @@
         </w:tc>
         <w:tc>
           <w:tcPr>
-            <w:tcW w:w="2976" w:type="dxa"/>
+            <w:tcW w:w="1995" w:type="dxa"/>
             <w:vMerge/>
           </w:tcPr>
           <w:p>
@@ -2244,7 +2241,7 @@
         </w:tc>
         <w:tc>
           <w:tcPr>
-            <w:tcW w:w="1249" w:type="dxa"/>
+            <w:tcW w:w="1532" w:type="dxa"/>
             <w:gridSpan w:val="2"/>
           </w:tcPr>
           <w:p>
@@ -2285,7 +2282,7 @@
         </w:tc>
         <w:tc>
           <w:tcPr>
-            <w:tcW w:w="1167" w:type="dxa"/>
+            <w:tcW w:w="1532" w:type="dxa"/>
             <w:gridSpan w:val="2"/>
           </w:tcPr>
           <w:p>
@@ -2304,7 +2301,7 @@
         </w:tc>
         <w:tc>
           <w:tcPr>
-            <w:tcW w:w="1167" w:type="dxa"/>
+            <w:tcW w:w="1362" w:type="dxa"/>
             <w:gridSpan w:val="2"/>
           </w:tcPr>
           <w:p>
@@ -2323,7 +2320,7 @@
         </w:tc>
         <w:tc>
           <w:tcPr>
-            <w:tcW w:w="1178" w:type="dxa"/>
+            <w:tcW w:w="1250" w:type="dxa"/>
             <w:gridSpan w:val="2"/>
           </w:tcPr>
           <w:p>
@@ -2342,7 +2339,7 @@
         </w:tc>
         <w:tc>
           <w:tcPr>
-            <w:tcW w:w="1182" w:type="dxa"/>
+            <w:tcW w:w="1281" w:type="dxa"/>
             <w:gridSpan w:val="3"/>
           </w:tcPr>
           <w:p>
@@ -2363,12 +2360,12 @@
       <w:tr>
         <w:trPr>
           <w:gridAfter w:val="1"/>
-          <w:wAfter w:w="15" w:type="dxa"/>
+          <w:wAfter w:w="9" w:type="dxa"/>
           <w:trHeight w:val="584"/>
         </w:trPr>
         <w:tc>
           <w:tcPr>
-            <w:tcW w:w="2262" w:type="dxa"/>
+            <w:tcW w:w="2229" w:type="dxa"/>
             <w:vMerge/>
           </w:tcPr>
           <w:p>
@@ -2381,7 +2378,7 @@
         </w:tc>
         <w:tc>
           <w:tcPr>
-            <w:tcW w:w="2976" w:type="dxa"/>
+            <w:tcW w:w="1995" w:type="dxa"/>
             <w:vMerge/>
           </w:tcPr>
           <w:p>
@@ -2394,6 +2391,51 @@
         </w:tc>
         <w:tc>
           <w:tcPr>
+            <w:tcW w:w="821" w:type="dxa"/>
+          </w:tcPr>
+          <w:p>
+            <w:pPr>
+              <w:rPr>
+                <w:rFonts w:ascii="Times New Roman" w:hAnsi="Times New Roman" w:cs="Times New Roman"/>
+              </w:rPr>
+            </w:pPr>
+            <w:r>
+              <w:rPr>
+                <w:rFonts w:ascii="Times New Roman" w:hAnsi="Times New Roman" w:cs="Times New Roman"/>
+                <w:lang w:val="en-US"/>
+              </w:rPr>
+              <w:t>U</w:t>
+            </w:r>
+            <w:r>
+              <w:rPr>
+                <w:rFonts w:ascii="Times New Roman" w:hAnsi="Times New Roman" w:cs="Times New Roman"/>
+                <w:vertAlign w:val="subscript"/>
+              </w:rPr>
+              <w:t>ср</w:t>
+            </w:r>
+            <w:r>
+              <w:rPr>
+                <w:rFonts w:ascii="Times New Roman" w:hAnsi="Times New Roman" w:cs="Times New Roman"/>
+              </w:rPr>
+              <w:t>,</w:t>
+            </w:r>
+            <w:r>
+              <w:rPr>
+                <w:rFonts w:ascii="Times New Roman" w:hAnsi="Times New Roman" w:cs="Times New Roman"/>
+                <w:vertAlign w:val="subscript"/>
+              </w:rPr>
+              <w:t xml:space="preserve"> </w:t>
+            </w:r>
+            <w:r>
+              <w:rPr>
+                <w:rFonts w:ascii="Times New Roman" w:hAnsi="Times New Roman" w:cs="Times New Roman"/>
+              </w:rPr>
+              <w:t>В</w:t>
+            </w:r>
+          </w:p>
+        </w:tc>
+        <w:tc>
+          <w:tcPr>
             <w:tcW w:w="711" w:type="dxa"/>
           </w:tcPr>
           <w:p>
@@ -2407,6 +2449,38 @@
                 <w:rFonts w:ascii="Times New Roman" w:hAnsi="Times New Roman" w:cs="Times New Roman"/>
                 <w:lang w:val="en-US"/>
               </w:rPr>
+              <w:t>I</w:t>
+            </w:r>
+            <w:r>
+              <w:rPr>
+                <w:rFonts w:ascii="Times New Roman" w:hAnsi="Times New Roman" w:cs="Times New Roman"/>
+                <w:vertAlign w:val="subscript"/>
+              </w:rPr>
+              <w:t>ср</w:t>
+            </w:r>
+            <w:r>
+              <w:rPr>
+                <w:rFonts w:ascii="Times New Roman" w:hAnsi="Times New Roman" w:cs="Times New Roman"/>
+              </w:rPr>
+              <w:t>, мА</w:t>
+            </w:r>
+          </w:p>
+        </w:tc>
+        <w:tc>
+          <w:tcPr>
+            <w:tcW w:w="821" w:type="dxa"/>
+          </w:tcPr>
+          <w:p>
+            <w:pPr>
+              <w:rPr>
+                <w:rFonts w:ascii="Times New Roman" w:hAnsi="Times New Roman" w:cs="Times New Roman"/>
+              </w:rPr>
+            </w:pPr>
+            <w:r>
+              <w:rPr>
+                <w:rFonts w:ascii="Times New Roman" w:hAnsi="Times New Roman" w:cs="Times New Roman"/>
+                <w:lang w:val="en-US"/>
+              </w:rPr>
               <w:t>U</w:t>
             </w:r>
             <w:r>
@@ -2439,7 +2513,7 @@
         </w:tc>
         <w:tc>
           <w:tcPr>
-            <w:tcW w:w="538" w:type="dxa"/>
+            <w:tcW w:w="711" w:type="dxa"/>
           </w:tcPr>
           <w:p>
             <w:pPr>
@@ -2471,7 +2545,7 @@
         </w:tc>
         <w:tc>
           <w:tcPr>
-            <w:tcW w:w="584" w:type="dxa"/>
+            <w:tcW w:w="821" w:type="dxa"/>
           </w:tcPr>
           <w:p>
             <w:pPr>
@@ -2516,7 +2590,7 @@
         </w:tc>
         <w:tc>
           <w:tcPr>
-            <w:tcW w:w="583" w:type="dxa"/>
+            <w:tcW w:w="541" w:type="dxa"/>
           </w:tcPr>
           <w:p>
             <w:pPr>
@@ -2548,7 +2622,7 @@
         </w:tc>
         <w:tc>
           <w:tcPr>
-            <w:tcW w:w="582" w:type="dxa"/>
+            <w:tcW w:w="711" w:type="dxa"/>
           </w:tcPr>
           <w:p>
             <w:pPr>
@@ -2593,7 +2667,7 @@
         </w:tc>
         <w:tc>
           <w:tcPr>
-            <w:tcW w:w="585" w:type="dxa"/>
+            <w:tcW w:w="539" w:type="dxa"/>
           </w:tcPr>
           <w:p>
             <w:pPr>
@@ -2625,7 +2699,7 @@
         </w:tc>
         <w:tc>
           <w:tcPr>
-            <w:tcW w:w="597" w:type="dxa"/>
+            <w:tcW w:w="711" w:type="dxa"/>
           </w:tcPr>
           <w:p>
             <w:pPr>
@@ -2670,84 +2744,7 @@
         </w:tc>
         <w:tc>
           <w:tcPr>
-            <w:tcW w:w="581" w:type="dxa"/>
-          </w:tcPr>
-          <w:p>
-            <w:pPr>
-              <w:rPr>
-                <w:rFonts w:ascii="Times New Roman" w:hAnsi="Times New Roman" w:cs="Times New Roman"/>
-              </w:rPr>
-            </w:pPr>
-            <w:r>
-              <w:rPr>
-                <w:rFonts w:ascii="Times New Roman" w:hAnsi="Times New Roman" w:cs="Times New Roman"/>
-                <w:lang w:val="en-US"/>
-              </w:rPr>
-              <w:t>I</w:t>
-            </w:r>
-            <w:r>
-              <w:rPr>
-                <w:rFonts w:ascii="Times New Roman" w:hAnsi="Times New Roman" w:cs="Times New Roman"/>
-                <w:vertAlign w:val="subscript"/>
-              </w:rPr>
-              <w:t>ср</w:t>
-            </w:r>
-            <w:r>
-              <w:rPr>
-                <w:rFonts w:ascii="Times New Roman" w:hAnsi="Times New Roman" w:cs="Times New Roman"/>
-              </w:rPr>
-              <w:t>, мА</w:t>
-            </w:r>
-          </w:p>
-        </w:tc>
-        <w:tc>
-          <w:tcPr>
-            <w:tcW w:w="581" w:type="dxa"/>
-          </w:tcPr>
-          <w:p>
-            <w:pPr>
-              <w:rPr>
-                <w:rFonts w:ascii="Times New Roman" w:hAnsi="Times New Roman" w:cs="Times New Roman"/>
-              </w:rPr>
-            </w:pPr>
-            <w:r>
-              <w:rPr>
-                <w:rFonts w:ascii="Times New Roman" w:hAnsi="Times New Roman" w:cs="Times New Roman"/>
-                <w:lang w:val="en-US"/>
-              </w:rPr>
-              <w:t>U</w:t>
-            </w:r>
-            <w:r>
-              <w:rPr>
-                <w:rFonts w:ascii="Times New Roman" w:hAnsi="Times New Roman" w:cs="Times New Roman"/>
-                <w:vertAlign w:val="subscript"/>
-              </w:rPr>
-              <w:t>ср</w:t>
-            </w:r>
-            <w:r>
-              <w:rPr>
-                <w:rFonts w:ascii="Times New Roman" w:hAnsi="Times New Roman" w:cs="Times New Roman"/>
-              </w:rPr>
-              <w:t>,</w:t>
-            </w:r>
-            <w:r>
-              <w:rPr>
-                <w:rFonts w:ascii="Times New Roman" w:hAnsi="Times New Roman" w:cs="Times New Roman"/>
-                <w:vertAlign w:val="subscript"/>
-              </w:rPr>
-              <w:t xml:space="preserve"> </w:t>
-            </w:r>
-            <w:r>
-              <w:rPr>
-                <w:rFonts w:ascii="Times New Roman" w:hAnsi="Times New Roman" w:cs="Times New Roman"/>
-              </w:rPr>
-              <w:t>В</w:t>
-            </w:r>
-          </w:p>
-        </w:tc>
-        <w:tc>
-          <w:tcPr>
-            <w:tcW w:w="586" w:type="dxa"/>
+            <w:tcW w:w="561" w:type="dxa"/>
           </w:tcPr>
           <w:p>
             <w:pPr>
@@ -2781,12 +2778,12 @@
       <w:tr>
         <w:trPr>
           <w:gridAfter w:val="1"/>
-          <w:wAfter w:w="15" w:type="dxa"/>
+          <w:wAfter w:w="9" w:type="dxa"/>
           <w:trHeight w:val="741"/>
         </w:trPr>
         <w:tc>
           <w:tcPr>
-            <w:tcW w:w="2262" w:type="dxa"/>
+            <w:tcW w:w="2229" w:type="dxa"/>
           </w:tcPr>
           <w:p>
             <w:pPr>
@@ -2804,7 +2801,7 @@
         </w:tc>
         <w:tc>
           <w:tcPr>
-            <w:tcW w:w="2976" w:type="dxa"/>
+            <w:tcW w:w="1995" w:type="dxa"/>
           </w:tcPr>
           <w:p>
             <w:pPr>
@@ -2881,6 +2878,24 @@
         </w:tc>
         <w:tc>
           <w:tcPr>
+            <w:tcW w:w="821" w:type="dxa"/>
+          </w:tcPr>
+          <w:p>
+            <w:pPr>
+              <w:rPr>
+                <w:rFonts w:ascii="Times New Roman" w:hAnsi="Times New Roman" w:cs="Times New Roman"/>
+              </w:rPr>
+            </w:pPr>
+            <w:r>
+              <w:rPr>
+                <w:rFonts w:ascii="Times New Roman" w:hAnsi="Times New Roman" w:cs="Times New Roman"/>
+              </w:rPr>
+              <w:t>3.878</w:t>
+            </w:r>
+          </w:p>
+        </w:tc>
+        <w:tc>
+          <w:tcPr>
             <w:tcW w:w="711" w:type="dxa"/>
           </w:tcPr>
           <w:p>
@@ -2893,31 +2908,13 @@
               <w:rPr>
                 <w:rFonts w:ascii="Times New Roman" w:hAnsi="Times New Roman" w:cs="Times New Roman"/>
               </w:rPr>
-              <w:t>3.878</w:t>
-            </w:r>
-          </w:p>
-        </w:tc>
-        <w:tc>
-          <w:tcPr>
-            <w:tcW w:w="538" w:type="dxa"/>
-          </w:tcPr>
-          <w:p>
-            <w:pPr>
-              <w:rPr>
-                <w:rFonts w:ascii="Times New Roman" w:hAnsi="Times New Roman" w:cs="Times New Roman"/>
-              </w:rPr>
-            </w:pPr>
-            <w:r>
-              <w:rPr>
-                <w:rFonts w:ascii="Times New Roman" w:hAnsi="Times New Roman" w:cs="Times New Roman"/>
-              </w:rPr>
               <w:t>1.939</w:t>
             </w:r>
           </w:p>
         </w:tc>
         <w:tc>
           <w:tcPr>
-            <w:tcW w:w="584" w:type="dxa"/>
+            <w:tcW w:w="821" w:type="dxa"/>
           </w:tcPr>
           <w:p>
             <w:pPr>
@@ -2937,7 +2934,7 @@
         </w:tc>
         <w:tc>
           <w:tcPr>
-            <w:tcW w:w="583" w:type="dxa"/>
+            <w:tcW w:w="711" w:type="dxa"/>
           </w:tcPr>
           <w:p>
             <w:pPr>
@@ -2957,7 +2954,7 @@
         </w:tc>
         <w:tc>
           <w:tcPr>
-            <w:tcW w:w="582" w:type="dxa"/>
+            <w:tcW w:w="821" w:type="dxa"/>
           </w:tcPr>
           <w:p>
             <w:pPr>
@@ -2977,7 +2974,7 @@
         </w:tc>
         <w:tc>
           <w:tcPr>
-            <w:tcW w:w="585" w:type="dxa"/>
+            <w:tcW w:w="541" w:type="dxa"/>
           </w:tcPr>
           <w:p>
             <w:pPr>
@@ -2997,7 +2994,7 @@
         </w:tc>
         <w:tc>
           <w:tcPr>
-            <w:tcW w:w="597" w:type="dxa"/>
+            <w:tcW w:w="711" w:type="dxa"/>
           </w:tcPr>
           <w:p>
             <w:pPr>
@@ -3017,7 +3014,7 @@
         </w:tc>
         <w:tc>
           <w:tcPr>
-            <w:tcW w:w="581" w:type="dxa"/>
+            <w:tcW w:w="539" w:type="dxa"/>
           </w:tcPr>
           <w:p>
             <w:pPr>
@@ -3037,7 +3034,7 @@
         </w:tc>
         <w:tc>
           <w:tcPr>
-            <w:tcW w:w="581" w:type="dxa"/>
+            <w:tcW w:w="711" w:type="dxa"/>
           </w:tcPr>
           <w:p>
             <w:pPr>
@@ -3057,7 +3054,7 @@
         </w:tc>
         <w:tc>
           <w:tcPr>
-            <w:tcW w:w="586" w:type="dxa"/>
+            <w:tcW w:w="561" w:type="dxa"/>
           </w:tcPr>
           <w:p>
             <w:pPr>
@@ -3079,12 +3076,12 @@
       <w:tr>
         <w:trPr>
           <w:gridAfter w:val="1"/>
-          <w:wAfter w:w="15" w:type="dxa"/>
+          <w:wAfter w:w="9" w:type="dxa"/>
           <w:trHeight w:val="794"/>
         </w:trPr>
         <w:tc>
           <w:tcPr>
-            <w:tcW w:w="2262" w:type="dxa"/>
+            <w:tcW w:w="2229" w:type="dxa"/>
           </w:tcPr>
           <w:p>
             <w:pPr>
@@ -3115,7 +3112,7 @@
         </w:tc>
         <w:tc>
           <w:tcPr>
-            <w:tcW w:w="2976" w:type="dxa"/>
+            <w:tcW w:w="1995" w:type="dxa"/>
           </w:tcPr>
           <w:p>
             <w:pPr>
@@ -3192,6 +3189,24 @@
         </w:tc>
         <w:tc>
           <w:tcPr>
+            <w:tcW w:w="821" w:type="dxa"/>
+          </w:tcPr>
+          <w:p>
+            <w:pPr>
+              <w:rPr>
+                <w:rFonts w:ascii="Times New Roman" w:hAnsi="Times New Roman" w:cs="Times New Roman"/>
+              </w:rPr>
+            </w:pPr>
+            <w:r>
+              <w:rPr>
+                <w:rFonts w:ascii="Times New Roman" w:hAnsi="Times New Roman" w:cs="Times New Roman"/>
+              </w:rPr>
+              <w:t>12.006</w:t>
+            </w:r>
+          </w:p>
+        </w:tc>
+        <w:tc>
+          <w:tcPr>
             <w:tcW w:w="711" w:type="dxa"/>
           </w:tcPr>
           <w:p>
@@ -3204,31 +3219,13 @@
               <w:rPr>
                 <w:rFonts w:ascii="Times New Roman" w:hAnsi="Times New Roman" w:cs="Times New Roman"/>
               </w:rPr>
-              <w:t>12.006</w:t>
-            </w:r>
-          </w:p>
-        </w:tc>
-        <w:tc>
-          <w:tcPr>
-            <w:tcW w:w="538" w:type="dxa"/>
-          </w:tcPr>
-          <w:p>
-            <w:pPr>
-              <w:rPr>
-                <w:rFonts w:ascii="Times New Roman" w:hAnsi="Times New Roman" w:cs="Times New Roman"/>
-              </w:rPr>
-            </w:pPr>
-            <w:r>
-              <w:rPr>
-                <w:rFonts w:ascii="Times New Roman" w:hAnsi="Times New Roman" w:cs="Times New Roman"/>
-              </w:rPr>
               <w:t>6.002</w:t>
             </w:r>
           </w:p>
         </w:tc>
         <w:tc>
           <w:tcPr>
-            <w:tcW w:w="584" w:type="dxa"/>
+            <w:tcW w:w="821" w:type="dxa"/>
           </w:tcPr>
           <w:p>
             <w:pPr>
@@ -3248,7 +3245,7 @@
         </w:tc>
         <w:tc>
           <w:tcPr>
-            <w:tcW w:w="583" w:type="dxa"/>
+            <w:tcW w:w="711" w:type="dxa"/>
           </w:tcPr>
           <w:p>
             <w:pPr>
@@ -3268,7 +3265,7 @@
         </w:tc>
         <w:tc>
           <w:tcPr>
-            <w:tcW w:w="582" w:type="dxa"/>
+            <w:tcW w:w="821" w:type="dxa"/>
           </w:tcPr>
           <w:p>
             <w:pPr>
@@ -3288,7 +3285,7 @@
         </w:tc>
         <w:tc>
           <w:tcPr>
-            <w:tcW w:w="585" w:type="dxa"/>
+            <w:tcW w:w="541" w:type="dxa"/>
           </w:tcPr>
           <w:p>
             <w:pPr>
@@ -3308,7 +3305,7 @@
         </w:tc>
         <w:tc>
           <w:tcPr>
-            <w:tcW w:w="597" w:type="dxa"/>
+            <w:tcW w:w="711" w:type="dxa"/>
           </w:tcPr>
           <w:p>
             <w:pPr>
@@ -3328,7 +3325,7 @@
         </w:tc>
         <w:tc>
           <w:tcPr>
-            <w:tcW w:w="581" w:type="dxa"/>
+            <w:tcW w:w="539" w:type="dxa"/>
           </w:tcPr>
           <w:p>
             <w:pPr>
@@ -3348,7 +3345,7 @@
         </w:tc>
         <w:tc>
           <w:tcPr>
-            <w:tcW w:w="581" w:type="dxa"/>
+            <w:tcW w:w="711" w:type="dxa"/>
           </w:tcPr>
           <w:p>
             <w:pPr>
@@ -3368,7 +3365,7 @@
         </w:tc>
         <w:tc>
           <w:tcPr>
-            <w:tcW w:w="586" w:type="dxa"/>
+            <w:tcW w:w="561" w:type="dxa"/>
           </w:tcPr>
           <w:p>
             <w:pPr>
@@ -3383,6 +3380,3109 @@
                 <w:lang w:val="en-US"/>
               </w:rPr>
               <w:t>122</w:t>
+            </w:r>
+          </w:p>
+        </w:tc>
+      </w:tr>
+    </w:tbl>
+    <w:p>
+      <w:pPr>
+        <w:rPr>
+          <w:rFonts w:ascii="Times New Roman" w:hAnsi="Times New Roman" w:cs="Times New Roman"/>
+          <w:lang w:val="en-US"/>
+        </w:rPr>
+      </w:pPr>
+      <w:r>
+        <w:rPr>
+          <w:rFonts w:ascii="Times New Roman" w:hAnsi="Times New Roman" w:cs="Times New Roman"/>
+          <w:noProof/>
+        </w:rPr>
+        <w:lastRenderedPageBreak/>
+        <w:drawing>
+          <wp:inline distT="0" distB="0" distL="0" distR="0" wp14:anchorId="31EB80C7" wp14:editId="32B82EAE">
+            <wp:extent cx="2720576" cy="5075360"/>
+            <wp:effectExtent l="0" t="0" r="3810" b="0"/>
+            <wp:docPr id="896740065" name="Picture 1"/>
+            <wp:cNvGraphicFramePr>
+              <a:graphicFrameLocks xmlns:a="http://schemas.openxmlformats.org/drawingml/2006/main" noChangeAspect="1"/>
+            </wp:cNvGraphicFramePr>
+            <a:graphic xmlns:a="http://schemas.openxmlformats.org/drawingml/2006/main">
+              <a:graphicData uri="http://schemas.openxmlformats.org/drawingml/2006/picture">
+                <pic:pic xmlns:pic="http://schemas.openxmlformats.org/drawingml/2006/picture">
+                  <pic:nvPicPr>
+                    <pic:cNvPr id="896740065" name=""/>
+                    <pic:cNvPicPr/>
+                  </pic:nvPicPr>
+                  <pic:blipFill>
+                    <a:blip r:embed="rId13"/>
+                    <a:stretch>
+                      <a:fillRect/>
+                    </a:stretch>
+                  </pic:blipFill>
+                  <pic:spPr>
+                    <a:xfrm>
+                      <a:off x="0" y="0"/>
+                      <a:ext cx="2720576" cy="5075360"/>
+                    </a:xfrm>
+                    <a:prstGeom prst="rect">
+                      <a:avLst/>
+                    </a:prstGeom>
+                  </pic:spPr>
+                </pic:pic>
+              </a:graphicData>
+            </a:graphic>
+          </wp:inline>
+        </w:drawing>
+      </w:r>
+      <w:r>
+        <w:rPr>
+          <w:rFonts w:ascii="Times New Roman" w:hAnsi="Times New Roman" w:cs="Times New Roman"/>
+          <w:noProof/>
+        </w:rPr>
+        <w:drawing>
+          <wp:inline distT="0" distB="0" distL="0" distR="0" wp14:anchorId="26C63A5E" wp14:editId="07A7AC7A">
+            <wp:extent cx="3040912" cy="5199363"/>
+            <wp:effectExtent l="0" t="0" r="7620" b="1905"/>
+            <wp:docPr id="597522705" name="Picture 1"/>
+            <wp:cNvGraphicFramePr>
+              <a:graphicFrameLocks xmlns:a="http://schemas.openxmlformats.org/drawingml/2006/main" noChangeAspect="1"/>
+            </wp:cNvGraphicFramePr>
+            <a:graphic xmlns:a="http://schemas.openxmlformats.org/drawingml/2006/main">
+              <a:graphicData uri="http://schemas.openxmlformats.org/drawingml/2006/picture">
+                <pic:pic xmlns:pic="http://schemas.openxmlformats.org/drawingml/2006/picture">
+                  <pic:nvPicPr>
+                    <pic:cNvPr id="597522705" name=""/>
+                    <pic:cNvPicPr/>
+                  </pic:nvPicPr>
+                  <pic:blipFill>
+                    <a:blip r:embed="rId14"/>
+                    <a:stretch>
+                      <a:fillRect/>
+                    </a:stretch>
+                  </pic:blipFill>
+                  <pic:spPr>
+                    <a:xfrm>
+                      <a:off x="0" y="0"/>
+                      <a:ext cx="3056346" cy="5225752"/>
+                    </a:xfrm>
+                    <a:prstGeom prst="rect">
+                      <a:avLst/>
+                    </a:prstGeom>
+                  </pic:spPr>
+                </pic:pic>
+              </a:graphicData>
+            </a:graphic>
+          </wp:inline>
+        </w:drawing>
+      </w:r>
+    </w:p>
+    <w:p>
+      <w:pPr>
+        <w:pStyle w:val="Heading1"/>
+        <w:rPr>
+          <w:rFonts w:cs="Times New Roman"/>
+        </w:rPr>
+      </w:pPr>
+      <w:r>
+        <w:rPr>
+          <w:rFonts w:cs="Times New Roman"/>
+        </w:rPr>
+        <w:t>Задание 2</w:t>
+      </w:r>
+    </w:p>
+    <w:tbl>
+      <w:tblPr>
+        <w:tblStyle w:val="TableGrid"/>
+        <w:tblW w:w="0" w:type="auto"/>
+        <w:tblLook w:val="04A0" w:firstRow="1" w:lastRow="0" w:firstColumn="1" w:lastColumn="0" w:noHBand="0" w:noVBand="1"/>
+      </w:tblPr>
+      <w:tblGrid>
+        <w:gridCol w:w="2240"/>
+        <w:gridCol w:w="1850"/>
+        <w:gridCol w:w="897"/>
+        <w:gridCol w:w="936"/>
+        <w:gridCol w:w="901"/>
+        <w:gridCol w:w="1018"/>
+        <w:gridCol w:w="1517"/>
+        <w:gridCol w:w="1517"/>
+      </w:tblGrid>
+      <w:tr>
+        <w:tc>
+          <w:tcPr>
+            <w:tcW w:w="2240" w:type="dxa"/>
+            <w:vMerge w:val="restart"/>
+          </w:tcPr>
+          <w:p>
+            <w:pPr>
+              <w:rPr>
+                <w:rFonts w:ascii="Times New Roman" w:hAnsi="Times New Roman" w:cs="Times New Roman"/>
+              </w:rPr>
+            </w:pPr>
+            <w:r>
+              <w:rPr>
+                <w:rFonts w:ascii="Times New Roman" w:hAnsi="Times New Roman" w:cs="Times New Roman"/>
+              </w:rPr>
+              <w:t>Тип выпрямителя</w:t>
+            </w:r>
+          </w:p>
+        </w:tc>
+        <w:tc>
+          <w:tcPr>
+            <w:tcW w:w="1850" w:type="dxa"/>
+            <w:vMerge w:val="restart"/>
+          </w:tcPr>
+          <w:p>
+            <w:pPr>
+              <w:rPr>
+                <w:rFonts w:ascii="Times New Roman" w:hAnsi="Times New Roman" w:cs="Times New Roman"/>
+              </w:rPr>
+            </w:pPr>
+            <w:r>
+              <w:rPr>
+                <w:rFonts w:ascii="Times New Roman" w:hAnsi="Times New Roman" w:cs="Times New Roman"/>
+              </w:rPr>
+              <w:t>Установлено</w:t>
+            </w:r>
+          </w:p>
+        </w:tc>
+        <w:tc>
+          <w:tcPr>
+            <w:tcW w:w="3752" w:type="dxa"/>
+            <w:gridSpan w:val="4"/>
+          </w:tcPr>
+          <w:p>
+            <w:pPr>
+              <w:jc w:val="center"/>
+              <w:rPr>
+                <w:rFonts w:ascii="Times New Roman" w:hAnsi="Times New Roman" w:cs="Times New Roman"/>
+              </w:rPr>
+            </w:pPr>
+            <w:r>
+              <w:rPr>
+                <w:rFonts w:ascii="Times New Roman" w:hAnsi="Times New Roman" w:cs="Times New Roman"/>
+              </w:rPr>
+              <w:t>Измерено</w:t>
+            </w:r>
+          </w:p>
+        </w:tc>
+        <w:tc>
+          <w:tcPr>
+            <w:tcW w:w="3034" w:type="dxa"/>
+            <w:gridSpan w:val="2"/>
+          </w:tcPr>
+          <w:p>
+            <w:pPr>
+              <w:jc w:val="center"/>
+              <w:rPr>
+                <w:rFonts w:ascii="Times New Roman" w:hAnsi="Times New Roman" w:cs="Times New Roman"/>
+              </w:rPr>
+            </w:pPr>
+            <w:r>
+              <w:rPr>
+                <w:rFonts w:ascii="Times New Roman" w:hAnsi="Times New Roman" w:cs="Times New Roman"/>
+              </w:rPr>
+              <w:t>Посчитано</w:t>
+            </w:r>
+          </w:p>
+        </w:tc>
+      </w:tr>
+      <w:tr>
+        <w:tc>
+          <w:tcPr>
+            <w:tcW w:w="2240" w:type="dxa"/>
+            <w:vMerge/>
+          </w:tcPr>
+          <w:p>
+            <w:pPr>
+              <w:rPr>
+                <w:rFonts w:ascii="Times New Roman" w:hAnsi="Times New Roman" w:cs="Times New Roman"/>
+              </w:rPr>
+            </w:pPr>
+          </w:p>
+        </w:tc>
+        <w:tc>
+          <w:tcPr>
+            <w:tcW w:w="1850" w:type="dxa"/>
+            <w:vMerge/>
+          </w:tcPr>
+          <w:p>
+            <w:pPr>
+              <w:rPr>
+                <w:rFonts w:ascii="Times New Roman" w:hAnsi="Times New Roman" w:cs="Times New Roman"/>
+              </w:rPr>
+            </w:pPr>
+          </w:p>
+        </w:tc>
+        <w:tc>
+          <w:tcPr>
+            <w:tcW w:w="897" w:type="dxa"/>
+          </w:tcPr>
+          <w:p>
+            <w:pPr>
+              <w:rPr>
+                <w:rFonts w:ascii="Times New Roman" w:hAnsi="Times New Roman" w:cs="Times New Roman"/>
+              </w:rPr>
+            </w:pPr>
+            <w:r>
+              <w:rPr>
+                <w:rFonts w:ascii="Times New Roman" w:hAnsi="Times New Roman" w:cs="Times New Roman"/>
+                <w:lang w:val="en-US"/>
+              </w:rPr>
+              <w:t>U</w:t>
+            </w:r>
+            <w:r>
+              <w:rPr>
+                <w:rFonts w:ascii="Times New Roman" w:hAnsi="Times New Roman" w:cs="Times New Roman"/>
+                <w:vertAlign w:val="subscript"/>
+                <w:lang w:val="en-US"/>
+              </w:rPr>
+              <w:t>2m</w:t>
+            </w:r>
+            <w:r>
+              <w:rPr>
+                <w:rFonts w:ascii="Times New Roman" w:hAnsi="Times New Roman" w:cs="Times New Roman"/>
+                <w:lang w:val="en-US"/>
+              </w:rPr>
+              <w:t xml:space="preserve">, </w:t>
+            </w:r>
+            <w:r>
+              <w:rPr>
+                <w:rFonts w:ascii="Times New Roman" w:hAnsi="Times New Roman" w:cs="Times New Roman"/>
+              </w:rPr>
+              <w:t>В</w:t>
+            </w:r>
+          </w:p>
+        </w:tc>
+        <w:tc>
+          <w:tcPr>
+            <w:tcW w:w="936" w:type="dxa"/>
+          </w:tcPr>
+          <w:p>
+            <w:pPr>
+              <w:rPr>
+                <w:rFonts w:ascii="Times New Roman" w:hAnsi="Times New Roman" w:cs="Times New Roman"/>
+              </w:rPr>
+            </w:pPr>
+            <w:r>
+              <w:rPr>
+                <w:rFonts w:ascii="Times New Roman" w:hAnsi="Times New Roman" w:cs="Times New Roman"/>
+                <w:lang w:val="en-US"/>
+              </w:rPr>
+              <w:t>U</w:t>
+            </w:r>
+            <w:r>
+              <w:rPr>
+                <w:rFonts w:ascii="Times New Roman" w:hAnsi="Times New Roman" w:cs="Times New Roman"/>
+                <w:vertAlign w:val="subscript"/>
+              </w:rPr>
+              <w:t>ср</w:t>
+            </w:r>
+            <w:r>
+              <w:rPr>
+                <w:rFonts w:ascii="Times New Roman" w:hAnsi="Times New Roman" w:cs="Times New Roman"/>
+              </w:rPr>
+              <w:t>,</w:t>
+            </w:r>
+            <w:r>
+              <w:rPr>
+                <w:rFonts w:ascii="Times New Roman" w:hAnsi="Times New Roman" w:cs="Times New Roman"/>
+                <w:vertAlign w:val="subscript"/>
+              </w:rPr>
+              <w:t xml:space="preserve"> </w:t>
+            </w:r>
+            <w:r>
+              <w:rPr>
+                <w:rFonts w:ascii="Times New Roman" w:hAnsi="Times New Roman" w:cs="Times New Roman"/>
+              </w:rPr>
+              <w:t>В</w:t>
+            </w:r>
+          </w:p>
+        </w:tc>
+        <w:tc>
+          <w:tcPr>
+            <w:tcW w:w="901" w:type="dxa"/>
+          </w:tcPr>
+          <w:p>
+            <w:pPr>
+              <w:rPr>
+                <w:rFonts w:ascii="Times New Roman" w:hAnsi="Times New Roman" w:cs="Times New Roman"/>
+              </w:rPr>
+            </w:pPr>
+            <w:r>
+              <w:rPr>
+                <w:rFonts w:ascii="Times New Roman" w:hAnsi="Times New Roman" w:cs="Times New Roman"/>
+                <w:lang w:val="en-US"/>
+              </w:rPr>
+              <w:t>I</w:t>
+            </w:r>
+            <w:r>
+              <w:rPr>
+                <w:rFonts w:ascii="Times New Roman" w:hAnsi="Times New Roman" w:cs="Times New Roman"/>
+                <w:vertAlign w:val="subscript"/>
+              </w:rPr>
+              <w:t>ср</w:t>
+            </w:r>
+            <w:r>
+              <w:rPr>
+                <w:rFonts w:ascii="Times New Roman" w:hAnsi="Times New Roman" w:cs="Times New Roman"/>
+              </w:rPr>
+              <w:t>, мА</w:t>
+            </w:r>
+          </w:p>
+        </w:tc>
+        <w:tc>
+          <w:tcPr>
+            <w:tcW w:w="1018" w:type="dxa"/>
+          </w:tcPr>
+          <w:p>
+            <w:pPr>
+              <w:rPr>
+                <w:rFonts w:ascii="Times New Roman" w:hAnsi="Times New Roman" w:cs="Times New Roman"/>
+              </w:rPr>
+            </w:pPr>
+            <w:r>
+              <w:rPr>
+                <w:rFonts w:ascii="Times New Roman" w:hAnsi="Times New Roman" w:cs="Times New Roman"/>
+                <w:lang w:val="en-US"/>
+              </w:rPr>
+              <w:t>U</w:t>
+            </w:r>
+            <w:r>
+              <w:rPr>
+                <w:rFonts w:ascii="Times New Roman" w:hAnsi="Times New Roman" w:cs="Times New Roman"/>
+                <w:vertAlign w:val="subscript"/>
+                <w:lang w:val="en-US"/>
+              </w:rPr>
+              <w:t>m,or</w:t>
+            </w:r>
+            <w:r>
+              <w:rPr>
+                <w:rFonts w:ascii="Times New Roman" w:hAnsi="Times New Roman" w:cs="Times New Roman"/>
+                <w:lang w:val="en-US"/>
+              </w:rPr>
+              <w:t xml:space="preserve">, </w:t>
+            </w:r>
+            <w:r>
+              <w:rPr>
+                <w:rFonts w:ascii="Times New Roman" w:hAnsi="Times New Roman" w:cs="Times New Roman"/>
+              </w:rPr>
+              <w:t>В</w:t>
+            </w:r>
+          </w:p>
+        </w:tc>
+        <w:tc>
+          <w:tcPr>
+            <w:tcW w:w="1517" w:type="dxa"/>
+          </w:tcPr>
+          <w:p>
+            <w:pPr>
+              <w:rPr>
+                <w:rFonts w:ascii="Times New Roman" w:hAnsi="Times New Roman" w:cs="Times New Roman"/>
+              </w:rPr>
+            </w:pPr>
+            <w:r>
+              <w:rPr>
+                <w:rFonts w:ascii="Times New Roman" w:hAnsi="Times New Roman" w:cs="Times New Roman"/>
+              </w:rPr>
+              <w:t>Коэффициент пульсации</w:t>
+            </w:r>
+          </w:p>
+        </w:tc>
+        <w:tc>
+          <w:tcPr>
+            <w:tcW w:w="1517" w:type="dxa"/>
+          </w:tcPr>
+          <w:p>
+            <w:pPr>
+              <w:rPr>
+                <w:rFonts w:ascii="Times New Roman" w:hAnsi="Times New Roman" w:cs="Times New Roman"/>
+              </w:rPr>
+            </w:pPr>
+            <w:r>
+              <w:rPr>
+                <w:rFonts w:ascii="Times New Roman" w:hAnsi="Times New Roman" w:cs="Times New Roman"/>
+              </w:rPr>
+              <w:t>Коэффициент сглаживания</w:t>
+            </w:r>
+          </w:p>
+        </w:tc>
+      </w:tr>
+      <w:tr>
+        <w:tc>
+          <w:tcPr>
+            <w:tcW w:w="2240" w:type="dxa"/>
+          </w:tcPr>
+          <w:p>
+            <w:pPr>
+              <w:rPr>
+                <w:rFonts w:ascii="Times New Roman" w:hAnsi="Times New Roman" w:cs="Times New Roman"/>
+              </w:rPr>
+            </w:pPr>
+            <w:r>
+              <w:rPr>
+                <w:rFonts w:ascii="Times New Roman" w:hAnsi="Times New Roman" w:cs="Times New Roman"/>
+              </w:rPr>
+              <w:t>Двух</w:t>
+            </w:r>
+            <w:r>
+              <w:rPr>
+                <w:rFonts w:ascii="Times New Roman" w:hAnsi="Times New Roman" w:cs="Times New Roman"/>
+              </w:rPr>
+              <w:t>полупериодный – без фильтра</w:t>
+            </w:r>
+          </w:p>
+        </w:tc>
+        <w:tc>
+          <w:tcPr>
+            <w:tcW w:w="1850" w:type="dxa"/>
+          </w:tcPr>
+          <w:p>
+            <w:pPr>
+              <w:rPr>
+                <w:rFonts w:ascii="Times New Roman" w:hAnsi="Times New Roman" w:cs="Times New Roman"/>
+              </w:rPr>
+            </w:pPr>
+            <w:r>
+              <w:rPr>
+                <w:rFonts w:ascii="Times New Roman" w:hAnsi="Times New Roman" w:cs="Times New Roman"/>
+              </w:rPr>
+              <w:t>Ключ</w:t>
+            </w:r>
+            <w:r>
+              <w:rPr>
+                <w:rFonts w:ascii="Times New Roman" w:hAnsi="Times New Roman" w:cs="Times New Roman"/>
+              </w:rPr>
+              <w:t xml:space="preserve">и </w:t>
+            </w:r>
+            <w:r>
+              <w:rPr>
+                <w:rFonts w:ascii="Times New Roman" w:hAnsi="Times New Roman" w:cs="Times New Roman"/>
+                <w:b/>
+                <w:bCs/>
+                <w:lang w:val="en-US"/>
+              </w:rPr>
+              <w:t>Q</w:t>
+            </w:r>
+            <w:r>
+              <w:rPr>
+                <w:rFonts w:ascii="Times New Roman" w:hAnsi="Times New Roman" w:cs="Times New Roman"/>
+              </w:rPr>
+              <w:t xml:space="preserve"> и</w:t>
+            </w:r>
+            <w:r>
+              <w:rPr>
+                <w:rFonts w:ascii="Times New Roman" w:hAnsi="Times New Roman" w:cs="Times New Roman"/>
+              </w:rPr>
+              <w:t xml:space="preserve"> </w:t>
+            </w:r>
+            <w:r>
+              <w:rPr>
+                <w:rFonts w:ascii="Times New Roman" w:hAnsi="Times New Roman" w:cs="Times New Roman"/>
+                <w:b/>
+                <w:bCs/>
+                <w:lang w:val="en-US"/>
+              </w:rPr>
+              <w:t>W</w:t>
+            </w:r>
+            <w:r>
+              <w:rPr>
+                <w:rFonts w:ascii="Times New Roman" w:hAnsi="Times New Roman" w:cs="Times New Roman"/>
+              </w:rPr>
+              <w:t xml:space="preserve"> замкнут</w:t>
+            </w:r>
+            <w:r>
+              <w:rPr>
+                <w:rFonts w:ascii="Times New Roman" w:hAnsi="Times New Roman" w:cs="Times New Roman"/>
+              </w:rPr>
+              <w:t>ы</w:t>
+            </w:r>
+            <w:r>
+              <w:rPr>
+                <w:rFonts w:ascii="Times New Roman" w:hAnsi="Times New Roman" w:cs="Times New Roman"/>
+              </w:rPr>
+              <w:t>; ключи</w:t>
+            </w:r>
+            <w:r>
+              <w:rPr>
+                <w:rFonts w:ascii="Times New Roman" w:hAnsi="Times New Roman" w:cs="Times New Roman"/>
+              </w:rPr>
+              <w:t xml:space="preserve"> </w:t>
+            </w:r>
+            <w:r>
+              <w:rPr>
+                <w:rFonts w:ascii="Times New Roman" w:hAnsi="Times New Roman" w:cs="Times New Roman"/>
+                <w:b/>
+                <w:bCs/>
+                <w:lang w:val="en-US"/>
+              </w:rPr>
+              <w:t>A</w:t>
+            </w:r>
+            <w:r>
+              <w:rPr>
+                <w:rFonts w:ascii="Times New Roman" w:hAnsi="Times New Roman" w:cs="Times New Roman"/>
+              </w:rPr>
+              <w:t xml:space="preserve"> и </w:t>
+            </w:r>
+            <w:r>
+              <w:rPr>
+                <w:rFonts w:ascii="Times New Roman" w:hAnsi="Times New Roman" w:cs="Times New Roman"/>
+                <w:b/>
+                <w:bCs/>
+              </w:rPr>
+              <w:t xml:space="preserve">B </w:t>
+            </w:r>
+            <w:r>
+              <w:rPr>
+                <w:rFonts w:ascii="Times New Roman" w:hAnsi="Times New Roman" w:cs="Times New Roman"/>
+              </w:rPr>
+              <w:t>разомкнуты</w:t>
+            </w:r>
+          </w:p>
+        </w:tc>
+        <w:tc>
+          <w:tcPr>
+            <w:tcW w:w="897" w:type="dxa"/>
+          </w:tcPr>
+          <w:p>
+            <w:pPr>
+              <w:rPr>
+                <w:rFonts w:ascii="Times New Roman" w:hAnsi="Times New Roman" w:cs="Times New Roman"/>
+                <w:lang w:val="en-US"/>
+              </w:rPr>
+            </w:pPr>
+            <w:r>
+              <w:rPr>
+                <w:rFonts w:ascii="Times New Roman" w:hAnsi="Times New Roman" w:cs="Times New Roman"/>
+                <w:lang w:val="en-US"/>
+              </w:rPr>
+              <w:t>12.45</w:t>
+            </w:r>
+          </w:p>
+        </w:tc>
+        <w:tc>
+          <w:tcPr>
+            <w:tcW w:w="936" w:type="dxa"/>
+          </w:tcPr>
+          <w:p>
+            <w:pPr>
+              <w:rPr>
+                <w:rFonts w:ascii="Times New Roman" w:hAnsi="Times New Roman" w:cs="Times New Roman"/>
+              </w:rPr>
+            </w:pPr>
+            <w:r>
+              <w:rPr>
+                <w:rFonts w:ascii="Times New Roman" w:hAnsi="Times New Roman" w:cs="Times New Roman"/>
+              </w:rPr>
+              <w:t>7.551</w:t>
+            </w:r>
+          </w:p>
+        </w:tc>
+        <w:tc>
+          <w:tcPr>
+            <w:tcW w:w="901" w:type="dxa"/>
+          </w:tcPr>
+          <w:p>
+            <w:pPr>
+              <w:rPr>
+                <w:rFonts w:ascii="Times New Roman" w:hAnsi="Times New Roman" w:cs="Times New Roman"/>
+              </w:rPr>
+            </w:pPr>
+            <w:r>
+              <w:rPr>
+                <w:rFonts w:ascii="Times New Roman" w:hAnsi="Times New Roman" w:cs="Times New Roman"/>
+              </w:rPr>
+              <w:t>23</w:t>
+            </w:r>
+          </w:p>
+        </w:tc>
+        <w:tc>
+          <w:tcPr>
+            <w:tcW w:w="1018" w:type="dxa"/>
+          </w:tcPr>
+          <w:p>
+            <w:pPr>
+              <w:rPr>
+                <w:rFonts w:ascii="Times New Roman" w:hAnsi="Times New Roman" w:cs="Times New Roman"/>
+                <w:lang w:val="en-US"/>
+              </w:rPr>
+            </w:pPr>
+            <w:r>
+              <w:rPr>
+                <w:rFonts w:ascii="Times New Roman" w:hAnsi="Times New Roman" w:cs="Times New Roman"/>
+              </w:rPr>
+              <w:t>5.</w:t>
+            </w:r>
+            <w:r>
+              <w:rPr>
+                <w:rFonts w:ascii="Times New Roman" w:hAnsi="Times New Roman" w:cs="Times New Roman"/>
+                <w:lang w:val="en-US"/>
+              </w:rPr>
+              <w:t>495</w:t>
+            </w:r>
+          </w:p>
+        </w:tc>
+        <w:tc>
+          <w:tcPr>
+            <w:tcW w:w="1517" w:type="dxa"/>
+          </w:tcPr>
+          <w:p>
+            <w:pPr>
+              <w:rPr>
+                <w:rFonts w:ascii="Times New Roman" w:hAnsi="Times New Roman" w:cs="Times New Roman"/>
+                <w:lang w:val="en-US"/>
+              </w:rPr>
+            </w:pPr>
+            <w:r>
+              <w:rPr>
+                <w:rFonts w:ascii="Times New Roman" w:hAnsi="Times New Roman" w:cs="Times New Roman"/>
+                <w:lang w:val="en-US"/>
+              </w:rPr>
+              <w:t>q</w:t>
+            </w:r>
+            <w:r>
+              <w:rPr>
+                <w:rFonts w:ascii="Times New Roman" w:hAnsi="Times New Roman" w:cs="Times New Roman"/>
+                <w:vertAlign w:val="subscript"/>
+                <w:lang w:val="en-US"/>
+              </w:rPr>
+              <w:t xml:space="preserve">n </w:t>
+            </w:r>
+            <w:r>
+              <w:rPr>
+                <w:rFonts w:ascii="Times New Roman" w:hAnsi="Times New Roman" w:cs="Times New Roman"/>
+                <w:lang w:val="en-US"/>
+              </w:rPr>
+              <w:t>=U</w:t>
+            </w:r>
+            <w:r>
+              <w:rPr>
+                <w:rFonts w:ascii="Times New Roman" w:hAnsi="Times New Roman" w:cs="Times New Roman"/>
+                <w:vertAlign w:val="subscript"/>
+                <w:lang w:val="en-US"/>
+              </w:rPr>
+              <w:t>m,or</w:t>
+            </w:r>
+            <w:r>
+              <w:rPr>
+                <w:rFonts w:ascii="Times New Roman" w:hAnsi="Times New Roman" w:cs="Times New Roman"/>
+                <w:lang w:val="en-US"/>
+              </w:rPr>
+              <w:t>/U</w:t>
+            </w:r>
+            <w:r>
+              <w:rPr>
+                <w:rFonts w:ascii="Times New Roman" w:hAnsi="Times New Roman" w:cs="Times New Roman"/>
+                <w:vertAlign w:val="subscript"/>
+              </w:rPr>
+              <w:t>ср</w:t>
+            </w:r>
+            <w:r>
+              <w:rPr>
+                <w:rFonts w:ascii="Times New Roman" w:hAnsi="Times New Roman" w:cs="Times New Roman"/>
+                <w:lang w:val="en-US"/>
+              </w:rPr>
+              <w:t xml:space="preserve">= </w:t>
+            </w:r>
+            <w:r>
+              <w:rPr>
+                <w:rFonts w:ascii="Times New Roman" w:hAnsi="Times New Roman" w:cs="Times New Roman"/>
+                <w:lang w:val="en-US"/>
+              </w:rPr>
+              <w:t>0.728</w:t>
+            </w:r>
+          </w:p>
+        </w:tc>
+        <w:tc>
+          <w:tcPr>
+            <w:tcW w:w="1517" w:type="dxa"/>
+          </w:tcPr>
+          <w:p>
+            <w:pPr>
+              <w:rPr>
+                <w:rFonts w:ascii="Times New Roman" w:hAnsi="Times New Roman" w:cs="Times New Roman"/>
+              </w:rPr>
+            </w:pPr>
+            <w:r>
+              <w:rPr>
+                <w:rFonts w:ascii="Times New Roman" w:hAnsi="Times New Roman" w:cs="Times New Roman"/>
+              </w:rPr>
+              <w:t>Нет</w:t>
+            </w:r>
+          </w:p>
+        </w:tc>
+      </w:tr>
+      <w:tr>
+        <w:tc>
+          <w:tcPr>
+            <w:tcW w:w="2240" w:type="dxa"/>
+          </w:tcPr>
+          <w:p>
+            <w:pPr>
+              <w:rPr>
+                <w:rFonts w:ascii="Times New Roman" w:hAnsi="Times New Roman" w:cs="Times New Roman"/>
+              </w:rPr>
+            </w:pPr>
+            <w:r>
+              <w:rPr>
+                <w:rFonts w:ascii="Times New Roman" w:hAnsi="Times New Roman" w:cs="Times New Roman"/>
+              </w:rPr>
+              <w:t xml:space="preserve">– с </w:t>
+            </w:r>
+            <w:r>
+              <w:rPr>
+                <w:rFonts w:ascii="Times New Roman" w:hAnsi="Times New Roman" w:cs="Times New Roman"/>
+                <w:lang w:val="en-US"/>
+              </w:rPr>
+              <w:t>C-</w:t>
+            </w:r>
+            <w:r>
+              <w:rPr>
+                <w:rFonts w:ascii="Times New Roman" w:hAnsi="Times New Roman" w:cs="Times New Roman"/>
+              </w:rPr>
+              <w:t>фильтром</w:t>
+            </w:r>
+          </w:p>
+        </w:tc>
+        <w:tc>
+          <w:tcPr>
+            <w:tcW w:w="1850" w:type="dxa"/>
+          </w:tcPr>
+          <w:p>
+            <w:pPr>
+              <w:rPr>
+                <w:rFonts w:ascii="Times New Roman" w:hAnsi="Times New Roman" w:cs="Times New Roman"/>
+              </w:rPr>
+            </w:pPr>
+            <w:r>
+              <w:rPr>
+                <w:rFonts w:ascii="Times New Roman" w:hAnsi="Times New Roman" w:cs="Times New Roman"/>
+              </w:rPr>
+              <w:t>Ключи</w:t>
+            </w:r>
+            <w:r>
+              <w:rPr>
+                <w:rFonts w:ascii="Times New Roman" w:hAnsi="Times New Roman" w:cs="Times New Roman"/>
+              </w:rPr>
+              <w:t xml:space="preserve"> </w:t>
+            </w:r>
+            <w:r>
+              <w:rPr>
+                <w:rFonts w:ascii="Times New Roman" w:hAnsi="Times New Roman" w:cs="Times New Roman"/>
+                <w:b/>
+                <w:bCs/>
+                <w:lang w:val="en-US"/>
+              </w:rPr>
+              <w:t>Q</w:t>
+            </w:r>
+            <w:r>
+              <w:rPr>
+                <w:rFonts w:ascii="Times New Roman" w:hAnsi="Times New Roman" w:cs="Times New Roman"/>
+              </w:rPr>
+              <w:t>,</w:t>
+            </w:r>
+            <w:r>
+              <w:rPr>
+                <w:rFonts w:ascii="Times New Roman" w:hAnsi="Times New Roman" w:cs="Times New Roman"/>
+              </w:rPr>
+              <w:t xml:space="preserve"> </w:t>
+            </w:r>
+            <w:r>
+              <w:rPr>
+                <w:rFonts w:ascii="Times New Roman" w:hAnsi="Times New Roman" w:cs="Times New Roman"/>
+                <w:b/>
+                <w:bCs/>
+              </w:rPr>
+              <w:t>W</w:t>
+            </w:r>
+            <w:r>
+              <w:rPr>
+                <w:rFonts w:ascii="Times New Roman" w:hAnsi="Times New Roman" w:cs="Times New Roman"/>
+              </w:rPr>
+              <w:t xml:space="preserve"> и </w:t>
+            </w:r>
+            <w:r>
+              <w:rPr>
+                <w:rFonts w:ascii="Times New Roman" w:hAnsi="Times New Roman" w:cs="Times New Roman"/>
+                <w:b/>
+                <w:bCs/>
+                <w:lang w:val="en-US"/>
+              </w:rPr>
+              <w:t>A</w:t>
+            </w:r>
+            <w:r>
+              <w:rPr>
+                <w:rFonts w:ascii="Times New Roman" w:hAnsi="Times New Roman" w:cs="Times New Roman"/>
+              </w:rPr>
+              <w:t xml:space="preserve"> замкнуты; ключ </w:t>
+            </w:r>
+            <w:r>
+              <w:rPr>
+                <w:rFonts w:ascii="Times New Roman" w:hAnsi="Times New Roman" w:cs="Times New Roman"/>
+                <w:b/>
+                <w:bCs/>
+                <w:lang w:val="en-US"/>
+              </w:rPr>
+              <w:t>B</w:t>
+            </w:r>
+            <w:r>
+              <w:rPr>
+                <w:rFonts w:ascii="Times New Roman" w:hAnsi="Times New Roman" w:cs="Times New Roman"/>
+              </w:rPr>
+              <w:t xml:space="preserve"> разомкнут</w:t>
+            </w:r>
+          </w:p>
+        </w:tc>
+        <w:tc>
+          <w:tcPr>
+            <w:tcW w:w="897" w:type="dxa"/>
+          </w:tcPr>
+          <w:p>
+            <w:pPr>
+              <w:rPr>
+                <w:rFonts w:ascii="Times New Roman" w:hAnsi="Times New Roman" w:cs="Times New Roman"/>
+                <w:lang w:val="en-US"/>
+              </w:rPr>
+            </w:pPr>
+            <w:r>
+              <w:rPr>
+                <w:rFonts w:ascii="Times New Roman" w:hAnsi="Times New Roman" w:cs="Times New Roman"/>
+                <w:lang w:val="en-US"/>
+              </w:rPr>
+              <w:t>11.</w:t>
+            </w:r>
+            <w:r>
+              <w:rPr>
+                <w:rFonts w:ascii="Times New Roman" w:hAnsi="Times New Roman" w:cs="Times New Roman"/>
+                <w:lang w:val="en-US"/>
+              </w:rPr>
+              <w:t>777</w:t>
+            </w:r>
+          </w:p>
+        </w:tc>
+        <w:tc>
+          <w:tcPr>
+            <w:tcW w:w="936" w:type="dxa"/>
+          </w:tcPr>
+          <w:p>
+            <w:pPr>
+              <w:rPr>
+                <w:rFonts w:ascii="Times New Roman" w:hAnsi="Times New Roman" w:cs="Times New Roman"/>
+                <w:lang w:val="en-US"/>
+              </w:rPr>
+            </w:pPr>
+            <w:r>
+              <w:rPr>
+                <w:rFonts w:ascii="Times New Roman" w:hAnsi="Times New Roman" w:cs="Times New Roman"/>
+                <w:lang w:val="en-US"/>
+              </w:rPr>
+              <w:t>1</w:t>
+            </w:r>
+            <w:r>
+              <w:rPr>
+                <w:rFonts w:ascii="Times New Roman" w:hAnsi="Times New Roman" w:cs="Times New Roman"/>
+                <w:lang w:val="en-US"/>
+              </w:rPr>
+              <w:t>1.164</w:t>
+            </w:r>
+          </w:p>
+        </w:tc>
+        <w:tc>
+          <w:tcPr>
+            <w:tcW w:w="901" w:type="dxa"/>
+          </w:tcPr>
+          <w:p>
+            <w:pPr>
+              <w:rPr>
+                <w:rFonts w:ascii="Times New Roman" w:hAnsi="Times New Roman" w:cs="Times New Roman"/>
+                <w:lang w:val="en-US"/>
+              </w:rPr>
+            </w:pPr>
+            <w:r>
+              <w:rPr>
+                <w:rFonts w:ascii="Times New Roman" w:hAnsi="Times New Roman" w:cs="Times New Roman"/>
+                <w:lang w:val="en-US"/>
+              </w:rPr>
+              <w:t>35</w:t>
+            </w:r>
+          </w:p>
+        </w:tc>
+        <w:tc>
+          <w:tcPr>
+            <w:tcW w:w="1018" w:type="dxa"/>
+          </w:tcPr>
+          <w:p>
+            <w:pPr>
+              <w:rPr>
+                <w:rFonts w:ascii="Times New Roman" w:hAnsi="Times New Roman" w:cs="Times New Roman"/>
+                <w:lang w:val="en-US"/>
+              </w:rPr>
+            </w:pPr>
+            <w:r>
+              <w:rPr>
+                <w:rFonts w:ascii="Times New Roman" w:hAnsi="Times New Roman" w:cs="Times New Roman"/>
+                <w:lang w:val="en-US"/>
+              </w:rPr>
+              <w:t>0.</w:t>
+            </w:r>
+            <w:r>
+              <w:rPr>
+                <w:rFonts w:ascii="Times New Roman" w:hAnsi="Times New Roman" w:cs="Times New Roman"/>
+                <w:lang w:val="en-US"/>
+              </w:rPr>
+              <w:t>485</w:t>
+            </w:r>
+          </w:p>
+        </w:tc>
+        <w:tc>
+          <w:tcPr>
+            <w:tcW w:w="1517" w:type="dxa"/>
+          </w:tcPr>
+          <w:p>
+            <w:pPr>
+              <w:rPr>
+                <w:rFonts w:ascii="Times New Roman" w:hAnsi="Times New Roman" w:cs="Times New Roman"/>
+                <w:lang w:val="en-US"/>
+              </w:rPr>
+            </w:pPr>
+            <w:r>
+              <w:rPr>
+                <w:rFonts w:ascii="Times New Roman" w:hAnsi="Times New Roman" w:cs="Times New Roman"/>
+                <w:lang w:val="en-US"/>
+              </w:rPr>
+              <w:t>q</w:t>
+            </w:r>
+            <w:r>
+              <w:rPr>
+                <w:rFonts w:ascii="Times New Roman" w:hAnsi="Times New Roman" w:cs="Times New Roman"/>
+                <w:vertAlign w:val="subscript"/>
+                <w:lang w:val="en-US"/>
+              </w:rPr>
+              <w:t>n1</w:t>
+            </w:r>
+            <w:r>
+              <w:rPr>
+                <w:rFonts w:ascii="Times New Roman" w:hAnsi="Times New Roman" w:cs="Times New Roman"/>
+                <w:lang w:val="en-US"/>
+              </w:rPr>
+              <w:t xml:space="preserve"> = 0.0</w:t>
+            </w:r>
+            <w:r>
+              <w:rPr>
+                <w:rFonts w:ascii="Times New Roman" w:hAnsi="Times New Roman" w:cs="Times New Roman"/>
+                <w:lang w:val="en-US"/>
+              </w:rPr>
+              <w:t>43</w:t>
+            </w:r>
+          </w:p>
+        </w:tc>
+        <w:tc>
+          <w:tcPr>
+            <w:tcW w:w="1517" w:type="dxa"/>
+          </w:tcPr>
+          <w:p>
+            <w:pPr>
+              <w:rPr>
+                <w:rFonts w:ascii="Times New Roman" w:hAnsi="Times New Roman" w:cs="Times New Roman"/>
+                <w:lang w:val="en-US"/>
+              </w:rPr>
+            </w:pPr>
+            <w:r>
+              <w:rPr>
+                <w:rFonts w:ascii="Times New Roman" w:hAnsi="Times New Roman" w:cs="Times New Roman"/>
+                <w:lang w:val="en-US"/>
+              </w:rPr>
+              <w:t>k</w:t>
+            </w:r>
+            <w:r>
+              <w:rPr>
+                <w:rFonts w:ascii="Times New Roman" w:hAnsi="Times New Roman" w:cs="Times New Roman"/>
+                <w:vertAlign w:val="subscript"/>
+              </w:rPr>
+              <w:t xml:space="preserve">с1 </w:t>
+            </w:r>
+            <w:r>
+              <w:rPr>
+                <w:rFonts w:ascii="Times New Roman" w:hAnsi="Times New Roman" w:cs="Times New Roman"/>
+              </w:rPr>
+              <w:t xml:space="preserve">= </w:t>
+            </w:r>
+            <w:r>
+              <w:rPr>
+                <w:rFonts w:ascii="Times New Roman" w:hAnsi="Times New Roman" w:cs="Times New Roman"/>
+                <w:lang w:val="en-US"/>
+              </w:rPr>
+              <w:t>q</w:t>
+            </w:r>
+            <w:r>
+              <w:rPr>
+                <w:rFonts w:ascii="Times New Roman" w:hAnsi="Times New Roman" w:cs="Times New Roman"/>
+                <w:vertAlign w:val="subscript"/>
+                <w:lang w:val="en-US"/>
+              </w:rPr>
+              <w:t xml:space="preserve">n </w:t>
+            </w:r>
+            <w:r>
+              <w:rPr>
+                <w:rFonts w:ascii="Times New Roman" w:hAnsi="Times New Roman" w:cs="Times New Roman"/>
+                <w:lang w:val="en-US"/>
+              </w:rPr>
+              <w:t>/ q</w:t>
+            </w:r>
+            <w:r>
+              <w:rPr>
+                <w:rFonts w:ascii="Times New Roman" w:hAnsi="Times New Roman" w:cs="Times New Roman"/>
+                <w:vertAlign w:val="subscript"/>
+                <w:lang w:val="en-US"/>
+              </w:rPr>
+              <w:t>n1</w:t>
+            </w:r>
+            <w:r>
+              <w:rPr>
+                <w:rFonts w:ascii="Times New Roman" w:hAnsi="Times New Roman" w:cs="Times New Roman"/>
+                <w:lang w:val="en-US"/>
+              </w:rPr>
+              <w:t xml:space="preserve"> = </w:t>
+            </w:r>
+            <w:r>
+              <w:rPr>
+                <w:rFonts w:ascii="Times New Roman" w:hAnsi="Times New Roman" w:cs="Times New Roman"/>
+                <w:lang w:val="en-US"/>
+              </w:rPr>
+              <w:t>16.93</w:t>
+            </w:r>
+          </w:p>
+        </w:tc>
+      </w:tr>
+      <w:tr>
+        <w:tc>
+          <w:tcPr>
+            <w:tcW w:w="2240" w:type="dxa"/>
+          </w:tcPr>
+          <w:p>
+            <w:pPr>
+              <w:rPr>
+                <w:rFonts w:ascii="Times New Roman" w:hAnsi="Times New Roman" w:cs="Times New Roman"/>
+              </w:rPr>
+            </w:pPr>
+            <w:r>
+              <w:rPr>
+                <w:rFonts w:ascii="Times New Roman" w:hAnsi="Times New Roman" w:cs="Times New Roman"/>
+              </w:rPr>
+              <w:t xml:space="preserve">– с </w:t>
+            </w:r>
+            <w:r>
+              <w:rPr>
+                <w:rFonts w:ascii="Times New Roman" w:hAnsi="Times New Roman" w:cs="Times New Roman"/>
+                <w:lang w:val="en-US"/>
+              </w:rPr>
+              <w:t>CLC-</w:t>
+            </w:r>
+            <w:r>
+              <w:rPr>
+                <w:rFonts w:ascii="Times New Roman" w:hAnsi="Times New Roman" w:cs="Times New Roman"/>
+              </w:rPr>
+              <w:t>фильтром</w:t>
+            </w:r>
+          </w:p>
+        </w:tc>
+        <w:tc>
+          <w:tcPr>
+            <w:tcW w:w="1850" w:type="dxa"/>
+          </w:tcPr>
+          <w:p>
+            <w:pPr>
+              <w:rPr>
+                <w:rFonts w:ascii="Times New Roman" w:hAnsi="Times New Roman" w:cs="Times New Roman"/>
+              </w:rPr>
+            </w:pPr>
+            <w:r>
+              <w:rPr>
+                <w:rFonts w:ascii="Times New Roman" w:hAnsi="Times New Roman" w:cs="Times New Roman"/>
+              </w:rPr>
+              <w:t>Ключ</w:t>
+            </w:r>
+            <w:r>
+              <w:rPr>
+                <w:rFonts w:ascii="Times New Roman" w:hAnsi="Times New Roman" w:cs="Times New Roman"/>
+              </w:rPr>
+              <w:t xml:space="preserve"> </w:t>
+            </w:r>
+            <w:r>
+              <w:rPr>
+                <w:rFonts w:ascii="Times New Roman" w:hAnsi="Times New Roman" w:cs="Times New Roman"/>
+                <w:b/>
+                <w:bCs/>
+              </w:rPr>
+              <w:t>W</w:t>
+            </w:r>
+            <w:r>
+              <w:rPr>
+                <w:rFonts w:ascii="Times New Roman" w:hAnsi="Times New Roman" w:cs="Times New Roman"/>
+              </w:rPr>
+              <w:t xml:space="preserve"> разомкнут; ключи </w:t>
+            </w:r>
+            <w:r>
+              <w:rPr>
+                <w:rFonts w:ascii="Times New Roman" w:hAnsi="Times New Roman" w:cs="Times New Roman"/>
+                <w:b/>
+                <w:bCs/>
+                <w:lang w:val="en-US"/>
+              </w:rPr>
+              <w:t>Q</w:t>
+            </w:r>
+            <w:r>
+              <w:rPr>
+                <w:rFonts w:ascii="Times New Roman" w:hAnsi="Times New Roman" w:cs="Times New Roman"/>
+              </w:rPr>
+              <w:t xml:space="preserve">, </w:t>
+            </w:r>
+            <w:r>
+              <w:rPr>
+                <w:rFonts w:ascii="Times New Roman" w:hAnsi="Times New Roman" w:cs="Times New Roman"/>
+                <w:b/>
+                <w:bCs/>
+                <w:lang w:val="en-US"/>
+              </w:rPr>
+              <w:t>A</w:t>
+            </w:r>
+            <w:r>
+              <w:rPr>
+                <w:rFonts w:ascii="Times New Roman" w:hAnsi="Times New Roman" w:cs="Times New Roman"/>
+              </w:rPr>
+              <w:t xml:space="preserve"> и </w:t>
+            </w:r>
+            <w:r>
+              <w:rPr>
+                <w:rFonts w:ascii="Times New Roman" w:hAnsi="Times New Roman" w:cs="Times New Roman"/>
+                <w:b/>
+                <w:bCs/>
+                <w:lang w:val="en-US"/>
+              </w:rPr>
+              <w:t>B</w:t>
+            </w:r>
+            <w:r>
+              <w:rPr>
+                <w:rFonts w:ascii="Times New Roman" w:hAnsi="Times New Roman" w:cs="Times New Roman"/>
+              </w:rPr>
+              <w:t xml:space="preserve"> замкнуты</w:t>
+            </w:r>
+          </w:p>
+        </w:tc>
+        <w:tc>
+          <w:tcPr>
+            <w:tcW w:w="897" w:type="dxa"/>
+          </w:tcPr>
+          <w:p>
+            <w:pPr>
+              <w:rPr>
+                <w:rFonts w:ascii="Times New Roman" w:hAnsi="Times New Roman" w:cs="Times New Roman"/>
+                <w:lang w:val="en-US"/>
+              </w:rPr>
+            </w:pPr>
+            <w:r>
+              <w:rPr>
+                <w:rFonts w:ascii="Times New Roman" w:hAnsi="Times New Roman" w:cs="Times New Roman"/>
+                <w:lang w:val="en-US"/>
+              </w:rPr>
+              <w:t>10.</w:t>
+            </w:r>
+            <w:r>
+              <w:rPr>
+                <w:rFonts w:ascii="Times New Roman" w:hAnsi="Times New Roman" w:cs="Times New Roman"/>
+                <w:lang w:val="en-US"/>
+              </w:rPr>
+              <w:t>186</w:t>
+            </w:r>
+          </w:p>
+        </w:tc>
+        <w:tc>
+          <w:tcPr>
+            <w:tcW w:w="936" w:type="dxa"/>
+          </w:tcPr>
+          <w:p>
+            <w:pPr>
+              <w:rPr>
+                <w:rFonts w:ascii="Times New Roman" w:hAnsi="Times New Roman" w:cs="Times New Roman"/>
+                <w:lang w:val="en-US"/>
+              </w:rPr>
+            </w:pPr>
+            <w:r>
+              <w:rPr>
+                <w:rFonts w:ascii="Times New Roman" w:hAnsi="Times New Roman" w:cs="Times New Roman"/>
+                <w:lang w:val="en-US"/>
+              </w:rPr>
+              <w:t>1</w:t>
+            </w:r>
+            <w:r>
+              <w:rPr>
+                <w:rFonts w:ascii="Times New Roman" w:hAnsi="Times New Roman" w:cs="Times New Roman"/>
+                <w:lang w:val="en-US"/>
+              </w:rPr>
+              <w:t>1.173</w:t>
+            </w:r>
+          </w:p>
+        </w:tc>
+        <w:tc>
+          <w:tcPr>
+            <w:tcW w:w="901" w:type="dxa"/>
+          </w:tcPr>
+          <w:p>
+            <w:pPr>
+              <w:rPr>
+                <w:rFonts w:ascii="Times New Roman" w:hAnsi="Times New Roman" w:cs="Times New Roman"/>
+                <w:lang w:val="en-US"/>
+              </w:rPr>
+            </w:pPr>
+            <w:r>
+              <w:rPr>
+                <w:rFonts w:ascii="Times New Roman" w:hAnsi="Times New Roman" w:cs="Times New Roman"/>
+              </w:rPr>
+              <w:t>3</w:t>
+            </w:r>
+            <w:r>
+              <w:rPr>
+                <w:rFonts w:ascii="Times New Roman" w:hAnsi="Times New Roman" w:cs="Times New Roman"/>
+                <w:lang w:val="en-US"/>
+              </w:rPr>
+              <w:t>5</w:t>
+            </w:r>
+          </w:p>
+        </w:tc>
+        <w:tc>
+          <w:tcPr>
+            <w:tcW w:w="1018" w:type="dxa"/>
+          </w:tcPr>
+          <w:p>
+            <w:pPr>
+              <w:rPr>
+                <w:rFonts w:ascii="Times New Roman" w:hAnsi="Times New Roman" w:cs="Times New Roman"/>
+                <w:lang w:val="en-US"/>
+              </w:rPr>
+            </w:pPr>
+            <w:r>
+              <w:rPr>
+                <w:rFonts w:ascii="Times New Roman" w:hAnsi="Times New Roman" w:cs="Times New Roman"/>
+                <w:lang w:val="en-US"/>
+              </w:rPr>
+              <w:t>0.114</w:t>
+            </w:r>
+          </w:p>
+        </w:tc>
+        <w:tc>
+          <w:tcPr>
+            <w:tcW w:w="1517" w:type="dxa"/>
+          </w:tcPr>
+          <w:p>
+            <w:pPr>
+              <w:rPr>
+                <w:rFonts w:ascii="Times New Roman" w:hAnsi="Times New Roman" w:cs="Times New Roman"/>
+              </w:rPr>
+            </w:pPr>
+            <w:r>
+              <w:rPr>
+                <w:rFonts w:ascii="Times New Roman" w:hAnsi="Times New Roman" w:cs="Times New Roman"/>
+                <w:lang w:val="en-US"/>
+              </w:rPr>
+              <w:t>q</w:t>
+            </w:r>
+            <w:r>
+              <w:rPr>
+                <w:rFonts w:ascii="Times New Roman" w:hAnsi="Times New Roman" w:cs="Times New Roman"/>
+                <w:vertAlign w:val="subscript"/>
+                <w:lang w:val="en-US"/>
+              </w:rPr>
+              <w:t>n2</w:t>
+            </w:r>
+            <w:r>
+              <w:rPr>
+                <w:rFonts w:ascii="Times New Roman" w:hAnsi="Times New Roman" w:cs="Times New Roman"/>
+                <w:lang w:val="en-US"/>
+              </w:rPr>
+              <w:t xml:space="preserve"> = 0.</w:t>
+            </w:r>
+            <w:r>
+              <w:rPr>
+                <w:rFonts w:ascii="Times New Roman" w:hAnsi="Times New Roman" w:cs="Times New Roman"/>
+                <w:lang w:val="en-US"/>
+              </w:rPr>
+              <w:t>010</w:t>
+            </w:r>
+          </w:p>
+        </w:tc>
+        <w:tc>
+          <w:tcPr>
+            <w:tcW w:w="1517" w:type="dxa"/>
+          </w:tcPr>
+          <w:p>
+            <w:pPr>
+              <w:rPr>
+                <w:rFonts w:ascii="Times New Roman" w:hAnsi="Times New Roman" w:cs="Times New Roman"/>
+                <w:lang w:val="en-US"/>
+              </w:rPr>
+            </w:pPr>
+            <w:r>
+              <w:rPr>
+                <w:rFonts w:ascii="Times New Roman" w:hAnsi="Times New Roman" w:cs="Times New Roman"/>
+                <w:lang w:val="en-US"/>
+              </w:rPr>
+              <w:t>k</w:t>
+            </w:r>
+            <w:r>
+              <w:rPr>
+                <w:rFonts w:ascii="Times New Roman" w:hAnsi="Times New Roman" w:cs="Times New Roman"/>
+                <w:vertAlign w:val="subscript"/>
+              </w:rPr>
+              <w:t xml:space="preserve">с1 </w:t>
+            </w:r>
+            <w:r>
+              <w:rPr>
+                <w:rFonts w:ascii="Times New Roman" w:hAnsi="Times New Roman" w:cs="Times New Roman"/>
+              </w:rPr>
+              <w:t>=</w:t>
+            </w:r>
+            <w:r>
+              <w:rPr>
+                <w:rFonts w:ascii="Times New Roman" w:hAnsi="Times New Roman" w:cs="Times New Roman"/>
+                <w:lang w:val="en-US"/>
+              </w:rPr>
+              <w:t xml:space="preserve"> q</w:t>
+            </w:r>
+            <w:r>
+              <w:rPr>
+                <w:rFonts w:ascii="Times New Roman" w:hAnsi="Times New Roman" w:cs="Times New Roman"/>
+                <w:vertAlign w:val="subscript"/>
+                <w:lang w:val="en-US"/>
+              </w:rPr>
+              <w:t xml:space="preserve">n1 </w:t>
+            </w:r>
+            <w:r>
+              <w:rPr>
+                <w:rFonts w:ascii="Times New Roman" w:hAnsi="Times New Roman" w:cs="Times New Roman"/>
+                <w:lang w:val="en-US"/>
+              </w:rPr>
+              <w:t>/ q</w:t>
+            </w:r>
+            <w:r>
+              <w:rPr>
+                <w:rFonts w:ascii="Times New Roman" w:hAnsi="Times New Roman" w:cs="Times New Roman"/>
+                <w:vertAlign w:val="subscript"/>
+                <w:lang w:val="en-US"/>
+              </w:rPr>
+              <w:t>n2</w:t>
+            </w:r>
+            <w:r>
+              <w:rPr>
+                <w:rFonts w:ascii="Times New Roman" w:hAnsi="Times New Roman" w:cs="Times New Roman"/>
+                <w:lang w:val="en-US"/>
+              </w:rPr>
+              <w:t xml:space="preserve"> = </w:t>
+            </w:r>
+            <w:r>
+              <w:rPr>
+                <w:rFonts w:ascii="Times New Roman" w:hAnsi="Times New Roman" w:cs="Times New Roman"/>
+                <w:lang w:val="en-US"/>
+              </w:rPr>
+              <w:t>4.3</w:t>
+            </w:r>
+          </w:p>
+        </w:tc>
+      </w:tr>
+    </w:tbl>
+    <w:p>
+      <w:pPr>
+        <w:rPr>
+          <w:rFonts w:ascii="Times New Roman" w:hAnsi="Times New Roman" w:cs="Times New Roman"/>
+          <w:lang w:val="en-US"/>
+        </w:rPr>
+      </w:pPr>
+      <w:r>
+        <w:rPr>
+          <w:rFonts w:ascii="Times New Roman" w:hAnsi="Times New Roman" w:cs="Times New Roman"/>
+        </w:rPr>
+        <w:lastRenderedPageBreak/>
+        <w:t>Двух</w:t>
+      </w:r>
+      <w:r>
+        <w:rPr>
+          <w:rFonts w:ascii="Times New Roman" w:hAnsi="Times New Roman" w:cs="Times New Roman"/>
+        </w:rPr>
+        <w:t>полупериодный – без фильтра</w:t>
+      </w:r>
+      <w:r>
+        <w:rPr>
+          <w:rFonts w:ascii="Times New Roman" w:hAnsi="Times New Roman" w:cs="Times New Roman"/>
+        </w:rPr>
+        <w:t>:</w:t>
+      </w:r>
+      <w:r>
+        <w:rPr>
+          <w:rFonts w:ascii="Times New Roman" w:hAnsi="Times New Roman" w:cs="Times New Roman"/>
+          <w:lang w:val="en-US"/>
+        </w:rPr>
+        <w:drawing>
+          <wp:inline distT="0" distB="0" distL="0" distR="0" wp14:anchorId="6E6B2324" wp14:editId="1836540D">
+            <wp:extent cx="6293041" cy="4750130"/>
+            <wp:effectExtent l="0" t="0" r="0" b="0"/>
+            <wp:docPr id="535101899" name="Picture 1"/>
+            <wp:cNvGraphicFramePr>
+              <a:graphicFrameLocks xmlns:a="http://schemas.openxmlformats.org/drawingml/2006/main" noChangeAspect="1"/>
+            </wp:cNvGraphicFramePr>
+            <a:graphic xmlns:a="http://schemas.openxmlformats.org/drawingml/2006/main">
+              <a:graphicData uri="http://schemas.openxmlformats.org/drawingml/2006/picture">
+                <pic:pic xmlns:pic="http://schemas.openxmlformats.org/drawingml/2006/picture">
+                  <pic:nvPicPr>
+                    <pic:cNvPr id="535101899" name=""/>
+                    <pic:cNvPicPr/>
+                  </pic:nvPicPr>
+                  <pic:blipFill>
+                    <a:blip r:embed="rId15"/>
+                    <a:stretch>
+                      <a:fillRect/>
+                    </a:stretch>
+                  </pic:blipFill>
+                  <pic:spPr>
+                    <a:xfrm>
+                      <a:off x="0" y="0"/>
+                      <a:ext cx="6300876" cy="4756044"/>
+                    </a:xfrm>
+                    <a:prstGeom prst="rect">
+                      <a:avLst/>
+                    </a:prstGeom>
+                  </pic:spPr>
+                </pic:pic>
+              </a:graphicData>
+            </a:graphic>
+          </wp:inline>
+        </w:drawing>
+      </w:r>
+      <w:r>
+        <w:rPr>
+          <w:rFonts w:ascii="Times New Roman" w:hAnsi="Times New Roman" w:cs="Times New Roman"/>
+          <w:lang w:val="en-US"/>
+        </w:rPr>
+        <w:drawing>
+          <wp:inline distT="0" distB="0" distL="0" distR="0" wp14:anchorId="02D8D0E2" wp14:editId="52D2131E">
+            <wp:extent cx="5725324" cy="2610214"/>
+            <wp:effectExtent l="0" t="0" r="8890" b="0"/>
+            <wp:docPr id="1820656944" name="Picture 1"/>
+            <wp:cNvGraphicFramePr>
+              <a:graphicFrameLocks xmlns:a="http://schemas.openxmlformats.org/drawingml/2006/main" noChangeAspect="1"/>
+            </wp:cNvGraphicFramePr>
+            <a:graphic xmlns:a="http://schemas.openxmlformats.org/drawingml/2006/main">
+              <a:graphicData uri="http://schemas.openxmlformats.org/drawingml/2006/picture">
+                <pic:pic xmlns:pic="http://schemas.openxmlformats.org/drawingml/2006/picture">
+                  <pic:nvPicPr>
+                    <pic:cNvPr id="1820656944" name=""/>
+                    <pic:cNvPicPr/>
+                  </pic:nvPicPr>
+                  <pic:blipFill>
+                    <a:blip r:embed="rId16"/>
+                    <a:stretch>
+                      <a:fillRect/>
+                    </a:stretch>
+                  </pic:blipFill>
+                  <pic:spPr>
+                    <a:xfrm>
+                      <a:off x="0" y="0"/>
+                      <a:ext cx="5725324" cy="2610214"/>
+                    </a:xfrm>
+                    <a:prstGeom prst="rect">
+                      <a:avLst/>
+                    </a:prstGeom>
+                  </pic:spPr>
+                </pic:pic>
+              </a:graphicData>
+            </a:graphic>
+          </wp:inline>
+        </w:drawing>
+      </w:r>
+    </w:p>
+    <w:p>
+      <w:pPr>
+        <w:rPr>
+          <w:rFonts w:ascii="Times New Roman" w:hAnsi="Times New Roman" w:cs="Times New Roman"/>
+        </w:rPr>
+      </w:pPr>
+      <w:r>
+        <w:rPr>
+          <w:rFonts w:ascii="Times New Roman" w:hAnsi="Times New Roman" w:cs="Times New Roman"/>
+        </w:rPr>
+        <w:lastRenderedPageBreak/>
+        <w:t>Двух</w:t>
+      </w:r>
+      <w:r>
+        <w:rPr>
+          <w:rFonts w:ascii="Times New Roman" w:hAnsi="Times New Roman" w:cs="Times New Roman"/>
+        </w:rPr>
+        <w:t>полупериодный</w:t>
+      </w:r>
+      <w:r>
+        <w:rPr>
+          <w:rFonts w:ascii="Times New Roman" w:hAnsi="Times New Roman" w:cs="Times New Roman"/>
+        </w:rPr>
+        <w:t xml:space="preserve"> </w:t>
+      </w:r>
+      <w:r>
+        <w:rPr>
+          <w:rFonts w:ascii="Times New Roman" w:hAnsi="Times New Roman" w:cs="Times New Roman"/>
+        </w:rPr>
+        <w:t xml:space="preserve">– с </w:t>
+      </w:r>
+      <w:r>
+        <w:rPr>
+          <w:rFonts w:ascii="Times New Roman" w:hAnsi="Times New Roman" w:cs="Times New Roman"/>
+          <w:lang w:val="en-US"/>
+        </w:rPr>
+        <w:t>C</w:t>
+      </w:r>
+      <w:r>
+        <w:rPr>
+          <w:rFonts w:ascii="Times New Roman" w:hAnsi="Times New Roman" w:cs="Times New Roman"/>
+        </w:rPr>
+        <w:t>-</w:t>
+      </w:r>
+      <w:r>
+        <w:rPr>
+          <w:rFonts w:ascii="Times New Roman" w:hAnsi="Times New Roman" w:cs="Times New Roman"/>
+        </w:rPr>
+        <w:t>фильтром</w:t>
+      </w:r>
+      <w:r>
+        <w:rPr>
+          <w:rFonts w:ascii="Times New Roman" w:hAnsi="Times New Roman" w:cs="Times New Roman"/>
+        </w:rPr>
+        <w:t>:</w:t>
+      </w:r>
+      <w:r>
+        <w:rPr>
+          <w:rFonts w:ascii="Times New Roman" w:hAnsi="Times New Roman" w:cs="Times New Roman"/>
+        </w:rPr>
+        <w:drawing>
+          <wp:inline distT="0" distB="0" distL="0" distR="0" wp14:anchorId="6D8C61AA" wp14:editId="2231F7AF">
+            <wp:extent cx="6353298" cy="4791528"/>
+            <wp:effectExtent l="0" t="0" r="0" b="9525"/>
+            <wp:docPr id="695059165" name="Picture 1"/>
+            <wp:cNvGraphicFramePr>
+              <a:graphicFrameLocks xmlns:a="http://schemas.openxmlformats.org/drawingml/2006/main" noChangeAspect="1"/>
+            </wp:cNvGraphicFramePr>
+            <a:graphic xmlns:a="http://schemas.openxmlformats.org/drawingml/2006/main">
+              <a:graphicData uri="http://schemas.openxmlformats.org/drawingml/2006/picture">
+                <pic:pic xmlns:pic="http://schemas.openxmlformats.org/drawingml/2006/picture">
+                  <pic:nvPicPr>
+                    <pic:cNvPr id="695059165" name=""/>
+                    <pic:cNvPicPr/>
+                  </pic:nvPicPr>
+                  <pic:blipFill>
+                    <a:blip r:embed="rId17"/>
+                    <a:stretch>
+                      <a:fillRect/>
+                    </a:stretch>
+                  </pic:blipFill>
+                  <pic:spPr>
+                    <a:xfrm>
+                      <a:off x="0" y="0"/>
+                      <a:ext cx="6358523" cy="4795468"/>
+                    </a:xfrm>
+                    <a:prstGeom prst="rect">
+                      <a:avLst/>
+                    </a:prstGeom>
+                  </pic:spPr>
+                </pic:pic>
+              </a:graphicData>
+            </a:graphic>
+          </wp:inline>
+        </w:drawing>
+      </w:r>
+      <w:r>
+        <w:rPr>
+          <w:noProof/>
+        </w:rPr>
+        <w:t xml:space="preserve"> </w:t>
+      </w:r>
+      <w:r>
+        <w:rPr>
+          <w:rFonts w:ascii="Times New Roman" w:hAnsi="Times New Roman" w:cs="Times New Roman"/>
+        </w:rPr>
+        <w:drawing>
+          <wp:inline distT="0" distB="0" distL="0" distR="0" wp14:anchorId="565452CA" wp14:editId="7BF8F2CF">
+            <wp:extent cx="5763429" cy="2629267"/>
+            <wp:effectExtent l="0" t="0" r="8890" b="0"/>
+            <wp:docPr id="1177380266" name="Picture 1"/>
+            <wp:cNvGraphicFramePr>
+              <a:graphicFrameLocks xmlns:a="http://schemas.openxmlformats.org/drawingml/2006/main" noChangeAspect="1"/>
+            </wp:cNvGraphicFramePr>
+            <a:graphic xmlns:a="http://schemas.openxmlformats.org/drawingml/2006/main">
+              <a:graphicData uri="http://schemas.openxmlformats.org/drawingml/2006/picture">
+                <pic:pic xmlns:pic="http://schemas.openxmlformats.org/drawingml/2006/picture">
+                  <pic:nvPicPr>
+                    <pic:cNvPr id="1177380266" name=""/>
+                    <pic:cNvPicPr/>
+                  </pic:nvPicPr>
+                  <pic:blipFill>
+                    <a:blip r:embed="rId18"/>
+                    <a:stretch>
+                      <a:fillRect/>
+                    </a:stretch>
+                  </pic:blipFill>
+                  <pic:spPr>
+                    <a:xfrm>
+                      <a:off x="0" y="0"/>
+                      <a:ext cx="5763429" cy="2629267"/>
+                    </a:xfrm>
+                    <a:prstGeom prst="rect">
+                      <a:avLst/>
+                    </a:prstGeom>
+                  </pic:spPr>
+                </pic:pic>
+              </a:graphicData>
+            </a:graphic>
+          </wp:inline>
+        </w:drawing>
+      </w:r>
+    </w:p>
+    <w:p>
+      <w:pPr>
+        <w:rPr>
+          <w:noProof/>
+          <w:lang w:val="en-US"/>
+        </w:rPr>
+      </w:pPr>
+      <w:r>
+        <w:rPr>
+          <w:rFonts w:ascii="Times New Roman" w:hAnsi="Times New Roman" w:cs="Times New Roman"/>
+        </w:rPr>
+        <w:lastRenderedPageBreak/>
+        <w:t>Двух</w:t>
+      </w:r>
+      <w:r>
+        <w:rPr>
+          <w:rFonts w:ascii="Times New Roman" w:hAnsi="Times New Roman" w:cs="Times New Roman"/>
+        </w:rPr>
+        <w:t xml:space="preserve">полупериодный – с </w:t>
+      </w:r>
+      <w:r>
+        <w:rPr>
+          <w:rFonts w:ascii="Times New Roman" w:hAnsi="Times New Roman" w:cs="Times New Roman"/>
+          <w:lang w:val="en-US"/>
+        </w:rPr>
+        <w:t>CLC</w:t>
+      </w:r>
+      <w:r>
+        <w:rPr>
+          <w:rFonts w:ascii="Times New Roman" w:hAnsi="Times New Roman" w:cs="Times New Roman"/>
+        </w:rPr>
+        <w:t>-</w:t>
+      </w:r>
+      <w:r>
+        <w:rPr>
+          <w:rFonts w:ascii="Times New Roman" w:hAnsi="Times New Roman" w:cs="Times New Roman"/>
+        </w:rPr>
+        <w:t>фильтром</w:t>
+      </w:r>
+      <w:r>
+        <w:rPr>
+          <w:rFonts w:ascii="Times New Roman" w:hAnsi="Times New Roman" w:cs="Times New Roman"/>
+        </w:rPr>
+        <w:t>:</w:t>
+      </w:r>
+      <w:r>
+        <w:rPr>
+          <w:noProof/>
+        </w:rPr>
+        <w:t xml:space="preserve"> </w:t>
+      </w:r>
+      <w:r>
+        <w:rPr>
+          <w:rFonts w:ascii="Times New Roman" w:hAnsi="Times New Roman" w:cs="Times New Roman"/>
+        </w:rPr>
+        <w:drawing>
+          <wp:inline distT="0" distB="0" distL="0" distR="0" wp14:anchorId="55651D6D" wp14:editId="576A683F">
+            <wp:extent cx="6355972" cy="4797631"/>
+            <wp:effectExtent l="0" t="0" r="6985" b="3175"/>
+            <wp:docPr id="718733851" name="Picture 1"/>
+            <wp:cNvGraphicFramePr>
+              <a:graphicFrameLocks xmlns:a="http://schemas.openxmlformats.org/drawingml/2006/main" noChangeAspect="1"/>
+            </wp:cNvGraphicFramePr>
+            <a:graphic xmlns:a="http://schemas.openxmlformats.org/drawingml/2006/main">
+              <a:graphicData uri="http://schemas.openxmlformats.org/drawingml/2006/picture">
+                <pic:pic xmlns:pic="http://schemas.openxmlformats.org/drawingml/2006/picture">
+                  <pic:nvPicPr>
+                    <pic:cNvPr id="718733851" name=""/>
+                    <pic:cNvPicPr/>
+                  </pic:nvPicPr>
+                  <pic:blipFill>
+                    <a:blip r:embed="rId19"/>
+                    <a:stretch>
+                      <a:fillRect/>
+                    </a:stretch>
+                  </pic:blipFill>
+                  <pic:spPr>
+                    <a:xfrm>
+                      <a:off x="0" y="0"/>
+                      <a:ext cx="6361293" cy="4801647"/>
+                    </a:xfrm>
+                    <a:prstGeom prst="rect">
+                      <a:avLst/>
+                    </a:prstGeom>
+                  </pic:spPr>
+                </pic:pic>
+              </a:graphicData>
+            </a:graphic>
+          </wp:inline>
+        </w:drawing>
+      </w:r>
+      <w:r>
+        <w:rPr>
+          <w:noProof/>
+        </w:rPr>
+        <w:drawing>
+          <wp:inline distT="0" distB="0" distL="0" distR="0" wp14:anchorId="6B9CC4E8" wp14:editId="783AFAE1">
+            <wp:extent cx="5734850" cy="2648320"/>
+            <wp:effectExtent l="0" t="0" r="0" b="0"/>
+            <wp:docPr id="449759303" name="Picture 1"/>
+            <wp:cNvGraphicFramePr>
+              <a:graphicFrameLocks xmlns:a="http://schemas.openxmlformats.org/drawingml/2006/main" noChangeAspect="1"/>
+            </wp:cNvGraphicFramePr>
+            <a:graphic xmlns:a="http://schemas.openxmlformats.org/drawingml/2006/main">
+              <a:graphicData uri="http://schemas.openxmlformats.org/drawingml/2006/picture">
+                <pic:pic xmlns:pic="http://schemas.openxmlformats.org/drawingml/2006/picture">
+                  <pic:nvPicPr>
+                    <pic:cNvPr id="449759303" name=""/>
+                    <pic:cNvPicPr/>
+                  </pic:nvPicPr>
+                  <pic:blipFill>
+                    <a:blip r:embed="rId20"/>
+                    <a:stretch>
+                      <a:fillRect/>
+                    </a:stretch>
+                  </pic:blipFill>
+                  <pic:spPr>
+                    <a:xfrm>
+                      <a:off x="0" y="0"/>
+                      <a:ext cx="5734850" cy="2648320"/>
+                    </a:xfrm>
+                    <a:prstGeom prst="rect">
+                      <a:avLst/>
+                    </a:prstGeom>
+                  </pic:spPr>
+                </pic:pic>
+              </a:graphicData>
+            </a:graphic>
+          </wp:inline>
+        </w:drawing>
+      </w:r>
+    </w:p>
+    <w:tbl>
+      <w:tblPr>
+        <w:tblStyle w:val="TableGrid"/>
+        <w:tblW w:w="11181" w:type="dxa"/>
+        <w:tblLook w:val="04A0" w:firstRow="1" w:lastRow="0" w:firstColumn="1" w:lastColumn="0" w:noHBand="0" w:noVBand="1"/>
+      </w:tblPr>
+      <w:tblGrid>
+        <w:gridCol w:w="2229"/>
+        <w:gridCol w:w="1995"/>
+        <w:gridCol w:w="821"/>
+        <w:gridCol w:w="711"/>
+        <w:gridCol w:w="821"/>
+        <w:gridCol w:w="711"/>
+        <w:gridCol w:w="821"/>
+        <w:gridCol w:w="541"/>
+        <w:gridCol w:w="711"/>
+        <w:gridCol w:w="539"/>
+        <w:gridCol w:w="711"/>
+        <w:gridCol w:w="561"/>
+        <w:gridCol w:w="9"/>
+      </w:tblGrid>
+      <w:tr>
+        <w:trPr>
+          <w:trHeight w:val="376"/>
+        </w:trPr>
+        <w:tc>
+          <w:tcPr>
+            <w:tcW w:w="2229" w:type="dxa"/>
+            <w:vMerge w:val="restart"/>
+          </w:tcPr>
+          <w:p>
+            <w:pPr>
+              <w:rPr>
+                <w:rFonts w:ascii="Times New Roman" w:hAnsi="Times New Roman" w:cs="Times New Roman"/>
+              </w:rPr>
+            </w:pPr>
+            <w:r>
+              <w:rPr>
+                <w:rFonts w:ascii="Times New Roman" w:hAnsi="Times New Roman" w:cs="Times New Roman"/>
+              </w:rPr>
+              <w:t>Тип выпрямителя</w:t>
+            </w:r>
+          </w:p>
+        </w:tc>
+        <w:tc>
+          <w:tcPr>
+            <w:tcW w:w="1995" w:type="dxa"/>
+            <w:vMerge w:val="restart"/>
+          </w:tcPr>
+          <w:p>
+            <w:pPr>
+              <w:rPr>
+                <w:rFonts w:ascii="Times New Roman" w:hAnsi="Times New Roman" w:cs="Times New Roman"/>
+              </w:rPr>
+            </w:pPr>
+            <w:r>
+              <w:rPr>
+                <w:rFonts w:ascii="Times New Roman" w:hAnsi="Times New Roman" w:cs="Times New Roman"/>
+              </w:rPr>
+              <w:t>Установлено</w:t>
+            </w:r>
+          </w:p>
+        </w:tc>
+        <w:tc>
+          <w:tcPr>
+            <w:tcW w:w="6957" w:type="dxa"/>
+            <w:gridSpan w:val="11"/>
+          </w:tcPr>
+          <w:p>
+            <w:pPr>
+              <w:rPr>
+                <w:rFonts w:ascii="Times New Roman" w:hAnsi="Times New Roman" w:cs="Times New Roman"/>
+              </w:rPr>
+            </w:pPr>
+            <w:r>
+              <w:rPr>
+                <w:rFonts w:ascii="Times New Roman" w:hAnsi="Times New Roman" w:cs="Times New Roman"/>
+              </w:rPr>
+              <w:t>Измерено</w:t>
+            </w:r>
+          </w:p>
+        </w:tc>
+      </w:tr>
+      <w:tr>
+        <w:trPr>
+          <w:trHeight w:val="253"/>
+        </w:trPr>
+        <w:tc>
+          <w:tcPr>
+            <w:tcW w:w="2229" w:type="dxa"/>
+            <w:vMerge/>
+          </w:tcPr>
+          <w:p>
+            <w:pPr>
+              <w:rPr>
+                <w:rFonts w:ascii="Times New Roman" w:hAnsi="Times New Roman" w:cs="Times New Roman"/>
+              </w:rPr>
+            </w:pPr>
+          </w:p>
+        </w:tc>
+        <w:tc>
+          <w:tcPr>
+            <w:tcW w:w="1995" w:type="dxa"/>
+            <w:vMerge/>
+          </w:tcPr>
+          <w:p>
+            <w:pPr>
+              <w:rPr>
+                <w:rFonts w:ascii="Times New Roman" w:hAnsi="Times New Roman" w:cs="Times New Roman"/>
+              </w:rPr>
+            </w:pPr>
+          </w:p>
+        </w:tc>
+        <w:tc>
+          <w:tcPr>
+            <w:tcW w:w="1532" w:type="dxa"/>
+            <w:gridSpan w:val="2"/>
+          </w:tcPr>
+          <w:p>
+            <w:pPr>
+              <w:rPr>
+                <w:rFonts w:ascii="Times New Roman" w:hAnsi="Times New Roman" w:cs="Times New Roman"/>
+              </w:rPr>
+            </w:pPr>
+            <w:r>
+              <w:rPr>
+                <w:rFonts w:ascii="Times New Roman" w:hAnsi="Times New Roman" w:cs="Times New Roman"/>
+                <w:lang w:val="en-US"/>
+              </w:rPr>
+              <w:t>R</w:t>
+            </w:r>
+            <w:r>
+              <w:rPr>
+                <w:rFonts w:ascii="Times New Roman" w:hAnsi="Times New Roman" w:cs="Times New Roman"/>
+                <w:vertAlign w:val="subscript"/>
+                <w:lang w:val="en-US"/>
+              </w:rPr>
+              <w:t>2</w:t>
+            </w:r>
+            <w:r>
+              <w:rPr>
+                <w:rFonts w:ascii="Times New Roman" w:hAnsi="Times New Roman" w:cs="Times New Roman"/>
+                <w:lang w:val="en-US"/>
+              </w:rPr>
+              <w:t xml:space="preserve"> = 2 </w:t>
+            </w:r>
+            <w:r>
+              <w:rPr>
+                <w:rFonts w:ascii="Times New Roman" w:hAnsi="Times New Roman" w:cs="Times New Roman"/>
+              </w:rPr>
+              <w:t>кОм</w:t>
+            </w:r>
+          </w:p>
+        </w:tc>
+        <w:tc>
+          <w:tcPr>
+            <w:tcW w:w="1532" w:type="dxa"/>
+            <w:gridSpan w:val="2"/>
+          </w:tcPr>
+          <w:p>
+            <w:pPr>
+              <w:rPr>
+                <w:rFonts w:ascii="Times New Roman" w:hAnsi="Times New Roman" w:cs="Times New Roman"/>
+              </w:rPr>
+            </w:pPr>
+            <w:r>
+              <w:rPr>
+                <w:rFonts w:ascii="Times New Roman" w:hAnsi="Times New Roman" w:cs="Times New Roman"/>
+              </w:rPr>
+              <w:t>600 Ом</w:t>
+            </w:r>
+          </w:p>
+        </w:tc>
+        <w:tc>
+          <w:tcPr>
+            <w:tcW w:w="1362" w:type="dxa"/>
+            <w:gridSpan w:val="2"/>
+          </w:tcPr>
+          <w:p>
+            <w:pPr>
+              <w:rPr>
+                <w:rFonts w:ascii="Times New Roman" w:hAnsi="Times New Roman" w:cs="Times New Roman"/>
+              </w:rPr>
+            </w:pPr>
+            <w:r>
+              <w:rPr>
+                <w:rFonts w:ascii="Times New Roman" w:hAnsi="Times New Roman" w:cs="Times New Roman"/>
+              </w:rPr>
+              <w:t>320 Ом</w:t>
+            </w:r>
+          </w:p>
+        </w:tc>
+        <w:tc>
+          <w:tcPr>
+            <w:tcW w:w="1250" w:type="dxa"/>
+            <w:gridSpan w:val="2"/>
+          </w:tcPr>
+          <w:p>
+            <w:pPr>
+              <w:rPr>
+                <w:rFonts w:ascii="Times New Roman" w:hAnsi="Times New Roman" w:cs="Times New Roman"/>
+              </w:rPr>
+            </w:pPr>
+            <w:r>
+              <w:rPr>
+                <w:rFonts w:ascii="Times New Roman" w:hAnsi="Times New Roman" w:cs="Times New Roman"/>
+              </w:rPr>
+              <w:t>100 Ом</w:t>
+            </w:r>
+          </w:p>
+        </w:tc>
+        <w:tc>
+          <w:tcPr>
+            <w:tcW w:w="1281" w:type="dxa"/>
+            <w:gridSpan w:val="3"/>
+          </w:tcPr>
+          <w:p>
+            <w:pPr>
+              <w:rPr>
+                <w:rFonts w:ascii="Times New Roman" w:hAnsi="Times New Roman" w:cs="Times New Roman"/>
+              </w:rPr>
+            </w:pPr>
+            <w:r>
+              <w:rPr>
+                <w:rFonts w:ascii="Times New Roman" w:hAnsi="Times New Roman" w:cs="Times New Roman"/>
+              </w:rPr>
+              <w:t>50 Ом</w:t>
+            </w:r>
+          </w:p>
+        </w:tc>
+      </w:tr>
+      <w:tr>
+        <w:trPr>
+          <w:gridAfter w:val="1"/>
+          <w:wAfter w:w="9" w:type="dxa"/>
+          <w:trHeight w:val="584"/>
+        </w:trPr>
+        <w:tc>
+          <w:tcPr>
+            <w:tcW w:w="2229" w:type="dxa"/>
+            <w:vMerge/>
+          </w:tcPr>
+          <w:p>
+            <w:pPr>
+              <w:rPr>
+                <w:rFonts w:ascii="Times New Roman" w:hAnsi="Times New Roman" w:cs="Times New Roman"/>
+              </w:rPr>
+            </w:pPr>
+          </w:p>
+        </w:tc>
+        <w:tc>
+          <w:tcPr>
+            <w:tcW w:w="1995" w:type="dxa"/>
+            <w:vMerge/>
+          </w:tcPr>
+          <w:p>
+            <w:pPr>
+              <w:rPr>
+                <w:rFonts w:ascii="Times New Roman" w:hAnsi="Times New Roman" w:cs="Times New Roman"/>
+              </w:rPr>
+            </w:pPr>
+          </w:p>
+        </w:tc>
+        <w:tc>
+          <w:tcPr>
+            <w:tcW w:w="821" w:type="dxa"/>
+          </w:tcPr>
+          <w:p>
+            <w:pPr>
+              <w:rPr>
+                <w:rFonts w:ascii="Times New Roman" w:hAnsi="Times New Roman" w:cs="Times New Roman"/>
+              </w:rPr>
+            </w:pPr>
+            <w:r>
+              <w:rPr>
+                <w:rFonts w:ascii="Times New Roman" w:hAnsi="Times New Roman" w:cs="Times New Roman"/>
+                <w:lang w:val="en-US"/>
+              </w:rPr>
+              <w:t>U</w:t>
+            </w:r>
+            <w:r>
+              <w:rPr>
+                <w:rFonts w:ascii="Times New Roman" w:hAnsi="Times New Roman" w:cs="Times New Roman"/>
+                <w:vertAlign w:val="subscript"/>
+              </w:rPr>
+              <w:t>ср</w:t>
+            </w:r>
+            <w:r>
+              <w:rPr>
+                <w:rFonts w:ascii="Times New Roman" w:hAnsi="Times New Roman" w:cs="Times New Roman"/>
+              </w:rPr>
+              <w:t>,</w:t>
+            </w:r>
+            <w:r>
+              <w:rPr>
+                <w:rFonts w:ascii="Times New Roman" w:hAnsi="Times New Roman" w:cs="Times New Roman"/>
+                <w:vertAlign w:val="subscript"/>
+              </w:rPr>
+              <w:t xml:space="preserve"> </w:t>
+            </w:r>
+            <w:r>
+              <w:rPr>
+                <w:rFonts w:ascii="Times New Roman" w:hAnsi="Times New Roman" w:cs="Times New Roman"/>
+              </w:rPr>
+              <w:t>В</w:t>
+            </w:r>
+          </w:p>
+        </w:tc>
+        <w:tc>
+          <w:tcPr>
+            <w:tcW w:w="711" w:type="dxa"/>
+          </w:tcPr>
+          <w:p>
+            <w:pPr>
+              <w:rPr>
+                <w:rFonts w:ascii="Times New Roman" w:hAnsi="Times New Roman" w:cs="Times New Roman"/>
+              </w:rPr>
+            </w:pPr>
+            <w:r>
+              <w:rPr>
+                <w:rFonts w:ascii="Times New Roman" w:hAnsi="Times New Roman" w:cs="Times New Roman"/>
+                <w:lang w:val="en-US"/>
+              </w:rPr>
+              <w:t>I</w:t>
+            </w:r>
+            <w:r>
+              <w:rPr>
+                <w:rFonts w:ascii="Times New Roman" w:hAnsi="Times New Roman" w:cs="Times New Roman"/>
+                <w:vertAlign w:val="subscript"/>
+              </w:rPr>
+              <w:t>ср</w:t>
+            </w:r>
+            <w:r>
+              <w:rPr>
+                <w:rFonts w:ascii="Times New Roman" w:hAnsi="Times New Roman" w:cs="Times New Roman"/>
+              </w:rPr>
+              <w:t>, мА</w:t>
+            </w:r>
+          </w:p>
+        </w:tc>
+        <w:tc>
+          <w:tcPr>
+            <w:tcW w:w="821" w:type="dxa"/>
+          </w:tcPr>
+          <w:p>
+            <w:pPr>
+              <w:rPr>
+                <w:rFonts w:ascii="Times New Roman" w:hAnsi="Times New Roman" w:cs="Times New Roman"/>
+              </w:rPr>
+            </w:pPr>
+            <w:r>
+              <w:rPr>
+                <w:rFonts w:ascii="Times New Roman" w:hAnsi="Times New Roman" w:cs="Times New Roman"/>
+                <w:lang w:val="en-US"/>
+              </w:rPr>
+              <w:t>U</w:t>
+            </w:r>
+            <w:r>
+              <w:rPr>
+                <w:rFonts w:ascii="Times New Roman" w:hAnsi="Times New Roman" w:cs="Times New Roman"/>
+                <w:vertAlign w:val="subscript"/>
+              </w:rPr>
+              <w:t>ср</w:t>
+            </w:r>
+            <w:r>
+              <w:rPr>
+                <w:rFonts w:ascii="Times New Roman" w:hAnsi="Times New Roman" w:cs="Times New Roman"/>
+              </w:rPr>
+              <w:t>,</w:t>
+            </w:r>
+            <w:r>
+              <w:rPr>
+                <w:rFonts w:ascii="Times New Roman" w:hAnsi="Times New Roman" w:cs="Times New Roman"/>
+                <w:vertAlign w:val="subscript"/>
+              </w:rPr>
+              <w:t xml:space="preserve"> </w:t>
+            </w:r>
+            <w:r>
+              <w:rPr>
+                <w:rFonts w:ascii="Times New Roman" w:hAnsi="Times New Roman" w:cs="Times New Roman"/>
+              </w:rPr>
+              <w:t>В</w:t>
+            </w:r>
+          </w:p>
+        </w:tc>
+        <w:tc>
+          <w:tcPr>
+            <w:tcW w:w="711" w:type="dxa"/>
+          </w:tcPr>
+          <w:p>
+            <w:pPr>
+              <w:rPr>
+                <w:rFonts w:ascii="Times New Roman" w:hAnsi="Times New Roman" w:cs="Times New Roman"/>
+              </w:rPr>
+            </w:pPr>
+            <w:r>
+              <w:rPr>
+                <w:rFonts w:ascii="Times New Roman" w:hAnsi="Times New Roman" w:cs="Times New Roman"/>
+                <w:lang w:val="en-US"/>
+              </w:rPr>
+              <w:t>I</w:t>
+            </w:r>
+            <w:r>
+              <w:rPr>
+                <w:rFonts w:ascii="Times New Roman" w:hAnsi="Times New Roman" w:cs="Times New Roman"/>
+                <w:vertAlign w:val="subscript"/>
+              </w:rPr>
+              <w:t>ср</w:t>
+            </w:r>
+            <w:r>
+              <w:rPr>
+                <w:rFonts w:ascii="Times New Roman" w:hAnsi="Times New Roman" w:cs="Times New Roman"/>
+              </w:rPr>
+              <w:t>, мА</w:t>
+            </w:r>
+          </w:p>
+        </w:tc>
+        <w:tc>
+          <w:tcPr>
+            <w:tcW w:w="821" w:type="dxa"/>
+          </w:tcPr>
+          <w:p>
+            <w:pPr>
+              <w:rPr>
+                <w:rFonts w:ascii="Times New Roman" w:hAnsi="Times New Roman" w:cs="Times New Roman"/>
+              </w:rPr>
+            </w:pPr>
+            <w:r>
+              <w:rPr>
+                <w:rFonts w:ascii="Times New Roman" w:hAnsi="Times New Roman" w:cs="Times New Roman"/>
+                <w:lang w:val="en-US"/>
+              </w:rPr>
+              <w:t>U</w:t>
+            </w:r>
+            <w:r>
+              <w:rPr>
+                <w:rFonts w:ascii="Times New Roman" w:hAnsi="Times New Roman" w:cs="Times New Roman"/>
+                <w:vertAlign w:val="subscript"/>
+              </w:rPr>
+              <w:t>ср</w:t>
+            </w:r>
+            <w:r>
+              <w:rPr>
+                <w:rFonts w:ascii="Times New Roman" w:hAnsi="Times New Roman" w:cs="Times New Roman"/>
+              </w:rPr>
+              <w:t>,</w:t>
+            </w:r>
+            <w:r>
+              <w:rPr>
+                <w:rFonts w:ascii="Times New Roman" w:hAnsi="Times New Roman" w:cs="Times New Roman"/>
+                <w:vertAlign w:val="subscript"/>
+              </w:rPr>
+              <w:t xml:space="preserve"> </w:t>
+            </w:r>
+            <w:r>
+              <w:rPr>
+                <w:rFonts w:ascii="Times New Roman" w:hAnsi="Times New Roman" w:cs="Times New Roman"/>
+              </w:rPr>
+              <w:t>В</w:t>
+            </w:r>
+          </w:p>
+        </w:tc>
+        <w:tc>
+          <w:tcPr>
+            <w:tcW w:w="541" w:type="dxa"/>
+          </w:tcPr>
+          <w:p>
+            <w:pPr>
+              <w:rPr>
+                <w:rFonts w:ascii="Times New Roman" w:hAnsi="Times New Roman" w:cs="Times New Roman"/>
+              </w:rPr>
+            </w:pPr>
+            <w:r>
+              <w:rPr>
+                <w:rFonts w:ascii="Times New Roman" w:hAnsi="Times New Roman" w:cs="Times New Roman"/>
+                <w:lang w:val="en-US"/>
+              </w:rPr>
+              <w:t>I</w:t>
+            </w:r>
+            <w:r>
+              <w:rPr>
+                <w:rFonts w:ascii="Times New Roman" w:hAnsi="Times New Roman" w:cs="Times New Roman"/>
+                <w:vertAlign w:val="subscript"/>
+              </w:rPr>
+              <w:t>ср</w:t>
+            </w:r>
+            <w:r>
+              <w:rPr>
+                <w:rFonts w:ascii="Times New Roman" w:hAnsi="Times New Roman" w:cs="Times New Roman"/>
+              </w:rPr>
+              <w:t>, мА</w:t>
+            </w:r>
+          </w:p>
+        </w:tc>
+        <w:tc>
+          <w:tcPr>
+            <w:tcW w:w="711" w:type="dxa"/>
+          </w:tcPr>
+          <w:p>
+            <w:pPr>
+              <w:rPr>
+                <w:rFonts w:ascii="Times New Roman" w:hAnsi="Times New Roman" w:cs="Times New Roman"/>
+              </w:rPr>
+            </w:pPr>
+            <w:r>
+              <w:rPr>
+                <w:rFonts w:ascii="Times New Roman" w:hAnsi="Times New Roman" w:cs="Times New Roman"/>
+                <w:lang w:val="en-US"/>
+              </w:rPr>
+              <w:t>U</w:t>
+            </w:r>
+            <w:r>
+              <w:rPr>
+                <w:rFonts w:ascii="Times New Roman" w:hAnsi="Times New Roman" w:cs="Times New Roman"/>
+                <w:vertAlign w:val="subscript"/>
+              </w:rPr>
+              <w:t>ср</w:t>
+            </w:r>
+            <w:r>
+              <w:rPr>
+                <w:rFonts w:ascii="Times New Roman" w:hAnsi="Times New Roman" w:cs="Times New Roman"/>
+              </w:rPr>
+              <w:t>,</w:t>
+            </w:r>
+            <w:r>
+              <w:rPr>
+                <w:rFonts w:ascii="Times New Roman" w:hAnsi="Times New Roman" w:cs="Times New Roman"/>
+                <w:vertAlign w:val="subscript"/>
+              </w:rPr>
+              <w:t xml:space="preserve"> </w:t>
+            </w:r>
+            <w:r>
+              <w:rPr>
+                <w:rFonts w:ascii="Times New Roman" w:hAnsi="Times New Roman" w:cs="Times New Roman"/>
+              </w:rPr>
+              <w:t>В</w:t>
+            </w:r>
+          </w:p>
+        </w:tc>
+        <w:tc>
+          <w:tcPr>
+            <w:tcW w:w="539" w:type="dxa"/>
+          </w:tcPr>
+          <w:p>
+            <w:pPr>
+              <w:rPr>
+                <w:rFonts w:ascii="Times New Roman" w:hAnsi="Times New Roman" w:cs="Times New Roman"/>
+              </w:rPr>
+            </w:pPr>
+            <w:r>
+              <w:rPr>
+                <w:rFonts w:ascii="Times New Roman" w:hAnsi="Times New Roman" w:cs="Times New Roman"/>
+                <w:lang w:val="en-US"/>
+              </w:rPr>
+              <w:t>I</w:t>
+            </w:r>
+            <w:r>
+              <w:rPr>
+                <w:rFonts w:ascii="Times New Roman" w:hAnsi="Times New Roman" w:cs="Times New Roman"/>
+                <w:vertAlign w:val="subscript"/>
+              </w:rPr>
+              <w:t>ср</w:t>
+            </w:r>
+            <w:r>
+              <w:rPr>
+                <w:rFonts w:ascii="Times New Roman" w:hAnsi="Times New Roman" w:cs="Times New Roman"/>
+              </w:rPr>
+              <w:t>, мА</w:t>
+            </w:r>
+          </w:p>
+        </w:tc>
+        <w:tc>
+          <w:tcPr>
+            <w:tcW w:w="711" w:type="dxa"/>
+          </w:tcPr>
+          <w:p>
+            <w:pPr>
+              <w:rPr>
+                <w:rFonts w:ascii="Times New Roman" w:hAnsi="Times New Roman" w:cs="Times New Roman"/>
+              </w:rPr>
+            </w:pPr>
+            <w:r>
+              <w:rPr>
+                <w:rFonts w:ascii="Times New Roman" w:hAnsi="Times New Roman" w:cs="Times New Roman"/>
+                <w:lang w:val="en-US"/>
+              </w:rPr>
+              <w:t>U</w:t>
+            </w:r>
+            <w:r>
+              <w:rPr>
+                <w:rFonts w:ascii="Times New Roman" w:hAnsi="Times New Roman" w:cs="Times New Roman"/>
+                <w:vertAlign w:val="subscript"/>
+              </w:rPr>
+              <w:t>ср</w:t>
+            </w:r>
+            <w:r>
+              <w:rPr>
+                <w:rFonts w:ascii="Times New Roman" w:hAnsi="Times New Roman" w:cs="Times New Roman"/>
+              </w:rPr>
+              <w:t>,</w:t>
+            </w:r>
+            <w:r>
+              <w:rPr>
+                <w:rFonts w:ascii="Times New Roman" w:hAnsi="Times New Roman" w:cs="Times New Roman"/>
+                <w:vertAlign w:val="subscript"/>
+              </w:rPr>
+              <w:t xml:space="preserve"> </w:t>
+            </w:r>
+            <w:r>
+              <w:rPr>
+                <w:rFonts w:ascii="Times New Roman" w:hAnsi="Times New Roman" w:cs="Times New Roman"/>
+              </w:rPr>
+              <w:t>В</w:t>
+            </w:r>
+          </w:p>
+        </w:tc>
+        <w:tc>
+          <w:tcPr>
+            <w:tcW w:w="561" w:type="dxa"/>
+          </w:tcPr>
+          <w:p>
+            <w:pPr>
+              <w:rPr>
+                <w:rFonts w:ascii="Times New Roman" w:hAnsi="Times New Roman" w:cs="Times New Roman"/>
+              </w:rPr>
+            </w:pPr>
+            <w:r>
+              <w:rPr>
+                <w:rFonts w:ascii="Times New Roman" w:hAnsi="Times New Roman" w:cs="Times New Roman"/>
+                <w:lang w:val="en-US"/>
+              </w:rPr>
+              <w:t>I</w:t>
+            </w:r>
+            <w:r>
+              <w:rPr>
+                <w:rFonts w:ascii="Times New Roman" w:hAnsi="Times New Roman" w:cs="Times New Roman"/>
+                <w:vertAlign w:val="subscript"/>
+              </w:rPr>
+              <w:t>ср</w:t>
+            </w:r>
+            <w:r>
+              <w:rPr>
+                <w:rFonts w:ascii="Times New Roman" w:hAnsi="Times New Roman" w:cs="Times New Roman"/>
+              </w:rPr>
+              <w:t>, мА</w:t>
+            </w:r>
+          </w:p>
+        </w:tc>
+      </w:tr>
+      <w:tr>
+        <w:trPr>
+          <w:gridAfter w:val="1"/>
+          <w:wAfter w:w="9" w:type="dxa"/>
+          <w:trHeight w:val="741"/>
+        </w:trPr>
+        <w:tc>
+          <w:tcPr>
+            <w:tcW w:w="2229" w:type="dxa"/>
+          </w:tcPr>
+          <w:p>
+            <w:pPr>
+              <w:rPr>
+                <w:rFonts w:ascii="Times New Roman" w:hAnsi="Times New Roman" w:cs="Times New Roman"/>
+              </w:rPr>
+            </w:pPr>
+            <w:r>
+              <w:rPr>
+                <w:rFonts w:ascii="Times New Roman" w:hAnsi="Times New Roman" w:cs="Times New Roman"/>
+              </w:rPr>
+              <w:t>Двух</w:t>
+            </w:r>
+            <w:r>
+              <w:rPr>
+                <w:rFonts w:ascii="Times New Roman" w:hAnsi="Times New Roman" w:cs="Times New Roman"/>
+              </w:rPr>
+              <w:t>полупериодный – без фильтра</w:t>
+            </w:r>
+          </w:p>
+        </w:tc>
+        <w:tc>
+          <w:tcPr>
+            <w:tcW w:w="1995" w:type="dxa"/>
+          </w:tcPr>
+          <w:p>
+            <w:pPr>
+              <w:rPr>
+                <w:rFonts w:ascii="Times New Roman" w:hAnsi="Times New Roman" w:cs="Times New Roman"/>
+              </w:rPr>
+            </w:pPr>
+            <w:r>
+              <w:rPr>
+                <w:rFonts w:ascii="Times New Roman" w:hAnsi="Times New Roman" w:cs="Times New Roman"/>
+              </w:rPr>
+              <w:t>Ключ</w:t>
+            </w:r>
+            <w:r>
+              <w:rPr>
+                <w:rFonts w:ascii="Times New Roman" w:hAnsi="Times New Roman" w:cs="Times New Roman"/>
+              </w:rPr>
+              <w:t xml:space="preserve">и </w:t>
+            </w:r>
+            <w:r>
+              <w:rPr>
+                <w:rFonts w:ascii="Times New Roman" w:hAnsi="Times New Roman" w:cs="Times New Roman"/>
+                <w:b/>
+                <w:bCs/>
+                <w:lang w:val="en-US"/>
+              </w:rPr>
+              <w:t>Q</w:t>
+            </w:r>
+            <w:r>
+              <w:rPr>
+                <w:rFonts w:ascii="Times New Roman" w:hAnsi="Times New Roman" w:cs="Times New Roman"/>
+              </w:rPr>
+              <w:t xml:space="preserve"> и</w:t>
+            </w:r>
+            <w:r>
+              <w:rPr>
+                <w:rFonts w:ascii="Times New Roman" w:hAnsi="Times New Roman" w:cs="Times New Roman"/>
+              </w:rPr>
+              <w:t xml:space="preserve"> </w:t>
+            </w:r>
+            <w:r>
+              <w:rPr>
+                <w:rFonts w:ascii="Times New Roman" w:hAnsi="Times New Roman" w:cs="Times New Roman"/>
+                <w:b/>
+                <w:bCs/>
+                <w:lang w:val="en-US"/>
+              </w:rPr>
+              <w:t>W</w:t>
+            </w:r>
+            <w:r>
+              <w:rPr>
+                <w:rFonts w:ascii="Times New Roman" w:hAnsi="Times New Roman" w:cs="Times New Roman"/>
+              </w:rPr>
+              <w:t xml:space="preserve"> замкнут</w:t>
+            </w:r>
+            <w:r>
+              <w:rPr>
+                <w:rFonts w:ascii="Times New Roman" w:hAnsi="Times New Roman" w:cs="Times New Roman"/>
+              </w:rPr>
+              <w:t>ы</w:t>
+            </w:r>
+            <w:r>
+              <w:rPr>
+                <w:rFonts w:ascii="Times New Roman" w:hAnsi="Times New Roman" w:cs="Times New Roman"/>
+              </w:rPr>
+              <w:t>; ключи</w:t>
+            </w:r>
+            <w:r>
+              <w:rPr>
+                <w:rFonts w:ascii="Times New Roman" w:hAnsi="Times New Roman" w:cs="Times New Roman"/>
+              </w:rPr>
+              <w:t xml:space="preserve"> </w:t>
+            </w:r>
+            <w:r>
+              <w:rPr>
+                <w:rFonts w:ascii="Times New Roman" w:hAnsi="Times New Roman" w:cs="Times New Roman"/>
+                <w:b/>
+                <w:bCs/>
+                <w:lang w:val="en-US"/>
+              </w:rPr>
+              <w:t>A</w:t>
+            </w:r>
+            <w:r>
+              <w:rPr>
+                <w:rFonts w:ascii="Times New Roman" w:hAnsi="Times New Roman" w:cs="Times New Roman"/>
+              </w:rPr>
+              <w:t xml:space="preserve"> и </w:t>
+            </w:r>
+            <w:r>
+              <w:rPr>
+                <w:rFonts w:ascii="Times New Roman" w:hAnsi="Times New Roman" w:cs="Times New Roman"/>
+                <w:b/>
+                <w:bCs/>
+              </w:rPr>
+              <w:t xml:space="preserve">B </w:t>
+            </w:r>
+            <w:r>
+              <w:rPr>
+                <w:rFonts w:ascii="Times New Roman" w:hAnsi="Times New Roman" w:cs="Times New Roman"/>
+              </w:rPr>
+              <w:t>разомкнуты</w:t>
+            </w:r>
+          </w:p>
+        </w:tc>
+        <w:tc>
+          <w:tcPr>
+            <w:tcW w:w="821" w:type="dxa"/>
+          </w:tcPr>
+          <w:p>
+            <w:pPr>
+              <w:rPr>
+                <w:rFonts w:ascii="Times New Roman" w:hAnsi="Times New Roman" w:cs="Times New Roman"/>
+                <w:lang w:val="en-US"/>
+              </w:rPr>
+            </w:pPr>
+            <w:r>
+              <w:rPr>
+                <w:rFonts w:ascii="Times New Roman" w:hAnsi="Times New Roman" w:cs="Times New Roman"/>
+                <w:lang w:val="en-US"/>
+              </w:rPr>
+              <w:t>7.755</w:t>
+            </w:r>
+          </w:p>
+        </w:tc>
+        <w:tc>
+          <w:tcPr>
+            <w:tcW w:w="711" w:type="dxa"/>
+          </w:tcPr>
+          <w:p>
+            <w:pPr>
+              <w:rPr>
+                <w:rFonts w:ascii="Times New Roman" w:hAnsi="Times New Roman" w:cs="Times New Roman"/>
+                <w:lang w:val="en-US"/>
+              </w:rPr>
+            </w:pPr>
+            <w:r>
+              <w:rPr>
+                <w:rFonts w:ascii="Times New Roman" w:hAnsi="Times New Roman" w:cs="Times New Roman"/>
+                <w:lang w:val="en-US"/>
+              </w:rPr>
+              <w:t>3</w:t>
+            </w:r>
+            <w:r>
+              <w:rPr>
+                <w:rFonts w:ascii="Times New Roman" w:hAnsi="Times New Roman" w:cs="Times New Roman"/>
+                <w:lang w:val="en-US"/>
+              </w:rPr>
+              <w:t>.88</w:t>
+            </w:r>
+          </w:p>
+        </w:tc>
+        <w:tc>
+          <w:tcPr>
+            <w:tcW w:w="821" w:type="dxa"/>
+          </w:tcPr>
+          <w:p>
+            <w:pPr>
+              <w:rPr>
+                <w:rFonts w:ascii="Times New Roman" w:hAnsi="Times New Roman" w:cs="Times New Roman"/>
+                <w:lang w:val="en-US"/>
+              </w:rPr>
+            </w:pPr>
+            <w:r>
+              <w:rPr>
+                <w:rFonts w:ascii="Times New Roman" w:hAnsi="Times New Roman" w:cs="Times New Roman"/>
+                <w:lang w:val="en-US"/>
+              </w:rPr>
+              <w:t>7.627</w:t>
+            </w:r>
+          </w:p>
+        </w:tc>
+        <w:tc>
+          <w:tcPr>
+            <w:tcW w:w="711" w:type="dxa"/>
+          </w:tcPr>
+          <w:p>
+            <w:pPr>
+              <w:rPr>
+                <w:rFonts w:ascii="Times New Roman" w:hAnsi="Times New Roman" w:cs="Times New Roman"/>
+                <w:lang w:val="en-US"/>
+              </w:rPr>
+            </w:pPr>
+            <w:r>
+              <w:rPr>
+                <w:rFonts w:ascii="Times New Roman" w:hAnsi="Times New Roman" w:cs="Times New Roman"/>
+                <w:lang w:val="en-US"/>
+              </w:rPr>
+              <w:t>13</w:t>
+            </w:r>
+          </w:p>
+        </w:tc>
+        <w:tc>
+          <w:tcPr>
+            <w:tcW w:w="821" w:type="dxa"/>
+          </w:tcPr>
+          <w:p>
+            <w:pPr>
+              <w:rPr>
+                <w:rFonts w:ascii="Times New Roman" w:hAnsi="Times New Roman" w:cs="Times New Roman"/>
+                <w:lang w:val="en-US"/>
+              </w:rPr>
+            </w:pPr>
+            <w:r>
+              <w:rPr>
+                <w:rFonts w:ascii="Times New Roman" w:hAnsi="Times New Roman" w:cs="Times New Roman"/>
+                <w:lang w:val="en-US"/>
+              </w:rPr>
+              <w:t>7.511</w:t>
+            </w:r>
+          </w:p>
+        </w:tc>
+        <w:tc>
+          <w:tcPr>
+            <w:tcW w:w="541" w:type="dxa"/>
+          </w:tcPr>
+          <w:p>
+            <w:pPr>
+              <w:rPr>
+                <w:rFonts w:ascii="Times New Roman" w:hAnsi="Times New Roman" w:cs="Times New Roman"/>
+                <w:lang w:val="en-US"/>
+              </w:rPr>
+            </w:pPr>
+            <w:r>
+              <w:rPr>
+                <w:rFonts w:ascii="Times New Roman" w:hAnsi="Times New Roman" w:cs="Times New Roman"/>
+                <w:lang w:val="en-US"/>
+              </w:rPr>
+              <w:t>23</w:t>
+            </w:r>
+          </w:p>
+        </w:tc>
+        <w:tc>
+          <w:tcPr>
+            <w:tcW w:w="711" w:type="dxa"/>
+          </w:tcPr>
+          <w:p>
+            <w:pPr>
+              <w:rPr>
+                <w:rFonts w:ascii="Times New Roman" w:hAnsi="Times New Roman" w:cs="Times New Roman"/>
+                <w:lang w:val="en-US"/>
+              </w:rPr>
+            </w:pPr>
+            <w:r>
+              <w:rPr>
+                <w:rFonts w:ascii="Times New Roman" w:hAnsi="Times New Roman" w:cs="Times New Roman"/>
+                <w:lang w:val="en-US"/>
+              </w:rPr>
+              <w:t>7.079</w:t>
+            </w:r>
+          </w:p>
+        </w:tc>
+        <w:tc>
+          <w:tcPr>
+            <w:tcW w:w="539" w:type="dxa"/>
+          </w:tcPr>
+          <w:p>
+            <w:pPr>
+              <w:rPr>
+                <w:rFonts w:ascii="Times New Roman" w:hAnsi="Times New Roman" w:cs="Times New Roman"/>
+                <w:lang w:val="en-US"/>
+              </w:rPr>
+            </w:pPr>
+            <w:r>
+              <w:rPr>
+                <w:rFonts w:ascii="Times New Roman" w:hAnsi="Times New Roman" w:cs="Times New Roman"/>
+                <w:lang w:val="en-US"/>
+              </w:rPr>
+              <w:t>71</w:t>
+            </w:r>
+          </w:p>
+        </w:tc>
+        <w:tc>
+          <w:tcPr>
+            <w:tcW w:w="711" w:type="dxa"/>
+          </w:tcPr>
+          <w:p>
+            <w:pPr>
+              <w:rPr>
+                <w:rFonts w:ascii="Times New Roman" w:hAnsi="Times New Roman" w:cs="Times New Roman"/>
+                <w:lang w:val="en-US"/>
+              </w:rPr>
+            </w:pPr>
+            <w:r>
+              <w:rPr>
+                <w:rFonts w:ascii="Times New Roman" w:hAnsi="Times New Roman" w:cs="Times New Roman"/>
+                <w:lang w:val="en-US"/>
+              </w:rPr>
+              <w:t>6.565</w:t>
+            </w:r>
+          </w:p>
+        </w:tc>
+        <w:tc>
+          <w:tcPr>
+            <w:tcW w:w="561" w:type="dxa"/>
+          </w:tcPr>
+          <w:p>
+            <w:pPr>
+              <w:rPr>
+                <w:rFonts w:ascii="Times New Roman" w:hAnsi="Times New Roman" w:cs="Times New Roman"/>
+                <w:lang w:val="en-US"/>
+              </w:rPr>
+            </w:pPr>
+            <w:r>
+              <w:rPr>
+                <w:rFonts w:ascii="Times New Roman" w:hAnsi="Times New Roman" w:cs="Times New Roman"/>
+                <w:lang w:val="en-US"/>
+              </w:rPr>
+              <w:t>131</w:t>
+            </w:r>
+          </w:p>
+        </w:tc>
+      </w:tr>
+      <w:tr>
+        <w:trPr>
+          <w:gridAfter w:val="1"/>
+          <w:wAfter w:w="9" w:type="dxa"/>
+          <w:trHeight w:val="794"/>
+        </w:trPr>
+        <w:tc>
+          <w:tcPr>
+            <w:tcW w:w="2229" w:type="dxa"/>
+          </w:tcPr>
+          <w:p>
+            <w:pPr>
+              <w:rPr>
+                <w:rFonts w:ascii="Times New Roman" w:hAnsi="Times New Roman" w:cs="Times New Roman"/>
+              </w:rPr>
+            </w:pPr>
+            <w:r>
+              <w:rPr>
+                <w:rFonts w:ascii="Times New Roman" w:hAnsi="Times New Roman" w:cs="Times New Roman"/>
+              </w:rPr>
+              <w:t xml:space="preserve">– с </w:t>
+            </w:r>
+            <w:r>
+              <w:rPr>
+                <w:rFonts w:ascii="Times New Roman" w:hAnsi="Times New Roman" w:cs="Times New Roman"/>
+                <w:lang w:val="en-US"/>
+              </w:rPr>
+              <w:t>CLC-</w:t>
+            </w:r>
+            <w:r>
+              <w:rPr>
+                <w:rFonts w:ascii="Times New Roman" w:hAnsi="Times New Roman" w:cs="Times New Roman"/>
+              </w:rPr>
+              <w:t>фильтром</w:t>
+            </w:r>
+          </w:p>
+        </w:tc>
+        <w:tc>
+          <w:tcPr>
+            <w:tcW w:w="1995" w:type="dxa"/>
+          </w:tcPr>
+          <w:p>
+            <w:pPr>
+              <w:rPr>
+                <w:rFonts w:ascii="Times New Roman" w:hAnsi="Times New Roman" w:cs="Times New Roman"/>
+              </w:rPr>
+            </w:pPr>
+            <w:r>
+              <w:rPr>
+                <w:rFonts w:ascii="Times New Roman" w:hAnsi="Times New Roman" w:cs="Times New Roman"/>
+              </w:rPr>
+              <w:t>Ключ</w:t>
+            </w:r>
+            <w:r>
+              <w:rPr>
+                <w:rFonts w:ascii="Times New Roman" w:hAnsi="Times New Roman" w:cs="Times New Roman"/>
+              </w:rPr>
+              <w:t xml:space="preserve"> </w:t>
+            </w:r>
+            <w:r>
+              <w:rPr>
+                <w:rFonts w:ascii="Times New Roman" w:hAnsi="Times New Roman" w:cs="Times New Roman"/>
+                <w:b/>
+                <w:bCs/>
+              </w:rPr>
+              <w:t>W</w:t>
+            </w:r>
+            <w:r>
+              <w:rPr>
+                <w:rFonts w:ascii="Times New Roman" w:hAnsi="Times New Roman" w:cs="Times New Roman"/>
+              </w:rPr>
+              <w:t xml:space="preserve"> разомкнут; ключи </w:t>
+            </w:r>
+            <w:r>
+              <w:rPr>
+                <w:rFonts w:ascii="Times New Roman" w:hAnsi="Times New Roman" w:cs="Times New Roman"/>
+                <w:b/>
+                <w:bCs/>
+                <w:lang w:val="en-US"/>
+              </w:rPr>
+              <w:t>Q</w:t>
+            </w:r>
+            <w:r>
+              <w:rPr>
+                <w:rFonts w:ascii="Times New Roman" w:hAnsi="Times New Roman" w:cs="Times New Roman"/>
+              </w:rPr>
+              <w:t xml:space="preserve">, </w:t>
+            </w:r>
+            <w:r>
+              <w:rPr>
+                <w:rFonts w:ascii="Times New Roman" w:hAnsi="Times New Roman" w:cs="Times New Roman"/>
+                <w:b/>
+                <w:bCs/>
+                <w:lang w:val="en-US"/>
+              </w:rPr>
+              <w:t>A</w:t>
+            </w:r>
+            <w:r>
+              <w:rPr>
+                <w:rFonts w:ascii="Times New Roman" w:hAnsi="Times New Roman" w:cs="Times New Roman"/>
+              </w:rPr>
+              <w:t xml:space="preserve"> и </w:t>
+            </w:r>
+            <w:r>
+              <w:rPr>
+                <w:rFonts w:ascii="Times New Roman" w:hAnsi="Times New Roman" w:cs="Times New Roman"/>
+                <w:b/>
+                <w:bCs/>
+                <w:lang w:val="en-US"/>
+              </w:rPr>
+              <w:t>B</w:t>
+            </w:r>
+            <w:r>
+              <w:rPr>
+                <w:rFonts w:ascii="Times New Roman" w:hAnsi="Times New Roman" w:cs="Times New Roman"/>
+              </w:rPr>
+              <w:t xml:space="preserve"> замкнуты</w:t>
+            </w:r>
+          </w:p>
+        </w:tc>
+        <w:tc>
+          <w:tcPr>
+            <w:tcW w:w="821" w:type="dxa"/>
+          </w:tcPr>
+          <w:p>
+            <w:pPr>
+              <w:rPr>
+                <w:rFonts w:ascii="Times New Roman" w:hAnsi="Times New Roman" w:cs="Times New Roman"/>
+                <w:lang w:val="en-US"/>
+              </w:rPr>
+            </w:pPr>
+            <w:r>
+              <w:rPr>
+                <w:rFonts w:ascii="Times New Roman" w:hAnsi="Times New Roman" w:cs="Times New Roman"/>
+                <w:lang w:val="en-US"/>
+              </w:rPr>
+              <w:t>12.308</w:t>
+            </w:r>
+          </w:p>
+        </w:tc>
+        <w:tc>
+          <w:tcPr>
+            <w:tcW w:w="711" w:type="dxa"/>
+          </w:tcPr>
+          <w:p>
+            <w:pPr>
+              <w:rPr>
+                <w:rFonts w:ascii="Times New Roman" w:hAnsi="Times New Roman" w:cs="Times New Roman"/>
+                <w:lang w:val="en-US"/>
+              </w:rPr>
+            </w:pPr>
+            <w:r>
+              <w:rPr>
+                <w:rFonts w:ascii="Times New Roman" w:hAnsi="Times New Roman" w:cs="Times New Roman"/>
+                <w:lang w:val="en-US"/>
+              </w:rPr>
+              <w:t>6.153</w:t>
+            </w:r>
+          </w:p>
+        </w:tc>
+        <w:tc>
+          <w:tcPr>
+            <w:tcW w:w="821" w:type="dxa"/>
+          </w:tcPr>
+          <w:p>
+            <w:pPr>
+              <w:rPr>
+                <w:rFonts w:ascii="Times New Roman" w:hAnsi="Times New Roman" w:cs="Times New Roman"/>
+                <w:lang w:val="en-US"/>
+              </w:rPr>
+            </w:pPr>
+            <w:r>
+              <w:rPr>
+                <w:rFonts w:ascii="Times New Roman" w:hAnsi="Times New Roman" w:cs="Times New Roman"/>
+                <w:lang w:val="en-US"/>
+              </w:rPr>
+              <w:t>11.706</w:t>
+            </w:r>
+          </w:p>
+        </w:tc>
+        <w:tc>
+          <w:tcPr>
+            <w:tcW w:w="711" w:type="dxa"/>
+          </w:tcPr>
+          <w:p>
+            <w:pPr>
+              <w:rPr>
+                <w:rFonts w:ascii="Times New Roman" w:hAnsi="Times New Roman" w:cs="Times New Roman"/>
+                <w:lang w:val="en-US"/>
+              </w:rPr>
+            </w:pPr>
+            <w:r>
+              <w:rPr>
+                <w:rFonts w:ascii="Times New Roman" w:hAnsi="Times New Roman" w:cs="Times New Roman"/>
+                <w:lang w:val="en-US"/>
+              </w:rPr>
+              <w:t>20</w:t>
+            </w:r>
+          </w:p>
+        </w:tc>
+        <w:tc>
+          <w:tcPr>
+            <w:tcW w:w="821" w:type="dxa"/>
+          </w:tcPr>
+          <w:p>
+            <w:pPr>
+              <w:rPr>
+                <w:rFonts w:ascii="Times New Roman" w:hAnsi="Times New Roman" w:cs="Times New Roman"/>
+                <w:lang w:val="en-US"/>
+              </w:rPr>
+            </w:pPr>
+            <w:r>
+              <w:rPr>
+                <w:rFonts w:ascii="Times New Roman" w:hAnsi="Times New Roman" w:cs="Times New Roman"/>
+                <w:lang w:val="en-US"/>
+              </w:rPr>
+              <w:t>11.173</w:t>
+            </w:r>
+          </w:p>
+        </w:tc>
+        <w:tc>
+          <w:tcPr>
+            <w:tcW w:w="541" w:type="dxa"/>
+          </w:tcPr>
+          <w:p>
+            <w:pPr>
+              <w:rPr>
+                <w:rFonts w:ascii="Times New Roman" w:hAnsi="Times New Roman" w:cs="Times New Roman"/>
+                <w:lang w:val="en-US"/>
+              </w:rPr>
+            </w:pPr>
+            <w:r>
+              <w:rPr>
+                <w:rFonts w:ascii="Times New Roman" w:hAnsi="Times New Roman" w:cs="Times New Roman"/>
+                <w:lang w:val="en-US"/>
+              </w:rPr>
+              <w:t>35</w:t>
+            </w:r>
+          </w:p>
+        </w:tc>
+        <w:tc>
+          <w:tcPr>
+            <w:tcW w:w="711" w:type="dxa"/>
+          </w:tcPr>
+          <w:p>
+            <w:pPr>
+              <w:rPr>
+                <w:rFonts w:ascii="Times New Roman" w:hAnsi="Times New Roman" w:cs="Times New Roman"/>
+                <w:lang w:val="en-US"/>
+              </w:rPr>
+            </w:pPr>
+            <w:r>
+              <w:rPr>
+                <w:rFonts w:ascii="Times New Roman" w:hAnsi="Times New Roman" w:cs="Times New Roman"/>
+                <w:lang w:val="en-US"/>
+              </w:rPr>
+              <w:t>9.584</w:t>
+            </w:r>
+          </w:p>
+        </w:tc>
+        <w:tc>
+          <w:tcPr>
+            <w:tcW w:w="539" w:type="dxa"/>
+          </w:tcPr>
+          <w:p>
+            <w:pPr>
+              <w:rPr>
+                <w:rFonts w:ascii="Times New Roman" w:hAnsi="Times New Roman" w:cs="Times New Roman"/>
+                <w:lang w:val="en-US"/>
+              </w:rPr>
+            </w:pPr>
+            <w:r>
+              <w:rPr>
+                <w:rFonts w:ascii="Times New Roman" w:hAnsi="Times New Roman" w:cs="Times New Roman"/>
+                <w:lang w:val="en-US"/>
+              </w:rPr>
+              <w:t>96</w:t>
+            </w:r>
+          </w:p>
+        </w:tc>
+        <w:tc>
+          <w:tcPr>
+            <w:tcW w:w="711" w:type="dxa"/>
+          </w:tcPr>
+          <w:p>
+            <w:pPr>
+              <w:rPr>
+                <w:rFonts w:ascii="Times New Roman" w:hAnsi="Times New Roman" w:cs="Times New Roman"/>
+                <w:lang w:val="en-US"/>
+              </w:rPr>
+            </w:pPr>
+            <w:r>
+              <w:rPr>
+                <w:rFonts w:ascii="Times New Roman" w:hAnsi="Times New Roman" w:cs="Times New Roman"/>
+                <w:lang w:val="en-US"/>
+              </w:rPr>
+              <w:t>8.208</w:t>
+            </w:r>
+          </w:p>
+        </w:tc>
+        <w:tc>
+          <w:tcPr>
+            <w:tcW w:w="561" w:type="dxa"/>
+          </w:tcPr>
+          <w:p>
+            <w:pPr>
+              <w:rPr>
+                <w:rFonts w:ascii="Times New Roman" w:hAnsi="Times New Roman" w:cs="Times New Roman"/>
+                <w:lang w:val="en-US"/>
+              </w:rPr>
+            </w:pPr>
+            <w:r>
+              <w:rPr>
+                <w:rFonts w:ascii="Times New Roman" w:hAnsi="Times New Roman" w:cs="Times New Roman"/>
+                <w:lang w:val="en-US"/>
+              </w:rPr>
+              <w:t>164</w:t>
             </w:r>
           </w:p>
         </w:tc>
@@ -3900,7 +7000,7 @@
   <w:style w:type="paragraph" w:default="1" w:styleId="Normal">
     <w:name w:val="Normal"/>
     <w:qFormat/>
-    <w:rsid w:val="00CE1F83"/>
+    <w:rsid w:val="00331B8D"/>
   </w:style>
   <w:style w:type="paragraph" w:styleId="Heading1">
     <w:name w:val="heading 1"/>
@@ -3909,7 +7009,7 @@
     <w:link w:val="Heading1Char"/>
     <w:uiPriority w:val="9"/>
     <w:qFormat/>
-    <w:rsid w:val="001E1162"/>
+    <w:rsid w:val="0054115F"/>
     <w:pPr>
       <w:keepNext/>
       <w:keepLines/>
@@ -3917,7 +7017,8 @@
       <w:outlineLvl w:val="0"/>
     </w:pPr>
     <w:rPr>
-      <w:rFonts w:asciiTheme="majorHAnsi" w:eastAsiaTheme="majorEastAsia" w:hAnsiTheme="majorHAnsi" w:cstheme="majorBidi"/>
+      <w:rFonts w:ascii="Times New Roman" w:eastAsiaTheme="majorEastAsia" w:hAnsi="Times New Roman" w:cstheme="majorBidi"/>
+      <w:b/>
       <w:color w:val="2F5496" w:themeColor="accent1" w:themeShade="BF"/>
       <w:sz w:val="32"/>
       <w:szCs w:val="32"/>
@@ -4011,9 +7112,10 @@
     <w:basedOn w:val="DefaultParagraphFont"/>
     <w:link w:val="Heading1"/>
     <w:uiPriority w:val="9"/>
-    <w:rsid w:val="001E1162"/>
+    <w:rsid w:val="0054115F"/>
     <w:rPr>
-      <w:rFonts w:asciiTheme="majorHAnsi" w:eastAsiaTheme="majorEastAsia" w:hAnsiTheme="majorHAnsi" w:cstheme="majorBidi"/>
+      <w:rFonts w:ascii="Times New Roman" w:eastAsiaTheme="majorEastAsia" w:hAnsi="Times New Roman" w:cstheme="majorBidi"/>
+      <w:b/>
       <w:color w:val="2F5496" w:themeColor="accent1" w:themeShade="BF"/>
       <w:sz w:val="32"/>
       <w:szCs w:val="32"/>

--- a/sem-4/v2/lab-2/lab-2.docx
+++ b/sem-4/v2/lab-2/lab-2.docx
@@ -268,23 +268,13 @@
           <w:szCs w:val="26"/>
         </w:rPr>
       </w:pPr>
-      <w:proofErr w:type="spellStart"/>
       <w:r>
         <w:rPr>
           <w:color w:val="000000"/>
           <w:sz w:val="26"/>
           <w:szCs w:val="26"/>
         </w:rPr>
-        <w:t>Бинеман</w:t>
-      </w:r>
-      <w:proofErr w:type="spellEnd"/>
-      <w:r>
-        <w:rPr>
-          <w:color w:val="000000"/>
-          <w:sz w:val="26"/>
-          <w:szCs w:val="26"/>
-        </w:rPr>
-        <w:t xml:space="preserve"> Никита Александрович</w:t>
+        <w:t>Бинеман Никита Александрович</w:t>
       </w:r>
     </w:p>
     <w:p>
@@ -816,7 +806,6 @@
                 <w:rFonts w:ascii="Times New Roman" w:hAnsi="Times New Roman" w:cs="Times New Roman"/>
               </w:rPr>
             </w:pPr>
-            <w:proofErr w:type="gramStart"/>
             <w:r>
               <w:rPr>
                 <w:rFonts w:ascii="Times New Roman" w:hAnsi="Times New Roman" w:cs="Times New Roman"/>
@@ -832,7 +821,6 @@
               </w:rPr>
               <w:t>m,or</w:t>
             </w:r>
-            <w:proofErr w:type="gramEnd"/>
             <w:r>
               <w:rPr>
                 <w:rFonts w:ascii="Times New Roman" w:hAnsi="Times New Roman" w:cs="Times New Roman"/>
@@ -1102,7 +1090,6 @@
               </w:rPr>
               <w:t>=</w:t>
             </w:r>
-            <w:proofErr w:type="gramStart"/>
             <w:r>
               <w:rPr>
                 <w:rFonts w:ascii="Times New Roman" w:hAnsi="Times New Roman" w:cs="Times New Roman"/>
@@ -1118,7 +1105,6 @@
               </w:rPr>
               <w:t>m,or</w:t>
             </w:r>
-            <w:proofErr w:type="gramEnd"/>
             <w:r>
               <w:rPr>
                 <w:rFonts w:ascii="Times New Roman" w:hAnsi="Times New Roman" w:cs="Times New Roman"/>
@@ -4800,13 +4786,7 @@
           <w:rFonts w:ascii="Times New Roman" w:hAnsi="Times New Roman" w:cs="Times New Roman"/>
         </w:rPr>
         <w:lastRenderedPageBreak/>
-        <w:t>Двух</w:t>
-      </w:r>
-      <w:r>
-        <w:rPr>
-          <w:rFonts w:ascii="Times New Roman" w:hAnsi="Times New Roman" w:cs="Times New Roman"/>
-        </w:rPr>
-        <w:t>полупериодный – без фильтра</w:t>
+        <w:t>Двухполупериодный – без фильтра</w:t>
       </w:r>
       <w:r>
         <w:rPr>
@@ -4908,13 +4888,7 @@
           <w:rFonts w:ascii="Times New Roman" w:hAnsi="Times New Roman" w:cs="Times New Roman"/>
         </w:rPr>
         <w:lastRenderedPageBreak/>
-        <w:t>Двух</w:t>
-      </w:r>
-      <w:r>
-        <w:rPr>
-          <w:rFonts w:ascii="Times New Roman" w:hAnsi="Times New Roman" w:cs="Times New Roman"/>
-        </w:rPr>
-        <w:t>полупериодный</w:t>
+        <w:t>Двухполупериодный</w:t>
       </w:r>
       <w:r>
         <w:rPr>
@@ -4939,13 +4913,7 @@
         <w:rPr>
           <w:rFonts w:ascii="Times New Roman" w:hAnsi="Times New Roman" w:cs="Times New Roman"/>
         </w:rPr>
-        <w:t>-</w:t>
-      </w:r>
-      <w:r>
-        <w:rPr>
-          <w:rFonts w:ascii="Times New Roman" w:hAnsi="Times New Roman" w:cs="Times New Roman"/>
-        </w:rPr>
-        <w:t>фильтром</w:t>
+        <w:t>-фильтром</w:t>
       </w:r>
       <w:r>
         <w:rPr>
@@ -4995,6 +4963,7 @@
       </w:r>
       <w:r>
         <w:rPr>
+          <w:rFonts w:ascii="Times New Roman" w:hAnsi="Times New Roman" w:cs="Times New Roman"/>
           <w:noProof/>
         </w:rPr>
         <w:t xml:space="preserve"> </w:t>
@@ -5043,6 +5012,7 @@
     <w:p>
       <w:pPr>
         <w:rPr>
+          <w:rFonts w:ascii="Times New Roman" w:hAnsi="Times New Roman" w:cs="Times New Roman"/>
           <w:noProof/>
           <w:lang w:val="en-US"/>
         </w:rPr>
@@ -5052,13 +5022,7 @@
           <w:rFonts w:ascii="Times New Roman" w:hAnsi="Times New Roman" w:cs="Times New Roman"/>
         </w:rPr>
         <w:lastRenderedPageBreak/>
-        <w:t>Двух</w:t>
-      </w:r>
-      <w:r>
-        <w:rPr>
-          <w:rFonts w:ascii="Times New Roman" w:hAnsi="Times New Roman" w:cs="Times New Roman"/>
-        </w:rPr>
-        <w:t xml:space="preserve">полупериодный – с </w:t>
+        <w:t xml:space="preserve">Двухполупериодный – с </w:t>
       </w:r>
       <w:r>
         <w:rPr>
@@ -5071,13 +5035,7 @@
         <w:rPr>
           <w:rFonts w:ascii="Times New Roman" w:hAnsi="Times New Roman" w:cs="Times New Roman"/>
         </w:rPr>
-        <w:t>-</w:t>
-      </w:r>
-      <w:r>
-        <w:rPr>
-          <w:rFonts w:ascii="Times New Roman" w:hAnsi="Times New Roman" w:cs="Times New Roman"/>
-        </w:rPr>
-        <w:t>фильтром</w:t>
+        <w:t>-фильтром</w:t>
       </w:r>
       <w:r>
         <w:rPr>
@@ -5087,6 +5045,7 @@
       </w:r>
       <w:r>
         <w:rPr>
+          <w:rFonts w:ascii="Times New Roman" w:hAnsi="Times New Roman" w:cs="Times New Roman"/>
           <w:noProof/>
         </w:rPr>
         <w:t xml:space="preserve"> </w:t>
@@ -5133,6 +5092,7 @@
       </w:r>
       <w:r>
         <w:rPr>
+          <w:rFonts w:ascii="Times New Roman" w:hAnsi="Times New Roman" w:cs="Times New Roman"/>
           <w:noProof/>
         </w:rPr>
         <w:drawing>
@@ -5841,13 +5801,7 @@
               <w:rPr>
                 <w:rFonts w:ascii="Times New Roman" w:hAnsi="Times New Roman" w:cs="Times New Roman"/>
               </w:rPr>
-              <w:t>Двух</w:t>
-            </w:r>
-            <w:r>
-              <w:rPr>
-                <w:rFonts w:ascii="Times New Roman" w:hAnsi="Times New Roman" w:cs="Times New Roman"/>
-              </w:rPr>
-              <w:t>полупериодный – без фильтра</w:t>
+              <w:t>Двухполупериодный – без фильтра</w:t>
             </w:r>
           </w:p>
         </w:tc>
@@ -5865,13 +5819,7 @@
               <w:rPr>
                 <w:rFonts w:ascii="Times New Roman" w:hAnsi="Times New Roman" w:cs="Times New Roman"/>
               </w:rPr>
-              <w:t>Ключ</w:t>
-            </w:r>
-            <w:r>
-              <w:rPr>
-                <w:rFonts w:ascii="Times New Roman" w:hAnsi="Times New Roman" w:cs="Times New Roman"/>
-              </w:rPr>
-              <w:t xml:space="preserve">и </w:t>
+              <w:t xml:space="preserve">Ключи </w:t>
             </w:r>
             <w:r>
               <w:rPr>
@@ -5886,13 +5834,7 @@
               <w:rPr>
                 <w:rFonts w:ascii="Times New Roman" w:hAnsi="Times New Roman" w:cs="Times New Roman"/>
               </w:rPr>
-              <w:t xml:space="preserve"> и</w:t>
-            </w:r>
-            <w:r>
-              <w:rPr>
-                <w:rFonts w:ascii="Times New Roman" w:hAnsi="Times New Roman" w:cs="Times New Roman"/>
-              </w:rPr>
-              <w:t xml:space="preserve"> </w:t>
+              <w:t xml:space="preserve"> и </w:t>
             </w:r>
             <w:r>
               <w:rPr>
@@ -5907,25 +5849,7 @@
               <w:rPr>
                 <w:rFonts w:ascii="Times New Roman" w:hAnsi="Times New Roman" w:cs="Times New Roman"/>
               </w:rPr>
-              <w:t xml:space="preserve"> замкнут</w:t>
-            </w:r>
-            <w:r>
-              <w:rPr>
-                <w:rFonts w:ascii="Times New Roman" w:hAnsi="Times New Roman" w:cs="Times New Roman"/>
-              </w:rPr>
-              <w:t>ы</w:t>
-            </w:r>
-            <w:r>
-              <w:rPr>
-                <w:rFonts w:ascii="Times New Roman" w:hAnsi="Times New Roman" w:cs="Times New Roman"/>
-              </w:rPr>
-              <w:t>; ключи</w:t>
-            </w:r>
-            <w:r>
-              <w:rPr>
-                <w:rFonts w:ascii="Times New Roman" w:hAnsi="Times New Roman" w:cs="Times New Roman"/>
-              </w:rPr>
-              <w:t xml:space="preserve"> </w:t>
+              <w:t xml:space="preserve"> замкнуты; ключи </w:t>
             </w:r>
             <w:r>
               <w:rPr>
@@ -6217,13 +6141,7 @@
               <w:rPr>
                 <w:rFonts w:ascii="Times New Roman" w:hAnsi="Times New Roman" w:cs="Times New Roman"/>
               </w:rPr>
-              <w:t>Ключ</w:t>
-            </w:r>
-            <w:r>
-              <w:rPr>
-                <w:rFonts w:ascii="Times New Roman" w:hAnsi="Times New Roman" w:cs="Times New Roman"/>
-              </w:rPr>
-              <w:t xml:space="preserve"> </w:t>
+              <w:t xml:space="preserve">Ключ </w:t>
             </w:r>
             <w:r>
               <w:rPr>
@@ -6492,6 +6410,1241 @@
       <w:pPr>
         <w:rPr>
           <w:rFonts w:ascii="Times New Roman" w:hAnsi="Times New Roman" w:cs="Times New Roman"/>
+          <w:lang w:val="en-US"/>
+        </w:rPr>
+      </w:pPr>
+      <w:r>
+        <w:rPr>
+          <w:rFonts w:ascii="Times New Roman" w:hAnsi="Times New Roman" w:cs="Times New Roman"/>
+          <w:noProof/>
+        </w:rPr>
+        <w:lastRenderedPageBreak/>
+        <w:drawing>
+          <wp:inline distT="0" distB="0" distL="0" distR="0" wp14:anchorId="3F772640" wp14:editId="59034349">
+            <wp:extent cx="2194750" cy="4968671"/>
+            <wp:effectExtent l="0" t="0" r="0" b="3810"/>
+            <wp:docPr id="1722751441" name="Picture 1"/>
+            <wp:cNvGraphicFramePr>
+              <a:graphicFrameLocks xmlns:a="http://schemas.openxmlformats.org/drawingml/2006/main" noChangeAspect="1"/>
+            </wp:cNvGraphicFramePr>
+            <a:graphic xmlns:a="http://schemas.openxmlformats.org/drawingml/2006/main">
+              <a:graphicData uri="http://schemas.openxmlformats.org/drawingml/2006/picture">
+                <pic:pic xmlns:pic="http://schemas.openxmlformats.org/drawingml/2006/picture">
+                  <pic:nvPicPr>
+                    <pic:cNvPr id="1722751441" name=""/>
+                    <pic:cNvPicPr/>
+                  </pic:nvPicPr>
+                  <pic:blipFill>
+                    <a:blip r:embed="rId21"/>
+                    <a:stretch>
+                      <a:fillRect/>
+                    </a:stretch>
+                  </pic:blipFill>
+                  <pic:spPr>
+                    <a:xfrm>
+                      <a:off x="0" y="0"/>
+                      <a:ext cx="2194750" cy="4968671"/>
+                    </a:xfrm>
+                    <a:prstGeom prst="rect">
+                      <a:avLst/>
+                    </a:prstGeom>
+                  </pic:spPr>
+                </pic:pic>
+              </a:graphicData>
+            </a:graphic>
+          </wp:inline>
+        </w:drawing>
+      </w:r>
+      <w:r>
+        <w:rPr>
+          <w:rFonts w:ascii="Times New Roman" w:hAnsi="Times New Roman" w:cs="Times New Roman"/>
+          <w:noProof/>
+        </w:rPr>
+        <w:t xml:space="preserve"> </w:t>
+      </w:r>
+      <w:r>
+        <w:rPr>
+          <w:rFonts w:ascii="Times New Roman" w:hAnsi="Times New Roman" w:cs="Times New Roman"/>
+          <w:noProof/>
+        </w:rPr>
+        <w:drawing>
+          <wp:inline distT="0" distB="0" distL="0" distR="0" wp14:anchorId="0010AEE0" wp14:editId="0EF6AA4F">
+            <wp:extent cx="2709785" cy="4991100"/>
+            <wp:effectExtent l="0" t="0" r="0" b="0"/>
+            <wp:docPr id="850183168" name="Picture 1"/>
+            <wp:cNvGraphicFramePr>
+              <a:graphicFrameLocks xmlns:a="http://schemas.openxmlformats.org/drawingml/2006/main" noChangeAspect="1"/>
+            </wp:cNvGraphicFramePr>
+            <a:graphic xmlns:a="http://schemas.openxmlformats.org/drawingml/2006/main">
+              <a:graphicData uri="http://schemas.openxmlformats.org/drawingml/2006/picture">
+                <pic:pic xmlns:pic="http://schemas.openxmlformats.org/drawingml/2006/picture">
+                  <pic:nvPicPr>
+                    <pic:cNvPr id="850183168" name=""/>
+                    <pic:cNvPicPr/>
+                  </pic:nvPicPr>
+                  <pic:blipFill>
+                    <a:blip r:embed="rId22"/>
+                    <a:stretch>
+                      <a:fillRect/>
+                    </a:stretch>
+                  </pic:blipFill>
+                  <pic:spPr>
+                    <a:xfrm>
+                      <a:off x="0" y="0"/>
+                      <a:ext cx="2714337" cy="4999485"/>
+                    </a:xfrm>
+                    <a:prstGeom prst="rect">
+                      <a:avLst/>
+                    </a:prstGeom>
+                  </pic:spPr>
+                </pic:pic>
+              </a:graphicData>
+            </a:graphic>
+          </wp:inline>
+        </w:drawing>
+      </w:r>
+    </w:p>
+    <w:p>
+      <w:pPr>
+        <w:pStyle w:val="Heading1"/>
+        <w:rPr>
+          <w:rFonts w:cs="Times New Roman"/>
+        </w:rPr>
+      </w:pPr>
+      <w:r>
+        <w:rPr>
+          <w:rFonts w:cs="Times New Roman"/>
+        </w:rPr>
+        <w:t>Задание 3</w:t>
+      </w:r>
+    </w:p>
+    <w:p>
+      <w:pPr>
+        <w:rPr>
+          <w:rFonts w:ascii="Times New Roman" w:hAnsi="Times New Roman" w:cs="Times New Roman"/>
+          <w:lang w:val="en-US"/>
+        </w:rPr>
+      </w:pPr>
+      <w:r>
+        <w:rPr>
+          <w:rFonts w:ascii="Times New Roman" w:hAnsi="Times New Roman" w:cs="Times New Roman"/>
+        </w:rPr>
+        <w:drawing>
+          <wp:inline distT="0" distB="0" distL="0" distR="0" wp14:anchorId="7C1BE51D" wp14:editId="72DDB356">
+            <wp:extent cx="6912610" cy="2835910"/>
+            <wp:effectExtent l="0" t="0" r="2540" b="2540"/>
+            <wp:docPr id="735074959" name="Picture 1"/>
+            <wp:cNvGraphicFramePr>
+              <a:graphicFrameLocks xmlns:a="http://schemas.openxmlformats.org/drawingml/2006/main" noChangeAspect="1"/>
+            </wp:cNvGraphicFramePr>
+            <a:graphic xmlns:a="http://schemas.openxmlformats.org/drawingml/2006/main">
+              <a:graphicData uri="http://schemas.openxmlformats.org/drawingml/2006/picture">
+                <pic:pic xmlns:pic="http://schemas.openxmlformats.org/drawingml/2006/picture">
+                  <pic:nvPicPr>
+                    <pic:cNvPr id="735074959" name=""/>
+                    <pic:cNvPicPr/>
+                  </pic:nvPicPr>
+                  <pic:blipFill>
+                    <a:blip r:embed="rId23"/>
+                    <a:stretch>
+                      <a:fillRect/>
+                    </a:stretch>
+                  </pic:blipFill>
+                  <pic:spPr>
+                    <a:xfrm>
+                      <a:off x="0" y="0"/>
+                      <a:ext cx="6912610" cy="2835910"/>
+                    </a:xfrm>
+                    <a:prstGeom prst="rect">
+                      <a:avLst/>
+                    </a:prstGeom>
+                  </pic:spPr>
+                </pic:pic>
+              </a:graphicData>
+            </a:graphic>
+          </wp:inline>
+        </w:drawing>
+      </w:r>
+    </w:p>
+    <w:p>
+      <w:pPr>
+        <w:spacing w:line="256" w:lineRule="auto"/>
+        <w:rPr>
+          <w:rFonts w:ascii="Times New Roman" w:eastAsia="Calibri" w:hAnsi="Times New Roman" w:cs="Times New Roman"/>
+          <w:sz w:val="28"/>
+          <w:szCs w:val="28"/>
+        </w:rPr>
+      </w:pPr>
+      <w:r>
+        <w:rPr>
+          <w:rFonts w:ascii="Times New Roman" w:eastAsia="Calibri" w:hAnsi="Times New Roman" w:cs="Times New Roman"/>
+          <w:sz w:val="28"/>
+          <w:szCs w:val="28"/>
+        </w:rPr>
+        <w:t>Однополупериодный управляемы выпрямитель:</w:t>
+      </w:r>
+    </w:p>
+    <w:tbl>
+      <w:tblPr>
+        <w:tblStyle w:val="TableGrid"/>
+        <w:tblW w:w="11079" w:type="dxa"/>
+        <w:tblLook w:val="04A0" w:firstRow="1" w:lastRow="0" w:firstColumn="1" w:lastColumn="0" w:noHBand="0" w:noVBand="1"/>
+      </w:tblPr>
+      <w:tblGrid>
+        <w:gridCol w:w="1696"/>
+        <w:gridCol w:w="1468"/>
+        <w:gridCol w:w="1583"/>
+        <w:gridCol w:w="1583"/>
+        <w:gridCol w:w="1583"/>
+        <w:gridCol w:w="1583"/>
+        <w:gridCol w:w="1583"/>
+      </w:tblGrid>
+      <w:tr>
+        <w:trPr>
+          <w:trHeight w:val="809"/>
+        </w:trPr>
+        <w:tc>
+          <w:tcPr>
+            <w:tcW w:w="1696" w:type="dxa"/>
+          </w:tcPr>
+          <w:p>
+            <w:pPr>
+              <w:rPr>
+                <w:rFonts w:ascii="Times New Roman" w:hAnsi="Times New Roman" w:cs="Times New Roman"/>
+              </w:rPr>
+            </w:pPr>
+            <w:r>
+              <w:rPr>
+                <w:rFonts w:ascii="Times New Roman" w:hAnsi="Times New Roman" w:cs="Times New Roman"/>
+              </w:rPr>
+              <w:t>Время задержки</w:t>
+            </w:r>
+            <w:r>
+              <w:rPr>
+                <w:rFonts w:ascii="Times New Roman" w:hAnsi="Times New Roman" w:cs="Times New Roman"/>
+              </w:rPr>
+              <w:t xml:space="preserve"> t</w:t>
+            </w:r>
+            <w:r>
+              <w:rPr>
+                <w:rFonts w:ascii="Times New Roman" w:hAnsi="Times New Roman" w:cs="Times New Roman"/>
+                <w:vertAlign w:val="subscript"/>
+                <w:lang w:val="en-US"/>
+              </w:rPr>
+              <w:t>3</w:t>
+            </w:r>
+            <w:r>
+              <w:rPr>
+                <w:rFonts w:ascii="Times New Roman" w:hAnsi="Times New Roman" w:cs="Times New Roman"/>
+                <w:lang w:val="en-US"/>
+              </w:rPr>
+              <w:t xml:space="preserve">, </w:t>
+            </w:r>
+            <w:r>
+              <w:rPr>
+                <w:rFonts w:ascii="Times New Roman" w:hAnsi="Times New Roman" w:cs="Times New Roman"/>
+              </w:rPr>
+              <w:t>мс</w:t>
+            </w:r>
+          </w:p>
+        </w:tc>
+        <w:tc>
+          <w:tcPr>
+            <w:tcW w:w="1468" w:type="dxa"/>
+          </w:tcPr>
+          <w:p>
+            <w:pPr>
+              <w:rPr>
+                <w:rFonts w:ascii="Times New Roman" w:hAnsi="Times New Roman" w:cs="Times New Roman"/>
+                <w:lang w:val="en-US"/>
+              </w:rPr>
+            </w:pPr>
+            <w:r>
+              <w:rPr>
+                <w:rFonts w:ascii="Times New Roman" w:hAnsi="Times New Roman" w:cs="Times New Roman"/>
+              </w:rPr>
+              <w:t>0.2</w:t>
+            </w:r>
+          </w:p>
+        </w:tc>
+        <w:tc>
+          <w:tcPr>
+            <w:tcW w:w="1583" w:type="dxa"/>
+          </w:tcPr>
+          <w:p>
+            <w:pPr>
+              <w:rPr>
+                <w:rFonts w:ascii="Times New Roman" w:hAnsi="Times New Roman" w:cs="Times New Roman"/>
+                <w:lang w:val="en-US"/>
+              </w:rPr>
+            </w:pPr>
+            <w:r>
+              <w:rPr>
+                <w:rFonts w:ascii="Times New Roman" w:hAnsi="Times New Roman" w:cs="Times New Roman"/>
+                <w:lang w:val="en-US"/>
+              </w:rPr>
+              <w:t>2</w:t>
+            </w:r>
+          </w:p>
+        </w:tc>
+        <w:tc>
+          <w:tcPr>
+            <w:tcW w:w="1583" w:type="dxa"/>
+          </w:tcPr>
+          <w:p>
+            <w:pPr>
+              <w:rPr>
+                <w:rFonts w:ascii="Times New Roman" w:hAnsi="Times New Roman" w:cs="Times New Roman"/>
+                <w:lang w:val="en-US"/>
+              </w:rPr>
+            </w:pPr>
+            <w:r>
+              <w:rPr>
+                <w:rFonts w:ascii="Times New Roman" w:hAnsi="Times New Roman" w:cs="Times New Roman"/>
+                <w:lang w:val="en-US"/>
+              </w:rPr>
+              <w:t>4</w:t>
+            </w:r>
+          </w:p>
+        </w:tc>
+        <w:tc>
+          <w:tcPr>
+            <w:tcW w:w="1583" w:type="dxa"/>
+          </w:tcPr>
+          <w:p>
+            <w:pPr>
+              <w:rPr>
+                <w:rFonts w:ascii="Times New Roman" w:hAnsi="Times New Roman" w:cs="Times New Roman"/>
+                <w:lang w:val="en-US"/>
+              </w:rPr>
+            </w:pPr>
+            <w:r>
+              <w:rPr>
+                <w:rFonts w:ascii="Times New Roman" w:hAnsi="Times New Roman" w:cs="Times New Roman"/>
+                <w:lang w:val="en-US"/>
+              </w:rPr>
+              <w:t>6</w:t>
+            </w:r>
+          </w:p>
+        </w:tc>
+        <w:tc>
+          <w:tcPr>
+            <w:tcW w:w="1583" w:type="dxa"/>
+          </w:tcPr>
+          <w:p>
+            <w:pPr>
+              <w:rPr>
+                <w:rFonts w:ascii="Times New Roman" w:hAnsi="Times New Roman" w:cs="Times New Roman"/>
+                <w:lang w:val="en-US"/>
+              </w:rPr>
+            </w:pPr>
+            <w:r>
+              <w:rPr>
+                <w:rFonts w:ascii="Times New Roman" w:hAnsi="Times New Roman" w:cs="Times New Roman"/>
+                <w:lang w:val="en-US"/>
+              </w:rPr>
+              <w:t>8</w:t>
+            </w:r>
+          </w:p>
+        </w:tc>
+        <w:tc>
+          <w:tcPr>
+            <w:tcW w:w="1583" w:type="dxa"/>
+          </w:tcPr>
+          <w:p>
+            <w:pPr>
+              <w:rPr>
+                <w:rFonts w:ascii="Times New Roman" w:hAnsi="Times New Roman" w:cs="Times New Roman"/>
+                <w:lang w:val="en-US"/>
+              </w:rPr>
+            </w:pPr>
+            <w:r>
+              <w:rPr>
+                <w:rFonts w:ascii="Times New Roman" w:hAnsi="Times New Roman" w:cs="Times New Roman"/>
+                <w:lang w:val="en-US"/>
+              </w:rPr>
+              <w:t>10</w:t>
+            </w:r>
+          </w:p>
+        </w:tc>
+      </w:tr>
+      <w:tr>
+        <w:trPr>
+          <w:trHeight w:val="898"/>
+        </w:trPr>
+        <w:tc>
+          <w:tcPr>
+            <w:tcW w:w="1696" w:type="dxa"/>
+          </w:tcPr>
+          <w:p>
+            <w:pPr>
+              <w:rPr>
+                <w:rFonts w:ascii="Times New Roman" w:hAnsi="Times New Roman" w:cs="Times New Roman"/>
+              </w:rPr>
+            </w:pPr>
+            <w:r>
+              <w:rPr>
+                <w:rFonts w:ascii="Times New Roman" w:hAnsi="Times New Roman" w:cs="Times New Roman"/>
+              </w:rPr>
+              <w:t>Ток нагрузки</w:t>
+            </w:r>
+            <w:r>
+              <w:rPr>
+                <w:rFonts w:ascii="Times New Roman" w:hAnsi="Times New Roman" w:cs="Times New Roman"/>
+              </w:rPr>
+              <w:t xml:space="preserve"> </w:t>
+            </w:r>
+            <w:r>
+              <w:rPr>
+                <w:rFonts w:ascii="Times New Roman" w:hAnsi="Times New Roman" w:cs="Times New Roman"/>
+                <w:lang w:val="en-US"/>
+              </w:rPr>
+              <w:t>I</w:t>
+            </w:r>
+            <w:r>
+              <w:rPr>
+                <w:rFonts w:ascii="Times New Roman" w:hAnsi="Times New Roman" w:cs="Times New Roman"/>
+                <w:vertAlign w:val="subscript"/>
+              </w:rPr>
+              <w:t>ср</w:t>
+            </w:r>
+            <w:r>
+              <w:rPr>
+                <w:rFonts w:ascii="Times New Roman" w:hAnsi="Times New Roman" w:cs="Times New Roman"/>
+              </w:rPr>
+              <w:t>, мА</w:t>
+            </w:r>
+          </w:p>
+        </w:tc>
+        <w:tc>
+          <w:tcPr>
+            <w:tcW w:w="1468" w:type="dxa"/>
+          </w:tcPr>
+          <w:p>
+            <w:pPr>
+              <w:rPr>
+                <w:rFonts w:ascii="Times New Roman" w:hAnsi="Times New Roman" w:cs="Times New Roman"/>
+              </w:rPr>
+            </w:pPr>
+            <w:r>
+              <w:rPr>
+                <w:rFonts w:ascii="Times New Roman" w:hAnsi="Times New Roman" w:cs="Times New Roman"/>
+              </w:rPr>
+              <w:t>993</w:t>
+            </w:r>
+          </w:p>
+        </w:tc>
+        <w:tc>
+          <w:tcPr>
+            <w:tcW w:w="1583" w:type="dxa"/>
+          </w:tcPr>
+          <w:p>
+            <w:pPr>
+              <w:rPr>
+                <w:rFonts w:ascii="Times New Roman" w:hAnsi="Times New Roman" w:cs="Times New Roman"/>
+              </w:rPr>
+            </w:pPr>
+            <w:r>
+              <w:rPr>
+                <w:rFonts w:ascii="Times New Roman" w:hAnsi="Times New Roman" w:cs="Times New Roman"/>
+              </w:rPr>
+              <w:t>902</w:t>
+            </w:r>
+          </w:p>
+        </w:tc>
+        <w:tc>
+          <w:tcPr>
+            <w:tcW w:w="1583" w:type="dxa"/>
+          </w:tcPr>
+          <w:p>
+            <w:pPr>
+              <w:rPr>
+                <w:rFonts w:ascii="Times New Roman" w:hAnsi="Times New Roman" w:cs="Times New Roman"/>
+              </w:rPr>
+            </w:pPr>
+            <w:r>
+              <w:rPr>
+                <w:rFonts w:ascii="Times New Roman" w:hAnsi="Times New Roman" w:cs="Times New Roman"/>
+              </w:rPr>
+              <w:t>1302</w:t>
+            </w:r>
+          </w:p>
+        </w:tc>
+        <w:tc>
+          <w:tcPr>
+            <w:tcW w:w="1583" w:type="dxa"/>
+          </w:tcPr>
+          <w:p>
+            <w:pPr>
+              <w:rPr>
+                <w:rFonts w:ascii="Times New Roman" w:hAnsi="Times New Roman" w:cs="Times New Roman"/>
+              </w:rPr>
+            </w:pPr>
+            <w:r>
+              <w:rPr>
+                <w:rFonts w:ascii="Times New Roman" w:hAnsi="Times New Roman" w:cs="Times New Roman"/>
+              </w:rPr>
+              <w:t>685</w:t>
+            </w:r>
+          </w:p>
+        </w:tc>
+        <w:tc>
+          <w:tcPr>
+            <w:tcW w:w="1583" w:type="dxa"/>
+          </w:tcPr>
+          <w:p>
+            <w:pPr>
+              <w:rPr>
+                <w:rFonts w:ascii="Times New Roman" w:hAnsi="Times New Roman" w:cs="Times New Roman"/>
+              </w:rPr>
+            </w:pPr>
+            <w:r>
+              <w:rPr>
+                <w:rFonts w:ascii="Times New Roman" w:hAnsi="Times New Roman" w:cs="Times New Roman"/>
+              </w:rPr>
+              <w:t>92</w:t>
+            </w:r>
+          </w:p>
+        </w:tc>
+        <w:tc>
+          <w:tcPr>
+            <w:tcW w:w="1583" w:type="dxa"/>
+          </w:tcPr>
+          <w:p>
+            <w:pPr>
+              <w:rPr>
+                <w:rFonts w:ascii="Times New Roman" w:hAnsi="Times New Roman" w:cs="Times New Roman"/>
+              </w:rPr>
+            </w:pPr>
+            <w:r>
+              <w:rPr>
+                <w:rFonts w:ascii="Times New Roman" w:hAnsi="Times New Roman" w:cs="Times New Roman"/>
+              </w:rPr>
+              <w:t>31</w:t>
+            </w:r>
+          </w:p>
+        </w:tc>
+      </w:tr>
+    </w:tbl>
+    <w:p>
+      <w:pPr>
+        <w:rPr>
+          <w:rFonts w:ascii="Times New Roman" w:hAnsi="Times New Roman" w:cs="Times New Roman"/>
+        </w:rPr>
+      </w:pPr>
+    </w:p>
+    <w:p>
+      <w:pPr>
+        <w:rPr>
+          <w:rFonts w:ascii="Times New Roman" w:hAnsi="Times New Roman" w:cs="Times New Roman"/>
+        </w:rPr>
+      </w:pPr>
+      <w:r>
+        <w:rPr>
+          <w:rFonts w:ascii="Times New Roman" w:hAnsi="Times New Roman" w:cs="Times New Roman"/>
+          <w:lang w:val="en-US"/>
+        </w:rPr>
+        <w:lastRenderedPageBreak/>
+        <w:t>t</w:t>
+      </w:r>
+      <w:r>
+        <w:rPr>
+          <w:rFonts w:ascii="Times New Roman" w:hAnsi="Times New Roman" w:cs="Times New Roman"/>
+          <w:vertAlign w:val="subscript"/>
+          <w:lang w:val="en-US"/>
+        </w:rPr>
+        <w:t>3</w:t>
+      </w:r>
+      <w:r>
+        <w:rPr>
+          <w:rFonts w:ascii="Times New Roman" w:hAnsi="Times New Roman" w:cs="Times New Roman"/>
+          <w:lang w:val="en-US"/>
+        </w:rPr>
+        <w:t xml:space="preserve"> = </w:t>
+      </w:r>
+      <w:r>
+        <w:rPr>
+          <w:rFonts w:ascii="Times New Roman" w:hAnsi="Times New Roman" w:cs="Times New Roman"/>
+        </w:rPr>
+        <w:t>4 мс</w:t>
+      </w:r>
+    </w:p>
+    <w:p>
+      <w:pPr>
+        <w:rPr>
+          <w:rFonts w:ascii="Times New Roman" w:hAnsi="Times New Roman" w:cs="Times New Roman"/>
+        </w:rPr>
+      </w:pPr>
+      <w:r>
+        <w:rPr>
+          <w:rFonts w:ascii="Times New Roman" w:hAnsi="Times New Roman" w:cs="Times New Roman"/>
+        </w:rPr>
+        <w:drawing>
+          <wp:inline distT="0" distB="0" distL="0" distR="0" wp14:anchorId="59F3830D" wp14:editId="6DF7710C">
+            <wp:extent cx="5582429" cy="4277322"/>
+            <wp:effectExtent l="0" t="0" r="0" b="9525"/>
+            <wp:docPr id="82413615" name="Picture 1"/>
+            <wp:cNvGraphicFramePr>
+              <a:graphicFrameLocks xmlns:a="http://schemas.openxmlformats.org/drawingml/2006/main" noChangeAspect="1"/>
+            </wp:cNvGraphicFramePr>
+            <a:graphic xmlns:a="http://schemas.openxmlformats.org/drawingml/2006/main">
+              <a:graphicData uri="http://schemas.openxmlformats.org/drawingml/2006/picture">
+                <pic:pic xmlns:pic="http://schemas.openxmlformats.org/drawingml/2006/picture">
+                  <pic:nvPicPr>
+                    <pic:cNvPr id="82413615" name=""/>
+                    <pic:cNvPicPr/>
+                  </pic:nvPicPr>
+                  <pic:blipFill>
+                    <a:blip r:embed="rId24"/>
+                    <a:stretch>
+                      <a:fillRect/>
+                    </a:stretch>
+                  </pic:blipFill>
+                  <pic:spPr>
+                    <a:xfrm>
+                      <a:off x="0" y="0"/>
+                      <a:ext cx="5582429" cy="4277322"/>
+                    </a:xfrm>
+                    <a:prstGeom prst="rect">
+                      <a:avLst/>
+                    </a:prstGeom>
+                  </pic:spPr>
+                </pic:pic>
+              </a:graphicData>
+            </a:graphic>
+          </wp:inline>
+        </w:drawing>
+      </w:r>
+    </w:p>
+    <w:p>
+      <w:pPr>
+        <w:rPr>
+          <w:rFonts w:ascii="Times New Roman" w:hAnsi="Times New Roman" w:cs="Times New Roman"/>
+        </w:rPr>
+      </w:pPr>
+      <w:r>
+        <w:rPr>
+          <w:rFonts w:ascii="Times New Roman" w:hAnsi="Times New Roman" w:cs="Times New Roman"/>
+          <w:lang w:val="en-US"/>
+        </w:rPr>
+        <w:t>t</w:t>
+      </w:r>
+      <w:r>
+        <w:rPr>
+          <w:rFonts w:ascii="Times New Roman" w:hAnsi="Times New Roman" w:cs="Times New Roman"/>
+          <w:vertAlign w:val="subscript"/>
+          <w:lang w:val="en-US"/>
+        </w:rPr>
+        <w:t>3</w:t>
+      </w:r>
+      <w:r>
+        <w:rPr>
+          <w:rFonts w:ascii="Times New Roman" w:hAnsi="Times New Roman" w:cs="Times New Roman"/>
+          <w:lang w:val="en-US"/>
+        </w:rPr>
+        <w:t xml:space="preserve"> = </w:t>
+      </w:r>
+      <w:r>
+        <w:rPr>
+          <w:rFonts w:ascii="Times New Roman" w:hAnsi="Times New Roman" w:cs="Times New Roman"/>
+        </w:rPr>
+        <w:t>8 мс</w:t>
+      </w:r>
+    </w:p>
+    <w:p>
+      <w:pPr>
+        <w:rPr>
+          <w:rFonts w:ascii="Times New Roman" w:hAnsi="Times New Roman" w:cs="Times New Roman"/>
+        </w:rPr>
+      </w:pPr>
+      <w:r>
+        <w:rPr>
+          <w:rFonts w:ascii="Times New Roman" w:hAnsi="Times New Roman" w:cs="Times New Roman"/>
+        </w:rPr>
+        <w:drawing>
+          <wp:inline distT="0" distB="0" distL="0" distR="0" wp14:anchorId="7C670449" wp14:editId="171C5F41">
+            <wp:extent cx="5715798" cy="4324954"/>
+            <wp:effectExtent l="0" t="0" r="0" b="0"/>
+            <wp:docPr id="1080647644" name="Picture 1"/>
+            <wp:cNvGraphicFramePr>
+              <a:graphicFrameLocks xmlns:a="http://schemas.openxmlformats.org/drawingml/2006/main" noChangeAspect="1"/>
+            </wp:cNvGraphicFramePr>
+            <a:graphic xmlns:a="http://schemas.openxmlformats.org/drawingml/2006/main">
+              <a:graphicData uri="http://schemas.openxmlformats.org/drawingml/2006/picture">
+                <pic:pic xmlns:pic="http://schemas.openxmlformats.org/drawingml/2006/picture">
+                  <pic:nvPicPr>
+                    <pic:cNvPr id="1080647644" name=""/>
+                    <pic:cNvPicPr/>
+                  </pic:nvPicPr>
+                  <pic:blipFill>
+                    <a:blip r:embed="rId25"/>
+                    <a:stretch>
+                      <a:fillRect/>
+                    </a:stretch>
+                  </pic:blipFill>
+                  <pic:spPr>
+                    <a:xfrm>
+                      <a:off x="0" y="0"/>
+                      <a:ext cx="5715798" cy="4324954"/>
+                    </a:xfrm>
+                    <a:prstGeom prst="rect">
+                      <a:avLst/>
+                    </a:prstGeom>
+                  </pic:spPr>
+                </pic:pic>
+              </a:graphicData>
+            </a:graphic>
+          </wp:inline>
+        </w:drawing>
+      </w:r>
+    </w:p>
+    <w:p>
+      <w:pPr>
+        <w:spacing w:line="256" w:lineRule="auto"/>
+        <w:rPr>
+          <w:rFonts w:ascii="Times New Roman" w:eastAsia="Calibri" w:hAnsi="Times New Roman" w:cs="Times New Roman"/>
+          <w:sz w:val="28"/>
+          <w:szCs w:val="28"/>
+        </w:rPr>
+      </w:pPr>
+      <w:r>
+        <w:rPr>
+          <w:rFonts w:ascii="Times New Roman" w:eastAsia="Calibri" w:hAnsi="Times New Roman" w:cs="Times New Roman"/>
+          <w:sz w:val="28"/>
+          <w:szCs w:val="28"/>
+        </w:rPr>
+        <w:t>Двух</w:t>
+      </w:r>
+      <w:r>
+        <w:rPr>
+          <w:rFonts w:ascii="Times New Roman" w:eastAsia="Calibri" w:hAnsi="Times New Roman" w:cs="Times New Roman"/>
+          <w:sz w:val="28"/>
+          <w:szCs w:val="28"/>
+        </w:rPr>
+        <w:t>полупериодный управляемы выпрямитель:</w:t>
+      </w:r>
+    </w:p>
+    <w:tbl>
+      <w:tblPr>
+        <w:tblStyle w:val="TableGrid"/>
+        <w:tblW w:w="11225" w:type="dxa"/>
+        <w:tblLook w:val="04A0" w:firstRow="1" w:lastRow="0" w:firstColumn="1" w:lastColumn="0" w:noHBand="0" w:noVBand="1"/>
+      </w:tblPr>
+      <w:tblGrid>
+        <w:gridCol w:w="1718"/>
+        <w:gridCol w:w="1487"/>
+        <w:gridCol w:w="1604"/>
+        <w:gridCol w:w="1604"/>
+        <w:gridCol w:w="1604"/>
+        <w:gridCol w:w="1604"/>
+        <w:gridCol w:w="1604"/>
+      </w:tblGrid>
+      <w:tr>
+        <w:trPr>
+          <w:trHeight w:val="607"/>
+        </w:trPr>
+        <w:tc>
+          <w:tcPr>
+            <w:tcW w:w="1718" w:type="dxa"/>
+          </w:tcPr>
+          <w:p>
+            <w:pPr>
+              <w:rPr>
+                <w:rFonts w:ascii="Times New Roman" w:hAnsi="Times New Roman" w:cs="Times New Roman"/>
+              </w:rPr>
+            </w:pPr>
+            <w:r>
+              <w:rPr>
+                <w:rFonts w:ascii="Times New Roman" w:hAnsi="Times New Roman" w:cs="Times New Roman"/>
+              </w:rPr>
+              <w:lastRenderedPageBreak/>
+              <w:t>Время задержки</w:t>
+            </w:r>
+            <w:r>
+              <w:rPr>
+                <w:rFonts w:ascii="Times New Roman" w:hAnsi="Times New Roman" w:cs="Times New Roman"/>
+              </w:rPr>
+              <w:t xml:space="preserve"> t</w:t>
+            </w:r>
+            <w:r>
+              <w:rPr>
+                <w:rFonts w:ascii="Times New Roman" w:hAnsi="Times New Roman" w:cs="Times New Roman"/>
+                <w:vertAlign w:val="subscript"/>
+                <w:lang w:val="en-US"/>
+              </w:rPr>
+              <w:t>3</w:t>
+            </w:r>
+            <w:r>
+              <w:rPr>
+                <w:rFonts w:ascii="Times New Roman" w:hAnsi="Times New Roman" w:cs="Times New Roman"/>
+                <w:lang w:val="en-US"/>
+              </w:rPr>
+              <w:t xml:space="preserve">, </w:t>
+            </w:r>
+            <w:r>
+              <w:rPr>
+                <w:rFonts w:ascii="Times New Roman" w:hAnsi="Times New Roman" w:cs="Times New Roman"/>
+              </w:rPr>
+              <w:t>мс</w:t>
+            </w:r>
+          </w:p>
+        </w:tc>
+        <w:tc>
+          <w:tcPr>
+            <w:tcW w:w="1487" w:type="dxa"/>
+          </w:tcPr>
+          <w:p>
+            <w:pPr>
+              <w:rPr>
+                <w:rFonts w:ascii="Times New Roman" w:hAnsi="Times New Roman" w:cs="Times New Roman"/>
+                <w:lang w:val="en-US"/>
+              </w:rPr>
+            </w:pPr>
+            <w:r>
+              <w:rPr>
+                <w:rFonts w:ascii="Times New Roman" w:hAnsi="Times New Roman" w:cs="Times New Roman"/>
+              </w:rPr>
+              <w:t>0.2</w:t>
+            </w:r>
+          </w:p>
+        </w:tc>
+        <w:tc>
+          <w:tcPr>
+            <w:tcW w:w="1604" w:type="dxa"/>
+          </w:tcPr>
+          <w:p>
+            <w:pPr>
+              <w:rPr>
+                <w:rFonts w:ascii="Times New Roman" w:hAnsi="Times New Roman" w:cs="Times New Roman"/>
+                <w:lang w:val="en-US"/>
+              </w:rPr>
+            </w:pPr>
+            <w:r>
+              <w:rPr>
+                <w:rFonts w:ascii="Times New Roman" w:hAnsi="Times New Roman" w:cs="Times New Roman"/>
+                <w:lang w:val="en-US"/>
+              </w:rPr>
+              <w:t>2</w:t>
+            </w:r>
+          </w:p>
+        </w:tc>
+        <w:tc>
+          <w:tcPr>
+            <w:tcW w:w="1604" w:type="dxa"/>
+          </w:tcPr>
+          <w:p>
+            <w:pPr>
+              <w:rPr>
+                <w:rFonts w:ascii="Times New Roman" w:hAnsi="Times New Roman" w:cs="Times New Roman"/>
+                <w:lang w:val="en-US"/>
+              </w:rPr>
+            </w:pPr>
+            <w:r>
+              <w:rPr>
+                <w:rFonts w:ascii="Times New Roman" w:hAnsi="Times New Roman" w:cs="Times New Roman"/>
+                <w:lang w:val="en-US"/>
+              </w:rPr>
+              <w:t>4</w:t>
+            </w:r>
+          </w:p>
+        </w:tc>
+        <w:tc>
+          <w:tcPr>
+            <w:tcW w:w="1604" w:type="dxa"/>
+          </w:tcPr>
+          <w:p>
+            <w:pPr>
+              <w:rPr>
+                <w:rFonts w:ascii="Times New Roman" w:hAnsi="Times New Roman" w:cs="Times New Roman"/>
+                <w:lang w:val="en-US"/>
+              </w:rPr>
+            </w:pPr>
+            <w:r>
+              <w:rPr>
+                <w:rFonts w:ascii="Times New Roman" w:hAnsi="Times New Roman" w:cs="Times New Roman"/>
+                <w:lang w:val="en-US"/>
+              </w:rPr>
+              <w:t>6</w:t>
+            </w:r>
+          </w:p>
+        </w:tc>
+        <w:tc>
+          <w:tcPr>
+            <w:tcW w:w="1604" w:type="dxa"/>
+          </w:tcPr>
+          <w:p>
+            <w:pPr>
+              <w:rPr>
+                <w:rFonts w:ascii="Times New Roman" w:hAnsi="Times New Roman" w:cs="Times New Roman"/>
+                <w:lang w:val="en-US"/>
+              </w:rPr>
+            </w:pPr>
+            <w:r>
+              <w:rPr>
+                <w:rFonts w:ascii="Times New Roman" w:hAnsi="Times New Roman" w:cs="Times New Roman"/>
+                <w:lang w:val="en-US"/>
+              </w:rPr>
+              <w:t>8</w:t>
+            </w:r>
+          </w:p>
+        </w:tc>
+        <w:tc>
+          <w:tcPr>
+            <w:tcW w:w="1604" w:type="dxa"/>
+          </w:tcPr>
+          <w:p>
+            <w:pPr>
+              <w:rPr>
+                <w:rFonts w:ascii="Times New Roman" w:hAnsi="Times New Roman" w:cs="Times New Roman"/>
+                <w:lang w:val="en-US"/>
+              </w:rPr>
+            </w:pPr>
+            <w:r>
+              <w:rPr>
+                <w:rFonts w:ascii="Times New Roman" w:hAnsi="Times New Roman" w:cs="Times New Roman"/>
+                <w:lang w:val="en-US"/>
+              </w:rPr>
+              <w:t>10</w:t>
+            </w:r>
+          </w:p>
+        </w:tc>
+      </w:tr>
+      <w:tr>
+        <w:trPr>
+          <w:trHeight w:val="673"/>
+        </w:trPr>
+        <w:tc>
+          <w:tcPr>
+            <w:tcW w:w="1718" w:type="dxa"/>
+          </w:tcPr>
+          <w:p>
+            <w:pPr>
+              <w:rPr>
+                <w:rFonts w:ascii="Times New Roman" w:hAnsi="Times New Roman" w:cs="Times New Roman"/>
+              </w:rPr>
+            </w:pPr>
+            <w:r>
+              <w:rPr>
+                <w:rFonts w:ascii="Times New Roman" w:hAnsi="Times New Roman" w:cs="Times New Roman"/>
+              </w:rPr>
+              <w:t>Ток нагрузки</w:t>
+            </w:r>
+            <w:r>
+              <w:rPr>
+                <w:rFonts w:ascii="Times New Roman" w:hAnsi="Times New Roman" w:cs="Times New Roman"/>
+              </w:rPr>
+              <w:t xml:space="preserve"> </w:t>
+            </w:r>
+            <w:r>
+              <w:rPr>
+                <w:rFonts w:ascii="Times New Roman" w:hAnsi="Times New Roman" w:cs="Times New Roman"/>
+                <w:lang w:val="en-US"/>
+              </w:rPr>
+              <w:t>I</w:t>
+            </w:r>
+            <w:r>
+              <w:rPr>
+                <w:rFonts w:ascii="Times New Roman" w:hAnsi="Times New Roman" w:cs="Times New Roman"/>
+                <w:vertAlign w:val="subscript"/>
+              </w:rPr>
+              <w:t>ср</w:t>
+            </w:r>
+            <w:r>
+              <w:rPr>
+                <w:rFonts w:ascii="Times New Roman" w:hAnsi="Times New Roman" w:cs="Times New Roman"/>
+              </w:rPr>
+              <w:t>, мА</w:t>
+            </w:r>
+          </w:p>
+        </w:tc>
+        <w:tc>
+          <w:tcPr>
+            <w:tcW w:w="1487" w:type="dxa"/>
+          </w:tcPr>
+          <w:p>
+            <w:pPr>
+              <w:rPr>
+                <w:rFonts w:ascii="Times New Roman" w:hAnsi="Times New Roman" w:cs="Times New Roman"/>
+              </w:rPr>
+            </w:pPr>
+            <w:r>
+              <w:rPr>
+                <w:rFonts w:ascii="Times New Roman" w:hAnsi="Times New Roman" w:cs="Times New Roman"/>
+              </w:rPr>
+              <w:t>1986</w:t>
+            </w:r>
+          </w:p>
+        </w:tc>
+        <w:tc>
+          <w:tcPr>
+            <w:tcW w:w="1604" w:type="dxa"/>
+          </w:tcPr>
+          <w:p>
+            <w:pPr>
+              <w:rPr>
+                <w:rFonts w:ascii="Times New Roman" w:hAnsi="Times New Roman" w:cs="Times New Roman"/>
+              </w:rPr>
+            </w:pPr>
+            <w:r>
+              <w:rPr>
+                <w:rFonts w:ascii="Times New Roman" w:hAnsi="Times New Roman" w:cs="Times New Roman"/>
+              </w:rPr>
+              <w:t>1804</w:t>
+            </w:r>
+          </w:p>
+        </w:tc>
+        <w:tc>
+          <w:tcPr>
+            <w:tcW w:w="1604" w:type="dxa"/>
+          </w:tcPr>
+          <w:p>
+            <w:pPr>
+              <w:rPr>
+                <w:rFonts w:ascii="Times New Roman" w:hAnsi="Times New Roman" w:cs="Times New Roman"/>
+              </w:rPr>
+            </w:pPr>
+            <w:r>
+              <w:rPr>
+                <w:rFonts w:ascii="Times New Roman" w:hAnsi="Times New Roman" w:cs="Times New Roman"/>
+              </w:rPr>
+              <w:t>1302</w:t>
+            </w:r>
+          </w:p>
+        </w:tc>
+        <w:tc>
+          <w:tcPr>
+            <w:tcW w:w="1604" w:type="dxa"/>
+          </w:tcPr>
+          <w:p>
+            <w:pPr>
+              <w:rPr>
+                <w:rFonts w:ascii="Times New Roman" w:hAnsi="Times New Roman" w:cs="Times New Roman"/>
+              </w:rPr>
+            </w:pPr>
+            <w:r>
+              <w:rPr>
+                <w:rFonts w:ascii="Times New Roman" w:hAnsi="Times New Roman" w:cs="Times New Roman"/>
+              </w:rPr>
+              <w:t>684</w:t>
+            </w:r>
+          </w:p>
+        </w:tc>
+        <w:tc>
+          <w:tcPr>
+            <w:tcW w:w="1604" w:type="dxa"/>
+          </w:tcPr>
+          <w:p>
+            <w:pPr>
+              <w:rPr>
+                <w:rFonts w:ascii="Times New Roman" w:hAnsi="Times New Roman" w:cs="Times New Roman"/>
+              </w:rPr>
+            </w:pPr>
+            <w:r>
+              <w:rPr>
+                <w:rFonts w:ascii="Times New Roman" w:hAnsi="Times New Roman" w:cs="Times New Roman"/>
+              </w:rPr>
+              <w:t>184</w:t>
+            </w:r>
+          </w:p>
+        </w:tc>
+        <w:tc>
+          <w:tcPr>
+            <w:tcW w:w="1604" w:type="dxa"/>
+          </w:tcPr>
+          <w:p>
+            <w:pPr>
+              <w:rPr>
+                <w:rFonts w:ascii="Times New Roman" w:hAnsi="Times New Roman" w:cs="Times New Roman"/>
+              </w:rPr>
+            </w:pPr>
+            <w:r>
+              <w:rPr>
+                <w:rFonts w:ascii="Times New Roman" w:hAnsi="Times New Roman" w:cs="Times New Roman"/>
+              </w:rPr>
+              <w:t>234</w:t>
+            </w:r>
+          </w:p>
+        </w:tc>
+      </w:tr>
+    </w:tbl>
+    <w:p>
+      <w:pPr>
+        <w:rPr>
+          <w:rFonts w:ascii="Times New Roman" w:hAnsi="Times New Roman" w:cs="Times New Roman"/>
+        </w:rPr>
+      </w:pPr>
+      <w:r>
+        <w:rPr>
+          <w:rFonts w:ascii="Times New Roman" w:hAnsi="Times New Roman" w:cs="Times New Roman"/>
+          <w:lang w:val="en-US"/>
+        </w:rPr>
+        <w:t>t</w:t>
+      </w:r>
+      <w:r>
+        <w:rPr>
+          <w:rFonts w:ascii="Times New Roman" w:hAnsi="Times New Roman" w:cs="Times New Roman"/>
+          <w:vertAlign w:val="subscript"/>
+          <w:lang w:val="en-US"/>
+        </w:rPr>
+        <w:t>3</w:t>
+      </w:r>
+      <w:r>
+        <w:rPr>
+          <w:rFonts w:ascii="Times New Roman" w:hAnsi="Times New Roman" w:cs="Times New Roman"/>
+          <w:lang w:val="en-US"/>
+        </w:rPr>
+        <w:t xml:space="preserve"> = </w:t>
+      </w:r>
+      <w:r>
+        <w:rPr>
+          <w:rFonts w:ascii="Times New Roman" w:hAnsi="Times New Roman" w:cs="Times New Roman"/>
+        </w:rPr>
+        <w:t>4 мс</w:t>
+      </w:r>
+    </w:p>
+    <w:p>
+      <w:pPr>
+        <w:rPr>
+          <w:rFonts w:ascii="Times New Roman" w:hAnsi="Times New Roman" w:cs="Times New Roman"/>
+          <w:lang w:val="en-US"/>
+        </w:rPr>
+      </w:pPr>
+      <w:r>
+        <w:rPr>
+          <w:rFonts w:ascii="Times New Roman" w:hAnsi="Times New Roman" w:cs="Times New Roman"/>
+          <w:lang w:val="en-US"/>
+        </w:rPr>
+        <w:drawing>
+          <wp:inline distT="0" distB="0" distL="0" distR="0" wp14:anchorId="60279ABE" wp14:editId="18A824E2">
+            <wp:extent cx="5014198" cy="3794077"/>
+            <wp:effectExtent l="0" t="0" r="0" b="0"/>
+            <wp:docPr id="1903601508" name="Picture 1"/>
+            <wp:cNvGraphicFramePr>
+              <a:graphicFrameLocks xmlns:a="http://schemas.openxmlformats.org/drawingml/2006/main" noChangeAspect="1"/>
+            </wp:cNvGraphicFramePr>
+            <a:graphic xmlns:a="http://schemas.openxmlformats.org/drawingml/2006/main">
+              <a:graphicData uri="http://schemas.openxmlformats.org/drawingml/2006/picture">
+                <pic:pic xmlns:pic="http://schemas.openxmlformats.org/drawingml/2006/picture">
+                  <pic:nvPicPr>
+                    <pic:cNvPr id="1903601508" name=""/>
+                    <pic:cNvPicPr/>
+                  </pic:nvPicPr>
+                  <pic:blipFill>
+                    <a:blip r:embed="rId26"/>
+                    <a:stretch>
+                      <a:fillRect/>
+                    </a:stretch>
+                  </pic:blipFill>
+                  <pic:spPr>
+                    <a:xfrm>
+                      <a:off x="0" y="0"/>
+                      <a:ext cx="5023025" cy="3800756"/>
+                    </a:xfrm>
+                    <a:prstGeom prst="rect">
+                      <a:avLst/>
+                    </a:prstGeom>
+                  </pic:spPr>
+                </pic:pic>
+              </a:graphicData>
+            </a:graphic>
+          </wp:inline>
+        </w:drawing>
+      </w:r>
+    </w:p>
+    <w:p>
+      <w:pPr>
+        <w:rPr>
+          <w:rFonts w:ascii="Times New Roman" w:hAnsi="Times New Roman" w:cs="Times New Roman"/>
+        </w:rPr>
+      </w:pPr>
+      <w:r>
+        <w:rPr>
+          <w:rFonts w:ascii="Times New Roman" w:hAnsi="Times New Roman" w:cs="Times New Roman"/>
+          <w:lang w:val="en-US"/>
+        </w:rPr>
+        <w:t>t</w:t>
+      </w:r>
+      <w:r>
+        <w:rPr>
+          <w:rFonts w:ascii="Times New Roman" w:hAnsi="Times New Roman" w:cs="Times New Roman"/>
+          <w:vertAlign w:val="subscript"/>
+          <w:lang w:val="en-US"/>
+        </w:rPr>
+        <w:t>3</w:t>
+      </w:r>
+      <w:r>
+        <w:rPr>
+          <w:rFonts w:ascii="Times New Roman" w:hAnsi="Times New Roman" w:cs="Times New Roman"/>
+          <w:lang w:val="en-US"/>
+        </w:rPr>
+        <w:t xml:space="preserve"> = </w:t>
+      </w:r>
+      <w:r>
+        <w:rPr>
+          <w:rFonts w:ascii="Times New Roman" w:hAnsi="Times New Roman" w:cs="Times New Roman"/>
+        </w:rPr>
+        <w:t>8</w:t>
+      </w:r>
+      <w:r>
+        <w:rPr>
+          <w:rFonts w:ascii="Times New Roman" w:hAnsi="Times New Roman" w:cs="Times New Roman"/>
+        </w:rPr>
+        <w:t xml:space="preserve"> мс</w:t>
+      </w:r>
+    </w:p>
+    <w:p>
+      <w:pPr>
+        <w:rPr>
+          <w:rFonts w:ascii="Times New Roman" w:hAnsi="Times New Roman" w:cs="Times New Roman"/>
+        </w:rPr>
+      </w:pPr>
+      <w:r>
+        <w:rPr>
+          <w:rFonts w:ascii="Times New Roman" w:hAnsi="Times New Roman" w:cs="Times New Roman"/>
+          <w:lang w:val="en-US"/>
+        </w:rPr>
+        <w:drawing>
+          <wp:inline distT="0" distB="0" distL="0" distR="0" wp14:anchorId="1BF53735" wp14:editId="628A515C">
+            <wp:extent cx="5021178" cy="3807725"/>
+            <wp:effectExtent l="0" t="0" r="8255" b="2540"/>
+            <wp:docPr id="301645764" name="Picture 1"/>
+            <wp:cNvGraphicFramePr>
+              <a:graphicFrameLocks xmlns:a="http://schemas.openxmlformats.org/drawingml/2006/main" noChangeAspect="1"/>
+            </wp:cNvGraphicFramePr>
+            <a:graphic xmlns:a="http://schemas.openxmlformats.org/drawingml/2006/main">
+              <a:graphicData uri="http://schemas.openxmlformats.org/drawingml/2006/picture">
+                <pic:pic xmlns:pic="http://schemas.openxmlformats.org/drawingml/2006/picture">
+                  <pic:nvPicPr>
+                    <pic:cNvPr id="301645764" name=""/>
+                    <pic:cNvPicPr/>
+                  </pic:nvPicPr>
+                  <pic:blipFill>
+                    <a:blip r:embed="rId27"/>
+                    <a:stretch>
+                      <a:fillRect/>
+                    </a:stretch>
+                  </pic:blipFill>
+                  <pic:spPr>
+                    <a:xfrm>
+                      <a:off x="0" y="0"/>
+                      <a:ext cx="5038854" cy="3821129"/>
+                    </a:xfrm>
+                    <a:prstGeom prst="rect">
+                      <a:avLst/>
+                    </a:prstGeom>
+                  </pic:spPr>
+                </pic:pic>
+              </a:graphicData>
+            </a:graphic>
+          </wp:inline>
+        </w:drawing>
+      </w:r>
+    </w:p>
+    <w:p>
+      <w:pPr>
+        <w:rPr>
+          <w:rFonts w:ascii="Times New Roman" w:hAnsi="Times New Roman" w:cs="Times New Roman"/>
+          <w:lang w:val="en-US"/>
         </w:rPr>
       </w:pPr>
     </w:p>
@@ -7000,7 +8153,7 @@
   <w:style w:type="paragraph" w:default="1" w:styleId="Normal">
     <w:name w:val="Normal"/>
     <w:qFormat/>
-    <w:rsid w:val="00331B8D"/>
+    <w:rsid w:val="003A6CCB"/>
   </w:style>
   <w:style w:type="paragraph" w:styleId="Heading1">
     <w:name w:val="heading 1"/>

--- a/sem-4/v2/lab-2/lab-2.docx
+++ b/sem-4/v2/lab-2/lab-2.docx
@@ -7062,10 +7062,10 @@
           <w:rFonts w:ascii="Times New Roman" w:hAnsi="Times New Roman" w:cs="Times New Roman"/>
         </w:rPr>
         <w:drawing>
-          <wp:inline distT="0" distB="0" distL="0" distR="0" wp14:anchorId="7C670449" wp14:editId="171C5F41">
-            <wp:extent cx="5715798" cy="4324954"/>
-            <wp:effectExtent l="0" t="0" r="0" b="0"/>
-            <wp:docPr id="1080647644" name="Picture 1"/>
+          <wp:inline distT="0" distB="0" distL="0" distR="0" wp14:anchorId="5FFAD803" wp14:editId="353DCE12">
+            <wp:extent cx="5687219" cy="4324954"/>
+            <wp:effectExtent l="0" t="0" r="8890" b="0"/>
+            <wp:docPr id="1390438700" name="Picture 1"/>
             <wp:cNvGraphicFramePr>
               <a:graphicFrameLocks xmlns:a="http://schemas.openxmlformats.org/drawingml/2006/main" noChangeAspect="1"/>
             </wp:cNvGraphicFramePr>
@@ -7073,7 +7073,7 @@
               <a:graphicData uri="http://schemas.openxmlformats.org/drawingml/2006/picture">
                 <pic:pic xmlns:pic="http://schemas.openxmlformats.org/drawingml/2006/picture">
                   <pic:nvPicPr>
-                    <pic:cNvPr id="1080647644" name=""/>
+                    <pic:cNvPr id="1390438700" name=""/>
                     <pic:cNvPicPr/>
                   </pic:nvPicPr>
                   <pic:blipFill>
@@ -7085,7 +7085,7 @@
                   <pic:spPr>
                     <a:xfrm>
                       <a:off x="0" y="0"/>
-                      <a:ext cx="5715798" cy="4324954"/>
+                      <a:ext cx="5687219" cy="4324954"/>
                     </a:xfrm>
                     <a:prstGeom prst="rect">
                       <a:avLst/>

--- a/sem-4/v2/lab-2/lab-2.docx
+++ b/sem-4/v2/lab-2/lab-2.docx
@@ -1,10 +1,10 @@
 
 <file path=word/document.xml><?xml version="1.0" encoding="utf-8"?>
-<w:document xmlns:wpc="http://schemas.microsoft.com/office/word/2010/wordprocessingCanvas" xmlns:cx="http://schemas.microsoft.com/office/drawing/2014/chartex" xmlns:cx1="http://schemas.microsoft.com/office/drawing/2015/9/8/chartex" xmlns:cx2="http://schemas.microsoft.com/office/drawing/2015/10/21/chartex" xmlns:cx3="http://schemas.microsoft.com/office/drawing/2016/5/9/chartex" xmlns:cx4="http://schemas.microsoft.com/office/drawing/2016/5/10/chartex" xmlns:cx5="http://schemas.microsoft.com/office/drawing/2016/5/11/chartex" xmlns:cx6="http://schemas.microsoft.com/office/drawing/2016/5/12/chartex" xmlns:cx7="http://schemas.microsoft.com/office/drawing/2016/5/13/chartex" xmlns:cx8="http://schemas.microsoft.com/office/drawing/2016/5/14/chartex" xmlns:mc="http://schemas.openxmlformats.org/markup-compatibility/2006" xmlns:aink="http://schemas.microsoft.com/office/drawing/2016/ink" xmlns:am3d="http://schemas.microsoft.com/office/drawing/2017/model3d" xmlns:o="urn:schemas-microsoft-com:office:office" xmlns:oel="http://schemas.microsoft.com/office/2019/extlst" xmlns:r="http://schemas.openxmlformats.org/officeDocument/2006/relationships" xmlns:m="http://schemas.openxmlformats.org/officeDocument/2006/math" xmlns:v="urn:schemas-microsoft-com:vml" xmlns:wp14="http://schemas.microsoft.com/office/word/2010/wordprocessingDrawing" xmlns:wp="http://schemas.openxmlformats.org/drawingml/2006/wordprocessingDrawing" xmlns:w10="urn:schemas-microsoft-com:office:word" xmlns:w="http://schemas.openxmlformats.org/wordprocessingml/2006/main" xmlns:w14="http://schemas.microsoft.com/office/word/2010/wordml" xmlns:w15="http://schemas.microsoft.com/office/word/2012/wordml" xmlns:w16cex="http://schemas.microsoft.com/office/word/2018/wordml/cex" xmlns:w16cid="http://schemas.microsoft.com/office/word/2016/wordml/cid" xmlns:w16="http://schemas.microsoft.com/office/word/2018/wordml" xmlns:w16du="http://schemas.microsoft.com/office/word/2023/wordml/word16du" xmlns:w16sdtdh="http://schemas.microsoft.com/office/word/2020/wordml/sdtdatahash" xmlns:w16sdtfl="http://schemas.microsoft.com/office/word/2024/wordml/sdtformatlock" xmlns:w16se="http://schemas.microsoft.com/office/word/2015/wordml/symex" xmlns:wpg="http://schemas.microsoft.com/office/word/2010/wordprocessingGroup" xmlns:wpi="http://schemas.microsoft.com/office/word/2010/wordprocessingInk" xmlns:wne="http://schemas.microsoft.com/office/word/2006/wordml" xmlns:wps="http://schemas.microsoft.com/office/word/2010/wordprocessingShape" mc:Ignorable="w14 w15 w16se w16cid w16 w16cex w16sdtdh w16sdtfl w16du wp14">
+<w:document xmlns:wpc="http://schemas.microsoft.com/office/word/2010/wordprocessingCanvas" xmlns:mc="http://schemas.openxmlformats.org/markup-compatibility/2006" xmlns:o="urn:schemas-microsoft-com:office:office" xmlns:r="http://schemas.openxmlformats.org/officeDocument/2006/relationships" xmlns:m="http://schemas.openxmlformats.org/officeDocument/2006/math" xmlns:v="urn:schemas-microsoft-com:vml" xmlns:wp14="http://schemas.microsoft.com/office/word/2010/wordprocessingDrawing" xmlns:wp="http://schemas.openxmlformats.org/drawingml/2006/wordprocessingDrawing" xmlns:w10="urn:schemas-microsoft-com:office:word" xmlns:w="http://schemas.openxmlformats.org/wordprocessingml/2006/main" xmlns:w14="http://schemas.microsoft.com/office/word/2010/wordml" xmlns:wpg="http://schemas.microsoft.com/office/word/2010/wordprocessingGroup" xmlns:wpi="http://schemas.microsoft.com/office/word/2010/wordprocessingInk" xmlns:wne="http://schemas.microsoft.com/office/word/2006/wordml" xmlns:wps="http://schemas.microsoft.com/office/word/2010/wordprocessingShape" mc:Ignorable="w14 wp14">
   <w:body>
     <w:p>
       <w:pPr>
-        <w:pStyle w:val="NormalWeb"/>
+        <w:pStyle w:val="a3"/>
         <w:spacing w:before="240" w:beforeAutospacing="0" w:after="240" w:afterAutospacing="0"/>
         <w:jc w:val="center"/>
       </w:pPr>
@@ -19,7 +19,7 @@
     </w:p>
     <w:p>
       <w:pPr>
-        <w:pStyle w:val="NormalWeb"/>
+        <w:pStyle w:val="a3"/>
         <w:spacing w:before="240" w:beforeAutospacing="0" w:after="240" w:afterAutospacing="0"/>
         <w:jc w:val="center"/>
       </w:pPr>
@@ -34,7 +34,7 @@
     </w:p>
     <w:p>
       <w:pPr>
-        <w:pStyle w:val="NormalWeb"/>
+        <w:pStyle w:val="a3"/>
         <w:spacing w:before="240" w:beforeAutospacing="0" w:after="240" w:afterAutospacing="0"/>
         <w:jc w:val="center"/>
       </w:pPr>
@@ -49,7 +49,7 @@
     </w:p>
     <w:p>
       <w:pPr>
-        <w:pStyle w:val="NormalWeb"/>
+        <w:pStyle w:val="a3"/>
         <w:spacing w:before="240" w:beforeAutospacing="0" w:after="240" w:afterAutospacing="0"/>
         <w:jc w:val="center"/>
       </w:pPr>
@@ -86,7 +86,7 @@
     </w:p>
     <w:p>
       <w:pPr>
-        <w:pStyle w:val="NormalWeb"/>
+        <w:pStyle w:val="a3"/>
         <w:spacing w:before="240" w:beforeAutospacing="0" w:after="240" w:afterAutospacing="0"/>
         <w:jc w:val="center"/>
       </w:pPr>
@@ -96,12 +96,30 @@
           <w:sz w:val="26"/>
           <w:szCs w:val="26"/>
         </w:rPr>
-        <w:t>Кафедра вычислительный техники и информационных технологий </w:t>
+        <w:t xml:space="preserve">Кафедра </w:t>
+      </w:r>
+      <w:proofErr w:type="gramStart"/>
+      <w:r>
+        <w:rPr>
+          <w:color w:val="000000"/>
+          <w:sz w:val="26"/>
+          <w:szCs w:val="26"/>
+        </w:rPr>
+        <w:t>вычислительный</w:t>
+      </w:r>
+      <w:proofErr w:type="gramEnd"/>
+      <w:r>
+        <w:rPr>
+          <w:color w:val="000000"/>
+          <w:sz w:val="26"/>
+          <w:szCs w:val="26"/>
+        </w:rPr>
+        <w:t xml:space="preserve"> техники и информационных технологий </w:t>
       </w:r>
     </w:p>
     <w:p>
       <w:pPr>
-        <w:pStyle w:val="NormalWeb"/>
+        <w:pStyle w:val="a3"/>
         <w:spacing w:before="240" w:beforeAutospacing="0" w:after="240" w:afterAutospacing="0"/>
         <w:jc w:val="center"/>
       </w:pPr>
@@ -116,7 +134,7 @@
     </w:p>
     <w:p>
       <w:pPr>
-        <w:pStyle w:val="NormalWeb"/>
+        <w:pStyle w:val="a3"/>
         <w:spacing w:before="240" w:beforeAutospacing="0" w:after="240" w:afterAutospacing="0"/>
         <w:jc w:val="center"/>
       </w:pPr>
@@ -131,7 +149,7 @@
     </w:p>
     <w:p>
       <w:pPr>
-        <w:pStyle w:val="NormalWeb"/>
+        <w:pStyle w:val="a3"/>
         <w:spacing w:before="240" w:beforeAutospacing="0" w:after="240" w:afterAutospacing="0"/>
         <w:jc w:val="center"/>
       </w:pPr>
@@ -146,7 +164,7 @@
     </w:p>
     <w:p>
       <w:pPr>
-        <w:pStyle w:val="NormalWeb"/>
+        <w:pStyle w:val="a3"/>
         <w:spacing w:before="240" w:beforeAutospacing="0" w:after="240" w:afterAutospacing="0"/>
         <w:jc w:val="center"/>
       </w:pPr>
@@ -185,7 +203,7 @@
     </w:p>
     <w:p>
       <w:pPr>
-        <w:pStyle w:val="NormalWeb"/>
+        <w:pStyle w:val="a3"/>
         <w:spacing w:before="240" w:beforeAutospacing="0" w:after="240" w:afterAutospacing="0"/>
         <w:jc w:val="center"/>
         <w:rPr>
@@ -205,7 +223,7 @@
     </w:p>
     <w:p>
       <w:pPr>
-        <w:pStyle w:val="NormalWeb"/>
+        <w:pStyle w:val="a3"/>
         <w:spacing w:before="240" w:beforeAutospacing="0" w:after="240" w:afterAutospacing="0"/>
         <w:jc w:val="center"/>
         <w:rPr>
@@ -217,14 +235,14 @@
     </w:p>
     <w:p>
       <w:pPr>
-        <w:pStyle w:val="NormalWeb"/>
+        <w:pStyle w:val="a3"/>
         <w:spacing w:before="240" w:beforeAutospacing="0" w:after="240" w:afterAutospacing="0"/>
         <w:jc w:val="center"/>
       </w:pPr>
     </w:p>
     <w:p>
       <w:pPr>
-        <w:pStyle w:val="NormalWeb"/>
+        <w:pStyle w:val="a3"/>
         <w:spacing w:before="240" w:beforeAutospacing="0" w:after="240" w:afterAutospacing="0"/>
         <w:jc w:val="right"/>
       </w:pPr>
@@ -239,7 +257,7 @@
     </w:p>
     <w:p>
       <w:pPr>
-        <w:pStyle w:val="NormalWeb"/>
+        <w:pStyle w:val="a3"/>
         <w:spacing w:before="240" w:beforeAutospacing="0" w:after="240" w:afterAutospacing="0"/>
         <w:jc w:val="right"/>
         <w:rPr>
@@ -259,7 +277,7 @@
     </w:p>
     <w:p>
       <w:pPr>
-        <w:pStyle w:val="NormalWeb"/>
+        <w:pStyle w:val="a3"/>
         <w:spacing w:before="240" w:beforeAutospacing="0" w:after="240" w:afterAutospacing="0"/>
         <w:jc w:val="right"/>
         <w:rPr>
@@ -268,18 +286,28 @@
           <w:szCs w:val="26"/>
         </w:rPr>
       </w:pPr>
+      <w:proofErr w:type="spellStart"/>
       <w:r>
         <w:rPr>
           <w:color w:val="000000"/>
           <w:sz w:val="26"/>
           <w:szCs w:val="26"/>
         </w:rPr>
-        <w:t>Бинеман Никита Александрович</w:t>
+        <w:t>Бинеман</w:t>
+      </w:r>
+      <w:proofErr w:type="spellEnd"/>
+      <w:r>
+        <w:rPr>
+          <w:color w:val="000000"/>
+          <w:sz w:val="26"/>
+          <w:szCs w:val="26"/>
+        </w:rPr>
+        <w:t xml:space="preserve"> Никита Александрович</w:t>
       </w:r>
     </w:p>
     <w:p>
       <w:pPr>
-        <w:pStyle w:val="NormalWeb"/>
+        <w:pStyle w:val="a3"/>
         <w:spacing w:before="240" w:beforeAutospacing="0" w:after="240" w:afterAutospacing="0"/>
         <w:jc w:val="right"/>
         <w:rPr>
@@ -299,22 +327,32 @@
     </w:p>
     <w:p>
       <w:pPr>
-        <w:pStyle w:val="NormalWeb"/>
+        <w:pStyle w:val="a3"/>
         <w:spacing w:before="240" w:beforeAutospacing="0" w:after="240" w:afterAutospacing="0"/>
         <w:jc w:val="right"/>
       </w:pPr>
+      <w:proofErr w:type="spellStart"/>
       <w:r>
         <w:rPr>
           <w:color w:val="000000"/>
           <w:sz w:val="26"/>
           <w:szCs w:val="26"/>
         </w:rPr>
-        <w:t>Фещенко Никита Евгеньевич</w:t>
+        <w:t>Фещенко</w:t>
+      </w:r>
+      <w:proofErr w:type="spellEnd"/>
+      <w:r>
+        <w:rPr>
+          <w:color w:val="000000"/>
+          <w:sz w:val="26"/>
+          <w:szCs w:val="26"/>
+        </w:rPr>
+        <w:t xml:space="preserve"> Никита Евгеньевич</w:t>
       </w:r>
     </w:p>
     <w:p>
       <w:pPr>
-        <w:pStyle w:val="NormalWeb"/>
+        <w:pStyle w:val="a3"/>
         <w:spacing w:before="240" w:beforeAutospacing="0" w:after="240" w:afterAutospacing="0"/>
         <w:jc w:val="right"/>
       </w:pPr>
@@ -324,12 +362,30 @@
           <w:sz w:val="26"/>
           <w:szCs w:val="26"/>
         </w:rPr>
-        <w:t> Проверил(а):</w:t>
+        <w:t> Провери</w:t>
+      </w:r>
+      <w:proofErr w:type="gramStart"/>
+      <w:r>
+        <w:rPr>
+          <w:color w:val="000000"/>
+          <w:sz w:val="26"/>
+          <w:szCs w:val="26"/>
+        </w:rPr>
+        <w:t>л(</w:t>
+      </w:r>
+      <w:proofErr w:type="gramEnd"/>
+      <w:r>
+        <w:rPr>
+          <w:color w:val="000000"/>
+          <w:sz w:val="26"/>
+          <w:szCs w:val="26"/>
+        </w:rPr>
+        <w:t>а):</w:t>
       </w:r>
     </w:p>
     <w:p>
       <w:pPr>
-        <w:pStyle w:val="NormalWeb"/>
+        <w:pStyle w:val="a3"/>
         <w:spacing w:before="240" w:beforeAutospacing="0" w:after="240" w:afterAutospacing="0"/>
         <w:jc w:val="right"/>
         <w:rPr>
@@ -349,7 +405,7 @@
     </w:p>
     <w:p>
       <w:pPr>
-        <w:pStyle w:val="NormalWeb"/>
+        <w:pStyle w:val="a3"/>
         <w:spacing w:before="240" w:beforeAutospacing="0" w:after="240" w:afterAutospacing="0"/>
         <w:jc w:val="right"/>
         <w:rPr>
@@ -361,14 +417,14 @@
     </w:p>
     <w:p>
       <w:pPr>
-        <w:pStyle w:val="NormalWeb"/>
+        <w:pStyle w:val="a3"/>
         <w:spacing w:before="240" w:beforeAutospacing="0" w:after="240" w:afterAutospacing="0"/>
         <w:jc w:val="right"/>
       </w:pPr>
     </w:p>
     <w:p>
       <w:pPr>
-        <w:pStyle w:val="NormalWeb"/>
+        <w:pStyle w:val="a3"/>
         <w:spacing w:before="240" w:beforeAutospacing="0" w:after="240" w:afterAutospacing="0"/>
       </w:pPr>
       <w:r>
@@ -382,7 +438,7 @@
     </w:p>
     <w:p>
       <w:pPr>
-        <w:pStyle w:val="NormalWeb"/>
+        <w:pStyle w:val="a3"/>
         <w:spacing w:before="240" w:beforeAutospacing="0" w:after="240" w:afterAutospacing="0"/>
         <w:jc w:val="center"/>
         <w:rPr>
@@ -394,7 +450,7 @@
     </w:p>
     <w:p>
       <w:pPr>
-        <w:pStyle w:val="NormalWeb"/>
+        <w:pStyle w:val="a3"/>
         <w:spacing w:before="240" w:beforeAutospacing="0" w:after="240" w:afterAutospacing="0"/>
         <w:jc w:val="center"/>
         <w:rPr>
@@ -406,7 +462,7 @@
     </w:p>
     <w:p>
       <w:pPr>
-        <w:pStyle w:val="NormalWeb"/>
+        <w:pStyle w:val="a3"/>
         <w:spacing w:before="240" w:beforeAutospacing="0" w:after="240" w:afterAutospacing="0"/>
         <w:jc w:val="center"/>
         <w:rPr>
@@ -418,7 +474,7 @@
     </w:p>
     <w:p>
       <w:pPr>
-        <w:pStyle w:val="NormalWeb"/>
+        <w:pStyle w:val="a3"/>
         <w:spacing w:before="240" w:beforeAutospacing="0" w:after="240" w:afterAutospacing="0"/>
         <w:jc w:val="center"/>
         <w:rPr>
@@ -430,7 +486,7 @@
     </w:p>
     <w:p>
       <w:pPr>
-        <w:pStyle w:val="NormalWeb"/>
+        <w:pStyle w:val="a3"/>
         <w:spacing w:before="240" w:beforeAutospacing="0" w:after="240" w:afterAutospacing="0"/>
         <w:jc w:val="center"/>
         <w:rPr>
@@ -442,7 +498,7 @@
     </w:p>
     <w:p>
       <w:pPr>
-        <w:pStyle w:val="NormalWeb"/>
+        <w:pStyle w:val="a3"/>
         <w:spacing w:before="240" w:beforeAutospacing="0" w:after="240" w:afterAutospacing="0"/>
         <w:jc w:val="center"/>
         <w:rPr>
@@ -462,7 +518,7 @@
     </w:p>
     <w:p>
       <w:pPr>
-        <w:pStyle w:val="NormalWeb"/>
+        <w:pStyle w:val="a3"/>
         <w:spacing w:before="240" w:beforeAutospacing="0" w:after="240" w:afterAutospacing="0"/>
         <w:jc w:val="center"/>
         <w:rPr>
@@ -490,7 +546,7 @@
     </w:p>
     <w:p>
       <w:pPr>
-        <w:pStyle w:val="Heading1"/>
+        <w:pStyle w:val="1"/>
         <w:rPr>
           <w:rFonts w:cs="Times New Roman"/>
         </w:rPr>
@@ -517,7 +573,7 @@
           <w:noProof/>
           <w:sz w:val="28"/>
           <w:szCs w:val="28"/>
-          <w:lang w:val="en-US"/>
+          <w:lang w:eastAsia="ru-RU"/>
         </w:rPr>
         <w:drawing>
           <wp:inline distT="0" distB="0" distL="0" distR="0" wp14:anchorId="52959ADE" wp14:editId="41FA0827">
@@ -535,7 +591,7 @@
                     <pic:cNvPicPr/>
                   </pic:nvPicPr>
                   <pic:blipFill>
-                    <a:blip r:embed="rId6"/>
+                    <a:blip r:embed="rId7"/>
                     <a:stretch>
                       <a:fillRect/>
                     </a:stretch>
@@ -558,17 +614,17 @@
     </w:p>
     <w:tbl>
       <w:tblPr>
-        <w:tblStyle w:val="TableGrid"/>
+        <w:tblStyle w:val="a4"/>
         <w:tblW w:w="0" w:type="auto"/>
         <w:tblLook w:val="04A0" w:firstRow="1" w:lastRow="0" w:firstColumn="1" w:lastColumn="0" w:noHBand="0" w:noVBand="1"/>
       </w:tblPr>
       <w:tblGrid>
-        <w:gridCol w:w="2240"/>
-        <w:gridCol w:w="1850"/>
-        <w:gridCol w:w="897"/>
-        <w:gridCol w:w="936"/>
-        <w:gridCol w:w="901"/>
-        <w:gridCol w:w="1018"/>
+        <w:gridCol w:w="2241"/>
+        <w:gridCol w:w="1865"/>
+        <w:gridCol w:w="900"/>
+        <w:gridCol w:w="940"/>
+        <w:gridCol w:w="915"/>
+        <w:gridCol w:w="1029"/>
         <w:gridCol w:w="1517"/>
         <w:gridCol w:w="1517"/>
       </w:tblGrid>
@@ -806,6 +862,7 @@
                 <w:rFonts w:ascii="Times New Roman" w:hAnsi="Times New Roman" w:cs="Times New Roman"/>
               </w:rPr>
             </w:pPr>
+            <w:proofErr w:type="spellStart"/>
             <w:r>
               <w:rPr>
                 <w:rFonts w:ascii="Times New Roman" w:hAnsi="Times New Roman" w:cs="Times New Roman"/>
@@ -821,6 +878,7 @@
               </w:rPr>
               <w:t>m,or</w:t>
             </w:r>
+            <w:proofErr w:type="spellEnd"/>
             <w:r>
               <w:rPr>
                 <w:rFonts w:ascii="Times New Roman" w:hAnsi="Times New Roman" w:cs="Times New Roman"/>
@@ -884,11 +942,19 @@
                 <w:rFonts w:ascii="Times New Roman" w:hAnsi="Times New Roman" w:cs="Times New Roman"/>
               </w:rPr>
             </w:pPr>
-            <w:r>
-              <w:rPr>
-                <w:rFonts w:ascii="Times New Roman" w:hAnsi="Times New Roman" w:cs="Times New Roman"/>
-              </w:rPr>
-              <w:t>Однополупериодный – без фильтра</w:t>
+            <w:proofErr w:type="gramStart"/>
+            <w:r>
+              <w:rPr>
+                <w:rFonts w:ascii="Times New Roman" w:hAnsi="Times New Roman" w:cs="Times New Roman"/>
+              </w:rPr>
+              <w:t>Однополупериодный</w:t>
+            </w:r>
+            <w:proofErr w:type="gramEnd"/>
+            <w:r>
+              <w:rPr>
+                <w:rFonts w:ascii="Times New Roman" w:hAnsi="Times New Roman" w:cs="Times New Roman"/>
+              </w:rPr>
+              <w:t xml:space="preserve"> – без фильтра</w:t>
             </w:r>
           </w:p>
         </w:tc>
@@ -1068,6 +1134,7 @@
                 <w:lang w:val="en-US"/>
               </w:rPr>
             </w:pPr>
+            <w:proofErr w:type="spellStart"/>
             <w:r>
               <w:rPr>
                 <w:rFonts w:ascii="Times New Roman" w:hAnsi="Times New Roman" w:cs="Times New Roman"/>
@@ -1081,7 +1148,16 @@
                 <w:vertAlign w:val="subscript"/>
                 <w:lang w:val="en-US"/>
               </w:rPr>
-              <w:t xml:space="preserve">n </w:t>
+              <w:t>n</w:t>
+            </w:r>
+            <w:proofErr w:type="spellEnd"/>
+            <w:r>
+              <w:rPr>
+                <w:rFonts w:ascii="Times New Roman" w:hAnsi="Times New Roman" w:cs="Times New Roman"/>
+                <w:vertAlign w:val="subscript"/>
+                <w:lang w:val="en-US"/>
+              </w:rPr>
+              <w:t xml:space="preserve"> </w:t>
             </w:r>
             <w:r>
               <w:rPr>
@@ -1090,6 +1166,7 @@
               </w:rPr>
               <w:t>=</w:t>
             </w:r>
+            <w:proofErr w:type="spellStart"/>
             <w:r>
               <w:rPr>
                 <w:rFonts w:ascii="Times New Roman" w:hAnsi="Times New Roman" w:cs="Times New Roman"/>
@@ -1105,6 +1182,7 @@
               </w:rPr>
               <w:t>m,or</w:t>
             </w:r>
+            <w:proofErr w:type="spellEnd"/>
             <w:r>
               <w:rPr>
                 <w:rFonts w:ascii="Times New Roman" w:hAnsi="Times New Roman" w:cs="Times New Roman"/>
@@ -1407,6 +1485,7 @@
               </w:rPr>
               <w:t xml:space="preserve">= </w:t>
             </w:r>
+            <w:proofErr w:type="spellStart"/>
             <w:r>
               <w:rPr>
                 <w:rFonts w:ascii="Times New Roman" w:hAnsi="Times New Roman" w:cs="Times New Roman"/>
@@ -1420,7 +1499,16 @@
                 <w:vertAlign w:val="subscript"/>
                 <w:lang w:val="en-US"/>
               </w:rPr>
-              <w:t xml:space="preserve">n </w:t>
+              <w:t>n</w:t>
+            </w:r>
+            <w:proofErr w:type="spellEnd"/>
+            <w:r>
+              <w:rPr>
+                <w:rFonts w:ascii="Times New Roman" w:hAnsi="Times New Roman" w:cs="Times New Roman"/>
+                <w:vertAlign w:val="subscript"/>
+                <w:lang w:val="en-US"/>
+              </w:rPr>
+              <w:t xml:space="preserve"> </w:t>
             </w:r>
             <w:r>
               <w:rPr>
@@ -1767,15 +1855,25 @@
           <w:rFonts w:ascii="Times New Roman" w:hAnsi="Times New Roman" w:cs="Times New Roman"/>
         </w:rPr>
       </w:pPr>
-      <w:r>
-        <w:rPr>
-          <w:rFonts w:ascii="Times New Roman" w:hAnsi="Times New Roman" w:cs="Times New Roman"/>
-        </w:rPr>
-        <w:t>Однополупериодный – без фильтра:</w:t>
-      </w:r>
-      <w:r>
-        <w:rPr>
-          <w:rFonts w:ascii="Times New Roman" w:hAnsi="Times New Roman" w:cs="Times New Roman"/>
+      <w:proofErr w:type="gramStart"/>
+      <w:r>
+        <w:rPr>
+          <w:rFonts w:ascii="Times New Roman" w:hAnsi="Times New Roman" w:cs="Times New Roman"/>
+        </w:rPr>
+        <w:t>Однополупериодный</w:t>
+      </w:r>
+      <w:proofErr w:type="gramEnd"/>
+      <w:r>
+        <w:rPr>
+          <w:rFonts w:ascii="Times New Roman" w:hAnsi="Times New Roman" w:cs="Times New Roman"/>
+        </w:rPr>
+        <w:t xml:space="preserve"> – без фильтра:</w:t>
+      </w:r>
+      <w:r>
+        <w:rPr>
+          <w:rFonts w:ascii="Times New Roman" w:hAnsi="Times New Roman" w:cs="Times New Roman"/>
+          <w:noProof/>
+          <w:lang w:eastAsia="ru-RU"/>
         </w:rPr>
         <w:drawing>
           <wp:inline distT="0" distB="0" distL="0" distR="0" wp14:anchorId="23225525" wp14:editId="09632682">
@@ -1793,7 +1891,7 @@
                     <pic:cNvPicPr/>
                   </pic:nvPicPr>
                   <pic:blipFill>
-                    <a:blip r:embed="rId7"/>
+                    <a:blip r:embed="rId8"/>
                     <a:stretch>
                       <a:fillRect/>
                     </a:stretch>
@@ -1823,6 +1921,8 @@
       <w:r>
         <w:rPr>
           <w:rFonts w:ascii="Times New Roman" w:hAnsi="Times New Roman" w:cs="Times New Roman"/>
+          <w:noProof/>
+          <w:lang w:eastAsia="ru-RU"/>
         </w:rPr>
         <w:lastRenderedPageBreak/>
         <w:drawing>
@@ -1841,7 +1941,7 @@
                     <pic:cNvPicPr/>
                   </pic:nvPicPr>
                   <pic:blipFill>
-                    <a:blip r:embed="rId8"/>
+                    <a:blip r:embed="rId9"/>
                     <a:stretch>
                       <a:fillRect/>
                     </a:stretch>
@@ -1872,19 +1972,7 @@
         <w:rPr>
           <w:rFonts w:ascii="Times New Roman" w:hAnsi="Times New Roman" w:cs="Times New Roman"/>
         </w:rPr>
-        <w:t>Однополупериодный</w:t>
-      </w:r>
-      <w:r>
-        <w:rPr>
-          <w:rFonts w:ascii="Times New Roman" w:hAnsi="Times New Roman" w:cs="Times New Roman"/>
-        </w:rPr>
-        <w:t xml:space="preserve"> </w:t>
-      </w:r>
-      <w:r>
-        <w:rPr>
-          <w:rFonts w:ascii="Times New Roman" w:hAnsi="Times New Roman" w:cs="Times New Roman"/>
-        </w:rPr>
-        <w:t xml:space="preserve">– с </w:t>
+        <w:t xml:space="preserve">Однополупериодный – с </w:t>
       </w:r>
       <w:r>
         <w:rPr>
@@ -1897,17 +1985,13 @@
         <w:rPr>
           <w:rFonts w:ascii="Times New Roman" w:hAnsi="Times New Roman" w:cs="Times New Roman"/>
         </w:rPr>
-        <w:t>-фильтром</w:t>
-      </w:r>
-      <w:r>
-        <w:rPr>
-          <w:rFonts w:ascii="Times New Roman" w:hAnsi="Times New Roman" w:cs="Times New Roman"/>
-        </w:rPr>
-        <w:t>:</w:t>
-      </w:r>
-      <w:r>
-        <w:rPr>
-          <w:rFonts w:ascii="Times New Roman" w:hAnsi="Times New Roman" w:cs="Times New Roman"/>
+        <w:t>-фильтром:</w:t>
+      </w:r>
+      <w:r>
+        <w:rPr>
+          <w:rFonts w:ascii="Times New Roman" w:hAnsi="Times New Roman" w:cs="Times New Roman"/>
+          <w:noProof/>
+          <w:lang w:eastAsia="ru-RU"/>
         </w:rPr>
         <w:drawing>
           <wp:inline distT="0" distB="0" distL="0" distR="0" wp14:anchorId="728EDB4F" wp14:editId="2751C786">
@@ -1925,7 +2009,7 @@
                     <pic:cNvPicPr/>
                   </pic:nvPicPr>
                   <pic:blipFill>
-                    <a:blip r:embed="rId9"/>
+                    <a:blip r:embed="rId10"/>
                     <a:stretch>
                       <a:fillRect/>
                     </a:stretch>
@@ -1948,6 +2032,8 @@
       <w:r>
         <w:rPr>
           <w:rFonts w:ascii="Times New Roman" w:hAnsi="Times New Roman" w:cs="Times New Roman"/>
+          <w:noProof/>
+          <w:lang w:eastAsia="ru-RU"/>
         </w:rPr>
         <w:drawing>
           <wp:inline distT="0" distB="0" distL="0" distR="0" wp14:anchorId="6F4DA6EE" wp14:editId="1109E4BC">
@@ -1965,7 +2051,7 @@
                     <pic:cNvPicPr/>
                   </pic:nvPicPr>
                   <pic:blipFill>
-                    <a:blip r:embed="rId10"/>
+                    <a:blip r:embed="rId11"/>
                     <a:stretch>
                       <a:fillRect/>
                     </a:stretch>
@@ -1997,19 +2083,7 @@
           <w:rFonts w:ascii="Times New Roman" w:hAnsi="Times New Roman" w:cs="Times New Roman"/>
         </w:rPr>
         <w:lastRenderedPageBreak/>
-        <w:t>Однополупериодный</w:t>
-      </w:r>
-      <w:r>
-        <w:rPr>
-          <w:rFonts w:ascii="Times New Roman" w:hAnsi="Times New Roman" w:cs="Times New Roman"/>
-        </w:rPr>
-        <w:t xml:space="preserve"> </w:t>
-      </w:r>
-      <w:r>
-        <w:rPr>
-          <w:rFonts w:ascii="Times New Roman" w:hAnsi="Times New Roman" w:cs="Times New Roman"/>
-        </w:rPr>
-        <w:t xml:space="preserve">– с </w:t>
+        <w:t xml:space="preserve">Однополупериодный – с </w:t>
       </w:r>
       <w:r>
         <w:rPr>
@@ -2022,18 +2096,13 @@
         <w:rPr>
           <w:rFonts w:ascii="Times New Roman" w:hAnsi="Times New Roman" w:cs="Times New Roman"/>
         </w:rPr>
-        <w:t>-фильтром</w:t>
-      </w:r>
-      <w:r>
-        <w:rPr>
-          <w:rFonts w:ascii="Times New Roman" w:hAnsi="Times New Roman" w:cs="Times New Roman"/>
-        </w:rPr>
-        <w:t>:</w:t>
+        <w:t>-фильтром:</w:t>
       </w:r>
       <w:r>
         <w:rPr>
           <w:rFonts w:ascii="Times New Roman" w:hAnsi="Times New Roman" w:cs="Times New Roman"/>
           <w:noProof/>
+          <w:lang w:eastAsia="ru-RU"/>
         </w:rPr>
         <w:drawing>
           <wp:inline distT="0" distB="0" distL="0" distR="0" wp14:anchorId="24170EEB" wp14:editId="6BDE1468">
@@ -2051,7 +2120,7 @@
                     <pic:cNvPicPr/>
                   </pic:nvPicPr>
                   <pic:blipFill>
-                    <a:blip r:embed="rId11"/>
+                    <a:blip r:embed="rId12"/>
                     <a:stretch>
                       <a:fillRect/>
                     </a:stretch>
@@ -2074,6 +2143,8 @@
       <w:r>
         <w:rPr>
           <w:rFonts w:ascii="Times New Roman" w:hAnsi="Times New Roman" w:cs="Times New Roman"/>
+          <w:noProof/>
+          <w:lang w:eastAsia="ru-RU"/>
         </w:rPr>
         <w:drawing>
           <wp:inline distT="0" distB="0" distL="0" distR="0" wp14:anchorId="26EE36B1" wp14:editId="1BB4DA1A">
@@ -2091,7 +2162,7 @@
                     <pic:cNvPicPr/>
                   </pic:nvPicPr>
                   <pic:blipFill>
-                    <a:blip r:embed="rId12"/>
+                    <a:blip r:embed="rId13"/>
                     <a:stretch>
                       <a:fillRect/>
                     </a:stretch>
@@ -2114,7 +2185,7 @@
     </w:p>
     <w:tbl>
       <w:tblPr>
-        <w:tblStyle w:val="TableGrid"/>
+        <w:tblStyle w:val="a4"/>
         <w:tblW w:w="11181" w:type="dxa"/>
         <w:tblLook w:val="04A0" w:firstRow="1" w:lastRow="0" w:firstColumn="1" w:lastColumn="0" w:noHBand="0" w:noVBand="1"/>
       </w:tblPr>
@@ -2777,11 +2848,19 @@
                 <w:rFonts w:ascii="Times New Roman" w:hAnsi="Times New Roman" w:cs="Times New Roman"/>
               </w:rPr>
             </w:pPr>
-            <w:r>
-              <w:rPr>
-                <w:rFonts w:ascii="Times New Roman" w:hAnsi="Times New Roman" w:cs="Times New Roman"/>
-              </w:rPr>
-              <w:t>Однополупериодный – без фильтра</w:t>
+            <w:proofErr w:type="gramStart"/>
+            <w:r>
+              <w:rPr>
+                <w:rFonts w:ascii="Times New Roman" w:hAnsi="Times New Roman" w:cs="Times New Roman"/>
+              </w:rPr>
+              <w:t>Однополупериодный</w:t>
+            </w:r>
+            <w:proofErr w:type="gramEnd"/>
+            <w:r>
+              <w:rPr>
+                <w:rFonts w:ascii="Times New Roman" w:hAnsi="Times New Roman" w:cs="Times New Roman"/>
+              </w:rPr>
+              <w:t xml:space="preserve"> – без фильтра</w:t>
             </w:r>
           </w:p>
         </w:tc>
@@ -3382,6 +3461,7 @@
         <w:rPr>
           <w:rFonts w:ascii="Times New Roman" w:hAnsi="Times New Roman" w:cs="Times New Roman"/>
           <w:noProof/>
+          <w:lang w:eastAsia="ru-RU"/>
         </w:rPr>
         <w:lastRenderedPageBreak/>
         <w:drawing>
@@ -3400,7 +3480,7 @@
                     <pic:cNvPicPr/>
                   </pic:nvPicPr>
                   <pic:blipFill>
-                    <a:blip r:embed="rId13"/>
+                    <a:blip r:embed="rId14"/>
                     <a:stretch>
                       <a:fillRect/>
                     </a:stretch>
@@ -3424,6 +3504,7 @@
         <w:rPr>
           <w:rFonts w:ascii="Times New Roman" w:hAnsi="Times New Roman" w:cs="Times New Roman"/>
           <w:noProof/>
+          <w:lang w:eastAsia="ru-RU"/>
         </w:rPr>
         <w:drawing>
           <wp:inline distT="0" distB="0" distL="0" distR="0" wp14:anchorId="26C63A5E" wp14:editId="07A7AC7A">
@@ -3441,7 +3522,7 @@
                     <pic:cNvPicPr/>
                   </pic:nvPicPr>
                   <pic:blipFill>
-                    <a:blip r:embed="rId14"/>
+                    <a:blip r:embed="rId15"/>
                     <a:stretch>
                       <a:fillRect/>
                     </a:stretch>
@@ -3464,7 +3545,7 @@
     </w:p>
     <w:p>
       <w:pPr>
-        <w:pStyle w:val="Heading1"/>
+        <w:pStyle w:val="1"/>
         <w:rPr>
           <w:rFonts w:cs="Times New Roman"/>
         </w:rPr>
@@ -3478,7 +3559,7 @@
     </w:p>
     <w:tbl>
       <w:tblPr>
-        <w:tblStyle w:val="TableGrid"/>
+        <w:tblStyle w:val="a4"/>
         <w:tblW w:w="0" w:type="auto"/>
         <w:tblLook w:val="04A0" w:firstRow="1" w:lastRow="0" w:firstColumn="1" w:lastColumn="0" w:noHBand="0" w:noVBand="1"/>
       </w:tblPr>
@@ -3726,6 +3807,7 @@
                 <w:rFonts w:ascii="Times New Roman" w:hAnsi="Times New Roman" w:cs="Times New Roman"/>
               </w:rPr>
             </w:pPr>
+            <w:proofErr w:type="spellStart"/>
             <w:r>
               <w:rPr>
                 <w:rFonts w:ascii="Times New Roman" w:hAnsi="Times New Roman" w:cs="Times New Roman"/>
@@ -3741,6 +3823,7 @@
               </w:rPr>
               <w:t>m,or</w:t>
             </w:r>
+            <w:proofErr w:type="spellEnd"/>
             <w:r>
               <w:rPr>
                 <w:rFonts w:ascii="Times New Roman" w:hAnsi="Times New Roman" w:cs="Times New Roman"/>
@@ -3804,17 +3887,19 @@
                 <w:rFonts w:ascii="Times New Roman" w:hAnsi="Times New Roman" w:cs="Times New Roman"/>
               </w:rPr>
             </w:pPr>
-            <w:r>
-              <w:rPr>
-                <w:rFonts w:ascii="Times New Roman" w:hAnsi="Times New Roman" w:cs="Times New Roman"/>
-              </w:rPr>
-              <w:t>Двух</w:t>
-            </w:r>
-            <w:r>
-              <w:rPr>
-                <w:rFonts w:ascii="Times New Roman" w:hAnsi="Times New Roman" w:cs="Times New Roman"/>
-              </w:rPr>
-              <w:t>полупериодный – без фильтра</w:t>
+            <w:proofErr w:type="spellStart"/>
+            <w:r>
+              <w:rPr>
+                <w:rFonts w:ascii="Times New Roman" w:hAnsi="Times New Roman" w:cs="Times New Roman"/>
+              </w:rPr>
+              <w:t>Двухполупериодный</w:t>
+            </w:r>
+            <w:proofErr w:type="spellEnd"/>
+            <w:r>
+              <w:rPr>
+                <w:rFonts w:ascii="Times New Roman" w:hAnsi="Times New Roman" w:cs="Times New Roman"/>
+              </w:rPr>
+              <w:t xml:space="preserve"> – без фильтра</w:t>
             </w:r>
           </w:p>
         </w:tc>
@@ -4018,6 +4103,7 @@
                 <w:lang w:val="en-US"/>
               </w:rPr>
             </w:pPr>
+            <w:proofErr w:type="spellStart"/>
             <w:r>
               <w:rPr>
                 <w:rFonts w:ascii="Times New Roman" w:hAnsi="Times New Roman" w:cs="Times New Roman"/>
@@ -4031,23 +4117,41 @@
                 <w:vertAlign w:val="subscript"/>
                 <w:lang w:val="en-US"/>
               </w:rPr>
-              <w:t xml:space="preserve">n </w:t>
-            </w:r>
-            <w:r>
-              <w:rPr>
-                <w:rFonts w:ascii="Times New Roman" w:hAnsi="Times New Roman" w:cs="Times New Roman"/>
-                <w:lang w:val="en-US"/>
-              </w:rPr>
-              <w:t>=U</w:t>
-            </w:r>
+              <w:t>n</w:t>
+            </w:r>
+            <w:proofErr w:type="spellEnd"/>
             <w:r>
               <w:rPr>
                 <w:rFonts w:ascii="Times New Roman" w:hAnsi="Times New Roman" w:cs="Times New Roman"/>
                 <w:vertAlign w:val="subscript"/>
                 <w:lang w:val="en-US"/>
               </w:rPr>
+              <w:t xml:space="preserve"> </w:t>
+            </w:r>
+            <w:r>
+              <w:rPr>
+                <w:rFonts w:ascii="Times New Roman" w:hAnsi="Times New Roman" w:cs="Times New Roman"/>
+                <w:lang w:val="en-US"/>
+              </w:rPr>
+              <w:t>=</w:t>
+            </w:r>
+            <w:proofErr w:type="spellStart"/>
+            <w:r>
+              <w:rPr>
+                <w:rFonts w:ascii="Times New Roman" w:hAnsi="Times New Roman" w:cs="Times New Roman"/>
+                <w:lang w:val="en-US"/>
+              </w:rPr>
+              <w:t>U</w:t>
+            </w:r>
+            <w:r>
+              <w:rPr>
+                <w:rFonts w:ascii="Times New Roman" w:hAnsi="Times New Roman" w:cs="Times New Roman"/>
+                <w:vertAlign w:val="subscript"/>
+                <w:lang w:val="en-US"/>
+              </w:rPr>
               <w:t>m,or</w:t>
             </w:r>
+            <w:proofErr w:type="spellEnd"/>
             <w:r>
               <w:rPr>
                 <w:rFonts w:ascii="Times New Roman" w:hAnsi="Times New Roman" w:cs="Times New Roman"/>
@@ -4067,14 +4171,7 @@
                 <w:rFonts w:ascii="Times New Roman" w:hAnsi="Times New Roman" w:cs="Times New Roman"/>
                 <w:lang w:val="en-US"/>
               </w:rPr>
-              <w:t xml:space="preserve">= </w:t>
-            </w:r>
-            <w:r>
-              <w:rPr>
-                <w:rFonts w:ascii="Times New Roman" w:hAnsi="Times New Roman" w:cs="Times New Roman"/>
-                <w:lang w:val="en-US"/>
-              </w:rPr>
-              <w:t>0.728</w:t>
+              <w:t>= 0.728</w:t>
             </w:r>
           </w:p>
         </w:tc>
@@ -4234,14 +4331,7 @@
                 <w:rFonts w:ascii="Times New Roman" w:hAnsi="Times New Roman" w:cs="Times New Roman"/>
                 <w:lang w:val="en-US"/>
               </w:rPr>
-              <w:t>11.</w:t>
-            </w:r>
-            <w:r>
-              <w:rPr>
-                <w:rFonts w:ascii="Times New Roman" w:hAnsi="Times New Roman" w:cs="Times New Roman"/>
-                <w:lang w:val="en-US"/>
-              </w:rPr>
-              <w:t>777</w:t>
+              <w:t>11.777</w:t>
             </w:r>
           </w:p>
         </w:tc>
@@ -4261,14 +4351,7 @@
                 <w:rFonts w:ascii="Times New Roman" w:hAnsi="Times New Roman" w:cs="Times New Roman"/>
                 <w:lang w:val="en-US"/>
               </w:rPr>
-              <w:t>1</w:t>
-            </w:r>
-            <w:r>
-              <w:rPr>
-                <w:rFonts w:ascii="Times New Roman" w:hAnsi="Times New Roman" w:cs="Times New Roman"/>
-                <w:lang w:val="en-US"/>
-              </w:rPr>
-              <w:t>1.164</w:t>
+              <w:t>11.164</w:t>
             </w:r>
           </w:p>
         </w:tc>
@@ -4308,14 +4391,7 @@
                 <w:rFonts w:ascii="Times New Roman" w:hAnsi="Times New Roman" w:cs="Times New Roman"/>
                 <w:lang w:val="en-US"/>
               </w:rPr>
-              <w:t>0.</w:t>
-            </w:r>
-            <w:r>
-              <w:rPr>
-                <w:rFonts w:ascii="Times New Roman" w:hAnsi="Times New Roman" w:cs="Times New Roman"/>
-                <w:lang w:val="en-US"/>
-              </w:rPr>
-              <w:t>485</w:t>
+              <w:t>0.485</w:t>
             </w:r>
           </w:p>
         </w:tc>
@@ -4350,14 +4426,7 @@
                 <w:rFonts w:ascii="Times New Roman" w:hAnsi="Times New Roman" w:cs="Times New Roman"/>
                 <w:lang w:val="en-US"/>
               </w:rPr>
-              <w:t xml:space="preserve"> = 0.0</w:t>
-            </w:r>
-            <w:r>
-              <w:rPr>
-                <w:rFonts w:ascii="Times New Roman" w:hAnsi="Times New Roman" w:cs="Times New Roman"/>
-                <w:lang w:val="en-US"/>
-              </w:rPr>
-              <w:t>43</w:t>
+              <w:t xml:space="preserve"> = 0.043</w:t>
             </w:r>
           </w:p>
         </w:tc>
@@ -4392,6 +4461,7 @@
               </w:rPr>
               <w:t xml:space="preserve">= </w:t>
             </w:r>
+            <w:proofErr w:type="spellStart"/>
             <w:r>
               <w:rPr>
                 <w:rFonts w:ascii="Times New Roman" w:hAnsi="Times New Roman" w:cs="Times New Roman"/>
@@ -4405,7 +4475,16 @@
                 <w:vertAlign w:val="subscript"/>
                 <w:lang w:val="en-US"/>
               </w:rPr>
-              <w:t xml:space="preserve">n </w:t>
+              <w:t>n</w:t>
+            </w:r>
+            <w:proofErr w:type="spellEnd"/>
+            <w:r>
+              <w:rPr>
+                <w:rFonts w:ascii="Times New Roman" w:hAnsi="Times New Roman" w:cs="Times New Roman"/>
+                <w:vertAlign w:val="subscript"/>
+                <w:lang w:val="en-US"/>
+              </w:rPr>
+              <w:t xml:space="preserve"> </w:t>
             </w:r>
             <w:r>
               <w:rPr>
@@ -4427,14 +4506,7 @@
                 <w:rFonts w:ascii="Times New Roman" w:hAnsi="Times New Roman" w:cs="Times New Roman"/>
                 <w:lang w:val="en-US"/>
               </w:rPr>
-              <w:t xml:space="preserve"> = </w:t>
-            </w:r>
-            <w:r>
-              <w:rPr>
-                <w:rFonts w:ascii="Times New Roman" w:hAnsi="Times New Roman" w:cs="Times New Roman"/>
-                <w:lang w:val="en-US"/>
-              </w:rPr>
-              <w:t>16.93</w:t>
+              <w:t xml:space="preserve"> = 16.93</w:t>
             </w:r>
           </w:p>
         </w:tc>
@@ -4570,14 +4642,7 @@
                 <w:rFonts w:ascii="Times New Roman" w:hAnsi="Times New Roman" w:cs="Times New Roman"/>
                 <w:lang w:val="en-US"/>
               </w:rPr>
-              <w:t>10.</w:t>
-            </w:r>
-            <w:r>
-              <w:rPr>
-                <w:rFonts w:ascii="Times New Roman" w:hAnsi="Times New Roman" w:cs="Times New Roman"/>
-                <w:lang w:val="en-US"/>
-              </w:rPr>
-              <w:t>186</w:t>
+              <w:t>10.186</w:t>
             </w:r>
           </w:p>
         </w:tc>
@@ -4597,14 +4662,7 @@
                 <w:rFonts w:ascii="Times New Roman" w:hAnsi="Times New Roman" w:cs="Times New Roman"/>
                 <w:lang w:val="en-US"/>
               </w:rPr>
-              <w:t>1</w:t>
-            </w:r>
-            <w:r>
-              <w:rPr>
-                <w:rFonts w:ascii="Times New Roman" w:hAnsi="Times New Roman" w:cs="Times New Roman"/>
-                <w:lang w:val="en-US"/>
-              </w:rPr>
-              <w:t>1.173</w:t>
+              <w:t>11.173</w:t>
             </w:r>
           </w:p>
         </w:tc>
@@ -4684,14 +4742,7 @@
                 <w:rFonts w:ascii="Times New Roman" w:hAnsi="Times New Roman" w:cs="Times New Roman"/>
                 <w:lang w:val="en-US"/>
               </w:rPr>
-              <w:t xml:space="preserve"> = 0.</w:t>
-            </w:r>
-            <w:r>
-              <w:rPr>
-                <w:rFonts w:ascii="Times New Roman" w:hAnsi="Times New Roman" w:cs="Times New Roman"/>
-                <w:lang w:val="en-US"/>
-              </w:rPr>
-              <w:t>010</w:t>
+              <w:t xml:space="preserve"> = 0.010</w:t>
             </w:r>
           </w:p>
         </w:tc>
@@ -4761,14 +4812,7 @@
                 <w:rFonts w:ascii="Times New Roman" w:hAnsi="Times New Roman" w:cs="Times New Roman"/>
                 <w:lang w:val="en-US"/>
               </w:rPr>
-              <w:t xml:space="preserve"> = </w:t>
-            </w:r>
-            <w:r>
-              <w:rPr>
-                <w:rFonts w:ascii="Times New Roman" w:hAnsi="Times New Roman" w:cs="Times New Roman"/>
-                <w:lang w:val="en-US"/>
-              </w:rPr>
-              <w:t>4.3</w:t>
+              <w:t xml:space="preserve"> = 4.3</w:t>
             </w:r>
           </w:p>
         </w:tc>
@@ -4781,23 +4825,26 @@
           <w:lang w:val="en-US"/>
         </w:rPr>
       </w:pPr>
+      <w:proofErr w:type="spellStart"/>
       <w:r>
         <w:rPr>
           <w:rFonts w:ascii="Times New Roman" w:hAnsi="Times New Roman" w:cs="Times New Roman"/>
         </w:rPr>
         <w:lastRenderedPageBreak/>
-        <w:t>Двухполупериодный – без фильтра</w:t>
-      </w:r>
-      <w:r>
-        <w:rPr>
-          <w:rFonts w:ascii="Times New Roman" w:hAnsi="Times New Roman" w:cs="Times New Roman"/>
-        </w:rPr>
-        <w:t>:</w:t>
-      </w:r>
-      <w:r>
-        <w:rPr>
-          <w:rFonts w:ascii="Times New Roman" w:hAnsi="Times New Roman" w:cs="Times New Roman"/>
-          <w:lang w:val="en-US"/>
+        <w:t>Двухполупериодный</w:t>
+      </w:r>
+      <w:proofErr w:type="spellEnd"/>
+      <w:r>
+        <w:rPr>
+          <w:rFonts w:ascii="Times New Roman" w:hAnsi="Times New Roman" w:cs="Times New Roman"/>
+        </w:rPr>
+        <w:t xml:space="preserve"> – без фильтра:</w:t>
+      </w:r>
+      <w:r>
+        <w:rPr>
+          <w:rFonts w:ascii="Times New Roman" w:hAnsi="Times New Roman" w:cs="Times New Roman"/>
+          <w:noProof/>
+          <w:lang w:eastAsia="ru-RU"/>
         </w:rPr>
         <w:drawing>
           <wp:inline distT="0" distB="0" distL="0" distR="0" wp14:anchorId="6E6B2324" wp14:editId="1836540D">
@@ -4815,7 +4862,7 @@
                     <pic:cNvPicPr/>
                   </pic:nvPicPr>
                   <pic:blipFill>
-                    <a:blip r:embed="rId15"/>
+                    <a:blip r:embed="rId16"/>
                     <a:stretch>
                       <a:fillRect/>
                     </a:stretch>
@@ -4838,7 +4885,8 @@
       <w:r>
         <w:rPr>
           <w:rFonts w:ascii="Times New Roman" w:hAnsi="Times New Roman" w:cs="Times New Roman"/>
-          <w:lang w:val="en-US"/>
+          <w:noProof/>
+          <w:lang w:eastAsia="ru-RU"/>
         </w:rPr>
         <w:drawing>
           <wp:inline distT="0" distB="0" distL="0" distR="0" wp14:anchorId="02D8D0E2" wp14:editId="52D2131E">
@@ -4856,7 +4904,7 @@
                     <pic:cNvPicPr/>
                   </pic:nvPicPr>
                   <pic:blipFill>
-                    <a:blip r:embed="rId16"/>
+                    <a:blip r:embed="rId17"/>
                     <a:stretch>
                       <a:fillRect/>
                     </a:stretch>
@@ -4883,6 +4931,7 @@
           <w:rFonts w:ascii="Times New Roman" w:hAnsi="Times New Roman" w:cs="Times New Roman"/>
         </w:rPr>
       </w:pPr>
+      <w:proofErr w:type="spellStart"/>
       <w:r>
         <w:rPr>
           <w:rFonts w:ascii="Times New Roman" w:hAnsi="Times New Roman" w:cs="Times New Roman"/>
@@ -4890,6 +4939,7 @@
         <w:lastRenderedPageBreak/>
         <w:t>Двухполупериодный</w:t>
       </w:r>
+      <w:proofErr w:type="spellEnd"/>
       <w:r>
         <w:rPr>
           <w:rFonts w:ascii="Times New Roman" w:hAnsi="Times New Roman" w:cs="Times New Roman"/>
@@ -4913,17 +4963,13 @@
         <w:rPr>
           <w:rFonts w:ascii="Times New Roman" w:hAnsi="Times New Roman" w:cs="Times New Roman"/>
         </w:rPr>
-        <w:t>-фильтром</w:t>
-      </w:r>
-      <w:r>
-        <w:rPr>
-          <w:rFonts w:ascii="Times New Roman" w:hAnsi="Times New Roman" w:cs="Times New Roman"/>
-        </w:rPr>
-        <w:t>:</w:t>
-      </w:r>
-      <w:r>
-        <w:rPr>
-          <w:rFonts w:ascii="Times New Roman" w:hAnsi="Times New Roman" w:cs="Times New Roman"/>
+        <w:t>-фильтром:</w:t>
+      </w:r>
+      <w:r>
+        <w:rPr>
+          <w:rFonts w:ascii="Times New Roman" w:hAnsi="Times New Roman" w:cs="Times New Roman"/>
+          <w:noProof/>
+          <w:lang w:eastAsia="ru-RU"/>
         </w:rPr>
         <w:drawing>
           <wp:inline distT="0" distB="0" distL="0" distR="0" wp14:anchorId="6D8C61AA" wp14:editId="2231F7AF">
@@ -4941,7 +4987,7 @@
                     <pic:cNvPicPr/>
                   </pic:nvPicPr>
                   <pic:blipFill>
-                    <a:blip r:embed="rId17"/>
+                    <a:blip r:embed="rId18"/>
                     <a:stretch>
                       <a:fillRect/>
                     </a:stretch>
@@ -4971,6 +5017,8 @@
       <w:r>
         <w:rPr>
           <w:rFonts w:ascii="Times New Roman" w:hAnsi="Times New Roman" w:cs="Times New Roman"/>
+          <w:noProof/>
+          <w:lang w:eastAsia="ru-RU"/>
         </w:rPr>
         <w:drawing>
           <wp:inline distT="0" distB="0" distL="0" distR="0" wp14:anchorId="565452CA" wp14:editId="7BF8F2CF">
@@ -4988,7 +5036,7 @@
                     <pic:cNvPicPr/>
                   </pic:nvPicPr>
                   <pic:blipFill>
-                    <a:blip r:embed="rId18"/>
+                    <a:blip r:embed="rId19"/>
                     <a:stretch>
                       <a:fillRect/>
                     </a:stretch>
@@ -5017,12 +5065,20 @@
           <w:lang w:val="en-US"/>
         </w:rPr>
       </w:pPr>
+      <w:proofErr w:type="spellStart"/>
       <w:r>
         <w:rPr>
           <w:rFonts w:ascii="Times New Roman" w:hAnsi="Times New Roman" w:cs="Times New Roman"/>
         </w:rPr>
         <w:lastRenderedPageBreak/>
-        <w:t xml:space="preserve">Двухполупериодный – с </w:t>
+        <w:t>Двухполупериодный</w:t>
+      </w:r>
+      <w:proofErr w:type="spellEnd"/>
+      <w:r>
+        <w:rPr>
+          <w:rFonts w:ascii="Times New Roman" w:hAnsi="Times New Roman" w:cs="Times New Roman"/>
+        </w:rPr>
+        <w:t xml:space="preserve"> – с </w:t>
       </w:r>
       <w:r>
         <w:rPr>
@@ -5035,13 +5091,7 @@
         <w:rPr>
           <w:rFonts w:ascii="Times New Roman" w:hAnsi="Times New Roman" w:cs="Times New Roman"/>
         </w:rPr>
-        <w:t>-фильтром</w:t>
-      </w:r>
-      <w:r>
-        <w:rPr>
-          <w:rFonts w:ascii="Times New Roman" w:hAnsi="Times New Roman" w:cs="Times New Roman"/>
-        </w:rPr>
-        <w:t>:</w:t>
+        <w:t>-фильтром:</w:t>
       </w:r>
       <w:r>
         <w:rPr>
@@ -5053,6 +5103,8 @@
       <w:r>
         <w:rPr>
           <w:rFonts w:ascii="Times New Roman" w:hAnsi="Times New Roman" w:cs="Times New Roman"/>
+          <w:noProof/>
+          <w:lang w:eastAsia="ru-RU"/>
         </w:rPr>
         <w:drawing>
           <wp:inline distT="0" distB="0" distL="0" distR="0" wp14:anchorId="55651D6D" wp14:editId="576A683F">
@@ -5070,7 +5122,7 @@
                     <pic:cNvPicPr/>
                   </pic:nvPicPr>
                   <pic:blipFill>
-                    <a:blip r:embed="rId19"/>
+                    <a:blip r:embed="rId20"/>
                     <a:stretch>
                       <a:fillRect/>
                     </a:stretch>
@@ -5094,6 +5146,7 @@
         <w:rPr>
           <w:rFonts w:ascii="Times New Roman" w:hAnsi="Times New Roman" w:cs="Times New Roman"/>
           <w:noProof/>
+          <w:lang w:eastAsia="ru-RU"/>
         </w:rPr>
         <w:drawing>
           <wp:inline distT="0" distB="0" distL="0" distR="0" wp14:anchorId="6B9CC4E8" wp14:editId="783AFAE1">
@@ -5111,7 +5164,7 @@
                     <pic:cNvPicPr/>
                   </pic:nvPicPr>
                   <pic:blipFill>
-                    <a:blip r:embed="rId20"/>
+                    <a:blip r:embed="rId21"/>
                     <a:stretch>
                       <a:fillRect/>
                     </a:stretch>
@@ -5134,7 +5187,7 @@
     </w:p>
     <w:tbl>
       <w:tblPr>
-        <w:tblStyle w:val="TableGrid"/>
+        <w:tblStyle w:val="a4"/>
         <w:tblW w:w="11181" w:type="dxa"/>
         <w:tblLook w:val="04A0" w:firstRow="1" w:lastRow="0" w:firstColumn="1" w:lastColumn="0" w:noHBand="0" w:noVBand="1"/>
       </w:tblPr>
@@ -5797,11 +5850,19 @@
                 <w:rFonts w:ascii="Times New Roman" w:hAnsi="Times New Roman" w:cs="Times New Roman"/>
               </w:rPr>
             </w:pPr>
-            <w:r>
-              <w:rPr>
-                <w:rFonts w:ascii="Times New Roman" w:hAnsi="Times New Roman" w:cs="Times New Roman"/>
-              </w:rPr>
-              <w:t>Двухполупериодный – без фильтра</w:t>
+            <w:proofErr w:type="spellStart"/>
+            <w:r>
+              <w:rPr>
+                <w:rFonts w:ascii="Times New Roman" w:hAnsi="Times New Roman" w:cs="Times New Roman"/>
+              </w:rPr>
+              <w:t>Двухполупериодный</w:t>
+            </w:r>
+            <w:proofErr w:type="spellEnd"/>
+            <w:r>
+              <w:rPr>
+                <w:rFonts w:ascii="Times New Roman" w:hAnsi="Times New Roman" w:cs="Times New Roman"/>
+              </w:rPr>
+              <w:t xml:space="preserve"> – без фильтра</w:t>
             </w:r>
           </w:p>
         </w:tc>
@@ -6417,6 +6478,7 @@
         <w:rPr>
           <w:rFonts w:ascii="Times New Roman" w:hAnsi="Times New Roman" w:cs="Times New Roman"/>
           <w:noProof/>
+          <w:lang w:eastAsia="ru-RU"/>
         </w:rPr>
         <w:lastRenderedPageBreak/>
         <w:drawing>
@@ -6435,7 +6497,7 @@
                     <pic:cNvPicPr/>
                   </pic:nvPicPr>
                   <pic:blipFill>
-                    <a:blip r:embed="rId21"/>
+                    <a:blip r:embed="rId22"/>
                     <a:stretch>
                       <a:fillRect/>
                     </a:stretch>
@@ -6466,6 +6528,7 @@
         <w:rPr>
           <w:rFonts w:ascii="Times New Roman" w:hAnsi="Times New Roman" w:cs="Times New Roman"/>
           <w:noProof/>
+          <w:lang w:eastAsia="ru-RU"/>
         </w:rPr>
         <w:drawing>
           <wp:inline distT="0" distB="0" distL="0" distR="0" wp14:anchorId="0010AEE0" wp14:editId="0EF6AA4F">
@@ -6483,7 +6546,7 @@
                     <pic:cNvPicPr/>
                   </pic:nvPicPr>
                   <pic:blipFill>
-                    <a:blip r:embed="rId22"/>
+                    <a:blip r:embed="rId23"/>
                     <a:stretch>
                       <a:fillRect/>
                     </a:stretch>
@@ -6506,7 +6569,7 @@
     </w:p>
     <w:p>
       <w:pPr>
-        <w:pStyle w:val="Heading1"/>
+        <w:pStyle w:val="1"/>
         <w:rPr>
           <w:rFonts w:cs="Times New Roman"/>
         </w:rPr>
@@ -6528,6 +6591,8 @@
       <w:r>
         <w:rPr>
           <w:rFonts w:ascii="Times New Roman" w:hAnsi="Times New Roman" w:cs="Times New Roman"/>
+          <w:noProof/>
+          <w:lang w:eastAsia="ru-RU"/>
         </w:rPr>
         <w:drawing>
           <wp:inline distT="0" distB="0" distL="0" distR="0" wp14:anchorId="7C1BE51D" wp14:editId="72DDB356">
@@ -6545,7 +6610,7 @@
                     <pic:cNvPicPr/>
                   </pic:nvPicPr>
                   <pic:blipFill>
-                    <a:blip r:embed="rId23"/>
+                    <a:blip r:embed="rId24"/>
                     <a:stretch>
                       <a:fillRect/>
                     </a:stretch>
@@ -6581,12 +6646,30 @@
           <w:sz w:val="28"/>
           <w:szCs w:val="28"/>
         </w:rPr>
-        <w:t>Однополупериодный управляемы выпрямитель:</w:t>
+        <w:t xml:space="preserve">Однополупериодный </w:t>
+      </w:r>
+      <w:proofErr w:type="gramStart"/>
+      <w:r>
+        <w:rPr>
+          <w:rFonts w:ascii="Times New Roman" w:eastAsia="Calibri" w:hAnsi="Times New Roman" w:cs="Times New Roman"/>
+          <w:sz w:val="28"/>
+          <w:szCs w:val="28"/>
+        </w:rPr>
+        <w:t>управляемы</w:t>
+      </w:r>
+      <w:proofErr w:type="gramEnd"/>
+      <w:r>
+        <w:rPr>
+          <w:rFonts w:ascii="Times New Roman" w:eastAsia="Calibri" w:hAnsi="Times New Roman" w:cs="Times New Roman"/>
+          <w:sz w:val="28"/>
+          <w:szCs w:val="28"/>
+        </w:rPr>
+        <w:t xml:space="preserve"> выпрямитель:</w:t>
       </w:r>
     </w:p>
     <w:tbl>
       <w:tblPr>
-        <w:tblStyle w:val="TableGrid"/>
+        <w:tblStyle w:val="a4"/>
         <w:tblW w:w="11079" w:type="dxa"/>
         <w:tblLook w:val="04A0" w:firstRow="1" w:lastRow="0" w:firstColumn="1" w:lastColumn="0" w:noHBand="0" w:noVBand="1"/>
       </w:tblPr>
@@ -6640,12 +6723,14 @@
               </w:rPr>
               <w:t xml:space="preserve">, </w:t>
             </w:r>
+            <w:proofErr w:type="spellStart"/>
             <w:r>
               <w:rPr>
                 <w:rFonts w:ascii="Times New Roman" w:hAnsi="Times New Roman" w:cs="Times New Roman"/>
               </w:rPr>
               <w:t>мс</w:t>
             </w:r>
+            <w:proofErr w:type="spellEnd"/>
           </w:p>
         </w:tc>
         <w:tc>
@@ -6794,6 +6879,7 @@
               </w:rPr>
               <w:t xml:space="preserve"> </w:t>
             </w:r>
+            <w:proofErr w:type="gramStart"/>
             <w:r>
               <w:rPr>
                 <w:rFonts w:ascii="Times New Roman" w:hAnsi="Times New Roman" w:cs="Times New Roman"/>
@@ -6801,6 +6887,7 @@
               </w:rPr>
               <w:t>I</w:t>
             </w:r>
+            <w:proofErr w:type="gramEnd"/>
             <w:r>
               <w:rPr>
                 <w:rFonts w:ascii="Times New Roman" w:hAnsi="Times New Roman" w:cs="Times New Roman"/>
@@ -6966,8 +7053,16 @@
         <w:rPr>
           <w:rFonts w:ascii="Times New Roman" w:hAnsi="Times New Roman" w:cs="Times New Roman"/>
         </w:rPr>
-        <w:t>4 мс</w:t>
-      </w:r>
+        <w:t xml:space="preserve">4 </w:t>
+      </w:r>
+      <w:proofErr w:type="spellStart"/>
+      <w:r>
+        <w:rPr>
+          <w:rFonts w:ascii="Times New Roman" w:hAnsi="Times New Roman" w:cs="Times New Roman"/>
+        </w:rPr>
+        <w:t>мс</w:t>
+      </w:r>
+      <w:proofErr w:type="spellEnd"/>
     </w:p>
     <w:p>
       <w:pPr>
@@ -6978,6 +7073,8 @@
       <w:r>
         <w:rPr>
           <w:rFonts w:ascii="Times New Roman" w:hAnsi="Times New Roman" w:cs="Times New Roman"/>
+          <w:noProof/>
+          <w:lang w:eastAsia="ru-RU"/>
         </w:rPr>
         <w:drawing>
           <wp:inline distT="0" distB="0" distL="0" distR="0" wp14:anchorId="59F3830D" wp14:editId="6DF7710C">
@@ -6995,7 +7092,7 @@
                     <pic:cNvPicPr/>
                   </pic:nvPicPr>
                   <pic:blipFill>
-                    <a:blip r:embed="rId24"/>
+                    <a:blip r:embed="rId25"/>
                     <a:stretch>
                       <a:fillRect/>
                     </a:stretch>
@@ -7048,8 +7145,16 @@
         <w:rPr>
           <w:rFonts w:ascii="Times New Roman" w:hAnsi="Times New Roman" w:cs="Times New Roman"/>
         </w:rPr>
-        <w:t>8 мс</w:t>
-      </w:r>
+        <w:t xml:space="preserve">8 </w:t>
+      </w:r>
+      <w:proofErr w:type="spellStart"/>
+      <w:r>
+        <w:rPr>
+          <w:rFonts w:ascii="Times New Roman" w:hAnsi="Times New Roman" w:cs="Times New Roman"/>
+        </w:rPr>
+        <w:t>мс</w:t>
+      </w:r>
+      <w:proofErr w:type="spellEnd"/>
     </w:p>
     <w:p>
       <w:pPr>
@@ -7060,12 +7165,14 @@
       <w:r>
         <w:rPr>
           <w:rFonts w:ascii="Times New Roman" w:hAnsi="Times New Roman" w:cs="Times New Roman"/>
+          <w:noProof/>
+          <w:lang w:eastAsia="ru-RU"/>
         </w:rPr>
         <w:drawing>
-          <wp:inline distT="0" distB="0" distL="0" distR="0" wp14:anchorId="5FFAD803" wp14:editId="353DCE12">
-            <wp:extent cx="5687219" cy="4324954"/>
-            <wp:effectExtent l="0" t="0" r="8890" b="0"/>
-            <wp:docPr id="1390438700" name="Picture 1"/>
+          <wp:inline distT="0" distB="0" distL="0" distR="0" wp14:anchorId="7C670449" wp14:editId="171C5F41">
+            <wp:extent cx="5715798" cy="4324954"/>
+            <wp:effectExtent l="0" t="0" r="0" b="0"/>
+            <wp:docPr id="1080647644" name="Picture 1"/>
             <wp:cNvGraphicFramePr>
               <a:graphicFrameLocks xmlns:a="http://schemas.openxmlformats.org/drawingml/2006/main" noChangeAspect="1"/>
             </wp:cNvGraphicFramePr>
@@ -7073,11 +7180,11 @@
               <a:graphicData uri="http://schemas.openxmlformats.org/drawingml/2006/picture">
                 <pic:pic xmlns:pic="http://schemas.openxmlformats.org/drawingml/2006/picture">
                   <pic:nvPicPr>
-                    <pic:cNvPr id="1390438700" name=""/>
+                    <pic:cNvPr id="1080647644" name=""/>
                     <pic:cNvPicPr/>
                   </pic:nvPicPr>
                   <pic:blipFill>
-                    <a:blip r:embed="rId25"/>
+                    <a:blip r:embed="rId26"/>
                     <a:stretch>
                       <a:fillRect/>
                     </a:stretch>
@@ -7085,7 +7192,7 @@
                   <pic:spPr>
                     <a:xfrm>
                       <a:off x="0" y="0"/>
-                      <a:ext cx="5687219" cy="4324954"/>
+                      <a:ext cx="5715798" cy="4324954"/>
                     </a:xfrm>
                     <a:prstGeom prst="rect">
                       <a:avLst/>
@@ -7107,6 +7214,7 @@
           <w:szCs w:val="28"/>
         </w:rPr>
       </w:pPr>
+      <w:proofErr w:type="spellStart"/>
       <w:r>
         <w:rPr>
           <w:rFonts w:ascii="Times New Roman" w:eastAsia="Calibri" w:hAnsi="Times New Roman" w:cs="Times New Roman"/>
@@ -7121,12 +7229,39 @@
           <w:sz w:val="28"/>
           <w:szCs w:val="28"/>
         </w:rPr>
-        <w:t>полупериодный управляемы выпрямитель:</w:t>
+        <w:t>полупериодный</w:t>
+      </w:r>
+      <w:proofErr w:type="spellEnd"/>
+      <w:r>
+        <w:rPr>
+          <w:rFonts w:ascii="Times New Roman" w:eastAsia="Calibri" w:hAnsi="Times New Roman" w:cs="Times New Roman"/>
+          <w:sz w:val="28"/>
+          <w:szCs w:val="28"/>
+        </w:rPr>
+        <w:t xml:space="preserve"> </w:t>
+      </w:r>
+      <w:proofErr w:type="gramStart"/>
+      <w:r>
+        <w:rPr>
+          <w:rFonts w:ascii="Times New Roman" w:eastAsia="Calibri" w:hAnsi="Times New Roman" w:cs="Times New Roman"/>
+          <w:sz w:val="28"/>
+          <w:szCs w:val="28"/>
+        </w:rPr>
+        <w:t>управляемы</w:t>
+      </w:r>
+      <w:proofErr w:type="gramEnd"/>
+      <w:r>
+        <w:rPr>
+          <w:rFonts w:ascii="Times New Roman" w:eastAsia="Calibri" w:hAnsi="Times New Roman" w:cs="Times New Roman"/>
+          <w:sz w:val="28"/>
+          <w:szCs w:val="28"/>
+        </w:rPr>
+        <w:t xml:space="preserve"> выпрямитель:</w:t>
       </w:r>
     </w:p>
     <w:tbl>
       <w:tblPr>
-        <w:tblStyle w:val="TableGrid"/>
+        <w:tblStyle w:val="a4"/>
         <w:tblW w:w="11225" w:type="dxa"/>
         <w:tblLook w:val="04A0" w:firstRow="1" w:lastRow="0" w:firstColumn="1" w:lastColumn="0" w:noHBand="0" w:noVBand="1"/>
       </w:tblPr>
@@ -7181,12 +7316,14 @@
               </w:rPr>
               <w:t xml:space="preserve">, </w:t>
             </w:r>
+            <w:proofErr w:type="spellStart"/>
             <w:r>
               <w:rPr>
                 <w:rFonts w:ascii="Times New Roman" w:hAnsi="Times New Roman" w:cs="Times New Roman"/>
               </w:rPr>
               <w:t>мс</w:t>
             </w:r>
+            <w:proofErr w:type="spellEnd"/>
           </w:p>
         </w:tc>
         <w:tc>
@@ -7327,14 +7464,9 @@
               <w:rPr>
                 <w:rFonts w:ascii="Times New Roman" w:hAnsi="Times New Roman" w:cs="Times New Roman"/>
               </w:rPr>
-              <w:t>Ток нагрузки</w:t>
-            </w:r>
-            <w:r>
-              <w:rPr>
-                <w:rFonts w:ascii="Times New Roman" w:hAnsi="Times New Roman" w:cs="Times New Roman"/>
-              </w:rPr>
-              <w:t xml:space="preserve"> </w:t>
-            </w:r>
+              <w:t xml:space="preserve">Ток нагрузки </w:t>
+            </w:r>
+            <w:proofErr w:type="gramStart"/>
             <w:r>
               <w:rPr>
                 <w:rFonts w:ascii="Times New Roman" w:hAnsi="Times New Roman" w:cs="Times New Roman"/>
@@ -7342,6 +7474,7 @@
               </w:rPr>
               <w:t>I</w:t>
             </w:r>
+            <w:proofErr w:type="gramEnd"/>
             <w:r>
               <w:rPr>
                 <w:rFonts w:ascii="Times New Roman" w:hAnsi="Times New Roman" w:cs="Times New Roman"/>
@@ -7499,8 +7632,16 @@
         <w:rPr>
           <w:rFonts w:ascii="Times New Roman" w:hAnsi="Times New Roman" w:cs="Times New Roman"/>
         </w:rPr>
-        <w:t>4 мс</w:t>
-      </w:r>
+        <w:t xml:space="preserve">4 </w:t>
+      </w:r>
+      <w:proofErr w:type="spellStart"/>
+      <w:r>
+        <w:rPr>
+          <w:rFonts w:ascii="Times New Roman" w:hAnsi="Times New Roman" w:cs="Times New Roman"/>
+        </w:rPr>
+        <w:t>мс</w:t>
+      </w:r>
+      <w:proofErr w:type="spellEnd"/>
     </w:p>
     <w:p>
       <w:pPr>
@@ -7512,7 +7653,8 @@
       <w:r>
         <w:rPr>
           <w:rFonts w:ascii="Times New Roman" w:hAnsi="Times New Roman" w:cs="Times New Roman"/>
-          <w:lang w:val="en-US"/>
+          <w:noProof/>
+          <w:lang w:eastAsia="ru-RU"/>
         </w:rPr>
         <w:drawing>
           <wp:inline distT="0" distB="0" distL="0" distR="0" wp14:anchorId="60279ABE" wp14:editId="18A824E2">
@@ -7530,7 +7672,7 @@
                     <pic:cNvPicPr/>
                   </pic:nvPicPr>
                   <pic:blipFill>
-                    <a:blip r:embed="rId26"/>
+                    <a:blip r:embed="rId27"/>
                     <a:stretch>
                       <a:fillRect/>
                     </a:stretch>
@@ -7583,14 +7725,16 @@
         <w:rPr>
           <w:rFonts w:ascii="Times New Roman" w:hAnsi="Times New Roman" w:cs="Times New Roman"/>
         </w:rPr>
-        <w:t>8</w:t>
-      </w:r>
-      <w:r>
-        <w:rPr>
-          <w:rFonts w:ascii="Times New Roman" w:hAnsi="Times New Roman" w:cs="Times New Roman"/>
-        </w:rPr>
-        <w:t xml:space="preserve"> мс</w:t>
-      </w:r>
+        <w:t xml:space="preserve">8 </w:t>
+      </w:r>
+      <w:proofErr w:type="spellStart"/>
+      <w:r>
+        <w:rPr>
+          <w:rFonts w:ascii="Times New Roman" w:hAnsi="Times New Roman" w:cs="Times New Roman"/>
+        </w:rPr>
+        <w:t>мс</w:t>
+      </w:r>
+      <w:proofErr w:type="spellEnd"/>
     </w:p>
     <w:p>
       <w:pPr>
@@ -7601,7 +7745,8 @@
       <w:r>
         <w:rPr>
           <w:rFonts w:ascii="Times New Roman" w:hAnsi="Times New Roman" w:cs="Times New Roman"/>
-          <w:lang w:val="en-US"/>
+          <w:noProof/>
+          <w:lang w:eastAsia="ru-RU"/>
         </w:rPr>
         <w:drawing>
           <wp:inline distT="0" distB="0" distL="0" distR="0" wp14:anchorId="1BF53735" wp14:editId="628A515C">
@@ -7619,7 +7764,7 @@
                     <pic:cNvPicPr/>
                   </pic:nvPicPr>
                   <pic:blipFill>
-                    <a:blip r:embed="rId27"/>
+                    <a:blip r:embed="rId28"/>
                     <a:stretch>
                       <a:fillRect/>
                     </a:stretch>
@@ -7642,12 +7787,1000 @@
     </w:p>
     <w:p>
       <w:pPr>
-        <w:rPr>
-          <w:rFonts w:ascii="Times New Roman" w:hAnsi="Times New Roman" w:cs="Times New Roman"/>
-          <w:lang w:val="en-US"/>
+        <w:pStyle w:val="1"/>
+      </w:pPr>
+      <w:r>
+        <w:lastRenderedPageBreak/>
+        <w:t>В</w:t>
+      </w:r>
+      <w:r>
+        <w:t>ывод:</w:t>
+      </w:r>
+    </w:p>
+    <w:p>
+      <w:pPr>
+        <w:pStyle w:val="font-claude-response-body"/>
+      </w:pPr>
+      <w:r>
+        <w:t xml:space="preserve">В ходе лабораторной работы были исследованы однофазные полупроводниковые выпрямители трёх типов: однополупериодный, </w:t>
+      </w:r>
+      <w:proofErr w:type="spellStart"/>
+      <w:r>
+        <w:t>двухполупериодный</w:t>
+      </w:r>
+      <w:proofErr w:type="spellEnd"/>
+      <w:r>
+        <w:t xml:space="preserve"> (мостовой) и управляемый — с различными вариантами сглаживающих фильтров.</w:t>
+      </w:r>
+    </w:p>
+    <w:p>
+      <w:pPr>
+        <w:pStyle w:val="font-claude-response-body"/>
+      </w:pPr>
+      <w:r>
+        <w:rPr>
+          <w:rStyle w:val="a9"/>
+        </w:rPr>
+        <w:t>Задание 1 (однополупериодный выпрямитель).</w:t>
+      </w:r>
+      <w:r>
+        <w:t xml:space="preserve"> Без фильтра среднее значение выпрямленного напряжения составило </w:t>
+      </w:r>
+      <w:proofErr w:type="spellStart"/>
+      <w:r>
+        <w:t>U_ср</w:t>
+      </w:r>
+      <w:proofErr w:type="spellEnd"/>
+      <w:r>
+        <w:t xml:space="preserve"> = 3,755</w:t>
+      </w:r>
+      <w:proofErr w:type="gramStart"/>
+      <w:r>
+        <w:t xml:space="preserve"> В</w:t>
+      </w:r>
+      <w:proofErr w:type="gramEnd"/>
+      <w:r>
+        <w:t xml:space="preserve"> при коэффициенте пульсаций </w:t>
+      </w:r>
+      <w:proofErr w:type="spellStart"/>
+      <w:r>
+        <w:t>q_n</w:t>
+      </w:r>
+      <w:proofErr w:type="spellEnd"/>
+      <w:r>
+        <w:t xml:space="preserve"> = 1,569, что соответствует теоретическому значению (~1,57) для однополупериодной схемы. Подключение C-фильтра повысило </w:t>
+      </w:r>
+      <w:proofErr w:type="spellStart"/>
+      <w:r>
+        <w:t>U_ср</w:t>
+      </w:r>
+      <w:proofErr w:type="spellEnd"/>
+      <w:r>
+        <w:t xml:space="preserve"> до 10,21</w:t>
+      </w:r>
+      <w:proofErr w:type="gramStart"/>
+      <w:r>
+        <w:t xml:space="preserve"> В</w:t>
+      </w:r>
+      <w:proofErr w:type="gramEnd"/>
+      <w:r>
+        <w:t xml:space="preserve"> и снизило q_n1 до 0,094, а коэффициент сглаживания составил k_c1 = 16,691. Применение CLC-фильтра дало наилучший результат: </w:t>
+      </w:r>
+      <w:proofErr w:type="spellStart"/>
+      <w:r>
+        <w:t>U_ср</w:t>
+      </w:r>
+      <w:proofErr w:type="spellEnd"/>
+      <w:r>
+        <w:t xml:space="preserve"> = 10,244</w:t>
+      </w:r>
+      <w:proofErr w:type="gramStart"/>
+      <w:r>
+        <w:t xml:space="preserve"> В</w:t>
+      </w:r>
+      <w:proofErr w:type="gramEnd"/>
+      <w:r>
+        <w:t xml:space="preserve">, q_n2 = 0,011, k_c2 = 8,545 (дополнительное сглаживание относительно C-фильтра). Снятие вольтамперных характеристик при изменении нагрузки от 2 кОм до 50 Ом показало падение </w:t>
+      </w:r>
+      <w:proofErr w:type="spellStart"/>
+      <w:r>
+        <w:t>U_ср</w:t>
+      </w:r>
+      <w:proofErr w:type="spellEnd"/>
+      <w:r>
+        <w:t xml:space="preserve"> с 3,878</w:t>
+      </w:r>
+      <w:proofErr w:type="gramStart"/>
+      <w:r>
+        <w:t xml:space="preserve"> В</w:t>
+      </w:r>
+      <w:proofErr w:type="gramEnd"/>
+      <w:r>
+        <w:t xml:space="preserve"> до 3,282 В без фильтра и с 12,006 В до 6,094 В с CLC-фильтром, что подтверждает зависимость выходного напряжения от тока нагрузки: чем больше ток, тем сильнее просадка напряжения.</w:t>
+      </w:r>
+    </w:p>
+    <w:p>
+      <w:pPr>
+        <w:pStyle w:val="font-claude-response-body"/>
+      </w:pPr>
+      <w:r>
+        <w:rPr>
+          <w:rStyle w:val="a9"/>
+        </w:rPr>
+        <w:t>Задание 2 (</w:t>
+      </w:r>
+      <w:proofErr w:type="spellStart"/>
+      <w:r>
+        <w:rPr>
+          <w:rStyle w:val="a9"/>
+        </w:rPr>
+        <w:t>двухполупериодный</w:t>
+      </w:r>
+      <w:proofErr w:type="spellEnd"/>
+      <w:r>
+        <w:rPr>
+          <w:rStyle w:val="a9"/>
+        </w:rPr>
+        <w:t xml:space="preserve"> выпрямитель).</w:t>
+      </w:r>
+      <w:r>
+        <w:t xml:space="preserve"> Без фильтра </w:t>
+      </w:r>
+      <w:proofErr w:type="spellStart"/>
+      <w:r>
+        <w:t>U_ср</w:t>
+      </w:r>
+      <w:proofErr w:type="spellEnd"/>
+      <w:r>
+        <w:t xml:space="preserve"> = 7,551</w:t>
+      </w:r>
+      <w:proofErr w:type="gramStart"/>
+      <w:r>
+        <w:t xml:space="preserve"> В</w:t>
+      </w:r>
+      <w:proofErr w:type="gramEnd"/>
+      <w:r>
+        <w:t xml:space="preserve"> при </w:t>
+      </w:r>
+      <w:proofErr w:type="spellStart"/>
+      <w:r>
+        <w:t>q_n</w:t>
+      </w:r>
+      <w:proofErr w:type="spellEnd"/>
+      <w:r>
+        <w:t xml:space="preserve"> = 0,728, что примерно вдвое лучше по обоим параметрам по сравнению с однополупериодной схемой (3,755 В и 1,569 соответственно) — в полном соответствии с теорией. С C-фильтром q_n1 снизился до 0,043 (k_c1 = 16,93), а с CLC-фильтром — до q_n2 = 0,010 (k_c2 = 4,3). Характеристика нагрузки также подтвердила большую стабильность </w:t>
+      </w:r>
+      <w:proofErr w:type="spellStart"/>
+      <w:r>
+        <w:t>двухполупериодной</w:t>
+      </w:r>
+      <w:proofErr w:type="spellEnd"/>
+      <w:r>
+        <w:t xml:space="preserve"> схемы: при той же нагрузке 50 Ом </w:t>
+      </w:r>
+      <w:proofErr w:type="spellStart"/>
+      <w:r>
+        <w:t>U_ср</w:t>
+      </w:r>
+      <w:proofErr w:type="spellEnd"/>
+      <w:r>
+        <w:t xml:space="preserve"> без фильтра составило 6,565</w:t>
+      </w:r>
+      <w:proofErr w:type="gramStart"/>
+      <w:r>
+        <w:t xml:space="preserve"> В</w:t>
+      </w:r>
+      <w:proofErr w:type="gramEnd"/>
+      <w:r>
+        <w:t xml:space="preserve"> против 3,282 В у однополупериодного.</w:t>
+      </w:r>
+    </w:p>
+    <w:p>
+      <w:pPr>
+        <w:pStyle w:val="font-claude-response-body"/>
+      </w:pPr>
+      <w:r>
+        <w:rPr>
+          <w:rStyle w:val="a9"/>
+        </w:rPr>
+        <w:t>Задание 3 (управляемый выпрямитель).</w:t>
+      </w:r>
+      <w:r>
+        <w:t xml:space="preserve"> В однополупериодной схеме средний ток нагрузки закономерно снижался при увеличении времени задержки управляющих импульсов: от 993 мА при </w:t>
+      </w:r>
+      <w:proofErr w:type="spellStart"/>
+      <w:r>
+        <w:t>t_з</w:t>
+      </w:r>
+      <w:proofErr w:type="spellEnd"/>
+      <w:r>
+        <w:t xml:space="preserve"> = 0,2 </w:t>
+      </w:r>
+      <w:proofErr w:type="spellStart"/>
+      <w:r>
+        <w:t>мс</w:t>
+      </w:r>
+      <w:proofErr w:type="spellEnd"/>
+      <w:r>
+        <w:t xml:space="preserve"> до 31 мА при </w:t>
+      </w:r>
+      <w:proofErr w:type="spellStart"/>
+      <w:r>
+        <w:t>t_з</w:t>
+      </w:r>
+      <w:proofErr w:type="spellEnd"/>
+      <w:r>
+        <w:t xml:space="preserve"> = 10 </w:t>
+      </w:r>
+      <w:proofErr w:type="spellStart"/>
+      <w:r>
+        <w:t>мс</w:t>
+      </w:r>
+      <w:proofErr w:type="spellEnd"/>
+      <w:r>
+        <w:t xml:space="preserve">. Аномально высокое значение при </w:t>
+      </w:r>
+      <w:proofErr w:type="spellStart"/>
+      <w:r>
+        <w:t>t_з</w:t>
+      </w:r>
+      <w:proofErr w:type="spellEnd"/>
+      <w:r>
+        <w:t xml:space="preserve"> = 4 </w:t>
+      </w:r>
+      <w:proofErr w:type="spellStart"/>
+      <w:r>
+        <w:t>мс</w:t>
+      </w:r>
+      <w:proofErr w:type="spellEnd"/>
+      <w:r>
+        <w:t xml:space="preserve"> (1302 мА) вероятно обусловлено особенностями переходного режима моделирования. </w:t>
+      </w:r>
+      <w:proofErr w:type="spellStart"/>
+      <w:r>
+        <w:t>Двухполупериодный</w:t>
+      </w:r>
+      <w:proofErr w:type="spellEnd"/>
+      <w:r>
+        <w:t xml:space="preserve"> управляемый выпрямитель при аналогичных условиях обеспечивал вдвое больший ток нагрузки (1986 мА при </w:t>
+      </w:r>
+      <w:proofErr w:type="spellStart"/>
+      <w:r>
+        <w:t>t_з</w:t>
+      </w:r>
+      <w:proofErr w:type="spellEnd"/>
+      <w:r>
+        <w:t xml:space="preserve"> = 0,2 </w:t>
+      </w:r>
+      <w:proofErr w:type="spellStart"/>
+      <w:r>
+        <w:t>мс</w:t>
+      </w:r>
+      <w:proofErr w:type="spellEnd"/>
+      <w:r>
+        <w:t>), что соответствует его более высокому среднему значению выпрямленного напряжения. В целом эксперименты подтвердили принцип фазового управления: сдвиг момента отпирания тиристоров позволяет плавно регулировать выходной ток выпрямителя.</w:t>
+      </w:r>
+    </w:p>
+    <w:p>
+      <w:pPr>
+        <w:pStyle w:val="1"/>
+      </w:pPr>
+      <w:r>
+        <w:t>Тест</w:t>
+      </w:r>
+      <w:bookmarkStart w:id="0" w:name="_GoBack"/>
+      <w:bookmarkEnd w:id="0"/>
+    </w:p>
+    <w:p>
+      <w:pPr>
+        <w:pStyle w:val="a5"/>
+        <w:numPr>
+          <w:ilvl w:val="0"/>
+          <w:numId w:val="2"/>
+        </w:numPr>
+        <w:spacing w:line="256" w:lineRule="auto"/>
+        <w:rPr>
+          <w:rFonts w:ascii="Times New Roman" w:hAnsi="Times New Roman" w:cs="Times New Roman"/>
+          <w:sz w:val="28"/>
+          <w:szCs w:val="28"/>
+        </w:rPr>
+      </w:pPr>
+      <w:r>
+        <w:rPr>
+          <w:rFonts w:ascii="Times New Roman" w:hAnsi="Times New Roman" w:cs="Times New Roman"/>
+          <w:sz w:val="28"/>
+          <w:szCs w:val="28"/>
+        </w:rPr>
+        <w:t>Какое назначение трансформатора в выпрямительных схемах:</w:t>
+      </w:r>
+    </w:p>
+    <w:p>
+      <w:pPr>
+        <w:pStyle w:val="a5"/>
+        <w:rPr>
+          <w:rFonts w:ascii="Times New Roman" w:hAnsi="Times New Roman" w:cs="Times New Roman"/>
+          <w:sz w:val="28"/>
+          <w:szCs w:val="28"/>
+        </w:rPr>
+      </w:pPr>
+      <w:r>
+        <w:rPr>
+          <w:rFonts w:ascii="Times New Roman" w:hAnsi="Times New Roman" w:cs="Times New Roman"/>
+          <w:sz w:val="28"/>
+          <w:szCs w:val="28"/>
+        </w:rPr>
+        <w:t>Ответ: для изменения значения переменного напряжения, получаемого от источника питания, с целью приведения его в соответствие со значением требуемого выпрямленного напряжения.</w:t>
+      </w:r>
+    </w:p>
+    <w:p>
+      <w:pPr>
+        <w:pStyle w:val="a5"/>
+        <w:rPr>
+          <w:rFonts w:ascii="Times New Roman" w:hAnsi="Times New Roman" w:cs="Times New Roman"/>
+          <w:sz w:val="28"/>
+          <w:szCs w:val="28"/>
         </w:rPr>
       </w:pPr>
     </w:p>
+    <w:p>
+      <w:pPr>
+        <w:pStyle w:val="a5"/>
+        <w:rPr>
+          <w:rFonts w:ascii="Times New Roman" w:hAnsi="Times New Roman" w:cs="Times New Roman"/>
+          <w:sz w:val="28"/>
+          <w:szCs w:val="28"/>
+        </w:rPr>
+      </w:pPr>
+      <w:r>
+        <w:rPr>
+          <w:rFonts w:ascii="Times New Roman" w:hAnsi="Times New Roman" w:cs="Times New Roman"/>
+          <w:sz w:val="28"/>
+          <w:szCs w:val="28"/>
+        </w:rPr>
+        <w:t>Основное назначение трансформатора в выпрямительных схемах — преобразование величины входного переменного напряжения (понижение или повышение) до уровня, необходимого для получения на выходе выпрямителя требуемого постоянного напряжения. Развязка сети и нагрузки является дополнительной, но не главной функцией, а стабилизация при колебаниях напряжения — это не свойство трансформатора (без дополнительных устройств он не стабилизирует).</w:t>
+      </w:r>
+    </w:p>
+    <w:p>
+      <w:pPr>
+        <w:pStyle w:val="a5"/>
+        <w:numPr>
+          <w:ilvl w:val="0"/>
+          <w:numId w:val="2"/>
+        </w:numPr>
+        <w:spacing w:line="256" w:lineRule="auto"/>
+        <w:rPr>
+          <w:rFonts w:ascii="Times New Roman" w:hAnsi="Times New Roman" w:cs="Times New Roman"/>
+          <w:sz w:val="28"/>
+          <w:szCs w:val="28"/>
+        </w:rPr>
+      </w:pPr>
+      <w:r>
+        <w:rPr>
+          <w:rFonts w:ascii="Times New Roman" w:hAnsi="Times New Roman" w:cs="Times New Roman"/>
+          <w:sz w:val="28"/>
+          <w:szCs w:val="28"/>
+        </w:rPr>
+        <w:t xml:space="preserve">Укажите коэффициенты </w:t>
+      </w:r>
+      <w:proofErr w:type="spellStart"/>
+      <w:r>
+        <w:rPr>
+          <w:rFonts w:ascii="Times New Roman" w:hAnsi="Times New Roman" w:cs="Times New Roman"/>
+          <w:sz w:val="28"/>
+          <w:szCs w:val="28"/>
+        </w:rPr>
+        <w:t>нульсации</w:t>
+      </w:r>
+      <w:proofErr w:type="spellEnd"/>
+      <w:r>
+        <w:rPr>
+          <w:rFonts w:ascii="Times New Roman" w:hAnsi="Times New Roman" w:cs="Times New Roman"/>
+          <w:sz w:val="28"/>
+          <w:szCs w:val="28"/>
+        </w:rPr>
+        <w:t xml:space="preserve"> </w:t>
+      </w:r>
+      <w:proofErr w:type="spellStart"/>
+      <w:r>
+        <w:rPr>
+          <w:rFonts w:ascii="Times New Roman" w:hAnsi="Times New Roman" w:cs="Times New Roman"/>
+          <w:sz w:val="28"/>
+          <w:szCs w:val="28"/>
+          <w:lang w:val="en-US"/>
+        </w:rPr>
+        <w:t>q</w:t>
+      </w:r>
+      <w:r>
+        <w:rPr>
+          <w:rFonts w:ascii="Times New Roman" w:hAnsi="Times New Roman" w:cs="Times New Roman"/>
+          <w:sz w:val="28"/>
+          <w:szCs w:val="28"/>
+          <w:vertAlign w:val="subscript"/>
+          <w:lang w:val="en-US"/>
+        </w:rPr>
+        <w:t>n</w:t>
+      </w:r>
+      <w:proofErr w:type="spellEnd"/>
+      <w:r>
+        <w:rPr>
+          <w:rFonts w:ascii="Times New Roman" w:hAnsi="Times New Roman" w:cs="Times New Roman"/>
+          <w:sz w:val="28"/>
+          <w:szCs w:val="28"/>
+        </w:rPr>
+        <w:t xml:space="preserve"> схем выпрямления без сглаживающих эффектов:</w:t>
+      </w:r>
+    </w:p>
+    <w:p>
+      <w:pPr>
+        <w:pStyle w:val="a5"/>
+        <w:rPr>
+          <w:rFonts w:ascii="Times New Roman" w:hAnsi="Times New Roman" w:cs="Times New Roman"/>
+          <w:sz w:val="28"/>
+          <w:szCs w:val="28"/>
+        </w:rPr>
+      </w:pPr>
+      <w:r>
+        <w:rPr>
+          <w:rFonts w:ascii="Times New Roman" w:hAnsi="Times New Roman" w:cs="Times New Roman"/>
+          <w:sz w:val="28"/>
+          <w:szCs w:val="28"/>
+        </w:rPr>
+        <w:t>Однополупериодной: 1,57</w:t>
+      </w:r>
+    </w:p>
+    <w:p>
+      <w:pPr>
+        <w:pStyle w:val="a5"/>
+        <w:rPr>
+          <w:rFonts w:ascii="Times New Roman" w:hAnsi="Times New Roman" w:cs="Times New Roman"/>
+          <w:sz w:val="28"/>
+          <w:szCs w:val="28"/>
+        </w:rPr>
+      </w:pPr>
+      <w:proofErr w:type="spellStart"/>
+      <w:r>
+        <w:rPr>
+          <w:rFonts w:ascii="Times New Roman" w:hAnsi="Times New Roman" w:cs="Times New Roman"/>
+          <w:sz w:val="28"/>
+          <w:szCs w:val="28"/>
+        </w:rPr>
+        <w:t>Двухполупериодной</w:t>
+      </w:r>
+      <w:proofErr w:type="spellEnd"/>
+      <w:r>
+        <w:rPr>
+          <w:rFonts w:ascii="Times New Roman" w:hAnsi="Times New Roman" w:cs="Times New Roman"/>
+          <w:sz w:val="28"/>
+          <w:szCs w:val="28"/>
+        </w:rPr>
+        <w:t>: 0,667</w:t>
+      </w:r>
+    </w:p>
+    <w:p>
+      <w:pPr>
+        <w:pStyle w:val="a5"/>
+        <w:rPr>
+          <w:rFonts w:ascii="Times New Roman" w:hAnsi="Times New Roman" w:cs="Times New Roman"/>
+          <w:sz w:val="28"/>
+          <w:szCs w:val="28"/>
+        </w:rPr>
+      </w:pPr>
+      <w:r>
+        <w:rPr>
+          <w:rFonts w:ascii="Times New Roman" w:hAnsi="Times New Roman" w:cs="Times New Roman"/>
+          <w:sz w:val="28"/>
+          <w:szCs w:val="28"/>
+        </w:rPr>
+        <w:t>Трёхфазной «мостовой»: 0,057</w:t>
+      </w:r>
+    </w:p>
+    <w:p>
+      <w:pPr>
+        <w:pStyle w:val="a5"/>
+        <w:numPr>
+          <w:ilvl w:val="0"/>
+          <w:numId w:val="2"/>
+        </w:numPr>
+        <w:spacing w:line="256" w:lineRule="auto"/>
+        <w:rPr>
+          <w:rFonts w:ascii="Times New Roman" w:hAnsi="Times New Roman" w:cs="Times New Roman"/>
+          <w:sz w:val="28"/>
+          <w:szCs w:val="28"/>
+        </w:rPr>
+      </w:pPr>
+      <w:r>
+        <w:rPr>
+          <w:rFonts w:ascii="Times New Roman" w:hAnsi="Times New Roman" w:cs="Times New Roman"/>
+          <w:sz w:val="28"/>
+          <w:szCs w:val="28"/>
+        </w:rPr>
+        <w:t>Поясните, в каких случаях целесообразно использовать в выпрямителях:</w:t>
+      </w:r>
+    </w:p>
+    <w:p>
+      <w:pPr>
+        <w:pStyle w:val="a5"/>
+        <w:rPr>
+          <w:rFonts w:ascii="Times New Roman" w:hAnsi="Times New Roman" w:cs="Times New Roman"/>
+          <w:sz w:val="28"/>
+          <w:szCs w:val="28"/>
+          <w:vertAlign w:val="subscript"/>
+        </w:rPr>
+      </w:pPr>
+      <w:r>
+        <w:rPr>
+          <w:rFonts w:ascii="Times New Roman" w:hAnsi="Times New Roman" w:cs="Times New Roman"/>
+          <w:sz w:val="28"/>
+          <w:szCs w:val="28"/>
+        </w:rPr>
+        <w:t xml:space="preserve">Индуктивный фильтр: при низкоомной нагрузке (большой ток, малое </w:t>
+      </w:r>
+      <w:r>
+        <w:rPr>
+          <w:rFonts w:ascii="Times New Roman" w:hAnsi="Times New Roman" w:cs="Times New Roman"/>
+          <w:sz w:val="28"/>
+          <w:szCs w:val="28"/>
+          <w:lang w:val="en-US"/>
+        </w:rPr>
+        <w:t>R</w:t>
+      </w:r>
+      <w:r>
+        <w:rPr>
+          <w:rFonts w:ascii="Times New Roman" w:hAnsi="Times New Roman" w:cs="Times New Roman"/>
+          <w:sz w:val="28"/>
+          <w:szCs w:val="28"/>
+          <w:vertAlign w:val="subscript"/>
+          <w:lang w:val="en-US"/>
+        </w:rPr>
+        <w:t>n</w:t>
+      </w:r>
+      <w:r>
+        <w:rPr>
+          <w:rFonts w:ascii="Times New Roman" w:hAnsi="Times New Roman" w:cs="Times New Roman"/>
+          <w:sz w:val="28"/>
+          <w:szCs w:val="28"/>
+        </w:rPr>
+        <w:t>)</w:t>
+      </w:r>
+    </w:p>
+    <w:p>
+      <w:pPr>
+        <w:pStyle w:val="a5"/>
+        <w:rPr>
+          <w:rFonts w:ascii="Times New Roman" w:hAnsi="Times New Roman" w:cs="Times New Roman"/>
+          <w:sz w:val="28"/>
+          <w:szCs w:val="28"/>
+        </w:rPr>
+      </w:pPr>
+      <w:proofErr w:type="spellStart"/>
+      <w:r>
+        <w:rPr>
+          <w:rFonts w:ascii="Times New Roman" w:hAnsi="Times New Roman" w:cs="Times New Roman"/>
+          <w:sz w:val="28"/>
+          <w:szCs w:val="28"/>
+        </w:rPr>
+        <w:lastRenderedPageBreak/>
+        <w:t>Ёмкностный</w:t>
+      </w:r>
+      <w:proofErr w:type="spellEnd"/>
+      <w:r>
+        <w:rPr>
+          <w:rFonts w:ascii="Times New Roman" w:hAnsi="Times New Roman" w:cs="Times New Roman"/>
+          <w:sz w:val="28"/>
+          <w:szCs w:val="28"/>
+        </w:rPr>
+        <w:t xml:space="preserve"> фильтр: при </w:t>
+      </w:r>
+      <w:proofErr w:type="spellStart"/>
+      <w:r>
+        <w:rPr>
+          <w:rFonts w:ascii="Times New Roman" w:hAnsi="Times New Roman" w:cs="Times New Roman"/>
+          <w:sz w:val="28"/>
+          <w:szCs w:val="28"/>
+        </w:rPr>
+        <w:t>высокоомной</w:t>
+      </w:r>
+      <w:proofErr w:type="spellEnd"/>
+      <w:r>
+        <w:rPr>
+          <w:rFonts w:ascii="Times New Roman" w:hAnsi="Times New Roman" w:cs="Times New Roman"/>
+          <w:sz w:val="28"/>
+          <w:szCs w:val="28"/>
+        </w:rPr>
+        <w:t xml:space="preserve"> нагрузке, так как при ней конденсатор разряжается медленно, пульсации малы.</w:t>
+      </w:r>
+    </w:p>
+    <w:p>
+      <w:pPr>
+        <w:pStyle w:val="a5"/>
+        <w:numPr>
+          <w:ilvl w:val="0"/>
+          <w:numId w:val="2"/>
+        </w:numPr>
+        <w:spacing w:line="256" w:lineRule="auto"/>
+        <w:rPr>
+          <w:rFonts w:ascii="Times New Roman" w:hAnsi="Times New Roman" w:cs="Times New Roman"/>
+          <w:sz w:val="28"/>
+          <w:szCs w:val="28"/>
+        </w:rPr>
+      </w:pPr>
+      <w:r>
+        <w:rPr>
+          <w:rFonts w:ascii="Times New Roman" w:hAnsi="Times New Roman" w:cs="Times New Roman"/>
+          <w:sz w:val="28"/>
+          <w:szCs w:val="28"/>
+        </w:rPr>
+        <w:t xml:space="preserve">Укажите, чем равно среднее значение </w:t>
+      </w:r>
+      <w:proofErr w:type="gramStart"/>
+      <w:r>
+        <w:rPr>
+          <w:rFonts w:ascii="Times New Roman" w:hAnsi="Times New Roman" w:cs="Times New Roman"/>
+          <w:sz w:val="28"/>
+          <w:szCs w:val="28"/>
+          <w:lang w:val="en-US"/>
+        </w:rPr>
+        <w:t>U</w:t>
+      </w:r>
+      <w:proofErr w:type="gramEnd"/>
+      <w:r>
+        <w:rPr>
+          <w:rFonts w:ascii="Times New Roman" w:hAnsi="Times New Roman" w:cs="Times New Roman"/>
+          <w:sz w:val="28"/>
+          <w:szCs w:val="28"/>
+          <w:vertAlign w:val="subscript"/>
+        </w:rPr>
+        <w:t>ср</w:t>
+      </w:r>
+      <w:r>
+        <w:rPr>
+          <w:rFonts w:ascii="Times New Roman" w:hAnsi="Times New Roman" w:cs="Times New Roman"/>
+          <w:sz w:val="28"/>
+          <w:szCs w:val="28"/>
+        </w:rPr>
+        <w:t xml:space="preserve"> выпрямленного напряжения однофазных выпрямителей без сглаживающих фильтров при работе на активную нагрузку:</w:t>
+      </w:r>
+    </w:p>
+    <w:p>
+      <w:pPr>
+        <w:pStyle w:val="a5"/>
+        <w:rPr>
+          <w:rFonts w:ascii="Times New Roman" w:hAnsi="Times New Roman" w:cs="Times New Roman"/>
+          <w:i/>
+          <w:sz w:val="28"/>
+          <w:szCs w:val="28"/>
+        </w:rPr>
+      </w:pPr>
+      <w:r>
+        <w:rPr>
+          <w:rFonts w:ascii="Times New Roman" w:hAnsi="Times New Roman" w:cs="Times New Roman"/>
+          <w:sz w:val="28"/>
+          <w:szCs w:val="28"/>
+        </w:rPr>
+        <w:t>Однотактного:</w:t>
+      </w:r>
+      <m:oMath>
+        <m:sSub>
+          <m:sSubPr>
+            <m:ctrlPr>
+              <w:rPr>
+                <w:rFonts w:ascii="Cambria Math" w:hAnsi="Cambria Math" w:cs="Times New Roman"/>
+                <w:i/>
+                <w:sz w:val="28"/>
+                <w:szCs w:val="28"/>
+              </w:rPr>
+            </m:ctrlPr>
+          </m:sSubPr>
+          <m:e>
+            <m:f>
+              <m:fPr>
+                <m:ctrlPr>
+                  <w:rPr>
+                    <w:rFonts w:ascii="Cambria Math" w:hAnsi="Cambria Math" w:cs="Times New Roman"/>
+                    <w:i/>
+                    <w:sz w:val="28"/>
+                    <w:szCs w:val="28"/>
+                  </w:rPr>
+                </m:ctrlPr>
+              </m:fPr>
+              <m:num>
+                <m:r>
+                  <w:rPr>
+                    <w:rFonts w:ascii="Cambria Math" w:hAnsi="Cambria Math" w:cs="Times New Roman"/>
+                    <w:sz w:val="28"/>
+                    <w:szCs w:val="28"/>
+                  </w:rPr>
+                  <m:t>1</m:t>
+                </m:r>
+              </m:num>
+              <m:den>
+                <m:r>
+                  <w:rPr>
+                    <w:rFonts w:ascii="Cambria Math" w:hAnsi="Cambria Math" w:cs="Times New Roman"/>
+                    <w:sz w:val="28"/>
+                    <w:szCs w:val="28"/>
+                  </w:rPr>
+                  <m:t>π</m:t>
+                </m:r>
+              </m:den>
+            </m:f>
+            <m:r>
+              <w:rPr>
+                <w:rFonts w:ascii="Cambria Math" w:hAnsi="Cambria Math" w:cs="Times New Roman"/>
+                <w:sz w:val="28"/>
+                <w:szCs w:val="28"/>
+                <w:lang w:val="en-US"/>
+              </w:rPr>
+              <m:t>U</m:t>
+            </m:r>
+          </m:e>
+          <m:sub>
+            <m:r>
+              <w:rPr>
+                <w:rFonts w:ascii="Cambria Math" w:hAnsi="Cambria Math" w:cs="Times New Roman"/>
+                <w:sz w:val="28"/>
+                <w:szCs w:val="28"/>
+              </w:rPr>
+              <m:t>2m</m:t>
+            </m:r>
+          </m:sub>
+        </m:sSub>
+      </m:oMath>
+    </w:p>
+    <w:p>
+      <w:pPr>
+        <w:pStyle w:val="a5"/>
+        <w:rPr>
+          <w:rFonts w:ascii="Times New Roman" w:hAnsi="Times New Roman" w:cs="Times New Roman"/>
+          <w:sz w:val="28"/>
+          <w:szCs w:val="28"/>
+        </w:rPr>
+      </w:pPr>
+      <w:r>
+        <w:rPr>
+          <w:rFonts w:ascii="Times New Roman" w:hAnsi="Times New Roman" w:cs="Times New Roman"/>
+          <w:sz w:val="28"/>
+          <w:szCs w:val="28"/>
+        </w:rPr>
+        <w:t>Двухтактного:</w:t>
+      </w:r>
+      <w:r>
+        <w:rPr>
+          <w:rFonts w:ascii="Cambria Math" w:hAnsi="Cambria Math" w:cs="Times New Roman"/>
+          <w:i/>
+          <w:sz w:val="28"/>
+          <w:szCs w:val="28"/>
+        </w:rPr>
+        <w:t xml:space="preserve"> </w:t>
+      </w:r>
+      <m:oMath>
+        <m:sSub>
+          <m:sSubPr>
+            <m:ctrlPr>
+              <w:rPr>
+                <w:rFonts w:ascii="Cambria Math" w:hAnsi="Cambria Math" w:cs="Times New Roman"/>
+                <w:i/>
+                <w:sz w:val="28"/>
+                <w:szCs w:val="28"/>
+              </w:rPr>
+            </m:ctrlPr>
+          </m:sSubPr>
+          <m:e>
+            <m:f>
+              <m:fPr>
+                <m:ctrlPr>
+                  <w:rPr>
+                    <w:rFonts w:ascii="Cambria Math" w:hAnsi="Cambria Math" w:cs="Times New Roman"/>
+                    <w:i/>
+                    <w:sz w:val="28"/>
+                    <w:szCs w:val="28"/>
+                  </w:rPr>
+                </m:ctrlPr>
+              </m:fPr>
+              <m:num>
+                <m:r>
+                  <w:rPr>
+                    <w:rFonts w:ascii="Cambria Math" w:hAnsi="Cambria Math" w:cs="Times New Roman"/>
+                    <w:sz w:val="28"/>
+                    <w:szCs w:val="28"/>
+                  </w:rPr>
+                  <m:t>2</m:t>
+                </m:r>
+              </m:num>
+              <m:den>
+                <m:r>
+                  <w:rPr>
+                    <w:rFonts w:ascii="Cambria Math" w:hAnsi="Cambria Math" w:cs="Times New Roman"/>
+                    <w:sz w:val="28"/>
+                    <w:szCs w:val="28"/>
+                  </w:rPr>
+                  <m:t>π</m:t>
+                </m:r>
+              </m:den>
+            </m:f>
+            <m:r>
+              <w:rPr>
+                <w:rFonts w:ascii="Cambria Math" w:hAnsi="Cambria Math" w:cs="Times New Roman"/>
+                <w:sz w:val="28"/>
+                <w:szCs w:val="28"/>
+                <w:lang w:val="en-US"/>
+              </w:rPr>
+              <m:t>U</m:t>
+            </m:r>
+          </m:e>
+          <m:sub>
+            <m:r>
+              <w:rPr>
+                <w:rFonts w:ascii="Cambria Math" w:hAnsi="Cambria Math" w:cs="Times New Roman"/>
+                <w:sz w:val="28"/>
+                <w:szCs w:val="28"/>
+              </w:rPr>
+              <m:t>2m</m:t>
+            </m:r>
+          </m:sub>
+        </m:sSub>
+      </m:oMath>
+    </w:p>
+    <w:p>
+      <w:pPr>
+        <w:pStyle w:val="a5"/>
+        <w:numPr>
+          <w:ilvl w:val="0"/>
+          <w:numId w:val="2"/>
+        </w:numPr>
+        <w:spacing w:line="256" w:lineRule="auto"/>
+        <w:rPr>
+          <w:rFonts w:ascii="Times New Roman" w:hAnsi="Times New Roman" w:cs="Times New Roman"/>
+          <w:sz w:val="28"/>
+          <w:szCs w:val="28"/>
+        </w:rPr>
+      </w:pPr>
+      <w:r>
+        <w:rPr>
+          <w:rFonts w:ascii="Times New Roman" w:hAnsi="Times New Roman" w:cs="Times New Roman"/>
+          <w:sz w:val="28"/>
+          <w:szCs w:val="28"/>
+        </w:rPr>
+        <w:t xml:space="preserve">Укажите состояние, посредством которого вычисляют коэффициент сглаживания </w:t>
+      </w:r>
+      <w:r>
+        <w:rPr>
+          <w:rFonts w:ascii="Times New Roman" w:hAnsi="Times New Roman" w:cs="Times New Roman"/>
+          <w:sz w:val="28"/>
+          <w:szCs w:val="28"/>
+          <w:lang w:val="en-US"/>
+        </w:rPr>
+        <w:t>k</w:t>
+      </w:r>
+      <w:r>
+        <w:rPr>
+          <w:rFonts w:ascii="Times New Roman" w:hAnsi="Times New Roman" w:cs="Times New Roman"/>
+          <w:sz w:val="28"/>
+          <w:szCs w:val="28"/>
+          <w:vertAlign w:val="subscript"/>
+          <w:lang w:val="en-US"/>
+        </w:rPr>
+        <w:t>c</w:t>
+      </w:r>
+      <w:r>
+        <w:rPr>
+          <w:rFonts w:ascii="Times New Roman" w:hAnsi="Times New Roman" w:cs="Times New Roman"/>
+          <w:sz w:val="28"/>
+          <w:szCs w:val="28"/>
+        </w:rPr>
+        <w:t xml:space="preserve"> </w:t>
+      </w:r>
+      <w:r>
+        <w:rPr>
+          <w:rFonts w:ascii="Times New Roman" w:hAnsi="Times New Roman" w:cs="Times New Roman"/>
+          <w:sz w:val="28"/>
+          <w:szCs w:val="28"/>
+        </w:rPr>
+        <w:t>фильтра:</w:t>
+      </w:r>
+    </w:p>
+    <w:p>
+      <w:pPr>
+        <w:pStyle w:val="a5"/>
+        <w:rPr>
+          <w:rFonts w:ascii="Times New Roman" w:hAnsi="Times New Roman" w:cs="Times New Roman"/>
+          <w:sz w:val="28"/>
+          <w:szCs w:val="28"/>
+        </w:rPr>
+      </w:pPr>
+      <w:r>
+        <w:rPr>
+          <w:rFonts w:ascii="Times New Roman" w:hAnsi="Times New Roman" w:cs="Times New Roman"/>
+          <w:sz w:val="28"/>
+          <w:szCs w:val="28"/>
+        </w:rPr>
+        <w:t xml:space="preserve">Ответ: </w:t>
+      </w:r>
+      <m:oMath>
+        <m:f>
+          <m:fPr>
+            <m:ctrlPr>
+              <w:rPr>
+                <w:rFonts w:ascii="Cambria Math" w:hAnsi="Cambria Math" w:cs="Times New Roman"/>
+                <w:i/>
+                <w:sz w:val="28"/>
+                <w:szCs w:val="28"/>
+              </w:rPr>
+            </m:ctrlPr>
+          </m:fPr>
+          <m:num>
+            <m:sSub>
+              <m:sSubPr>
+                <m:ctrlPr>
+                  <w:rPr>
+                    <w:rFonts w:ascii="Cambria Math" w:hAnsi="Cambria Math" w:cs="Times New Roman"/>
+                    <w:i/>
+                    <w:sz w:val="28"/>
+                    <w:szCs w:val="28"/>
+                  </w:rPr>
+                </m:ctrlPr>
+              </m:sSubPr>
+              <m:e>
+                <m:r>
+                  <w:rPr>
+                    <w:rFonts w:ascii="Cambria Math" w:hAnsi="Cambria Math" w:cs="Times New Roman"/>
+                    <w:sz w:val="28"/>
+                    <w:szCs w:val="28"/>
+                    <w:lang w:val="en-US"/>
+                  </w:rPr>
+                  <m:t>q</m:t>
+                </m:r>
+              </m:e>
+              <m:sub>
+                <m:r>
+                  <w:rPr>
+                    <w:rFonts w:ascii="Cambria Math" w:hAnsi="Cambria Math" w:cs="Times New Roman"/>
+                    <w:sz w:val="28"/>
+                    <w:szCs w:val="28"/>
+                  </w:rPr>
+                  <m:t>n</m:t>
+                </m:r>
+              </m:sub>
+            </m:sSub>
+          </m:num>
+          <m:den>
+            <m:sSub>
+              <m:sSubPr>
+                <m:ctrlPr>
+                  <w:rPr>
+                    <w:rFonts w:ascii="Cambria Math" w:hAnsi="Cambria Math" w:cs="Times New Roman"/>
+                    <w:i/>
+                    <w:sz w:val="28"/>
+                    <w:szCs w:val="28"/>
+                  </w:rPr>
+                </m:ctrlPr>
+              </m:sSubPr>
+              <m:e>
+                <m:r>
+                  <w:rPr>
+                    <w:rFonts w:ascii="Cambria Math" w:hAnsi="Cambria Math" w:cs="Times New Roman"/>
+                    <w:sz w:val="28"/>
+                    <w:szCs w:val="28"/>
+                  </w:rPr>
+                  <m:t>q</m:t>
+                </m:r>
+              </m:e>
+              <m:sub>
+                <m:r>
+                  <w:rPr>
+                    <w:rFonts w:ascii="Cambria Math" w:hAnsi="Cambria Math" w:cs="Times New Roman"/>
+                    <w:sz w:val="28"/>
+                    <w:szCs w:val="28"/>
+                  </w:rPr>
+                  <m:t>n1</m:t>
+                </m:r>
+              </m:sub>
+            </m:sSub>
+          </m:den>
+        </m:f>
+      </m:oMath>
+    </w:p>
+    <w:p/>
     <w:sectPr>
       <w:pgSz w:w="11906" w:h="16838"/>
       <w:pgMar w:top="510" w:right="510" w:bottom="510" w:left="510" w:header="708" w:footer="708" w:gutter="0"/>
@@ -7659,8 +8792,8 @@
 </file>
 
 <file path=word/numbering.xml><?xml version="1.0" encoding="utf-8"?>
-<w:numbering xmlns:wpc="http://schemas.microsoft.com/office/word/2010/wordprocessingCanvas" xmlns:cx="http://schemas.microsoft.com/office/drawing/2014/chartex" xmlns:cx1="http://schemas.microsoft.com/office/drawing/2015/9/8/chartex" xmlns:cx2="http://schemas.microsoft.com/office/drawing/2015/10/21/chartex" xmlns:cx3="http://schemas.microsoft.com/office/drawing/2016/5/9/chartex" xmlns:cx4="http://schemas.microsoft.com/office/drawing/2016/5/10/chartex" xmlns:cx5="http://schemas.microsoft.com/office/drawing/2016/5/11/chartex" xmlns:cx6="http://schemas.microsoft.com/office/drawing/2016/5/12/chartex" xmlns:cx7="http://schemas.microsoft.com/office/drawing/2016/5/13/chartex" xmlns:cx8="http://schemas.microsoft.com/office/drawing/2016/5/14/chartex" xmlns:mc="http://schemas.openxmlformats.org/markup-compatibility/2006" xmlns:aink="http://schemas.microsoft.com/office/drawing/2016/ink" xmlns:am3d="http://schemas.microsoft.com/office/drawing/2017/model3d" xmlns:o="urn:schemas-microsoft-com:office:office" xmlns:oel="http://schemas.microsoft.com/office/2019/extlst" xmlns:r="http://schemas.openxmlformats.org/officeDocument/2006/relationships" xmlns:m="http://schemas.openxmlformats.org/officeDocument/2006/math" xmlns:v="urn:schemas-microsoft-com:vml" xmlns:wp14="http://schemas.microsoft.com/office/word/2010/wordprocessingDrawing" xmlns:wp="http://schemas.openxmlformats.org/drawingml/2006/wordprocessingDrawing" xmlns:w10="urn:schemas-microsoft-com:office:word" xmlns:w="http://schemas.openxmlformats.org/wordprocessingml/2006/main" xmlns:w14="http://schemas.microsoft.com/office/word/2010/wordml" xmlns:w15="http://schemas.microsoft.com/office/word/2012/wordml" xmlns:w16cex="http://schemas.microsoft.com/office/word/2018/wordml/cex" xmlns:w16cid="http://schemas.microsoft.com/office/word/2016/wordml/cid" xmlns:w16="http://schemas.microsoft.com/office/word/2018/wordml" xmlns:w16du="http://schemas.microsoft.com/office/word/2023/wordml/word16du" xmlns:w16sdtdh="http://schemas.microsoft.com/office/word/2020/wordml/sdtdatahash" xmlns:w16sdtfl="http://schemas.microsoft.com/office/word/2024/wordml/sdtformatlock" xmlns:w16se="http://schemas.microsoft.com/office/word/2015/wordml/symex" xmlns:wpg="http://schemas.microsoft.com/office/word/2010/wordprocessingGroup" xmlns:wpi="http://schemas.microsoft.com/office/word/2010/wordprocessingInk" xmlns:wne="http://schemas.microsoft.com/office/word/2006/wordml" xmlns:wps="http://schemas.microsoft.com/office/word/2010/wordprocessingShape" mc:Ignorable="w14 w15 w16se w16cid w16 w16cex w16sdtdh w16sdtfl w16du wp14">
-  <w:abstractNum w:abstractNumId="0" w15:restartNumberingAfterBreak="0">
+<w:numbering xmlns:wpc="http://schemas.microsoft.com/office/word/2010/wordprocessingCanvas" xmlns:mc="http://schemas.openxmlformats.org/markup-compatibility/2006" xmlns:o="urn:schemas-microsoft-com:office:office" xmlns:r="http://schemas.openxmlformats.org/officeDocument/2006/relationships" xmlns:m="http://schemas.openxmlformats.org/officeDocument/2006/math" xmlns:v="urn:schemas-microsoft-com:vml" xmlns:wp14="http://schemas.microsoft.com/office/word/2010/wordprocessingDrawing" xmlns:wp="http://schemas.openxmlformats.org/drawingml/2006/wordprocessingDrawing" xmlns:w10="urn:schemas-microsoft-com:office:word" xmlns:w="http://schemas.openxmlformats.org/wordprocessingml/2006/main" xmlns:w14="http://schemas.microsoft.com/office/word/2010/wordml" xmlns:wpg="http://schemas.microsoft.com/office/word/2010/wordprocessingGroup" xmlns:wpi="http://schemas.microsoft.com/office/word/2010/wordprocessingInk" xmlns:wne="http://schemas.microsoft.com/office/word/2006/wordml" xmlns:wps="http://schemas.microsoft.com/office/word/2010/wordprocessingShape" mc:Ignorable="w14 wp14">
+  <w:abstractNum w:abstractNumId="0">
     <w:nsid w:val="083743BE"/>
     <w:multiLevelType w:val="hybridMultilevel"/>
     <w:tmpl w:val="0AACD18E"/>
@@ -7749,14 +8882,44 @@
       </w:pPr>
     </w:lvl>
   </w:abstractNum>
-  <w:num w:numId="1" w16cid:durableId="343749743">
+  <w:num w:numId="1">
     <w:abstractNumId w:val="0"/>
+  </w:num>
+  <w:num w:numId="2">
+    <w:abstractNumId w:val="0"/>
+    <w:lvlOverride w:ilvl="0">
+      <w:startOverride w:val="1"/>
+    </w:lvlOverride>
+    <w:lvlOverride w:ilvl="1">
+      <w:startOverride w:val="1"/>
+    </w:lvlOverride>
+    <w:lvlOverride w:ilvl="2">
+      <w:startOverride w:val="1"/>
+    </w:lvlOverride>
+    <w:lvlOverride w:ilvl="3">
+      <w:startOverride w:val="1"/>
+    </w:lvlOverride>
+    <w:lvlOverride w:ilvl="4">
+      <w:startOverride w:val="1"/>
+    </w:lvlOverride>
+    <w:lvlOverride w:ilvl="5">
+      <w:startOverride w:val="1"/>
+    </w:lvlOverride>
+    <w:lvlOverride w:ilvl="6">
+      <w:startOverride w:val="1"/>
+    </w:lvlOverride>
+    <w:lvlOverride w:ilvl="7">
+      <w:startOverride w:val="1"/>
+    </w:lvlOverride>
+    <w:lvlOverride w:ilvl="8">
+      <w:startOverride w:val="1"/>
+    </w:lvlOverride>
   </w:num>
 </w:numbering>
 </file>
 
 <file path=word/styles.xml><?xml version="1.0" encoding="utf-8"?>
-<w:styles xmlns:mc="http://schemas.openxmlformats.org/markup-compatibility/2006" xmlns:r="http://schemas.openxmlformats.org/officeDocument/2006/relationships" xmlns:w="http://schemas.openxmlformats.org/wordprocessingml/2006/main" xmlns:w14="http://schemas.microsoft.com/office/word/2010/wordml" xmlns:w15="http://schemas.microsoft.com/office/word/2012/wordml" xmlns:w16cex="http://schemas.microsoft.com/office/word/2018/wordml/cex" xmlns:w16cid="http://schemas.microsoft.com/office/word/2016/wordml/cid" xmlns:w16="http://schemas.microsoft.com/office/word/2018/wordml" xmlns:w16du="http://schemas.microsoft.com/office/word/2023/wordml/word16du" xmlns:w16sdtdh="http://schemas.microsoft.com/office/word/2020/wordml/sdtdatahash" xmlns:w16sdtfl="http://schemas.microsoft.com/office/word/2024/wordml/sdtformatlock" xmlns:w16se="http://schemas.microsoft.com/office/word/2015/wordml/symex" mc:Ignorable="w14 w15 w16se w16cid w16 w16cex w16sdtdh w16sdtfl w16du">
+<w:styles xmlns:mc="http://schemas.openxmlformats.org/markup-compatibility/2006" xmlns:r="http://schemas.openxmlformats.org/officeDocument/2006/relationships" xmlns:w="http://schemas.openxmlformats.org/wordprocessingml/2006/main" xmlns:w14="http://schemas.microsoft.com/office/word/2010/wordml" mc:Ignorable="w14">
   <w:docDefaults>
     <w:rPrDefault>
       <w:rPr>
@@ -7772,394 +8935,155 @@
       </w:pPr>
     </w:pPrDefault>
   </w:docDefaults>
-  <w:latentStyles w:defLockedState="0" w:defUIPriority="99" w:defSemiHidden="0" w:defUnhideWhenUsed="0" w:defQFormat="0" w:count="376">
-    <w:lsdException w:name="Normal" w:uiPriority="0" w:qFormat="1"/>
-    <w:lsdException w:name="heading 1" w:uiPriority="9" w:qFormat="1"/>
-    <w:lsdException w:name="heading 2" w:semiHidden="1" w:uiPriority="9" w:unhideWhenUsed="1" w:qFormat="1"/>
-    <w:lsdException w:name="heading 3" w:semiHidden="1" w:uiPriority="9" w:unhideWhenUsed="1" w:qFormat="1"/>
-    <w:lsdException w:name="heading 4" w:semiHidden="1" w:uiPriority="9" w:unhideWhenUsed="1" w:qFormat="1"/>
-    <w:lsdException w:name="heading 5" w:semiHidden="1" w:uiPriority="9" w:unhideWhenUsed="1" w:qFormat="1"/>
-    <w:lsdException w:name="heading 6" w:semiHidden="1" w:uiPriority="9" w:unhideWhenUsed="1" w:qFormat="1"/>
-    <w:lsdException w:name="heading 7" w:semiHidden="1" w:uiPriority="9" w:unhideWhenUsed="1" w:qFormat="1"/>
-    <w:lsdException w:name="heading 8" w:semiHidden="1" w:uiPriority="9" w:unhideWhenUsed="1" w:qFormat="1"/>
-    <w:lsdException w:name="heading 9" w:semiHidden="1" w:uiPriority="9" w:unhideWhenUsed="1" w:qFormat="1"/>
-    <w:lsdException w:name="index 1" w:semiHidden="1" w:unhideWhenUsed="1"/>
-    <w:lsdException w:name="index 2" w:semiHidden="1" w:unhideWhenUsed="1"/>
-    <w:lsdException w:name="index 3" w:semiHidden="1" w:unhideWhenUsed="1"/>
-    <w:lsdException w:name="index 4" w:semiHidden="1" w:unhideWhenUsed="1"/>
-    <w:lsdException w:name="index 5" w:semiHidden="1" w:unhideWhenUsed="1"/>
-    <w:lsdException w:name="index 6" w:semiHidden="1" w:unhideWhenUsed="1"/>
-    <w:lsdException w:name="index 7" w:semiHidden="1" w:unhideWhenUsed="1"/>
-    <w:lsdException w:name="index 8" w:semiHidden="1" w:unhideWhenUsed="1"/>
-    <w:lsdException w:name="index 9" w:semiHidden="1" w:unhideWhenUsed="1"/>
-    <w:lsdException w:name="toc 1" w:semiHidden="1" w:uiPriority="39" w:unhideWhenUsed="1"/>
-    <w:lsdException w:name="toc 2" w:semiHidden="1" w:uiPriority="39" w:unhideWhenUsed="1"/>
-    <w:lsdException w:name="toc 3" w:semiHidden="1" w:uiPriority="39" w:unhideWhenUsed="1"/>
-    <w:lsdException w:name="toc 4" w:semiHidden="1" w:uiPriority="39" w:unhideWhenUsed="1"/>
-    <w:lsdException w:name="toc 5" w:semiHidden="1" w:uiPriority="39" w:unhideWhenUsed="1"/>
-    <w:lsdException w:name="toc 6" w:semiHidden="1" w:uiPriority="39" w:unhideWhenUsed="1"/>
-    <w:lsdException w:name="toc 7" w:semiHidden="1" w:uiPriority="39" w:unhideWhenUsed="1"/>
-    <w:lsdException w:name="toc 8" w:semiHidden="1" w:uiPriority="39" w:unhideWhenUsed="1"/>
-    <w:lsdException w:name="toc 9" w:semiHidden="1" w:uiPriority="39" w:unhideWhenUsed="1"/>
-    <w:lsdException w:name="Normal Indent" w:semiHidden="1" w:unhideWhenUsed="1"/>
-    <w:lsdException w:name="footnote text" w:semiHidden="1" w:unhideWhenUsed="1"/>
-    <w:lsdException w:name="annotation text" w:semiHidden="1" w:unhideWhenUsed="1"/>
-    <w:lsdException w:name="header" w:semiHidden="1" w:unhideWhenUsed="1"/>
-    <w:lsdException w:name="footer" w:semiHidden="1" w:unhideWhenUsed="1"/>
-    <w:lsdException w:name="index heading" w:semiHidden="1" w:unhideWhenUsed="1"/>
-    <w:lsdException w:name="caption" w:semiHidden="1" w:uiPriority="35" w:unhideWhenUsed="1" w:qFormat="1"/>
-    <w:lsdException w:name="table of figures" w:semiHidden="1" w:unhideWhenUsed="1"/>
-    <w:lsdException w:name="envelope address" w:semiHidden="1" w:unhideWhenUsed="1"/>
-    <w:lsdException w:name="envelope return" w:semiHidden="1" w:unhideWhenUsed="1"/>
-    <w:lsdException w:name="footnote reference" w:semiHidden="1" w:unhideWhenUsed="1"/>
-    <w:lsdException w:name="annotation reference" w:semiHidden="1" w:unhideWhenUsed="1"/>
-    <w:lsdException w:name="line number" w:semiHidden="1" w:unhideWhenUsed="1"/>
-    <w:lsdException w:name="page number" w:semiHidden="1" w:unhideWhenUsed="1"/>
-    <w:lsdException w:name="endnote reference" w:semiHidden="1" w:unhideWhenUsed="1"/>
-    <w:lsdException w:name="endnote text" w:semiHidden="1" w:unhideWhenUsed="1"/>
-    <w:lsdException w:name="table of authorities" w:semiHidden="1" w:unhideWhenUsed="1"/>
-    <w:lsdException w:name="macro" w:semiHidden="1" w:unhideWhenUsed="1"/>
-    <w:lsdException w:name="toa heading" w:semiHidden="1" w:unhideWhenUsed="1"/>
-    <w:lsdException w:name="List" w:semiHidden="1" w:unhideWhenUsed="1"/>
-    <w:lsdException w:name="List Bullet" w:semiHidden="1" w:unhideWhenUsed="1"/>
-    <w:lsdException w:name="List Number" w:semiHidden="1" w:unhideWhenUsed="1"/>
-    <w:lsdException w:name="List 2" w:semiHidden="1" w:unhideWhenUsed="1"/>
-    <w:lsdException w:name="List 3" w:semiHidden="1" w:unhideWhenUsed="1"/>
-    <w:lsdException w:name="List 4" w:semiHidden="1" w:unhideWhenUsed="1"/>
-    <w:lsdException w:name="List 5" w:semiHidden="1" w:unhideWhenUsed="1"/>
-    <w:lsdException w:name="List Bullet 2" w:semiHidden="1" w:unhideWhenUsed="1"/>
-    <w:lsdException w:name="List Bullet 3" w:semiHidden="1" w:unhideWhenUsed="1"/>
-    <w:lsdException w:name="List Bullet 4" w:semiHidden="1" w:unhideWhenUsed="1"/>
-    <w:lsdException w:name="List Bullet 5" w:semiHidden="1" w:unhideWhenUsed="1"/>
-    <w:lsdException w:name="List Number 2" w:semiHidden="1" w:unhideWhenUsed="1"/>
-    <w:lsdException w:name="List Number 3" w:semiHidden="1" w:unhideWhenUsed="1"/>
-    <w:lsdException w:name="List Number 4" w:semiHidden="1" w:unhideWhenUsed="1"/>
-    <w:lsdException w:name="List Number 5" w:semiHidden="1" w:unhideWhenUsed="1"/>
-    <w:lsdException w:name="Title" w:uiPriority="10" w:qFormat="1"/>
-    <w:lsdException w:name="Closing" w:semiHidden="1" w:unhideWhenUsed="1"/>
-    <w:lsdException w:name="Signature" w:semiHidden="1" w:unhideWhenUsed="1"/>
-    <w:lsdException w:name="Default Paragraph Font" w:semiHidden="1" w:uiPriority="1" w:unhideWhenUsed="1"/>
-    <w:lsdException w:name="Body Text" w:semiHidden="1" w:unhideWhenUsed="1"/>
-    <w:lsdException w:name="Body Text Indent" w:semiHidden="1" w:unhideWhenUsed="1"/>
-    <w:lsdException w:name="List Continue" w:semiHidden="1" w:unhideWhenUsed="1"/>
-    <w:lsdException w:name="List Continue 2" w:semiHidden="1" w:unhideWhenUsed="1"/>
-    <w:lsdException w:name="List Continue 3" w:semiHidden="1" w:unhideWhenUsed="1"/>
-    <w:lsdException w:name="List Continue 4" w:semiHidden="1" w:unhideWhenUsed="1"/>
-    <w:lsdException w:name="List Continue 5" w:semiHidden="1" w:unhideWhenUsed="1"/>
-    <w:lsdException w:name="Message Header" w:semiHidden="1" w:unhideWhenUsed="1"/>
-    <w:lsdException w:name="Subtitle" w:uiPriority="11" w:qFormat="1"/>
-    <w:lsdException w:name="Salutation" w:semiHidden="1" w:unhideWhenUsed="1"/>
-    <w:lsdException w:name="Date" w:semiHidden="1" w:unhideWhenUsed="1"/>
-    <w:lsdException w:name="Body Text First Indent" w:semiHidden="1" w:unhideWhenUsed="1"/>
-    <w:lsdException w:name="Body Text First Indent 2" w:semiHidden="1" w:unhideWhenUsed="1"/>
-    <w:lsdException w:name="Note Heading" w:semiHidden="1" w:unhideWhenUsed="1"/>
-    <w:lsdException w:name="Body Text 2" w:semiHidden="1" w:unhideWhenUsed="1"/>
-    <w:lsdException w:name="Body Text 3" w:semiHidden="1" w:unhideWhenUsed="1"/>
-    <w:lsdException w:name="Body Text Indent 2" w:semiHidden="1" w:unhideWhenUsed="1"/>
-    <w:lsdException w:name="Body Text Indent 3" w:semiHidden="1" w:unhideWhenUsed="1"/>
-    <w:lsdException w:name="Block Text" w:semiHidden="1" w:unhideWhenUsed="1"/>
-    <w:lsdException w:name="Hyperlink" w:semiHidden="1" w:unhideWhenUsed="1"/>
-    <w:lsdException w:name="FollowedHyperlink" w:semiHidden="1" w:unhideWhenUsed="1"/>
-    <w:lsdException w:name="Strong" w:uiPriority="22" w:qFormat="1"/>
-    <w:lsdException w:name="Emphasis" w:uiPriority="20" w:qFormat="1"/>
-    <w:lsdException w:name="Document Map" w:semiHidden="1" w:unhideWhenUsed="1"/>
-    <w:lsdException w:name="Plain Text" w:semiHidden="1" w:unhideWhenUsed="1"/>
-    <w:lsdException w:name="E-mail Signature" w:semiHidden="1" w:unhideWhenUsed="1"/>
-    <w:lsdException w:name="HTML Top of Form" w:semiHidden="1" w:unhideWhenUsed="1"/>
-    <w:lsdException w:name="HTML Bottom of Form" w:semiHidden="1" w:unhideWhenUsed="1"/>
-    <w:lsdException w:name="Normal (Web)" w:semiHidden="1" w:unhideWhenUsed="1"/>
-    <w:lsdException w:name="HTML Acronym" w:semiHidden="1" w:unhideWhenUsed="1"/>
-    <w:lsdException w:name="HTML Address" w:semiHidden="1" w:unhideWhenUsed="1"/>
-    <w:lsdException w:name="HTML Cite" w:semiHidden="1" w:unhideWhenUsed="1"/>
-    <w:lsdException w:name="HTML Code" w:semiHidden="1" w:unhideWhenUsed="1"/>
-    <w:lsdException w:name="HTML Definition" w:semiHidden="1" w:unhideWhenUsed="1"/>
-    <w:lsdException w:name="HTML Keyboard" w:semiHidden="1" w:unhideWhenUsed="1"/>
-    <w:lsdException w:name="HTML Preformatted" w:semiHidden="1" w:unhideWhenUsed="1"/>
-    <w:lsdException w:name="HTML Sample" w:semiHidden="1" w:unhideWhenUsed="1"/>
-    <w:lsdException w:name="HTML Typewriter" w:semiHidden="1" w:unhideWhenUsed="1"/>
-    <w:lsdException w:name="HTML Variable" w:semiHidden="1" w:unhideWhenUsed="1"/>
-    <w:lsdException w:name="Normal Table" w:semiHidden="1" w:unhideWhenUsed="1"/>
-    <w:lsdException w:name="annotation subject" w:semiHidden="1" w:unhideWhenUsed="1"/>
-    <w:lsdException w:name="No List" w:semiHidden="1" w:unhideWhenUsed="1"/>
-    <w:lsdException w:name="Outline List 1" w:semiHidden="1" w:unhideWhenUsed="1"/>
-    <w:lsdException w:name="Outline List 2" w:semiHidden="1" w:unhideWhenUsed="1"/>
-    <w:lsdException w:name="Outline List 3" w:semiHidden="1" w:unhideWhenUsed="1"/>
-    <w:lsdException w:name="Table Simple 1" w:semiHidden="1" w:unhideWhenUsed="1"/>
-    <w:lsdException w:name="Table Simple 2" w:semiHidden="1" w:unhideWhenUsed="1"/>
-    <w:lsdException w:name="Table Simple 3" w:semiHidden="1" w:unhideWhenUsed="1"/>
-    <w:lsdException w:name="Table Classic 1" w:semiHidden="1" w:unhideWhenUsed="1"/>
-    <w:lsdException w:name="Table Classic 2" w:semiHidden="1" w:unhideWhenUsed="1"/>
-    <w:lsdException w:name="Table Classic 3" w:semiHidden="1" w:unhideWhenUsed="1"/>
-    <w:lsdException w:name="Table Classic 4" w:semiHidden="1" w:unhideWhenUsed="1"/>
-    <w:lsdException w:name="Table Colorful 1" w:semiHidden="1" w:unhideWhenUsed="1"/>
-    <w:lsdException w:name="Table Colorful 2" w:semiHidden="1" w:unhideWhenUsed="1"/>
-    <w:lsdException w:name="Table Colorful 3" w:semiHidden="1" w:unhideWhenUsed="1"/>
-    <w:lsdException w:name="Table Columns 1" w:semiHidden="1" w:unhideWhenUsed="1"/>
-    <w:lsdException w:name="Table Columns 2" w:semiHidden="1" w:unhideWhenUsed="1"/>
-    <w:lsdException w:name="Table Columns 3" w:semiHidden="1" w:unhideWhenUsed="1"/>
-    <w:lsdException w:name="Table Columns 4" w:semiHidden="1" w:unhideWhenUsed="1"/>
-    <w:lsdException w:name="Table Columns 5" w:semiHidden="1" w:unhideWhenUsed="1"/>
-    <w:lsdException w:name="Table Grid 1" w:semiHidden="1" w:unhideWhenUsed="1"/>
-    <w:lsdException w:name="Table Grid 2" w:semiHidden="1" w:unhideWhenUsed="1"/>
-    <w:lsdException w:name="Table Grid 3" w:semiHidden="1" w:unhideWhenUsed="1"/>
-    <w:lsdException w:name="Table Grid 4" w:semiHidden="1" w:unhideWhenUsed="1"/>
-    <w:lsdException w:name="Table Grid 5" w:semiHidden="1" w:unhideWhenUsed="1"/>
-    <w:lsdException w:name="Table Grid 6" w:semiHidden="1" w:unhideWhenUsed="1"/>
-    <w:lsdException w:name="Table Grid 7" w:semiHidden="1" w:unhideWhenUsed="1"/>
-    <w:lsdException w:name="Table Grid 8" w:semiHidden="1" w:unhideWhenUsed="1"/>
-    <w:lsdException w:name="Table List 1" w:semiHidden="1" w:unhideWhenUsed="1"/>
-    <w:lsdException w:name="Table List 2" w:semiHidden="1" w:unhideWhenUsed="1"/>
-    <w:lsdException w:name="Table List 3" w:semiHidden="1" w:unhideWhenUsed="1"/>
-    <w:lsdException w:name="Table List 4" w:semiHidden="1" w:unhideWhenUsed="1"/>
-    <w:lsdException w:name="Table List 5" w:semiHidden="1" w:unhideWhenUsed="1"/>
-    <w:lsdException w:name="Table List 6" w:semiHidden="1" w:unhideWhenUsed="1"/>
-    <w:lsdException w:name="Table List 7" w:semiHidden="1" w:unhideWhenUsed="1"/>
-    <w:lsdException w:name="Table List 8" w:semiHidden="1" w:unhideWhenUsed="1"/>
-    <w:lsdException w:name="Table 3D effects 1" w:semiHidden="1" w:unhideWhenUsed="1"/>
-    <w:lsdException w:name="Table 3D effects 2" w:semiHidden="1" w:unhideWhenUsed="1"/>
-    <w:lsdException w:name="Table 3D effects 3" w:semiHidden="1" w:unhideWhenUsed="1"/>
-    <w:lsdException w:name="Table Contemporary" w:semiHidden="1" w:unhideWhenUsed="1"/>
-    <w:lsdException w:name="Table Elegant" w:semiHidden="1" w:unhideWhenUsed="1"/>
-    <w:lsdException w:name="Table Professional" w:semiHidden="1" w:unhideWhenUsed="1"/>
-    <w:lsdException w:name="Table Subtle 1" w:semiHidden="1" w:unhideWhenUsed="1"/>
-    <w:lsdException w:name="Table Subtle 2" w:semiHidden="1" w:unhideWhenUsed="1"/>
-    <w:lsdException w:name="Table Web 1" w:semiHidden="1" w:unhideWhenUsed="1"/>
-    <w:lsdException w:name="Table Web 2" w:semiHidden="1" w:unhideWhenUsed="1"/>
-    <w:lsdException w:name="Table Web 3" w:semiHidden="1" w:unhideWhenUsed="1"/>
-    <w:lsdException w:name="Balloon Text" w:semiHidden="1" w:unhideWhenUsed="1"/>
-    <w:lsdException w:name="Table Grid" w:uiPriority="39"/>
-    <w:lsdException w:name="Table Theme" w:semiHidden="1" w:unhideWhenUsed="1"/>
-    <w:lsdException w:name="Placeholder Text" w:semiHidden="1"/>
-    <w:lsdException w:name="No Spacing" w:uiPriority="1" w:qFormat="1"/>
-    <w:lsdException w:name="Light Shading" w:uiPriority="60"/>
-    <w:lsdException w:name="Light List" w:uiPriority="61"/>
-    <w:lsdException w:name="Light Grid" w:uiPriority="62"/>
-    <w:lsdException w:name="Medium Shading 1" w:uiPriority="63"/>
-    <w:lsdException w:name="Medium Shading 2" w:uiPriority="64"/>
-    <w:lsdException w:name="Medium List 1" w:uiPriority="65"/>
-    <w:lsdException w:name="Medium List 2" w:uiPriority="66"/>
-    <w:lsdException w:name="Medium Grid 1" w:uiPriority="67"/>
-    <w:lsdException w:name="Medium Grid 2" w:uiPriority="68"/>
-    <w:lsdException w:name="Medium Grid 3" w:uiPriority="69"/>
-    <w:lsdException w:name="Dark List" w:uiPriority="70"/>
-    <w:lsdException w:name="Colorful Shading" w:uiPriority="71"/>
-    <w:lsdException w:name="Colorful List" w:uiPriority="72"/>
-    <w:lsdException w:name="Colorful Grid" w:uiPriority="73"/>
-    <w:lsdException w:name="Light Shading Accent 1" w:uiPriority="60"/>
-    <w:lsdException w:name="Light List Accent 1" w:uiPriority="61"/>
-    <w:lsdException w:name="Light Grid Accent 1" w:uiPriority="62"/>
-    <w:lsdException w:name="Medium Shading 1 Accent 1" w:uiPriority="63"/>
-    <w:lsdException w:name="Medium Shading 2 Accent 1" w:uiPriority="64"/>
-    <w:lsdException w:name="Medium List 1 Accent 1" w:uiPriority="65"/>
-    <w:lsdException w:name="Revision" w:semiHidden="1"/>
-    <w:lsdException w:name="List Paragraph" w:uiPriority="34" w:qFormat="1"/>
-    <w:lsdException w:name="Quote" w:uiPriority="29" w:qFormat="1"/>
-    <w:lsdException w:name="Intense Quote" w:uiPriority="30" w:qFormat="1"/>
-    <w:lsdException w:name="Medium List 2 Accent 1" w:uiPriority="66"/>
-    <w:lsdException w:name="Medium Grid 1 Accent 1" w:uiPriority="67"/>
-    <w:lsdException w:name="Medium Grid 2 Accent 1" w:uiPriority="68"/>
-    <w:lsdException w:name="Medium Grid 3 Accent 1" w:uiPriority="69"/>
-    <w:lsdException w:name="Dark List Accent 1" w:uiPriority="70"/>
-    <w:lsdException w:name="Colorful Shading Accent 1" w:uiPriority="71"/>
-    <w:lsdException w:name="Colorful List Accent 1" w:uiPriority="72"/>
-    <w:lsdException w:name="Colorful Grid Accent 1" w:uiPriority="73"/>
-    <w:lsdException w:name="Light Shading Accent 2" w:uiPriority="60"/>
-    <w:lsdException w:name="Light List Accent 2" w:uiPriority="61"/>
-    <w:lsdException w:name="Light Grid Accent 2" w:uiPriority="62"/>
-    <w:lsdException w:name="Medium Shading 1 Accent 2" w:uiPriority="63"/>
-    <w:lsdException w:name="Medium Shading 2 Accent 2" w:uiPriority="64"/>
-    <w:lsdException w:name="Medium List 1 Accent 2" w:uiPriority="65"/>
-    <w:lsdException w:name="Medium List 2 Accent 2" w:uiPriority="66"/>
-    <w:lsdException w:name="Medium Grid 1 Accent 2" w:uiPriority="67"/>
-    <w:lsdException w:name="Medium Grid 2 Accent 2" w:uiPriority="68"/>
-    <w:lsdException w:name="Medium Grid 3 Accent 2" w:uiPriority="69"/>
-    <w:lsdException w:name="Dark List Accent 2" w:uiPriority="70"/>
-    <w:lsdException w:name="Colorful Shading Accent 2" w:uiPriority="71"/>
-    <w:lsdException w:name="Colorful List Accent 2" w:uiPriority="72"/>
-    <w:lsdException w:name="Colorful Grid Accent 2" w:uiPriority="73"/>
-    <w:lsdException w:name="Light Shading Accent 3" w:uiPriority="60"/>
-    <w:lsdException w:name="Light List Accent 3" w:uiPriority="61"/>
-    <w:lsdException w:name="Light Grid Accent 3" w:uiPriority="62"/>
-    <w:lsdException w:name="Medium Shading 1 Accent 3" w:uiPriority="63"/>
-    <w:lsdException w:name="Medium Shading 2 Accent 3" w:uiPriority="64"/>
-    <w:lsdException w:name="Medium List 1 Accent 3" w:uiPriority="65"/>
-    <w:lsdException w:name="Medium List 2 Accent 3" w:uiPriority="66"/>
-    <w:lsdException w:name="Medium Grid 1 Accent 3" w:uiPriority="67"/>
-    <w:lsdException w:name="Medium Grid 2 Accent 3" w:uiPriority="68"/>
-    <w:lsdException w:name="Medium Grid 3 Accent 3" w:uiPriority="69"/>
-    <w:lsdException w:name="Dark List Accent 3" w:uiPriority="70"/>
-    <w:lsdException w:name="Colorful Shading Accent 3" w:uiPriority="71"/>
-    <w:lsdException w:name="Colorful List Accent 3" w:uiPriority="72"/>
-    <w:lsdException w:name="Colorful Grid Accent 3" w:uiPriority="73"/>
-    <w:lsdException w:name="Light Shading Accent 4" w:uiPriority="60"/>
-    <w:lsdException w:name="Light List Accent 4" w:uiPriority="61"/>
-    <w:lsdException w:name="Light Grid Accent 4" w:uiPriority="62"/>
-    <w:lsdException w:name="Medium Shading 1 Accent 4" w:uiPriority="63"/>
-    <w:lsdException w:name="Medium Shading 2 Accent 4" w:uiPriority="64"/>
-    <w:lsdException w:name="Medium List 1 Accent 4" w:uiPriority="65"/>
-    <w:lsdException w:name="Medium List 2 Accent 4" w:uiPriority="66"/>
-    <w:lsdException w:name="Medium Grid 1 Accent 4" w:uiPriority="67"/>
-    <w:lsdException w:name="Medium Grid 2 Accent 4" w:uiPriority="68"/>
-    <w:lsdException w:name="Medium Grid 3 Accent 4" w:uiPriority="69"/>
-    <w:lsdException w:name="Dark List Accent 4" w:uiPriority="70"/>
-    <w:lsdException w:name="Colorful Shading Accent 4" w:uiPriority="71"/>
-    <w:lsdException w:name="Colorful List Accent 4" w:uiPriority="72"/>
-    <w:lsdException w:name="Colorful Grid Accent 4" w:uiPriority="73"/>
-    <w:lsdException w:name="Light Shading Accent 5" w:uiPriority="60"/>
-    <w:lsdException w:name="Light List Accent 5" w:uiPriority="61"/>
-    <w:lsdException w:name="Light Grid Accent 5" w:uiPriority="62"/>
-    <w:lsdException w:name="Medium Shading 1 Accent 5" w:uiPriority="63"/>
-    <w:lsdException w:name="Medium Shading 2 Accent 5" w:uiPriority="64"/>
-    <w:lsdException w:name="Medium List 1 Accent 5" w:uiPriority="65"/>
-    <w:lsdException w:name="Medium List 2 Accent 5" w:uiPriority="66"/>
-    <w:lsdException w:name="Medium Grid 1 Accent 5" w:uiPriority="67"/>
-    <w:lsdException w:name="Medium Grid 2 Accent 5" w:uiPriority="68"/>
-    <w:lsdException w:name="Medium Grid 3 Accent 5" w:uiPriority="69"/>
-    <w:lsdException w:name="Dark List Accent 5" w:uiPriority="70"/>
-    <w:lsdException w:name="Colorful Shading Accent 5" w:uiPriority="71"/>
-    <w:lsdException w:name="Colorful List Accent 5" w:uiPriority="72"/>
-    <w:lsdException w:name="Colorful Grid Accent 5" w:uiPriority="73"/>
-    <w:lsdException w:name="Light Shading Accent 6" w:uiPriority="60"/>
-    <w:lsdException w:name="Light List Accent 6" w:uiPriority="61"/>
-    <w:lsdException w:name="Light Grid Accent 6" w:uiPriority="62"/>
-    <w:lsdException w:name="Medium Shading 1 Accent 6" w:uiPriority="63"/>
-    <w:lsdException w:name="Medium Shading 2 Accent 6" w:uiPriority="64"/>
-    <w:lsdException w:name="Medium List 1 Accent 6" w:uiPriority="65"/>
-    <w:lsdException w:name="Medium List 2 Accent 6" w:uiPriority="66"/>
-    <w:lsdException w:name="Medium Grid 1 Accent 6" w:uiPriority="67"/>
-    <w:lsdException w:name="Medium Grid 2 Accent 6" w:uiPriority="68"/>
-    <w:lsdException w:name="Medium Grid 3 Accent 6" w:uiPriority="69"/>
-    <w:lsdException w:name="Dark List Accent 6" w:uiPriority="70"/>
-    <w:lsdException w:name="Colorful Shading Accent 6" w:uiPriority="71"/>
-    <w:lsdException w:name="Colorful List Accent 6" w:uiPriority="72"/>
-    <w:lsdException w:name="Colorful Grid Accent 6" w:uiPriority="73"/>
-    <w:lsdException w:name="Subtle Emphasis" w:uiPriority="19" w:qFormat="1"/>
-    <w:lsdException w:name="Intense Emphasis" w:uiPriority="21" w:qFormat="1"/>
-    <w:lsdException w:name="Subtle Reference" w:uiPriority="31" w:qFormat="1"/>
-    <w:lsdException w:name="Intense Reference" w:uiPriority="32" w:qFormat="1"/>
-    <w:lsdException w:name="Book Title" w:uiPriority="33" w:qFormat="1"/>
-    <w:lsdException w:name="Bibliography" w:semiHidden="1" w:uiPriority="37" w:unhideWhenUsed="1"/>
-    <w:lsdException w:name="TOC Heading" w:semiHidden="1" w:uiPriority="39" w:unhideWhenUsed="1" w:qFormat="1"/>
-    <w:lsdException w:name="Plain Table 1" w:uiPriority="41"/>
-    <w:lsdException w:name="Plain Table 2" w:uiPriority="42"/>
-    <w:lsdException w:name="Plain Table 3" w:uiPriority="43"/>
-    <w:lsdException w:name="Plain Table 4" w:uiPriority="44"/>
-    <w:lsdException w:name="Plain Table 5" w:uiPriority="45"/>
-    <w:lsdException w:name="Grid Table Light" w:uiPriority="40"/>
-    <w:lsdException w:name="Grid Table 1 Light" w:uiPriority="46"/>
-    <w:lsdException w:name="Grid Table 2" w:uiPriority="47"/>
-    <w:lsdException w:name="Grid Table 3" w:uiPriority="48"/>
-    <w:lsdException w:name="Grid Table 4" w:uiPriority="49"/>
-    <w:lsdException w:name="Grid Table 5 Dark" w:uiPriority="50"/>
-    <w:lsdException w:name="Grid Table 6 Colorful" w:uiPriority="51"/>
-    <w:lsdException w:name="Grid Table 7 Colorful" w:uiPriority="52"/>
-    <w:lsdException w:name="Grid Table 1 Light Accent 1" w:uiPriority="46"/>
-    <w:lsdException w:name="Grid Table 2 Accent 1" w:uiPriority="47"/>
-    <w:lsdException w:name="Grid Table 3 Accent 1" w:uiPriority="48"/>
-    <w:lsdException w:name="Grid Table 4 Accent 1" w:uiPriority="49"/>
-    <w:lsdException w:name="Grid Table 5 Dark Accent 1" w:uiPriority="50"/>
-    <w:lsdException w:name="Grid Table 6 Colorful Accent 1" w:uiPriority="51"/>
-    <w:lsdException w:name="Grid Table 7 Colorful Accent 1" w:uiPriority="52"/>
-    <w:lsdException w:name="Grid Table 1 Light Accent 2" w:uiPriority="46"/>
-    <w:lsdException w:name="Grid Table 2 Accent 2" w:uiPriority="47"/>
-    <w:lsdException w:name="Grid Table 3 Accent 2" w:uiPriority="48"/>
-    <w:lsdException w:name="Grid Table 4 Accent 2" w:uiPriority="49"/>
-    <w:lsdException w:name="Grid Table 5 Dark Accent 2" w:uiPriority="50"/>
-    <w:lsdException w:name="Grid Table 6 Colorful Accent 2" w:uiPriority="51"/>
-    <w:lsdException w:name="Grid Table 7 Colorful Accent 2" w:uiPriority="52"/>
-    <w:lsdException w:name="Grid Table 1 Light Accent 3" w:uiPriority="46"/>
-    <w:lsdException w:name="Grid Table 2 Accent 3" w:uiPriority="47"/>
-    <w:lsdException w:name="Grid Table 3 Accent 3" w:uiPriority="48"/>
-    <w:lsdException w:name="Grid Table 4 Accent 3" w:uiPriority="49"/>
-    <w:lsdException w:name="Grid Table 5 Dark Accent 3" w:uiPriority="50"/>
-    <w:lsdException w:name="Grid Table 6 Colorful Accent 3" w:uiPriority="51"/>
-    <w:lsdException w:name="Grid Table 7 Colorful Accent 3" w:uiPriority="52"/>
-    <w:lsdException w:name="Grid Table 1 Light Accent 4" w:uiPriority="46"/>
-    <w:lsdException w:name="Grid Table 2 Accent 4" w:uiPriority="47"/>
-    <w:lsdException w:name="Grid Table 3 Accent 4" w:uiPriority="48"/>
-    <w:lsdException w:name="Grid Table 4 Accent 4" w:uiPriority="49"/>
-    <w:lsdException w:name="Grid Table 5 Dark Accent 4" w:uiPriority="50"/>
-    <w:lsdException w:name="Grid Table 6 Colorful Accent 4" w:uiPriority="51"/>
-    <w:lsdException w:name="Grid Table 7 Colorful Accent 4" w:uiPriority="52"/>
-    <w:lsdException w:name="Grid Table 1 Light Accent 5" w:uiPriority="46"/>
-    <w:lsdException w:name="Grid Table 2 Accent 5" w:uiPriority="47"/>
-    <w:lsdException w:name="Grid Table 3 Accent 5" w:uiPriority="48"/>
-    <w:lsdException w:name="Grid Table 4 Accent 5" w:uiPriority="49"/>
-    <w:lsdException w:name="Grid Table 5 Dark Accent 5" w:uiPriority="50"/>
-    <w:lsdException w:name="Grid Table 6 Colorful Accent 5" w:uiPriority="51"/>
-    <w:lsdException w:name="Grid Table 7 Colorful Accent 5" w:uiPriority="52"/>
-    <w:lsdException w:name="Grid Table 1 Light Accent 6" w:uiPriority="46"/>
-    <w:lsdException w:name="Grid Table 2 Accent 6" w:uiPriority="47"/>
-    <w:lsdException w:name="Grid Table 3 Accent 6" w:uiPriority="48"/>
-    <w:lsdException w:name="Grid Table 4 Accent 6" w:uiPriority="49"/>
-    <w:lsdException w:name="Grid Table 5 Dark Accent 6" w:uiPriority="50"/>
-    <w:lsdException w:name="Grid Table 6 Colorful Accent 6" w:uiPriority="51"/>
-    <w:lsdException w:name="Grid Table 7 Colorful Accent 6" w:uiPriority="52"/>
-    <w:lsdException w:name="List Table 1 Light" w:uiPriority="46"/>
-    <w:lsdException w:name="List Table 2" w:uiPriority="47"/>
-    <w:lsdException w:name="List Table 3" w:uiPriority="48"/>
-    <w:lsdException w:name="List Table 4" w:uiPriority="49"/>
-    <w:lsdException w:name="List Table 5 Dark" w:uiPriority="50"/>
-    <w:lsdException w:name="List Table 6 Colorful" w:uiPriority="51"/>
-    <w:lsdException w:name="List Table 7 Colorful" w:uiPriority="52"/>
-    <w:lsdException w:name="List Table 1 Light Accent 1" w:uiPriority="46"/>
-    <w:lsdException w:name="List Table 2 Accent 1" w:uiPriority="47"/>
-    <w:lsdException w:name="List Table 3 Accent 1" w:uiPriority="48"/>
-    <w:lsdException w:name="List Table 4 Accent 1" w:uiPriority="49"/>
-    <w:lsdException w:name="List Table 5 Dark Accent 1" w:uiPriority="50"/>
-    <w:lsdException w:name="List Table 6 Colorful Accent 1" w:uiPriority="51"/>
-    <w:lsdException w:name="List Table 7 Colorful Accent 1" w:uiPriority="52"/>
-    <w:lsdException w:name="List Table 1 Light Accent 2" w:uiPriority="46"/>
-    <w:lsdException w:name="List Table 2 Accent 2" w:uiPriority="47"/>
-    <w:lsdException w:name="List Table 3 Accent 2" w:uiPriority="48"/>
-    <w:lsdException w:name="List Table 4 Accent 2" w:uiPriority="49"/>
-    <w:lsdException w:name="List Table 5 Dark Accent 2" w:uiPriority="50"/>
-    <w:lsdException w:name="List Table 6 Colorful Accent 2" w:uiPriority="51"/>
-    <w:lsdException w:name="List Table 7 Colorful Accent 2" w:uiPriority="52"/>
-    <w:lsdException w:name="List Table 1 Light Accent 3" w:uiPriority="46"/>
-    <w:lsdException w:name="List Table 2 Accent 3" w:uiPriority="47"/>
-    <w:lsdException w:name="List Table 3 Accent 3" w:uiPriority="48"/>
-    <w:lsdException w:name="List Table 4 Accent 3" w:uiPriority="49"/>
-    <w:lsdException w:name="List Table 5 Dark Accent 3" w:uiPriority="50"/>
-    <w:lsdException w:name="List Table 6 Colorful Accent 3" w:uiPriority="51"/>
-    <w:lsdException w:name="List Table 7 Colorful Accent 3" w:uiPriority="52"/>
-    <w:lsdException w:name="List Table 1 Light Accent 4" w:uiPriority="46"/>
-    <w:lsdException w:name="List Table 2 Accent 4" w:uiPriority="47"/>
-    <w:lsdException w:name="List Table 3 Accent 4" w:uiPriority="48"/>
-    <w:lsdException w:name="List Table 4 Accent 4" w:uiPriority="49"/>
-    <w:lsdException w:name="List Table 5 Dark Accent 4" w:uiPriority="50"/>
-    <w:lsdException w:name="List Table 6 Colorful Accent 4" w:uiPriority="51"/>
-    <w:lsdException w:name="List Table 7 Colorful Accent 4" w:uiPriority="52"/>
-    <w:lsdException w:name="List Table 1 Light Accent 5" w:uiPriority="46"/>
-    <w:lsdException w:name="List Table 2 Accent 5" w:uiPriority="47"/>
-    <w:lsdException w:name="List Table 3 Accent 5" w:uiPriority="48"/>
-    <w:lsdException w:name="List Table 4 Accent 5" w:uiPriority="49"/>
-    <w:lsdException w:name="List Table 5 Dark Accent 5" w:uiPriority="50"/>
-    <w:lsdException w:name="List Table 6 Colorful Accent 5" w:uiPriority="51"/>
-    <w:lsdException w:name="List Table 7 Colorful Accent 5" w:uiPriority="52"/>
-    <w:lsdException w:name="List Table 1 Light Accent 6" w:uiPriority="46"/>
-    <w:lsdException w:name="List Table 2 Accent 6" w:uiPriority="47"/>
-    <w:lsdException w:name="List Table 3 Accent 6" w:uiPriority="48"/>
-    <w:lsdException w:name="List Table 4 Accent 6" w:uiPriority="49"/>
-    <w:lsdException w:name="List Table 5 Dark Accent 6" w:uiPriority="50"/>
-    <w:lsdException w:name="List Table 6 Colorful Accent 6" w:uiPriority="51"/>
-    <w:lsdException w:name="List Table 7 Colorful Accent 6" w:uiPriority="52"/>
-    <w:lsdException w:name="Mention" w:semiHidden="1" w:unhideWhenUsed="1"/>
-    <w:lsdException w:name="Smart Hyperlink" w:semiHidden="1" w:unhideWhenUsed="1"/>
-    <w:lsdException w:name="Hashtag" w:semiHidden="1" w:unhideWhenUsed="1"/>
-    <w:lsdException w:name="Unresolved Mention" w:semiHidden="1" w:unhideWhenUsed="1"/>
-    <w:lsdException w:name="Smart Link" w:semiHidden="1" w:unhideWhenUsed="1"/>
+  <w:latentStyles w:defLockedState="0" w:defUIPriority="99" w:defSemiHidden="1" w:defUnhideWhenUsed="1" w:defQFormat="0" w:count="267">
+    <w:lsdException w:name="Normal" w:semiHidden="0" w:uiPriority="0" w:unhideWhenUsed="0" w:qFormat="1"/>
+    <w:lsdException w:name="heading 1" w:semiHidden="0" w:uiPriority="9" w:unhideWhenUsed="0" w:qFormat="1"/>
+    <w:lsdException w:name="heading 2" w:uiPriority="9" w:qFormat="1"/>
+    <w:lsdException w:name="heading 3" w:uiPriority="9" w:qFormat="1"/>
+    <w:lsdException w:name="heading 4" w:uiPriority="9" w:qFormat="1"/>
+    <w:lsdException w:name="heading 5" w:uiPriority="9" w:qFormat="1"/>
+    <w:lsdException w:name="heading 6" w:uiPriority="9" w:qFormat="1"/>
+    <w:lsdException w:name="heading 7" w:uiPriority="9" w:qFormat="1"/>
+    <w:lsdException w:name="heading 8" w:uiPriority="9" w:qFormat="1"/>
+    <w:lsdException w:name="heading 9" w:uiPriority="9" w:qFormat="1"/>
+    <w:lsdException w:name="toc 1" w:uiPriority="39"/>
+    <w:lsdException w:name="toc 2" w:uiPriority="39"/>
+    <w:lsdException w:name="toc 3" w:uiPriority="39"/>
+    <w:lsdException w:name="toc 4" w:uiPriority="39"/>
+    <w:lsdException w:name="toc 5" w:uiPriority="39"/>
+    <w:lsdException w:name="toc 6" w:uiPriority="39"/>
+    <w:lsdException w:name="toc 7" w:uiPriority="39"/>
+    <w:lsdException w:name="toc 8" w:uiPriority="39"/>
+    <w:lsdException w:name="toc 9" w:uiPriority="39"/>
+    <w:lsdException w:name="caption" w:uiPriority="35" w:qFormat="1"/>
+    <w:lsdException w:name="Title" w:semiHidden="0" w:uiPriority="10" w:unhideWhenUsed="0" w:qFormat="1"/>
+    <w:lsdException w:name="Default Paragraph Font" w:uiPriority="1"/>
+    <w:lsdException w:name="Subtitle" w:semiHidden="0" w:uiPriority="11" w:unhideWhenUsed="0" w:qFormat="1"/>
+    <w:lsdException w:name="Strong" w:semiHidden="0" w:uiPriority="22" w:unhideWhenUsed="0" w:qFormat="1"/>
+    <w:lsdException w:name="Emphasis" w:semiHidden="0" w:uiPriority="20" w:unhideWhenUsed="0" w:qFormat="1"/>
+    <w:lsdException w:name="Table Grid" w:semiHidden="0" w:uiPriority="39" w:unhideWhenUsed="0"/>
+    <w:lsdException w:name="Placeholder Text" w:unhideWhenUsed="0"/>
+    <w:lsdException w:name="No Spacing" w:semiHidden="0" w:uiPriority="1" w:unhideWhenUsed="0" w:qFormat="1"/>
+    <w:lsdException w:name="Light Shading" w:semiHidden="0" w:uiPriority="60" w:unhideWhenUsed="0"/>
+    <w:lsdException w:name="Light List" w:semiHidden="0" w:uiPriority="61" w:unhideWhenUsed="0"/>
+    <w:lsdException w:name="Light Grid" w:semiHidden="0" w:uiPriority="62" w:unhideWhenUsed="0"/>
+    <w:lsdException w:name="Medium Shading 1" w:semiHidden="0" w:uiPriority="63" w:unhideWhenUsed="0"/>
+    <w:lsdException w:name="Medium Shading 2" w:semiHidden="0" w:uiPriority="64" w:unhideWhenUsed="0"/>
+    <w:lsdException w:name="Medium List 1" w:semiHidden="0" w:uiPriority="65" w:unhideWhenUsed="0"/>
+    <w:lsdException w:name="Medium List 2" w:semiHidden="0" w:uiPriority="66" w:unhideWhenUsed="0"/>
+    <w:lsdException w:name="Medium Grid 1" w:semiHidden="0" w:uiPriority="67" w:unhideWhenUsed="0"/>
+    <w:lsdException w:name="Medium Grid 2" w:semiHidden="0" w:uiPriority="68" w:unhideWhenUsed="0"/>
+    <w:lsdException w:name="Medium Grid 3" w:semiHidden="0" w:uiPriority="69" w:unhideWhenUsed="0"/>
+    <w:lsdException w:name="Dark List" w:semiHidden="0" w:uiPriority="70" w:unhideWhenUsed="0"/>
+    <w:lsdException w:name="Colorful Shading" w:semiHidden="0" w:uiPriority="71" w:unhideWhenUsed="0"/>
+    <w:lsdException w:name="Colorful List" w:semiHidden="0" w:uiPriority="72" w:unhideWhenUsed="0"/>
+    <w:lsdException w:name="Colorful Grid" w:semiHidden="0" w:uiPriority="73" w:unhideWhenUsed="0"/>
+    <w:lsdException w:name="Light Shading Accent 1" w:semiHidden="0" w:uiPriority="60" w:unhideWhenUsed="0"/>
+    <w:lsdException w:name="Light List Accent 1" w:semiHidden="0" w:uiPriority="61" w:unhideWhenUsed="0"/>
+    <w:lsdException w:name="Light Grid Accent 1" w:semiHidden="0" w:uiPriority="62" w:unhideWhenUsed="0"/>
+    <w:lsdException w:name="Medium Shading 1 Accent 1" w:semiHidden="0" w:uiPriority="63" w:unhideWhenUsed="0"/>
+    <w:lsdException w:name="Medium Shading 2 Accent 1" w:semiHidden="0" w:uiPriority="64" w:unhideWhenUsed="0"/>
+    <w:lsdException w:name="Medium List 1 Accent 1" w:semiHidden="0" w:uiPriority="65" w:unhideWhenUsed="0"/>
+    <w:lsdException w:name="Revision" w:unhideWhenUsed="0"/>
+    <w:lsdException w:name="List Paragraph" w:semiHidden="0" w:uiPriority="34" w:unhideWhenUsed="0" w:qFormat="1"/>
+    <w:lsdException w:name="Quote" w:semiHidden="0" w:uiPriority="29" w:unhideWhenUsed="0" w:qFormat="1"/>
+    <w:lsdException w:name="Intense Quote" w:semiHidden="0" w:uiPriority="30" w:unhideWhenUsed="0" w:qFormat="1"/>
+    <w:lsdException w:name="Medium List 2 Accent 1" w:semiHidden="0" w:uiPriority="66" w:unhideWhenUsed="0"/>
+    <w:lsdException w:name="Medium Grid 1 Accent 1" w:semiHidden="0" w:uiPriority="67" w:unhideWhenUsed="0"/>
+    <w:lsdException w:name="Medium Grid 2 Accent 1" w:semiHidden="0" w:uiPriority="68" w:unhideWhenUsed="0"/>
+    <w:lsdException w:name="Medium Grid 3 Accent 1" w:semiHidden="0" w:uiPriority="69" w:unhideWhenUsed="0"/>
+    <w:lsdException w:name="Dark List Accent 1" w:semiHidden="0" w:uiPriority="70" w:unhideWhenUsed="0"/>
+    <w:lsdException w:name="Colorful Shading Accent 1" w:semiHidden="0" w:uiPriority="71" w:unhideWhenUsed="0"/>
+    <w:lsdException w:name="Colorful List Accent 1" w:semiHidden="0" w:uiPriority="72" w:unhideWhenUsed="0"/>
+    <w:lsdException w:name="Colorful Grid Accent 1" w:semiHidden="0" w:uiPriority="73" w:unhideWhenUsed="0"/>
+    <w:lsdException w:name="Light Shading Accent 2" w:semiHidden="0" w:uiPriority="60" w:unhideWhenUsed="0"/>
+    <w:lsdException w:name="Light List Accent 2" w:semiHidden="0" w:uiPriority="61" w:unhideWhenUsed="0"/>
+    <w:lsdException w:name="Light Grid Accent 2" w:semiHidden="0" w:uiPriority="62" w:unhideWhenUsed="0"/>
+    <w:lsdException w:name="Medium Shading 1 Accent 2" w:semiHidden="0" w:uiPriority="63" w:unhideWhenUsed="0"/>
+    <w:lsdException w:name="Medium Shading 2 Accent 2" w:semiHidden="0" w:uiPriority="64" w:unhideWhenUsed="0"/>
+    <w:lsdException w:name="Medium List 1 Accent 2" w:semiHidden="0" w:uiPriority="65" w:unhideWhenUsed="0"/>
+    <w:lsdException w:name="Medium List 2 Accent 2" w:semiHidden="0" w:uiPriority="66" w:unhideWhenUsed="0"/>
+    <w:lsdException w:name="Medium Grid 1 Accent 2" w:semiHidden="0" w:uiPriority="67" w:unhideWhenUsed="0"/>
+    <w:lsdException w:name="Medium Grid 2 Accent 2" w:semiHidden="0" w:uiPriority="68" w:unhideWhenUsed="0"/>
+    <w:lsdException w:name="Medium Grid 3 Accent 2" w:semiHidden="0" w:uiPriority="69" w:unhideWhenUsed="0"/>
+    <w:lsdException w:name="Dark List Accent 2" w:semiHidden="0" w:uiPriority="70" w:unhideWhenUsed="0"/>
+    <w:lsdException w:name="Colorful Shading Accent 2" w:semiHidden="0" w:uiPriority="71" w:unhideWhenUsed="0"/>
+    <w:lsdException w:name="Colorful List Accent 2" w:semiHidden="0" w:uiPriority="72" w:unhideWhenUsed="0"/>
+    <w:lsdException w:name="Colorful Grid Accent 2" w:semiHidden="0" w:uiPriority="73" w:unhideWhenUsed="0"/>
+    <w:lsdException w:name="Light Shading Accent 3" w:semiHidden="0" w:uiPriority="60" w:unhideWhenUsed="0"/>
+    <w:lsdException w:name="Light List Accent 3" w:semiHidden="0" w:uiPriority="61" w:unhideWhenUsed="0"/>
+    <w:lsdException w:name="Light Grid Accent 3" w:semiHidden="0" w:uiPriority="62" w:unhideWhenUsed="0"/>
+    <w:lsdException w:name="Medium Shading 1 Accent 3" w:semiHidden="0" w:uiPriority="63" w:unhideWhenUsed="0"/>
+    <w:lsdException w:name="Medium Shading 2 Accent 3" w:semiHidden="0" w:uiPriority="64" w:unhideWhenUsed="0"/>
+    <w:lsdException w:name="Medium List 1 Accent 3" w:semiHidden="0" w:uiPriority="65" w:unhideWhenUsed="0"/>
+    <w:lsdException w:name="Medium List 2 Accent 3" w:semiHidden="0" w:uiPriority="66" w:unhideWhenUsed="0"/>
+    <w:lsdException w:name="Medium Grid 1 Accent 3" w:semiHidden="0" w:uiPriority="67" w:unhideWhenUsed="0"/>
+    <w:lsdException w:name="Medium Grid 2 Accent 3" w:semiHidden="0" w:uiPriority="68" w:unhideWhenUsed="0"/>
+    <w:lsdException w:name="Medium Grid 3 Accent 3" w:semiHidden="0" w:uiPriority="69" w:unhideWhenUsed="0"/>
+    <w:lsdException w:name="Dark List Accent 3" w:semiHidden="0" w:uiPriority="70" w:unhideWhenUsed="0"/>
+    <w:lsdException w:name="Colorful Shading Accent 3" w:semiHidden="0" w:uiPriority="71" w:unhideWhenUsed="0"/>
+    <w:lsdException w:name="Colorful List Accent 3" w:semiHidden="0" w:uiPriority="72" w:unhideWhenUsed="0"/>
+    <w:lsdException w:name="Colorful Grid Accent 3" w:semiHidden="0" w:uiPriority="73" w:unhideWhenUsed="0"/>
+    <w:lsdException w:name="Light Shading Accent 4" w:semiHidden="0" w:uiPriority="60" w:unhideWhenUsed="0"/>
+    <w:lsdException w:name="Light List Accent 4" w:semiHidden="0" w:uiPriority="61" w:unhideWhenUsed="0"/>
+    <w:lsdException w:name="Light Grid Accent 4" w:semiHidden="0" w:uiPriority="62" w:unhideWhenUsed="0"/>
+    <w:lsdException w:name="Medium Shading 1 Accent 4" w:semiHidden="0" w:uiPriority="63" w:unhideWhenUsed="0"/>
+    <w:lsdException w:name="Medium Shading 2 Accent 4" w:semiHidden="0" w:uiPriority="64" w:unhideWhenUsed="0"/>
+    <w:lsdException w:name="Medium List 1 Accent 4" w:semiHidden="0" w:uiPriority="65" w:unhideWhenUsed="0"/>
+    <w:lsdException w:name="Medium List 2 Accent 4" w:semiHidden="0" w:uiPriority="66" w:unhideWhenUsed="0"/>
+    <w:lsdException w:name="Medium Grid 1 Accent 4" w:semiHidden="0" w:uiPriority="67" w:unhideWhenUsed="0"/>
+    <w:lsdException w:name="Medium Grid 2 Accent 4" w:semiHidden="0" w:uiPriority="68" w:unhideWhenUsed="0"/>
+    <w:lsdException w:name="Medium Grid 3 Accent 4" w:semiHidden="0" w:uiPriority="69" w:unhideWhenUsed="0"/>
+    <w:lsdException w:name="Dark List Accent 4" w:semiHidden="0" w:uiPriority="70" w:unhideWhenUsed="0"/>
+    <w:lsdException w:name="Colorful Shading Accent 4" w:semiHidden="0" w:uiPriority="71" w:unhideWhenUsed="0"/>
+    <w:lsdException w:name="Colorful List Accent 4" w:semiHidden="0" w:uiPriority="72" w:unhideWhenUsed="0"/>
+    <w:lsdException w:name="Colorful Grid Accent 4" w:semiHidden="0" w:uiPriority="73" w:unhideWhenUsed="0"/>
+    <w:lsdException w:name="Light Shading Accent 5" w:semiHidden="0" w:uiPriority="60" w:unhideWhenUsed="0"/>
+    <w:lsdException w:name="Light List Accent 5" w:semiHidden="0" w:uiPriority="61" w:unhideWhenUsed="0"/>
+    <w:lsdException w:name="Light Grid Accent 5" w:semiHidden="0" w:uiPriority="62" w:unhideWhenUsed="0"/>
+    <w:lsdException w:name="Medium Shading 1 Accent 5" w:semiHidden="0" w:uiPriority="63" w:unhideWhenUsed="0"/>
+    <w:lsdException w:name="Medium Shading 2 Accent 5" w:semiHidden="0" w:uiPriority="64" w:unhideWhenUsed="0"/>
+    <w:lsdException w:name="Medium List 1 Accent 5" w:semiHidden="0" w:uiPriority="65" w:unhideWhenUsed="0"/>
+    <w:lsdException w:name="Medium List 2 Accent 5" w:semiHidden="0" w:uiPriority="66" w:unhideWhenUsed="0"/>
+    <w:lsdException w:name="Medium Grid 1 Accent 5" w:semiHidden="0" w:uiPriority="67" w:unhideWhenUsed="0"/>
+    <w:lsdException w:name="Medium Grid 2 Accent 5" w:semiHidden="0" w:uiPriority="68" w:unhideWhenUsed="0"/>
+    <w:lsdException w:name="Medium Grid 3 Accent 5" w:semiHidden="0" w:uiPriority="69" w:unhideWhenUsed="0"/>
+    <w:lsdException w:name="Dark List Accent 5" w:semiHidden="0" w:uiPriority="70" w:unhideWhenUsed="0"/>
+    <w:lsdException w:name="Colorful Shading Accent 5" w:semiHidden="0" w:uiPriority="71" w:unhideWhenUsed="0"/>
+    <w:lsdException w:name="Colorful List Accent 5" w:semiHidden="0" w:uiPriority="72" w:unhideWhenUsed="0"/>
+    <w:lsdException w:name="Colorful Grid Accent 5" w:semiHidden="0" w:uiPriority="73" w:unhideWhenUsed="0"/>
+    <w:lsdException w:name="Light Shading Accent 6" w:semiHidden="0" w:uiPriority="60" w:unhideWhenUsed="0"/>
+    <w:lsdException w:name="Light List Accent 6" w:semiHidden="0" w:uiPriority="61" w:unhideWhenUsed="0"/>
+    <w:lsdException w:name="Light Grid Accent 6" w:semiHidden="0" w:uiPriority="62" w:unhideWhenUsed="0"/>
+    <w:lsdException w:name="Medium Shading 1 Accent 6" w:semiHidden="0" w:uiPriority="63" w:unhideWhenUsed="0"/>
+    <w:lsdException w:name="Medium Shading 2 Accent 6" w:semiHidden="0" w:uiPriority="64" w:unhideWhenUsed="0"/>
+    <w:lsdException w:name="Medium List 1 Accent 6" w:semiHidden="0" w:uiPriority="65" w:unhideWhenUsed="0"/>
+    <w:lsdException w:name="Medium List 2 Accent 6" w:semiHidden="0" w:uiPriority="66" w:unhideWhenUsed="0"/>
+    <w:lsdException w:name="Medium Grid 1 Accent 6" w:semiHidden="0" w:uiPriority="67" w:unhideWhenUsed="0"/>
+    <w:lsdException w:name="Medium Grid 2 Accent 6" w:semiHidden="0" w:uiPriority="68" w:unhideWhenUsed="0"/>
+    <w:lsdException w:name="Medium Grid 3 Accent 6" w:semiHidden="0" w:uiPriority="69" w:unhideWhenUsed="0"/>
+    <w:lsdException w:name="Dark List Accent 6" w:semiHidden="0" w:uiPriority="70" w:unhideWhenUsed="0"/>
+    <w:lsdException w:name="Colorful Shading Accent 6" w:semiHidden="0" w:uiPriority="71" w:unhideWhenUsed="0"/>
+    <w:lsdException w:name="Colorful List Accent 6" w:semiHidden="0" w:uiPriority="72" w:unhideWhenUsed="0"/>
+    <w:lsdException w:name="Colorful Grid Accent 6" w:semiHidden="0" w:uiPriority="73" w:unhideWhenUsed="0"/>
+    <w:lsdException w:name="Subtle Emphasis" w:semiHidden="0" w:uiPriority="19" w:unhideWhenUsed="0" w:qFormat="1"/>
+    <w:lsdException w:name="Intense Emphasis" w:semiHidden="0" w:uiPriority="21" w:unhideWhenUsed="0" w:qFormat="1"/>
+    <w:lsdException w:name="Subtle Reference" w:semiHidden="0" w:uiPriority="31" w:unhideWhenUsed="0" w:qFormat="1"/>
+    <w:lsdException w:name="Intense Reference" w:semiHidden="0" w:uiPriority="32" w:unhideWhenUsed="0" w:qFormat="1"/>
+    <w:lsdException w:name="Book Title" w:semiHidden="0" w:uiPriority="33" w:unhideWhenUsed="0" w:qFormat="1"/>
+    <w:lsdException w:name="Bibliography" w:uiPriority="37"/>
+    <w:lsdException w:name="TOC Heading" w:uiPriority="39" w:qFormat="1"/>
   </w:latentStyles>
-  <w:style w:type="paragraph" w:default="1" w:styleId="Normal">
+  <w:style w:type="paragraph" w:default="1" w:styleId="a">
     <w:name w:val="Normal"/>
     <w:qFormat/>
     <w:rsid w:val="003A6CCB"/>
   </w:style>
-  <w:style w:type="paragraph" w:styleId="Heading1">
+  <w:style w:type="paragraph" w:styleId="1">
     <w:name w:val="heading 1"/>
-    <w:basedOn w:val="Normal"/>
-    <w:next w:val="Normal"/>
-    <w:link w:val="Heading1Char"/>
+    <w:basedOn w:val="a"/>
+    <w:next w:val="a"/>
+    <w:link w:val="10"/>
     <w:uiPriority w:val="9"/>
     <w:qFormat/>
     <w:rsid w:val="0054115F"/>
@@ -8177,12 +9101,13 @@
       <w:szCs w:val="32"/>
     </w:rPr>
   </w:style>
-  <w:style w:type="character" w:default="1" w:styleId="DefaultParagraphFont">
+  <w:style w:type="character" w:default="1" w:styleId="a0">
     <w:name w:val="Default Paragraph Font"/>
     <w:uiPriority w:val="1"/>
+    <w:semiHidden/>
     <w:unhideWhenUsed/>
   </w:style>
-  <w:style w:type="table" w:default="1" w:styleId="TableNormal">
+  <w:style w:type="table" w:default="1" w:styleId="a1">
     <w:name w:val="Normal Table"/>
     <w:uiPriority w:val="99"/>
     <w:semiHidden/>
@@ -8197,15 +9122,15 @@
       </w:tblCellMar>
     </w:tblPr>
   </w:style>
-  <w:style w:type="numbering" w:default="1" w:styleId="NoList">
+  <w:style w:type="numbering" w:default="1" w:styleId="a2">
     <w:name w:val="No List"/>
     <w:uiPriority w:val="99"/>
     <w:semiHidden/>
     <w:unhideWhenUsed/>
   </w:style>
-  <w:style w:type="paragraph" w:styleId="NormalWeb">
+  <w:style w:type="paragraph" w:styleId="a3">
     <w:name w:val="Normal (Web)"/>
-    <w:basedOn w:val="Normal"/>
+    <w:basedOn w:val="a"/>
     <w:uiPriority w:val="99"/>
     <w:semiHidden/>
     <w:unhideWhenUsed/>
@@ -8220,9 +9145,9 @@
       <w:lang w:eastAsia="ru-RU"/>
     </w:rPr>
   </w:style>
-  <w:style w:type="table" w:styleId="TableGrid">
+  <w:style w:type="table" w:styleId="a4">
     <w:name w:val="Table Grid"/>
-    <w:basedOn w:val="TableNormal"/>
+    <w:basedOn w:val="a1"/>
     <w:uiPriority w:val="39"/>
     <w:rsid w:val="00904AA6"/>
     <w:pPr>
@@ -8239,9 +9164,9 @@
       </w:tblBorders>
     </w:tblPr>
   </w:style>
-  <w:style w:type="paragraph" w:styleId="ListParagraph">
+  <w:style w:type="paragraph" w:styleId="a5">
     <w:name w:val="List Paragraph"/>
-    <w:basedOn w:val="Normal"/>
+    <w:basedOn w:val="a"/>
     <w:uiPriority w:val="34"/>
     <w:qFormat/>
     <w:rsid w:val="00870A73"/>
@@ -8250,9 +9175,9 @@
       <w:contextualSpacing/>
     </w:pPr>
   </w:style>
-  <w:style w:type="character" w:styleId="PlaceholderText">
+  <w:style w:type="character" w:styleId="a6">
     <w:name w:val="Placeholder Text"/>
-    <w:basedOn w:val="DefaultParagraphFont"/>
+    <w:basedOn w:val="a0"/>
     <w:uiPriority w:val="99"/>
     <w:semiHidden/>
     <w:rsid w:val="00DE60E0"/>
@@ -8260,10 +9185,10 @@
       <w:color w:val="808080"/>
     </w:rPr>
   </w:style>
-  <w:style w:type="character" w:customStyle="1" w:styleId="Heading1Char">
-    <w:name w:val="Heading 1 Char"/>
-    <w:basedOn w:val="DefaultParagraphFont"/>
-    <w:link w:val="Heading1"/>
+  <w:style w:type="character" w:customStyle="1" w:styleId="10">
+    <w:name w:val="Заголовок 1 Знак"/>
+    <w:basedOn w:val="a0"/>
+    <w:link w:val="1"/>
     <w:uiPriority w:val="9"/>
     <w:rsid w:val="0054115F"/>
     <w:rPr>
@@ -8276,8 +9201,8 @@
   </w:style>
   <w:style w:type="table" w:customStyle="1" w:styleId="TableGrid1">
     <w:name w:val="Table Grid1"/>
-    <w:basedOn w:val="TableNormal"/>
-    <w:next w:val="TableGrid"/>
+    <w:basedOn w:val="a1"/>
+    <w:next w:val="a4"/>
     <w:uiPriority w:val="39"/>
     <w:rsid w:val="001E1162"/>
     <w:pPr>
@@ -8297,6 +9222,424 @@
         <w:insideV w:val="single" w:sz="4" w:space="0" w:color="auto"/>
       </w:tblBorders>
     </w:tblPr>
+  </w:style>
+  <w:style w:type="paragraph" w:styleId="a7">
+    <w:name w:val="Balloon Text"/>
+    <w:basedOn w:val="a"/>
+    <w:link w:val="a8"/>
+    <w:uiPriority w:val="99"/>
+    <w:semiHidden/>
+    <w:unhideWhenUsed/>
+    <w:rsid w:val="00CE73AD"/>
+    <w:pPr>
+      <w:spacing w:after="0" w:line="240" w:lineRule="auto"/>
+    </w:pPr>
+    <w:rPr>
+      <w:rFonts w:ascii="Tahoma" w:hAnsi="Tahoma" w:cs="Tahoma"/>
+      <w:sz w:val="16"/>
+      <w:szCs w:val="16"/>
+    </w:rPr>
+  </w:style>
+  <w:style w:type="character" w:customStyle="1" w:styleId="a8">
+    <w:name w:val="Текст выноски Знак"/>
+    <w:basedOn w:val="a0"/>
+    <w:link w:val="a7"/>
+    <w:uiPriority w:val="99"/>
+    <w:semiHidden/>
+    <w:rsid w:val="00CE73AD"/>
+    <w:rPr>
+      <w:rFonts w:ascii="Tahoma" w:hAnsi="Tahoma" w:cs="Tahoma"/>
+      <w:sz w:val="16"/>
+      <w:szCs w:val="16"/>
+    </w:rPr>
+  </w:style>
+  <w:style w:type="paragraph" w:customStyle="1" w:styleId="font-claude-response-body">
+    <w:name w:val="font-claude-response-body"/>
+    <w:basedOn w:val="a"/>
+    <w:rsid w:val="00CE73AD"/>
+    <w:pPr>
+      <w:spacing w:before="100" w:beforeAutospacing="1" w:after="100" w:afterAutospacing="1" w:line="240" w:lineRule="auto"/>
+    </w:pPr>
+    <w:rPr>
+      <w:rFonts w:ascii="Times New Roman" w:eastAsia="Times New Roman" w:hAnsi="Times New Roman" w:cs="Times New Roman"/>
+      <w:sz w:val="24"/>
+      <w:szCs w:val="24"/>
+      <w:lang w:eastAsia="ru-RU"/>
+    </w:rPr>
+  </w:style>
+  <w:style w:type="character" w:styleId="a9">
+    <w:name w:val="Strong"/>
+    <w:basedOn w:val="a0"/>
+    <w:uiPriority w:val="22"/>
+    <w:qFormat/>
+    <w:rsid w:val="00CE73AD"/>
+    <w:rPr>
+      <w:b/>
+      <w:bCs/>
+    </w:rPr>
+  </w:style>
+</w:styles>
+</file>
+
+<file path=word/stylesWithEffects.xml><?xml version="1.0" encoding="utf-8"?>
+<w:styles xmlns:wpc="http://schemas.microsoft.com/office/word/2010/wordprocessingCanvas" xmlns:mc="http://schemas.openxmlformats.org/markup-compatibility/2006" xmlns:o="urn:schemas-microsoft-com:office:office" xmlns:r="http://schemas.openxmlformats.org/officeDocument/2006/relationships" xmlns:m="http://schemas.openxmlformats.org/officeDocument/2006/math" xmlns:v="urn:schemas-microsoft-com:vml" xmlns:wp14="http://schemas.microsoft.com/office/word/2010/wordprocessingDrawing" xmlns:wp="http://schemas.openxmlformats.org/drawingml/2006/wordprocessingDrawing" xmlns:w10="urn:schemas-microsoft-com:office:word" xmlns:w="http://schemas.openxmlformats.org/wordprocessingml/2006/main" xmlns:w14="http://schemas.microsoft.com/office/word/2010/wordml" xmlns:wpg="http://schemas.microsoft.com/office/word/2010/wordprocessingGroup" xmlns:wpi="http://schemas.microsoft.com/office/word/2010/wordprocessingInk" xmlns:wne="http://schemas.microsoft.com/office/word/2006/wordml" xmlns:wps="http://schemas.microsoft.com/office/word/2010/wordprocessingShape" mc:Ignorable="w14 wp14">
+  <w:docDefaults>
+    <w:rPrDefault>
+      <w:rPr>
+        <w:rFonts w:asciiTheme="minorHAnsi" w:eastAsiaTheme="minorHAnsi" w:hAnsiTheme="minorHAnsi" w:cstheme="minorBidi"/>
+        <w:sz w:val="22"/>
+        <w:szCs w:val="22"/>
+        <w:lang w:val="ru-RU" w:eastAsia="en-US" w:bidi="ar-SA"/>
+      </w:rPr>
+    </w:rPrDefault>
+    <w:pPrDefault>
+      <w:pPr>
+        <w:spacing w:after="160" w:line="259" w:lineRule="auto"/>
+      </w:pPr>
+    </w:pPrDefault>
+  </w:docDefaults>
+  <w:latentStyles w:defLockedState="0" w:defUIPriority="99" w:defSemiHidden="1" w:defUnhideWhenUsed="1" w:defQFormat="0" w:count="267">
+    <w:lsdException w:name="Normal" w:semiHidden="0" w:uiPriority="0" w:unhideWhenUsed="0" w:qFormat="1"/>
+    <w:lsdException w:name="heading 1" w:semiHidden="0" w:uiPriority="9" w:unhideWhenUsed="0" w:qFormat="1"/>
+    <w:lsdException w:name="heading 2" w:uiPriority="9" w:qFormat="1"/>
+    <w:lsdException w:name="heading 3" w:uiPriority="9" w:qFormat="1"/>
+    <w:lsdException w:name="heading 4" w:uiPriority="9" w:qFormat="1"/>
+    <w:lsdException w:name="heading 5" w:uiPriority="9" w:qFormat="1"/>
+    <w:lsdException w:name="heading 6" w:uiPriority="9" w:qFormat="1"/>
+    <w:lsdException w:name="heading 7" w:uiPriority="9" w:qFormat="1"/>
+    <w:lsdException w:name="heading 8" w:uiPriority="9" w:qFormat="1"/>
+    <w:lsdException w:name="heading 9" w:uiPriority="9" w:qFormat="1"/>
+    <w:lsdException w:name="toc 1" w:uiPriority="39"/>
+    <w:lsdException w:name="toc 2" w:uiPriority="39"/>
+    <w:lsdException w:name="toc 3" w:uiPriority="39"/>
+    <w:lsdException w:name="toc 4" w:uiPriority="39"/>
+    <w:lsdException w:name="toc 5" w:uiPriority="39"/>
+    <w:lsdException w:name="toc 6" w:uiPriority="39"/>
+    <w:lsdException w:name="toc 7" w:uiPriority="39"/>
+    <w:lsdException w:name="toc 8" w:uiPriority="39"/>
+    <w:lsdException w:name="toc 9" w:uiPriority="39"/>
+    <w:lsdException w:name="caption" w:uiPriority="35" w:qFormat="1"/>
+    <w:lsdException w:name="Title" w:semiHidden="0" w:uiPriority="10" w:unhideWhenUsed="0" w:qFormat="1"/>
+    <w:lsdException w:name="Default Paragraph Font" w:uiPriority="1"/>
+    <w:lsdException w:name="Subtitle" w:semiHidden="0" w:uiPriority="11" w:unhideWhenUsed="0" w:qFormat="1"/>
+    <w:lsdException w:name="Strong" w:semiHidden="0" w:uiPriority="22" w:unhideWhenUsed="0" w:qFormat="1"/>
+    <w:lsdException w:name="Emphasis" w:semiHidden="0" w:uiPriority="20" w:unhideWhenUsed="0" w:qFormat="1"/>
+    <w:lsdException w:name="Table Grid" w:semiHidden="0" w:uiPriority="39" w:unhideWhenUsed="0"/>
+    <w:lsdException w:name="Placeholder Text" w:unhideWhenUsed="0"/>
+    <w:lsdException w:name="No Spacing" w:semiHidden="0" w:uiPriority="1" w:unhideWhenUsed="0" w:qFormat="1"/>
+    <w:lsdException w:name="Light Shading" w:semiHidden="0" w:uiPriority="60" w:unhideWhenUsed="0"/>
+    <w:lsdException w:name="Light List" w:semiHidden="0" w:uiPriority="61" w:unhideWhenUsed="0"/>
+    <w:lsdException w:name="Light Grid" w:semiHidden="0" w:uiPriority="62" w:unhideWhenUsed="0"/>
+    <w:lsdException w:name="Medium Shading 1" w:semiHidden="0" w:uiPriority="63" w:unhideWhenUsed="0"/>
+    <w:lsdException w:name="Medium Shading 2" w:semiHidden="0" w:uiPriority="64" w:unhideWhenUsed="0"/>
+    <w:lsdException w:name="Medium List 1" w:semiHidden="0" w:uiPriority="65" w:unhideWhenUsed="0"/>
+    <w:lsdException w:name="Medium List 2" w:semiHidden="0" w:uiPriority="66" w:unhideWhenUsed="0"/>
+    <w:lsdException w:name="Medium Grid 1" w:semiHidden="0" w:uiPriority="67" w:unhideWhenUsed="0"/>
+    <w:lsdException w:name="Medium Grid 2" w:semiHidden="0" w:uiPriority="68" w:unhideWhenUsed="0"/>
+    <w:lsdException w:name="Medium Grid 3" w:semiHidden="0" w:uiPriority="69" w:unhideWhenUsed="0"/>
+    <w:lsdException w:name="Dark List" w:semiHidden="0" w:uiPriority="70" w:unhideWhenUsed="0"/>
+    <w:lsdException w:name="Colorful Shading" w:semiHidden="0" w:uiPriority="71" w:unhideWhenUsed="0"/>
+    <w:lsdException w:name="Colorful List" w:semiHidden="0" w:uiPriority="72" w:unhideWhenUsed="0"/>
+    <w:lsdException w:name="Colorful Grid" w:semiHidden="0" w:uiPriority="73" w:unhideWhenUsed="0"/>
+    <w:lsdException w:name="Light Shading Accent 1" w:semiHidden="0" w:uiPriority="60" w:unhideWhenUsed="0"/>
+    <w:lsdException w:name="Light List Accent 1" w:semiHidden="0" w:uiPriority="61" w:unhideWhenUsed="0"/>
+    <w:lsdException w:name="Light Grid Accent 1" w:semiHidden="0" w:uiPriority="62" w:unhideWhenUsed="0"/>
+    <w:lsdException w:name="Medium Shading 1 Accent 1" w:semiHidden="0" w:uiPriority="63" w:unhideWhenUsed="0"/>
+    <w:lsdException w:name="Medium Shading 2 Accent 1" w:semiHidden="0" w:uiPriority="64" w:unhideWhenUsed="0"/>
+    <w:lsdException w:name="Medium List 1 Accent 1" w:semiHidden="0" w:uiPriority="65" w:unhideWhenUsed="0"/>
+    <w:lsdException w:name="Revision" w:unhideWhenUsed="0"/>
+    <w:lsdException w:name="List Paragraph" w:semiHidden="0" w:uiPriority="34" w:unhideWhenUsed="0" w:qFormat="1"/>
+    <w:lsdException w:name="Quote" w:semiHidden="0" w:uiPriority="29" w:unhideWhenUsed="0" w:qFormat="1"/>
+    <w:lsdException w:name="Intense Quote" w:semiHidden="0" w:uiPriority="30" w:unhideWhenUsed="0" w:qFormat="1"/>
+    <w:lsdException w:name="Medium List 2 Accent 1" w:semiHidden="0" w:uiPriority="66" w:unhideWhenUsed="0"/>
+    <w:lsdException w:name="Medium Grid 1 Accent 1" w:semiHidden="0" w:uiPriority="67" w:unhideWhenUsed="0"/>
+    <w:lsdException w:name="Medium Grid 2 Accent 1" w:semiHidden="0" w:uiPriority="68" w:unhideWhenUsed="0"/>
+    <w:lsdException w:name="Medium Grid 3 Accent 1" w:semiHidden="0" w:uiPriority="69" w:unhideWhenUsed="0"/>
+    <w:lsdException w:name="Dark List Accent 1" w:semiHidden="0" w:uiPriority="70" w:unhideWhenUsed="0"/>
+    <w:lsdException w:name="Colorful Shading Accent 1" w:semiHidden="0" w:uiPriority="71" w:unhideWhenUsed="0"/>
+    <w:lsdException w:name="Colorful List Accent 1" w:semiHidden="0" w:uiPriority="72" w:unhideWhenUsed="0"/>
+    <w:lsdException w:name="Colorful Grid Accent 1" w:semiHidden="0" w:uiPriority="73" w:unhideWhenUsed="0"/>
+    <w:lsdException w:name="Light Shading Accent 2" w:semiHidden="0" w:uiPriority="60" w:unhideWhenUsed="0"/>
+    <w:lsdException w:name="Light List Accent 2" w:semiHidden="0" w:uiPriority="61" w:unhideWhenUsed="0"/>
+    <w:lsdException w:name="Light Grid Accent 2" w:semiHidden="0" w:uiPriority="62" w:unhideWhenUsed="0"/>
+    <w:lsdException w:name="Medium Shading 1 Accent 2" w:semiHidden="0" w:uiPriority="63" w:unhideWhenUsed="0"/>
+    <w:lsdException w:name="Medium Shading 2 Accent 2" w:semiHidden="0" w:uiPriority="64" w:unhideWhenUsed="0"/>
+    <w:lsdException w:name="Medium List 1 Accent 2" w:semiHidden="0" w:uiPriority="65" w:unhideWhenUsed="0"/>
+    <w:lsdException w:name="Medium List 2 Accent 2" w:semiHidden="0" w:uiPriority="66" w:unhideWhenUsed="0"/>
+    <w:lsdException w:name="Medium Grid 1 Accent 2" w:semiHidden="0" w:uiPriority="67" w:unhideWhenUsed="0"/>
+    <w:lsdException w:name="Medium Grid 2 Accent 2" w:semiHidden="0" w:uiPriority="68" w:unhideWhenUsed="0"/>
+    <w:lsdException w:name="Medium Grid 3 Accent 2" w:semiHidden="0" w:uiPriority="69" w:unhideWhenUsed="0"/>
+    <w:lsdException w:name="Dark List Accent 2" w:semiHidden="0" w:uiPriority="70" w:unhideWhenUsed="0"/>
+    <w:lsdException w:name="Colorful Shading Accent 2" w:semiHidden="0" w:uiPriority="71" w:unhideWhenUsed="0"/>
+    <w:lsdException w:name="Colorful List Accent 2" w:semiHidden="0" w:uiPriority="72" w:unhideWhenUsed="0"/>
+    <w:lsdException w:name="Colorful Grid Accent 2" w:semiHidden="0" w:uiPriority="73" w:unhideWhenUsed="0"/>
+    <w:lsdException w:name="Light Shading Accent 3" w:semiHidden="0" w:uiPriority="60" w:unhideWhenUsed="0"/>
+    <w:lsdException w:name="Light List Accent 3" w:semiHidden="0" w:uiPriority="61" w:unhideWhenUsed="0"/>
+    <w:lsdException w:name="Light Grid Accent 3" w:semiHidden="0" w:uiPriority="62" w:unhideWhenUsed="0"/>
+    <w:lsdException w:name="Medium Shading 1 Accent 3" w:semiHidden="0" w:uiPriority="63" w:unhideWhenUsed="0"/>
+    <w:lsdException w:name="Medium Shading 2 Accent 3" w:semiHidden="0" w:uiPriority="64" w:unhideWhenUsed="0"/>
+    <w:lsdException w:name="Medium List 1 Accent 3" w:semiHidden="0" w:uiPriority="65" w:unhideWhenUsed="0"/>
+    <w:lsdException w:name="Medium List 2 Accent 3" w:semiHidden="0" w:uiPriority="66" w:unhideWhenUsed="0"/>
+    <w:lsdException w:name="Medium Grid 1 Accent 3" w:semiHidden="0" w:uiPriority="67" w:unhideWhenUsed="0"/>
+    <w:lsdException w:name="Medium Grid 2 Accent 3" w:semiHidden="0" w:uiPriority="68" w:unhideWhenUsed="0"/>
+    <w:lsdException w:name="Medium Grid 3 Accent 3" w:semiHidden="0" w:uiPriority="69" w:unhideWhenUsed="0"/>
+    <w:lsdException w:name="Dark List Accent 3" w:semiHidden="0" w:uiPriority="70" w:unhideWhenUsed="0"/>
+    <w:lsdException w:name="Colorful Shading Accent 3" w:semiHidden="0" w:uiPriority="71" w:unhideWhenUsed="0"/>
+    <w:lsdException w:name="Colorful List Accent 3" w:semiHidden="0" w:uiPriority="72" w:unhideWhenUsed="0"/>
+    <w:lsdException w:name="Colorful Grid Accent 3" w:semiHidden="0" w:uiPriority="73" w:unhideWhenUsed="0"/>
+    <w:lsdException w:name="Light Shading Accent 4" w:semiHidden="0" w:uiPriority="60" w:unhideWhenUsed="0"/>
+    <w:lsdException w:name="Light List Accent 4" w:semiHidden="0" w:uiPriority="61" w:unhideWhenUsed="0"/>
+    <w:lsdException w:name="Light Grid Accent 4" w:semiHidden="0" w:uiPriority="62" w:unhideWhenUsed="0"/>
+    <w:lsdException w:name="Medium Shading 1 Accent 4" w:semiHidden="0" w:uiPriority="63" w:unhideWhenUsed="0"/>
+    <w:lsdException w:name="Medium Shading 2 Accent 4" w:semiHidden="0" w:uiPriority="64" w:unhideWhenUsed="0"/>
+    <w:lsdException w:name="Medium List 1 Accent 4" w:semiHidden="0" w:uiPriority="65" w:unhideWhenUsed="0"/>
+    <w:lsdException w:name="Medium List 2 Accent 4" w:semiHidden="0" w:uiPriority="66" w:unhideWhenUsed="0"/>
+    <w:lsdException w:name="Medium Grid 1 Accent 4" w:semiHidden="0" w:uiPriority="67" w:unhideWhenUsed="0"/>
+    <w:lsdException w:name="Medium Grid 2 Accent 4" w:semiHidden="0" w:uiPriority="68" w:unhideWhenUsed="0"/>
+    <w:lsdException w:name="Medium Grid 3 Accent 4" w:semiHidden="0" w:uiPriority="69" w:unhideWhenUsed="0"/>
+    <w:lsdException w:name="Dark List Accent 4" w:semiHidden="0" w:uiPriority="70" w:unhideWhenUsed="0"/>
+    <w:lsdException w:name="Colorful Shading Accent 4" w:semiHidden="0" w:uiPriority="71" w:unhideWhenUsed="0"/>
+    <w:lsdException w:name="Colorful List Accent 4" w:semiHidden="0" w:uiPriority="72" w:unhideWhenUsed="0"/>
+    <w:lsdException w:name="Colorful Grid Accent 4" w:semiHidden="0" w:uiPriority="73" w:unhideWhenUsed="0"/>
+    <w:lsdException w:name="Light Shading Accent 5" w:semiHidden="0" w:uiPriority="60" w:unhideWhenUsed="0"/>
+    <w:lsdException w:name="Light List Accent 5" w:semiHidden="0" w:uiPriority="61" w:unhideWhenUsed="0"/>
+    <w:lsdException w:name="Light Grid Accent 5" w:semiHidden="0" w:uiPriority="62" w:unhideWhenUsed="0"/>
+    <w:lsdException w:name="Medium Shading 1 Accent 5" w:semiHidden="0" w:uiPriority="63" w:unhideWhenUsed="0"/>
+    <w:lsdException w:name="Medium Shading 2 Accent 5" w:semiHidden="0" w:uiPriority="64" w:unhideWhenUsed="0"/>
+    <w:lsdException w:name="Medium List 1 Accent 5" w:semiHidden="0" w:uiPriority="65" w:unhideWhenUsed="0"/>
+    <w:lsdException w:name="Medium List 2 Accent 5" w:semiHidden="0" w:uiPriority="66" w:unhideWhenUsed="0"/>
+    <w:lsdException w:name="Medium Grid 1 Accent 5" w:semiHidden="0" w:uiPriority="67" w:unhideWhenUsed="0"/>
+    <w:lsdException w:name="Medium Grid 2 Accent 5" w:semiHidden="0" w:uiPriority="68" w:unhideWhenUsed="0"/>
+    <w:lsdException w:name="Medium Grid 3 Accent 5" w:semiHidden="0" w:uiPriority="69" w:unhideWhenUsed="0"/>
+    <w:lsdException w:name="Dark List Accent 5" w:semiHidden="0" w:uiPriority="70" w:unhideWhenUsed="0"/>
+    <w:lsdException w:name="Colorful Shading Accent 5" w:semiHidden="0" w:uiPriority="71" w:unhideWhenUsed="0"/>
+    <w:lsdException w:name="Colorful List Accent 5" w:semiHidden="0" w:uiPriority="72" w:unhideWhenUsed="0"/>
+    <w:lsdException w:name="Colorful Grid Accent 5" w:semiHidden="0" w:uiPriority="73" w:unhideWhenUsed="0"/>
+    <w:lsdException w:name="Light Shading Accent 6" w:semiHidden="0" w:uiPriority="60" w:unhideWhenUsed="0"/>
+    <w:lsdException w:name="Light List Accent 6" w:semiHidden="0" w:uiPriority="61" w:unhideWhenUsed="0"/>
+    <w:lsdException w:name="Light Grid Accent 6" w:semiHidden="0" w:uiPriority="62" w:unhideWhenUsed="0"/>
+    <w:lsdException w:name="Medium Shading 1 Accent 6" w:semiHidden="0" w:uiPriority="63" w:unhideWhenUsed="0"/>
+    <w:lsdException w:name="Medium Shading 2 Accent 6" w:semiHidden="0" w:uiPriority="64" w:unhideWhenUsed="0"/>
+    <w:lsdException w:name="Medium List 1 Accent 6" w:semiHidden="0" w:uiPriority="65" w:unhideWhenUsed="0"/>
+    <w:lsdException w:name="Medium List 2 Accent 6" w:semiHidden="0" w:uiPriority="66" w:unhideWhenUsed="0"/>
+    <w:lsdException w:name="Medium Grid 1 Accent 6" w:semiHidden="0" w:uiPriority="67" w:unhideWhenUsed="0"/>
+    <w:lsdException w:name="Medium Grid 2 Accent 6" w:semiHidden="0" w:uiPriority="68" w:unhideWhenUsed="0"/>
+    <w:lsdException w:name="Medium Grid 3 Accent 6" w:semiHidden="0" w:uiPriority="69" w:unhideWhenUsed="0"/>
+    <w:lsdException w:name="Dark List Accent 6" w:semiHidden="0" w:uiPriority="70" w:unhideWhenUsed="0"/>
+    <w:lsdException w:name="Colorful Shading Accent 6" w:semiHidden="0" w:uiPriority="71" w:unhideWhenUsed="0"/>
+    <w:lsdException w:name="Colorful List Accent 6" w:semiHidden="0" w:uiPriority="72" w:unhideWhenUsed="0"/>
+    <w:lsdException w:name="Colorful Grid Accent 6" w:semiHidden="0" w:uiPriority="73" w:unhideWhenUsed="0"/>
+    <w:lsdException w:name="Subtle Emphasis" w:semiHidden="0" w:uiPriority="19" w:unhideWhenUsed="0" w:qFormat="1"/>
+    <w:lsdException w:name="Intense Emphasis" w:semiHidden="0" w:uiPriority="21" w:unhideWhenUsed="0" w:qFormat="1"/>
+    <w:lsdException w:name="Subtle Reference" w:semiHidden="0" w:uiPriority="31" w:unhideWhenUsed="0" w:qFormat="1"/>
+    <w:lsdException w:name="Intense Reference" w:semiHidden="0" w:uiPriority="32" w:unhideWhenUsed="0" w:qFormat="1"/>
+    <w:lsdException w:name="Book Title" w:semiHidden="0" w:uiPriority="33" w:unhideWhenUsed="0" w:qFormat="1"/>
+    <w:lsdException w:name="Bibliography" w:uiPriority="37"/>
+    <w:lsdException w:name="TOC Heading" w:uiPriority="39" w:qFormat="1"/>
+  </w:latentStyles>
+  <w:style w:type="paragraph" w:default="1" w:styleId="a">
+    <w:name w:val="Normal"/>
+    <w:qFormat/>
+    <w:rsid w:val="003A6CCB"/>
+  </w:style>
+  <w:style w:type="paragraph" w:styleId="1">
+    <w:name w:val="heading 1"/>
+    <w:basedOn w:val="a"/>
+    <w:next w:val="a"/>
+    <w:link w:val="10"/>
+    <w:uiPriority w:val="9"/>
+    <w:qFormat/>
+    <w:rsid w:val="0054115F"/>
+    <w:pPr>
+      <w:keepNext/>
+      <w:keepLines/>
+      <w:spacing w:before="240" w:after="0"/>
+      <w:outlineLvl w:val="0"/>
+    </w:pPr>
+    <w:rPr>
+      <w:rFonts w:ascii="Times New Roman" w:eastAsiaTheme="majorEastAsia" w:hAnsi="Times New Roman" w:cstheme="majorBidi"/>
+      <w:b/>
+      <w:color w:val="2F5496" w:themeColor="accent1" w:themeShade="BF"/>
+      <w:sz w:val="32"/>
+      <w:szCs w:val="32"/>
+    </w:rPr>
+  </w:style>
+  <w:style w:type="character" w:default="1" w:styleId="a0">
+    <w:name w:val="Default Paragraph Font"/>
+    <w:uiPriority w:val="1"/>
+    <w:semiHidden/>
+    <w:unhideWhenUsed/>
+  </w:style>
+  <w:style w:type="table" w:default="1" w:styleId="a1">
+    <w:name w:val="Normal Table"/>
+    <w:uiPriority w:val="99"/>
+    <w:semiHidden/>
+    <w:unhideWhenUsed/>
+    <w:tblPr>
+      <w:tblInd w:w="0" w:type="dxa"/>
+      <w:tblCellMar>
+        <w:top w:w="0" w:type="dxa"/>
+        <w:left w:w="108" w:type="dxa"/>
+        <w:bottom w:w="0" w:type="dxa"/>
+        <w:right w:w="108" w:type="dxa"/>
+      </w:tblCellMar>
+    </w:tblPr>
+  </w:style>
+  <w:style w:type="numbering" w:default="1" w:styleId="a2">
+    <w:name w:val="No List"/>
+    <w:uiPriority w:val="99"/>
+    <w:semiHidden/>
+    <w:unhideWhenUsed/>
+  </w:style>
+  <w:style w:type="paragraph" w:styleId="a3">
+    <w:name w:val="Normal (Web)"/>
+    <w:basedOn w:val="a"/>
+    <w:uiPriority w:val="99"/>
+    <w:semiHidden/>
+    <w:unhideWhenUsed/>
+    <w:rsid w:val="00D37BB8"/>
+    <w:pPr>
+      <w:spacing w:before="100" w:beforeAutospacing="1" w:after="100" w:afterAutospacing="1" w:line="240" w:lineRule="auto"/>
+    </w:pPr>
+    <w:rPr>
+      <w:rFonts w:ascii="Times New Roman" w:eastAsia="Times New Roman" w:hAnsi="Times New Roman" w:cs="Times New Roman"/>
+      <w:sz w:val="24"/>
+      <w:szCs w:val="24"/>
+      <w:lang w:eastAsia="ru-RU"/>
+    </w:rPr>
+  </w:style>
+  <w:style w:type="table" w:styleId="a4">
+    <w:name w:val="Table Grid"/>
+    <w:basedOn w:val="a1"/>
+    <w:uiPriority w:val="39"/>
+    <w:rsid w:val="00904AA6"/>
+    <w:pPr>
+      <w:spacing w:after="0" w:line="240" w:lineRule="auto"/>
+    </w:pPr>
+    <w:tblPr>
+      <w:tblBorders>
+        <w:top w:val="single" w:sz="4" w:space="0" w:color="auto"/>
+        <w:left w:val="single" w:sz="4" w:space="0" w:color="auto"/>
+        <w:bottom w:val="single" w:sz="4" w:space="0" w:color="auto"/>
+        <w:right w:val="single" w:sz="4" w:space="0" w:color="auto"/>
+        <w:insideH w:val="single" w:sz="4" w:space="0" w:color="auto"/>
+        <w:insideV w:val="single" w:sz="4" w:space="0" w:color="auto"/>
+      </w:tblBorders>
+    </w:tblPr>
+  </w:style>
+  <w:style w:type="paragraph" w:styleId="a5">
+    <w:name w:val="List Paragraph"/>
+    <w:basedOn w:val="a"/>
+    <w:uiPriority w:val="34"/>
+    <w:qFormat/>
+    <w:rsid w:val="00870A73"/>
+    <w:pPr>
+      <w:ind w:left="720"/>
+      <w:contextualSpacing/>
+    </w:pPr>
+  </w:style>
+  <w:style w:type="character" w:styleId="a6">
+    <w:name w:val="Placeholder Text"/>
+    <w:basedOn w:val="a0"/>
+    <w:uiPriority w:val="99"/>
+    <w:semiHidden/>
+    <w:rsid w:val="00DE60E0"/>
+    <w:rPr>
+      <w:color w:val="808080"/>
+    </w:rPr>
+  </w:style>
+  <w:style w:type="character" w:customStyle="1" w:styleId="10">
+    <w:name w:val="Заголовок 1 Знак"/>
+    <w:basedOn w:val="a0"/>
+    <w:link w:val="1"/>
+    <w:uiPriority w:val="9"/>
+    <w:rsid w:val="0054115F"/>
+    <w:rPr>
+      <w:rFonts w:ascii="Times New Roman" w:eastAsiaTheme="majorEastAsia" w:hAnsi="Times New Roman" w:cstheme="majorBidi"/>
+      <w:b/>
+      <w:color w:val="2F5496" w:themeColor="accent1" w:themeShade="BF"/>
+      <w:sz w:val="32"/>
+      <w:szCs w:val="32"/>
+    </w:rPr>
+  </w:style>
+  <w:style w:type="table" w:customStyle="1" w:styleId="TableGrid1">
+    <w:name w:val="Table Grid1"/>
+    <w:basedOn w:val="a1"/>
+    <w:next w:val="a4"/>
+    <w:uiPriority w:val="39"/>
+    <w:rsid w:val="001E1162"/>
+    <w:pPr>
+      <w:spacing w:after="0" w:line="240" w:lineRule="auto"/>
+    </w:pPr>
+    <w:rPr>
+      <w:rFonts w:ascii="Calibri" w:eastAsia="Calibri" w:hAnsi="Calibri" w:cs="Times New Roman"/>
+    </w:rPr>
+    <w:tblPr>
+      <w:tblInd w:w="0" w:type="nil"/>
+      <w:tblBorders>
+        <w:top w:val="single" w:sz="4" w:space="0" w:color="auto"/>
+        <w:left w:val="single" w:sz="4" w:space="0" w:color="auto"/>
+        <w:bottom w:val="single" w:sz="4" w:space="0" w:color="auto"/>
+        <w:right w:val="single" w:sz="4" w:space="0" w:color="auto"/>
+        <w:insideH w:val="single" w:sz="4" w:space="0" w:color="auto"/>
+        <w:insideV w:val="single" w:sz="4" w:space="0" w:color="auto"/>
+      </w:tblBorders>
+    </w:tblPr>
+  </w:style>
+  <w:style w:type="paragraph" w:styleId="a7">
+    <w:name w:val="Balloon Text"/>
+    <w:basedOn w:val="a"/>
+    <w:link w:val="a8"/>
+    <w:uiPriority w:val="99"/>
+    <w:semiHidden/>
+    <w:unhideWhenUsed/>
+    <w:rsid w:val="00CE73AD"/>
+    <w:pPr>
+      <w:spacing w:after="0" w:line="240" w:lineRule="auto"/>
+    </w:pPr>
+    <w:rPr>
+      <w:rFonts w:ascii="Tahoma" w:hAnsi="Tahoma" w:cs="Tahoma"/>
+      <w:sz w:val="16"/>
+      <w:szCs w:val="16"/>
+    </w:rPr>
+  </w:style>
+  <w:style w:type="character" w:customStyle="1" w:styleId="a8">
+    <w:name w:val="Текст выноски Знак"/>
+    <w:basedOn w:val="a0"/>
+    <w:link w:val="a7"/>
+    <w:uiPriority w:val="99"/>
+    <w:semiHidden/>
+    <w:rsid w:val="00CE73AD"/>
+    <w:rPr>
+      <w:rFonts w:ascii="Tahoma" w:hAnsi="Tahoma" w:cs="Tahoma"/>
+      <w:sz w:val="16"/>
+      <w:szCs w:val="16"/>
+    </w:rPr>
+  </w:style>
+  <w:style w:type="paragraph" w:customStyle="1" w:styleId="font-claude-response-body">
+    <w:name w:val="font-claude-response-body"/>
+    <w:basedOn w:val="a"/>
+    <w:rsid w:val="00CE73AD"/>
+    <w:pPr>
+      <w:spacing w:before="100" w:beforeAutospacing="1" w:after="100" w:afterAutospacing="1" w:line="240" w:lineRule="auto"/>
+    </w:pPr>
+    <w:rPr>
+      <w:rFonts w:ascii="Times New Roman" w:eastAsia="Times New Roman" w:hAnsi="Times New Roman" w:cs="Times New Roman"/>
+      <w:sz w:val="24"/>
+      <w:szCs w:val="24"/>
+      <w:lang w:eastAsia="ru-RU"/>
+    </w:rPr>
+  </w:style>
+  <w:style w:type="character" w:styleId="a9">
+    <w:name w:val="Strong"/>
+    <w:basedOn w:val="a0"/>
+    <w:uiPriority w:val="22"/>
+    <w:qFormat/>
+    <w:rsid w:val="00CE73AD"/>
+    <w:rPr>
+      <w:b/>
+      <w:bCs/>
+    </w:rPr>
   </w:style>
 </w:styles>
 </file>
@@ -8590,7 +9933,7 @@
   <a:extraClrSchemeLst/>
   <a:extLst>
     <a:ext uri="{05A4C25C-085E-4340-85A3-A5531E510DB2}">
-      <thm15:themeFamily xmlns:thm15="http://schemas.microsoft.com/office/thememl/2012/main" name="Office Theme" id="{62F939B6-93AF-4DB8-9C6B-D6C7DFDC589F}" vid="{4A3C46E8-61CC-4603-A589-7422A47A8E4A}"/>
+      <thm15:themeFamily xmlns:thm15="http://schemas.microsoft.com/office/thememl/2012/main" xmlns="" name="Office Theme" id="{62F939B6-93AF-4DB8-9C6B-D6C7DFDC589F}" vid="{4A3C46E8-61CC-4603-A589-7422A47A8E4A}"/>
     </a:ext>
   </a:extLst>
 </a:theme>
@@ -8601,7 +9944,7 @@
 </file>
 
 <file path=customXml/itemProps1.xml><?xml version="1.0" encoding="utf-8"?>
-<ds:datastoreItem xmlns:ds="http://schemas.openxmlformats.org/officeDocument/2006/customXml" ds:itemID="{72035CB7-4BC3-4619-AF14-D2BA0F8C5D2C}">
+<ds:datastoreItem xmlns:ds="http://schemas.openxmlformats.org/officeDocument/2006/customXml" ds:itemID="{403E5994-D14A-4D86-9AC3-C45F76BD934B}">
   <ds:schemaRefs>
     <ds:schemaRef ds:uri="http://schemas.openxmlformats.org/officeDocument/2006/bibliography"/>
   </ds:schemaRefs>
